--- a/Документация/Руководство согласующего/Руководство согласующего.docx
+++ b/Документация/Руководство согласующего/Руководство согласующего.docx
@@ -692,6 +692,564 @@
         </w:rPr>
         <w:tab/>
         <w:t>5</w:t>
+      </w:r>
+    </w:p>
+    <w:p>
+      <w:pPr>
+        <w:tabs>
+          <w:tab w:pos="9354" w:val="right" w:leader="dot"/>
+        </w:tabs>
+        <w:spacing w:after="0" w:line="360" w:lineRule="auto"/>
+        <w:ind w:firstLine="0"/>
+        <w:jc w:val="left"/>
+      </w:pPr>
+      <w:r>
+        <w:rPr>
+          <w:rFonts w:ascii="Times New Roman" w:hAnsi="Times New Roman" w:cs="Times New Roman" w:eastAsia="Times New Roman"/>
+          <w:b/>
+          <w:i w:val="0"/>
+          <w:color w:val="000000"/>
+          <w:sz w:val="26"/>
+        </w:rPr>
+        <w:t>3. Вход в систему</w:t>
+      </w:r>
+      <w:r>
+        <w:rPr>
+          <w:rFonts w:ascii="Times New Roman" w:hAnsi="Times New Roman" w:cs="Times New Roman" w:eastAsia="Times New Roman"/>
+          <w:b w:val="0"/>
+          <w:i w:val="0"/>
+          <w:color w:val="000000"/>
+          <w:sz w:val="26"/>
+        </w:rPr>
+        <w:tab/>
+        <w:t>5</w:t>
+      </w:r>
+    </w:p>
+    <w:p>
+      <w:pPr>
+        <w:tabs>
+          <w:tab w:pos="9354" w:val="right" w:leader="dot"/>
+        </w:tabs>
+        <w:spacing w:after="0" w:line="360" w:lineRule="auto"/>
+        <w:ind w:firstLine="0"/>
+        <w:jc w:val="left"/>
+      </w:pPr>
+      <w:r>
+        <w:rPr>
+          <w:rFonts w:ascii="Times New Roman" w:hAnsi="Times New Roman" w:cs="Times New Roman" w:eastAsia="Times New Roman"/>
+          <w:b/>
+          <w:i w:val="0"/>
+          <w:color w:val="000000"/>
+          <w:sz w:val="26"/>
+        </w:rPr>
+        <w:t>4. Что делает согласующий</w:t>
+      </w:r>
+      <w:r>
+        <w:rPr>
+          <w:rFonts w:ascii="Times New Roman" w:hAnsi="Times New Roman" w:cs="Times New Roman" w:eastAsia="Times New Roman"/>
+          <w:b w:val="0"/>
+          <w:i w:val="0"/>
+          <w:color w:val="000000"/>
+          <w:sz w:val="26"/>
+        </w:rPr>
+        <w:tab/>
+        <w:t>6</w:t>
+      </w:r>
+    </w:p>
+    <w:p>
+      <w:pPr>
+        <w:tabs>
+          <w:tab w:pos="9354" w:val="right" w:leader="dot"/>
+        </w:tabs>
+        <w:spacing w:after="0" w:line="360" w:lineRule="auto"/>
+        <w:ind w:firstLine="0"/>
+        <w:jc w:val="left"/>
+      </w:pPr>
+      <w:r>
+        <w:rPr>
+          <w:rFonts w:ascii="Times New Roman" w:hAnsi="Times New Roman" w:cs="Times New Roman" w:eastAsia="Times New Roman"/>
+          <w:b/>
+          <w:i w:val="0"/>
+          <w:color w:val="000000"/>
+          <w:sz w:val="26"/>
+        </w:rPr>
+        <w:t>5. Центр заявок</w:t>
+      </w:r>
+      <w:r>
+        <w:rPr>
+          <w:rFonts w:ascii="Times New Roman" w:hAnsi="Times New Roman" w:cs="Times New Roman" w:eastAsia="Times New Roman"/>
+          <w:b w:val="0"/>
+          <w:i w:val="0"/>
+          <w:color w:val="000000"/>
+          <w:sz w:val="26"/>
+        </w:rPr>
+        <w:tab/>
+        <w:t>6</w:t>
+      </w:r>
+    </w:p>
+    <w:p>
+      <w:pPr>
+        <w:tabs>
+          <w:tab w:pos="9354" w:val="right" w:leader="dot"/>
+        </w:tabs>
+        <w:spacing w:after="0" w:line="360" w:lineRule="auto"/>
+        <w:ind w:firstLine="0" w:left="454"/>
+        <w:jc w:val="left"/>
+      </w:pPr>
+      <w:r>
+        <w:rPr>
+          <w:rFonts w:ascii="Times New Roman" w:hAnsi="Times New Roman" w:cs="Times New Roman" w:eastAsia="Times New Roman"/>
+          <w:b w:val="0"/>
+          <w:i w:val="0"/>
+          <w:color w:val="000000"/>
+          <w:sz w:val="26"/>
+        </w:rPr>
+        <w:t>5.1. Устройство раздела</w:t>
+      </w:r>
+      <w:r>
+        <w:rPr>
+          <w:rFonts w:ascii="Times New Roman" w:hAnsi="Times New Roman" w:cs="Times New Roman" w:eastAsia="Times New Roman"/>
+          <w:b w:val="0"/>
+          <w:i w:val="0"/>
+          <w:color w:val="000000"/>
+          <w:sz w:val="26"/>
+        </w:rPr>
+        <w:tab/>
+        <w:t>6</w:t>
+      </w:r>
+    </w:p>
+    <w:p>
+      <w:pPr>
+        <w:tabs>
+          <w:tab w:pos="9354" w:val="right" w:leader="dot"/>
+        </w:tabs>
+        <w:spacing w:after="0" w:line="360" w:lineRule="auto"/>
+        <w:ind w:firstLine="0" w:left="454"/>
+        <w:jc w:val="left"/>
+      </w:pPr>
+      <w:r>
+        <w:rPr>
+          <w:rFonts w:ascii="Times New Roman" w:hAnsi="Times New Roman" w:cs="Times New Roman" w:eastAsia="Times New Roman"/>
+          <w:b w:val="0"/>
+          <w:i w:val="0"/>
+          <w:color w:val="000000"/>
+          <w:sz w:val="26"/>
+        </w:rPr>
+        <w:t>5.2. Столбцы</w:t>
+      </w:r>
+      <w:r>
+        <w:rPr>
+          <w:rFonts w:ascii="Times New Roman" w:hAnsi="Times New Roman" w:cs="Times New Roman" w:eastAsia="Times New Roman"/>
+          <w:b w:val="0"/>
+          <w:i w:val="0"/>
+          <w:color w:val="000000"/>
+          <w:sz w:val="26"/>
+        </w:rPr>
+        <w:tab/>
+        <w:t>7</w:t>
+      </w:r>
+    </w:p>
+    <w:p>
+      <w:pPr>
+        <w:tabs>
+          <w:tab w:pos="9354" w:val="right" w:leader="dot"/>
+        </w:tabs>
+        <w:spacing w:after="0" w:line="360" w:lineRule="auto"/>
+        <w:ind w:firstLine="0" w:left="454"/>
+        <w:jc w:val="left"/>
+      </w:pPr>
+      <w:r>
+        <w:rPr>
+          <w:rFonts w:ascii="Times New Roman" w:hAnsi="Times New Roman" w:cs="Times New Roman" w:eastAsia="Times New Roman"/>
+          <w:b w:val="0"/>
+          <w:i w:val="0"/>
+          <w:color w:val="000000"/>
+          <w:sz w:val="26"/>
+        </w:rPr>
+        <w:t>5.3. Состояние согласования и статус заявки</w:t>
+      </w:r>
+      <w:r>
+        <w:rPr>
+          <w:rFonts w:ascii="Times New Roman" w:hAnsi="Times New Roman" w:cs="Times New Roman" w:eastAsia="Times New Roman"/>
+          <w:b w:val="0"/>
+          <w:i w:val="0"/>
+          <w:color w:val="000000"/>
+          <w:sz w:val="26"/>
+        </w:rPr>
+        <w:tab/>
+        <w:t>7</w:t>
+      </w:r>
+    </w:p>
+    <w:p>
+      <w:pPr>
+        <w:tabs>
+          <w:tab w:pos="9354" w:val="right" w:leader="dot"/>
+        </w:tabs>
+        <w:spacing w:after="0" w:line="360" w:lineRule="auto"/>
+        <w:ind w:firstLine="0" w:left="454"/>
+        <w:jc w:val="left"/>
+      </w:pPr>
+      <w:r>
+        <w:rPr>
+          <w:rFonts w:ascii="Times New Roman" w:hAnsi="Times New Roman" w:cs="Times New Roman" w:eastAsia="Times New Roman"/>
+          <w:b w:val="0"/>
+          <w:i w:val="0"/>
+          <w:color w:val="000000"/>
+          <w:sz w:val="26"/>
+        </w:rPr>
+        <w:t>5.4. Метки в строке</w:t>
+      </w:r>
+      <w:r>
+        <w:rPr>
+          <w:rFonts w:ascii="Times New Roman" w:hAnsi="Times New Roman" w:cs="Times New Roman" w:eastAsia="Times New Roman"/>
+          <w:b w:val="0"/>
+          <w:i w:val="0"/>
+          <w:color w:val="000000"/>
+          <w:sz w:val="26"/>
+        </w:rPr>
+        <w:tab/>
+        <w:t>8</w:t>
+      </w:r>
+    </w:p>
+    <w:p>
+      <w:pPr>
+        <w:tabs>
+          <w:tab w:pos="9354" w:val="right" w:leader="dot"/>
+        </w:tabs>
+        <w:spacing w:after="0" w:line="360" w:lineRule="auto"/>
+        <w:ind w:firstLine="0" w:left="454"/>
+        <w:jc w:val="left"/>
+      </w:pPr>
+      <w:r>
+        <w:rPr>
+          <w:rFonts w:ascii="Times New Roman" w:hAnsi="Times New Roman" w:cs="Times New Roman" w:eastAsia="Times New Roman"/>
+          <w:b w:val="0"/>
+          <w:i w:val="0"/>
+          <w:color w:val="000000"/>
+          <w:sz w:val="26"/>
+        </w:rPr>
+        <w:t>5.5. Поиск и отбор</w:t>
+      </w:r>
+      <w:r>
+        <w:rPr>
+          <w:rFonts w:ascii="Times New Roman" w:hAnsi="Times New Roman" w:cs="Times New Roman" w:eastAsia="Times New Roman"/>
+          <w:b w:val="0"/>
+          <w:i w:val="0"/>
+          <w:color w:val="000000"/>
+          <w:sz w:val="26"/>
+        </w:rPr>
+        <w:tab/>
+        <w:t>8</w:t>
+      </w:r>
+    </w:p>
+    <w:p>
+      <w:pPr>
+        <w:tabs>
+          <w:tab w:pos="9354" w:val="right" w:leader="dot"/>
+        </w:tabs>
+        <w:spacing w:after="0" w:line="360" w:lineRule="auto"/>
+        <w:ind w:firstLine="0"/>
+        <w:jc w:val="left"/>
+      </w:pPr>
+      <w:r>
+        <w:rPr>
+          <w:rFonts w:ascii="Times New Roman" w:hAnsi="Times New Roman" w:cs="Times New Roman" w:eastAsia="Times New Roman"/>
+          <w:b/>
+          <w:i w:val="0"/>
+          <w:color w:val="000000"/>
+          <w:sz w:val="26"/>
+        </w:rPr>
+        <w:t>6. Карточка заявки</w:t>
+      </w:r>
+      <w:r>
+        <w:rPr>
+          <w:rFonts w:ascii="Times New Roman" w:hAnsi="Times New Roman" w:cs="Times New Roman" w:eastAsia="Times New Roman"/>
+          <w:b w:val="0"/>
+          <w:i w:val="0"/>
+          <w:color w:val="000000"/>
+          <w:sz w:val="26"/>
+        </w:rPr>
+        <w:tab/>
+        <w:t>9</w:t>
+      </w:r>
+    </w:p>
+    <w:p>
+      <w:pPr>
+        <w:tabs>
+          <w:tab w:pos="9354" w:val="right" w:leader="dot"/>
+        </w:tabs>
+        <w:spacing w:after="0" w:line="360" w:lineRule="auto"/>
+        <w:ind w:firstLine="0"/>
+        <w:jc w:val="left"/>
+      </w:pPr>
+      <w:r>
+        <w:rPr>
+          <w:rFonts w:ascii="Times New Roman" w:hAnsi="Times New Roman" w:cs="Times New Roman" w:eastAsia="Times New Roman"/>
+          <w:b/>
+          <w:i w:val="0"/>
+          <w:color w:val="000000"/>
+          <w:sz w:val="26"/>
+        </w:rPr>
+        <w:t>7. Решение по заявке</w:t>
+      </w:r>
+      <w:r>
+        <w:rPr>
+          <w:rFonts w:ascii="Times New Roman" w:hAnsi="Times New Roman" w:cs="Times New Roman" w:eastAsia="Times New Roman"/>
+          <w:b w:val="0"/>
+          <w:i w:val="0"/>
+          <w:color w:val="000000"/>
+          <w:sz w:val="26"/>
+        </w:rPr>
+        <w:tab/>
+        <w:t>10</w:t>
+      </w:r>
+    </w:p>
+    <w:p>
+      <w:pPr>
+        <w:tabs>
+          <w:tab w:pos="9354" w:val="right" w:leader="dot"/>
+        </w:tabs>
+        <w:spacing w:after="0" w:line="360" w:lineRule="auto"/>
+        <w:ind w:firstLine="0" w:left="454"/>
+        <w:jc w:val="left"/>
+      </w:pPr>
+      <w:r>
+        <w:rPr>
+          <w:rFonts w:ascii="Times New Roman" w:hAnsi="Times New Roman" w:cs="Times New Roman" w:eastAsia="Times New Roman"/>
+          <w:b w:val="0"/>
+          <w:i w:val="0"/>
+          <w:color w:val="000000"/>
+          <w:sz w:val="26"/>
+        </w:rPr>
+        <w:t>7.1. Согласовать или отказать</w:t>
+      </w:r>
+      <w:r>
+        <w:rPr>
+          <w:rFonts w:ascii="Times New Roman" w:hAnsi="Times New Roman" w:cs="Times New Roman" w:eastAsia="Times New Roman"/>
+          <w:b w:val="0"/>
+          <w:i w:val="0"/>
+          <w:color w:val="000000"/>
+          <w:sz w:val="26"/>
+        </w:rPr>
+        <w:tab/>
+        <w:t>10</w:t>
+      </w:r>
+    </w:p>
+    <w:p>
+      <w:pPr>
+        <w:tabs>
+          <w:tab w:pos="9354" w:val="right" w:leader="dot"/>
+        </w:tabs>
+        <w:spacing w:after="0" w:line="360" w:lineRule="auto"/>
+        <w:ind w:firstLine="0" w:left="454"/>
+        <w:jc w:val="left"/>
+      </w:pPr>
+      <w:r>
+        <w:rPr>
+          <w:rFonts w:ascii="Times New Roman" w:hAnsi="Times New Roman" w:cs="Times New Roman" w:eastAsia="Times New Roman"/>
+          <w:b w:val="0"/>
+          <w:i w:val="0"/>
+          <w:color w:val="000000"/>
+          <w:sz w:val="26"/>
+        </w:rPr>
+        <w:t>7.2. Кто ещё согласует</w:t>
+      </w:r>
+      <w:r>
+        <w:rPr>
+          <w:rFonts w:ascii="Times New Roman" w:hAnsi="Times New Roman" w:cs="Times New Roman" w:eastAsia="Times New Roman"/>
+          <w:b w:val="0"/>
+          <w:i w:val="0"/>
+          <w:color w:val="000000"/>
+          <w:sz w:val="26"/>
+        </w:rPr>
+        <w:tab/>
+        <w:t>10</w:t>
+      </w:r>
+    </w:p>
+    <w:p>
+      <w:pPr>
+        <w:tabs>
+          <w:tab w:pos="9354" w:val="right" w:leader="dot"/>
+        </w:tabs>
+        <w:spacing w:after="0" w:line="360" w:lineRule="auto"/>
+        <w:ind w:firstLine="0" w:left="454"/>
+        <w:jc w:val="left"/>
+      </w:pPr>
+      <w:r>
+        <w:rPr>
+          <w:rFonts w:ascii="Times New Roman" w:hAnsi="Times New Roman" w:cs="Times New Roman" w:eastAsia="Times New Roman"/>
+          <w:b w:val="0"/>
+          <w:i w:val="0"/>
+          <w:color w:val="000000"/>
+          <w:sz w:val="26"/>
+        </w:rPr>
+        <w:t>7.3. Отзыв решения</w:t>
+      </w:r>
+      <w:r>
+        <w:rPr>
+          <w:rFonts w:ascii="Times New Roman" w:hAnsi="Times New Roman" w:cs="Times New Roman" w:eastAsia="Times New Roman"/>
+          <w:b w:val="0"/>
+          <w:i w:val="0"/>
+          <w:color w:val="000000"/>
+          <w:sz w:val="26"/>
+        </w:rPr>
+        <w:tab/>
+        <w:t>11</w:t>
+      </w:r>
+    </w:p>
+    <w:p>
+      <w:pPr>
+        <w:tabs>
+          <w:tab w:pos="9354" w:val="right" w:leader="dot"/>
+        </w:tabs>
+        <w:spacing w:after="0" w:line="360" w:lineRule="auto"/>
+        <w:ind w:firstLine="0"/>
+        <w:jc w:val="left"/>
+      </w:pPr>
+      <w:r>
+        <w:rPr>
+          <w:rFonts w:ascii="Times New Roman" w:hAnsi="Times New Roman" w:cs="Times New Roman" w:eastAsia="Times New Roman"/>
+          <w:b/>
+          <w:i w:val="0"/>
+          <w:color w:val="000000"/>
+          <w:sz w:val="26"/>
+        </w:rPr>
+        <w:t>8. Вопросы к заявке</w:t>
+      </w:r>
+      <w:r>
+        <w:rPr>
+          <w:rFonts w:ascii="Times New Roman" w:hAnsi="Times New Roman" w:cs="Times New Roman" w:eastAsia="Times New Roman"/>
+          <w:b w:val="0"/>
+          <w:i w:val="0"/>
+          <w:color w:val="000000"/>
+          <w:sz w:val="26"/>
+        </w:rPr>
+        <w:tab/>
+        <w:t>11</w:t>
+      </w:r>
+    </w:p>
+    <w:p>
+      <w:pPr>
+        <w:tabs>
+          <w:tab w:pos="9354" w:val="right" w:leader="dot"/>
+        </w:tabs>
+        <w:spacing w:after="0" w:line="360" w:lineRule="auto"/>
+        <w:ind w:firstLine="0"/>
+        <w:jc w:val="left"/>
+      </w:pPr>
+      <w:r>
+        <w:rPr>
+          <w:rFonts w:ascii="Times New Roman" w:hAnsi="Times New Roman" w:cs="Times New Roman" w:eastAsia="Times New Roman"/>
+          <w:b/>
+          <w:i w:val="0"/>
+          <w:color w:val="000000"/>
+          <w:sz w:val="26"/>
+        </w:rPr>
+        <w:t>9. Пометки чёрного списка</w:t>
+      </w:r>
+      <w:r>
+        <w:rPr>
+          <w:rFonts w:ascii="Times New Roman" w:hAnsi="Times New Roman" w:cs="Times New Roman" w:eastAsia="Times New Roman"/>
+          <w:b w:val="0"/>
+          <w:i w:val="0"/>
+          <w:color w:val="000000"/>
+          <w:sz w:val="26"/>
+        </w:rPr>
+        <w:tab/>
+        <w:t>12</w:t>
+      </w:r>
+    </w:p>
+    <w:p>
+      <w:pPr>
+        <w:tabs>
+          <w:tab w:pos="9354" w:val="right" w:leader="dot"/>
+        </w:tabs>
+        <w:spacing w:after="0" w:line="360" w:lineRule="auto"/>
+        <w:ind w:firstLine="0"/>
+        <w:jc w:val="left"/>
+      </w:pPr>
+      <w:r>
+        <w:rPr>
+          <w:rFonts w:ascii="Times New Roman" w:hAnsi="Times New Roman" w:cs="Times New Roman" w:eastAsia="Times New Roman"/>
+          <w:b/>
+          <w:i w:val="0"/>
+          <w:color w:val="000000"/>
+          <w:sz w:val="26"/>
+        </w:rPr>
+        <w:t>10. Пересылка заявки</w:t>
+      </w:r>
+      <w:r>
+        <w:rPr>
+          <w:rFonts w:ascii="Times New Roman" w:hAnsi="Times New Roman" w:cs="Times New Roman" w:eastAsia="Times New Roman"/>
+          <w:b w:val="0"/>
+          <w:i w:val="0"/>
+          <w:color w:val="000000"/>
+          <w:sz w:val="26"/>
+        </w:rPr>
+        <w:tab/>
+        <w:t>14</w:t>
+      </w:r>
+    </w:p>
+    <w:p>
+      <w:pPr>
+        <w:tabs>
+          <w:tab w:pos="9354" w:val="right" w:leader="dot"/>
+        </w:tabs>
+        <w:spacing w:after="0" w:line="360" w:lineRule="auto"/>
+        <w:ind w:firstLine="0"/>
+        <w:jc w:val="left"/>
+      </w:pPr>
+      <w:r>
+        <w:rPr>
+          <w:rFonts w:ascii="Times New Roman" w:hAnsi="Times New Roman" w:cs="Times New Roman" w:eastAsia="Times New Roman"/>
+          <w:b/>
+          <w:i w:val="0"/>
+          <w:color w:val="000000"/>
+          <w:sz w:val="26"/>
+        </w:rPr>
+        <w:t>11. Дополнение к заявке</w:t>
+      </w:r>
+      <w:r>
+        <w:rPr>
+          <w:rFonts w:ascii="Times New Roman" w:hAnsi="Times New Roman" w:cs="Times New Roman" w:eastAsia="Times New Roman"/>
+          <w:b w:val="0"/>
+          <w:i w:val="0"/>
+          <w:color w:val="000000"/>
+          <w:sz w:val="26"/>
+        </w:rPr>
+        <w:tab/>
+        <w:t>14</w:t>
+      </w:r>
+    </w:p>
+    <w:p>
+      <w:pPr>
+        <w:tabs>
+          <w:tab w:pos="9354" w:val="right" w:leader="dot"/>
+        </w:tabs>
+        <w:spacing w:after="0" w:line="360" w:lineRule="auto"/>
+        <w:ind w:firstLine="0"/>
+        <w:jc w:val="left"/>
+      </w:pPr>
+      <w:r>
+        <w:rPr>
+          <w:rFonts w:ascii="Times New Roman" w:hAnsi="Times New Roman" w:cs="Times New Roman" w:eastAsia="Times New Roman"/>
+          <w:b/>
+          <w:i w:val="0"/>
+          <w:color w:val="000000"/>
+          <w:sz w:val="26"/>
+        </w:rPr>
+        <w:t>12. Уведомления и напоминания</w:t>
+      </w:r>
+      <w:r>
+        <w:rPr>
+          <w:rFonts w:ascii="Times New Roman" w:hAnsi="Times New Roman" w:cs="Times New Roman" w:eastAsia="Times New Roman"/>
+          <w:b w:val="0"/>
+          <w:i w:val="0"/>
+          <w:color w:val="000000"/>
+          <w:sz w:val="26"/>
+        </w:rPr>
+        <w:tab/>
+        <w:t>15</w:t>
       </w:r>
     </w:p>
     <w:p>
@@ -1731,6 +2289,3756 @@
       </w:r>
     </w:p>
     <w:p>
+      <w:pPr>
+        <w:pStyle w:val="Heading1"/>
+        <w:ind w:firstLine="0"/>
+      </w:pPr>
+      <w:r>
+        <w:rPr>
+          <w:rFonts w:ascii="Times New Roman" w:hAnsi="Times New Roman" w:cs="Times New Roman" w:eastAsia="Times New Roman"/>
+          <w:b/>
+          <w:i w:val="0"/>
+          <w:color w:val="000000"/>
+          <w:sz w:val="32"/>
+        </w:rPr>
+        <w:t>3. Вход в систему</w:t>
+      </w:r>
+    </w:p>
+    <w:p>
+      <w:r>
+        <w:rPr>
+          <w:rFonts w:ascii="Times New Roman" w:hAnsi="Times New Roman" w:cs="Times New Roman" w:eastAsia="Times New Roman"/>
+          <w:b w:val="0"/>
+          <w:i w:val="0"/>
+          <w:color w:val="000000"/>
+          <w:sz w:val="28"/>
+        </w:rPr>
+        <w:t xml:space="preserve">Система открывается по адресу, который выдаёт бюро пропусков. Учётную запись заводит администратор, он же сообщает логин и первоначальный пароль. При первом входе система показывает текст согласия на обработку персональных данных: прочитайте его, прокрутите до конца, отметьте согласие и нажмите </w:t>
+      </w:r>
+      <w:r>
+        <w:rPr>
+          <w:rFonts w:ascii="Times New Roman" w:hAnsi="Times New Roman" w:cs="Times New Roman" w:eastAsia="Times New Roman"/>
+          <w:b/>
+          <w:i w:val="0"/>
+          <w:color w:val="000000"/>
+          <w:sz w:val="28"/>
+        </w:rPr>
+        <w:t>«Подтверждаю согласие»</w:t>
+      </w:r>
+      <w:r>
+        <w:rPr>
+          <w:rFonts w:ascii="Times New Roman" w:hAnsi="Times New Roman" w:cs="Times New Roman" w:eastAsia="Times New Roman"/>
+          <w:b w:val="0"/>
+          <w:i w:val="0"/>
+          <w:color w:val="000000"/>
+          <w:sz w:val="28"/>
+        </w:rPr>
+        <w:t>.</w:t>
+      </w:r>
+    </w:p>
+    <w:p>
+      <w:r>
+        <w:rPr>
+          <w:rFonts w:ascii="Times New Roman" w:hAnsi="Times New Roman" w:cs="Times New Roman" w:eastAsia="Times New Roman"/>
+          <w:b w:val="0"/>
+          <w:i w:val="0"/>
+          <w:color w:val="000000"/>
+          <w:sz w:val="28"/>
+        </w:rPr>
+        <w:t xml:space="preserve">Восстановить пароль самостоятельно нельзя: кнопка </w:t>
+      </w:r>
+      <w:r>
+        <w:rPr>
+          <w:rFonts w:ascii="Times New Roman" w:hAnsi="Times New Roman" w:cs="Times New Roman" w:eastAsia="Times New Roman"/>
+          <w:b/>
+          <w:i w:val="0"/>
+          <w:color w:val="000000"/>
+          <w:sz w:val="28"/>
+        </w:rPr>
+        <w:t>«Забыли пароль?»</w:t>
+      </w:r>
+      <w:r>
+        <w:rPr>
+          <w:rFonts w:ascii="Times New Roman" w:hAnsi="Times New Roman" w:cs="Times New Roman" w:eastAsia="Times New Roman"/>
+          <w:b w:val="0"/>
+          <w:i w:val="0"/>
+          <w:color w:val="000000"/>
+          <w:sz w:val="28"/>
+        </w:rPr>
+        <w:t xml:space="preserve"> открывает окно с адресом электронной почты и телефоном бюро пропусков, новый пароль назначит администратор.</w:t>
+      </w:r>
+    </w:p>
+    <w:p>
+      <w:pPr>
+        <w:pStyle w:val="Heading1"/>
+        <w:ind w:firstLine="0"/>
+      </w:pPr>
+      <w:r>
+        <w:rPr>
+          <w:rFonts w:ascii="Times New Roman" w:hAnsi="Times New Roman" w:cs="Times New Roman" w:eastAsia="Times New Roman"/>
+          <w:b/>
+          <w:i w:val="0"/>
+          <w:color w:val="000000"/>
+          <w:sz w:val="32"/>
+        </w:rPr>
+        <w:t>4. Что делает согласующий</w:t>
+      </w:r>
+    </w:p>
+    <w:p>
+      <w:r>
+        <w:rPr>
+          <w:rFonts w:ascii="Times New Roman" w:hAnsi="Times New Roman" w:cs="Times New Roman" w:eastAsia="Times New Roman"/>
+          <w:b w:val="0"/>
+          <w:i w:val="0"/>
+          <w:color w:val="000000"/>
+          <w:sz w:val="28"/>
+        </w:rPr>
+        <w:t>Согласующий - работник, чьё решение требуется, чтобы заявку пропустили дальше. Он не оформляет пропуск и не берёт заявку в работу: его дело - подтвердить, что людей и транспорт из заявки действительно ждут, и что доступ им нужен.</w:t>
+      </w:r>
+    </w:p>
+    <w:p>
+      <w:r>
+        <w:rPr>
+          <w:rFonts w:ascii="Times New Roman" w:hAnsi="Times New Roman" w:cs="Times New Roman" w:eastAsia="Times New Roman"/>
+          <w:b w:val="0"/>
+          <w:i w:val="0"/>
+          <w:color w:val="000000"/>
+          <w:sz w:val="28"/>
+        </w:rPr>
+        <w:t>Заявка попадает к согласующему, когда его назначили ответственным: либо потому, что он отмечен согласующим в своей организации или компании, либо потому, что заявку ему переслали.</w:t>
+      </w:r>
+    </w:p>
+    <w:p>
+      <w:pPr>
+        <w:keepNext/>
+        <w:spacing w:line="240" w:lineRule="auto" w:before="160" w:after="80"/>
+        <w:ind w:firstLine="0"/>
+        <w:jc w:val="left"/>
+      </w:pPr>
+      <w:r>
+        <w:rPr>
+          <w:rFonts w:ascii="Times New Roman" w:hAnsi="Times New Roman" w:cs="Times New Roman" w:eastAsia="Times New Roman"/>
+          <w:b w:val="0"/>
+          <w:i/>
+          <w:color w:val="000000"/>
+          <w:sz w:val="24"/>
+        </w:rPr>
+        <w:t>Таблица 4.1 — Кто что делает с заявкой</w:t>
+      </w:r>
+    </w:p>
+    <w:tbl>
+      <w:tblPr>
+        <w:tblStyle w:val="TableGrid"/>
+        <w:tblW w:type="auto" w:w="0"/>
+        <w:jc w:val="center"/>
+        <w:tblLayout w:type="fixed"/>
+        <w:tblLook w:firstColumn="1" w:firstRow="1" w:lastColumn="0" w:lastRow="0" w:noHBand="0" w:noVBand="1" w:val="04A0"/>
+        <w:tblLayout w:type="fixed"/>
+      </w:tblPr>
+      <w:tblGrid>
+        <w:gridCol w:w="1843"/>
+        <w:gridCol w:w="7513"/>
+      </w:tblGrid>
+      <w:tr>
+        <w:trPr>
+          <w:tblHeader w:val="true"/>
+          <w:cantSplit w:val="true"/>
+        </w:trPr>
+        <w:tc>
+          <w:tcPr>
+            <w:tcW w:type="dxa" w:w="1843"/>
+            <w:shd w:val="clear" w:fill="E8E8E8"/>
+          </w:tcPr>
+          <w:p>
+            <w:pPr>
+              <w:keepNext/>
+              <w:spacing w:line="240" w:lineRule="auto" w:after="0"/>
+              <w:ind w:firstLine="0"/>
+              <w:jc w:val="left"/>
+            </w:pPr>
+            <w:r>
+              <w:rPr>
+                <w:rFonts w:ascii="Times New Roman" w:hAnsi="Times New Roman" w:cs="Times New Roman" w:eastAsia="Times New Roman"/>
+                <w:b/>
+                <w:i w:val="0"/>
+                <w:color w:val="000000"/>
+                <w:sz w:val="24"/>
+              </w:rPr>
+              <w:t>Роль</w:t>
+            </w:r>
+          </w:p>
+        </w:tc>
+        <w:tc>
+          <w:tcPr>
+            <w:tcW w:type="dxa" w:w="7512"/>
+            <w:shd w:val="clear" w:fill="E8E8E8"/>
+          </w:tcPr>
+          <w:p>
+            <w:pPr>
+              <w:keepNext/>
+              <w:spacing w:line="240" w:lineRule="auto" w:after="0"/>
+              <w:ind w:firstLine="0"/>
+              <w:jc w:val="left"/>
+            </w:pPr>
+            <w:r>
+              <w:rPr>
+                <w:rFonts w:ascii="Times New Roman" w:hAnsi="Times New Roman" w:cs="Times New Roman" w:eastAsia="Times New Roman"/>
+                <w:b/>
+                <w:i w:val="0"/>
+                <w:color w:val="000000"/>
+                <w:sz w:val="24"/>
+              </w:rPr>
+              <w:t>Что делает</w:t>
+            </w:r>
+          </w:p>
+        </w:tc>
+      </w:tr>
+      <w:tr>
+        <w:trPr>
+          <w:cantSplit w:val="true"/>
+        </w:trPr>
+        <w:tc>
+          <w:tcPr>
+            <w:tcW w:type="dxa" w:w="1843"/>
+          </w:tcPr>
+          <w:p>
+            <w:pPr>
+              <w:spacing w:line="240" w:lineRule="auto" w:after="0"/>
+              <w:ind w:firstLine="0"/>
+              <w:jc w:val="left"/>
+            </w:pPr>
+            <w:r>
+              <w:rPr>
+                <w:rFonts w:ascii="Times New Roman" w:hAnsi="Times New Roman" w:cs="Times New Roman" w:eastAsia="Times New Roman"/>
+                <w:b w:val="0"/>
+                <w:i w:val="0"/>
+                <w:color w:val="000000"/>
+                <w:sz w:val="24"/>
+              </w:rPr>
+              <w:t>Заявитель</w:t>
+            </w:r>
+          </w:p>
+        </w:tc>
+        <w:tc>
+          <w:tcPr>
+            <w:tcW w:type="dxa" w:w="7512"/>
+          </w:tcPr>
+          <w:p>
+            <w:pPr>
+              <w:spacing w:line="240" w:lineRule="auto" w:after="0"/>
+              <w:ind w:firstLine="0"/>
+              <w:jc w:val="left"/>
+            </w:pPr>
+            <w:r>
+              <w:rPr>
+                <w:rFonts w:ascii="Times New Roman" w:hAnsi="Times New Roman" w:cs="Times New Roman" w:eastAsia="Times New Roman"/>
+                <w:b w:val="0"/>
+                <w:i w:val="0"/>
+                <w:color w:val="000000"/>
+                <w:sz w:val="24"/>
+              </w:rPr>
+              <w:t>Оформляет и подаёт заявку, дополняет и отзывает её</w:t>
+            </w:r>
+          </w:p>
+        </w:tc>
+      </w:tr>
+      <w:tr>
+        <w:trPr>
+          <w:cantSplit w:val="true"/>
+        </w:trPr>
+        <w:tc>
+          <w:tcPr>
+            <w:tcW w:type="dxa" w:w="1843"/>
+          </w:tcPr>
+          <w:p>
+            <w:pPr>
+              <w:spacing w:line="240" w:lineRule="auto" w:after="0"/>
+              <w:ind w:firstLine="0"/>
+              <w:jc w:val="left"/>
+            </w:pPr>
+            <w:r>
+              <w:rPr>
+                <w:rFonts w:ascii="Times New Roman" w:hAnsi="Times New Roman" w:cs="Times New Roman" w:eastAsia="Times New Roman"/>
+                <w:b w:val="0"/>
+                <w:i w:val="0"/>
+                <w:color w:val="000000"/>
+                <w:sz w:val="24"/>
+              </w:rPr>
+              <w:t>Согласующий</w:t>
+            </w:r>
+          </w:p>
+        </w:tc>
+        <w:tc>
+          <w:tcPr>
+            <w:tcW w:type="dxa" w:w="7512"/>
+          </w:tcPr>
+          <w:p>
+            <w:pPr>
+              <w:spacing w:line="240" w:lineRule="auto" w:after="0"/>
+              <w:ind w:firstLine="0"/>
+              <w:jc w:val="left"/>
+            </w:pPr>
+            <w:r>
+              <w:rPr>
+                <w:rFonts w:ascii="Times New Roman" w:hAnsi="Times New Roman" w:cs="Times New Roman" w:eastAsia="Times New Roman"/>
+                <w:b w:val="0"/>
+                <w:i w:val="0"/>
+                <w:color w:val="000000"/>
+                <w:sz w:val="24"/>
+              </w:rPr>
+              <w:t>Голосует за или против, задаёт вопросы, пересылает заявку другому работнику</w:t>
+            </w:r>
+          </w:p>
+        </w:tc>
+      </w:tr>
+      <w:tr>
+        <w:trPr>
+          <w:cantSplit w:val="true"/>
+        </w:trPr>
+        <w:tc>
+          <w:tcPr>
+            <w:tcW w:type="dxa" w:w="1843"/>
+          </w:tcPr>
+          <w:p>
+            <w:pPr>
+              <w:spacing w:line="240" w:lineRule="auto" w:after="0"/>
+              <w:ind w:firstLine="0"/>
+              <w:jc w:val="left"/>
+            </w:pPr>
+            <w:r>
+              <w:rPr>
+                <w:rFonts w:ascii="Times New Roman" w:hAnsi="Times New Roman" w:cs="Times New Roman" w:eastAsia="Times New Roman"/>
+                <w:b w:val="0"/>
+                <w:i w:val="0"/>
+                <w:color w:val="000000"/>
+                <w:sz w:val="24"/>
+              </w:rPr>
+              <w:t>Принимающий</w:t>
+            </w:r>
+          </w:p>
+        </w:tc>
+        <w:tc>
+          <w:tcPr>
+            <w:tcW w:type="dxa" w:w="7512"/>
+          </w:tcPr>
+          <w:p>
+            <w:pPr>
+              <w:spacing w:line="240" w:lineRule="auto" w:after="0"/>
+              <w:ind w:firstLine="0"/>
+              <w:jc w:val="left"/>
+            </w:pPr>
+            <w:r>
+              <w:rPr>
+                <w:rFonts w:ascii="Times New Roman" w:hAnsi="Times New Roman" w:cs="Times New Roman" w:eastAsia="Times New Roman"/>
+                <w:b w:val="0"/>
+                <w:i w:val="0"/>
+                <w:color w:val="000000"/>
+                <w:sz w:val="24"/>
+              </w:rPr>
+              <w:t>Принимает заявку в работу, отказывает, назначает посты и места разгрузки</w:t>
+            </w:r>
+          </w:p>
+        </w:tc>
+      </w:tr>
+      <w:tr>
+        <w:trPr>
+          <w:cantSplit w:val="true"/>
+        </w:trPr>
+        <w:tc>
+          <w:tcPr>
+            <w:tcW w:type="dxa" w:w="1843"/>
+          </w:tcPr>
+          <w:p>
+            <w:pPr>
+              <w:spacing w:line="240" w:lineRule="auto" w:after="0"/>
+              <w:ind w:firstLine="0"/>
+              <w:jc w:val="left"/>
+            </w:pPr>
+            <w:r>
+              <w:rPr>
+                <w:rFonts w:ascii="Times New Roman" w:hAnsi="Times New Roman" w:cs="Times New Roman" w:eastAsia="Times New Roman"/>
+                <w:b w:val="0"/>
+                <w:i w:val="0"/>
+                <w:color w:val="000000"/>
+                <w:sz w:val="24"/>
+              </w:rPr>
+              <w:t>Работник поста</w:t>
+            </w:r>
+          </w:p>
+        </w:tc>
+        <w:tc>
+          <w:tcPr>
+            <w:tcW w:type="dxa" w:w="7512"/>
+          </w:tcPr>
+          <w:p>
+            <w:pPr>
+              <w:spacing w:line="240" w:lineRule="auto" w:after="0"/>
+              <w:ind w:firstLine="0"/>
+              <w:jc w:val="left"/>
+            </w:pPr>
+            <w:r>
+              <w:rPr>
+                <w:rFonts w:ascii="Times New Roman" w:hAnsi="Times New Roman" w:cs="Times New Roman" w:eastAsia="Times New Roman"/>
+                <w:b w:val="0"/>
+                <w:i w:val="0"/>
+                <w:color w:val="000000"/>
+                <w:sz w:val="24"/>
+              </w:rPr>
+              <w:t>Отмечает фактический проход и проезд по согласованной заявке</w:t>
+            </w:r>
+          </w:p>
+        </w:tc>
+      </w:tr>
+    </w:tbl>
+    <w:p>
+      <w:pPr>
+        <w:spacing w:after="0" w:line="240" w:lineRule="auto"/>
+        <w:ind w:firstLine="0"/>
+      </w:pPr>
+      <w:r>
+        <w:rPr>
+          <w:rFonts w:ascii="Times New Roman" w:hAnsi="Times New Roman" w:cs="Times New Roman" w:eastAsia="Times New Roman"/>
+          <w:b w:val="0"/>
+          <w:i w:val="0"/>
+          <w:color w:val="000000"/>
+          <w:sz w:val="12"/>
+        </w:rPr>
+      </w:r>
+    </w:p>
+    <w:tbl>
+      <w:tblPr>
+        <w:tblW w:type="auto" w:w="0"/>
+        <w:tblLayout w:type="fixed"/>
+        <w:tblLook w:firstColumn="1" w:firstRow="1" w:lastColumn="0" w:lastRow="0" w:noHBand="0" w:noVBand="1" w:val="04A0"/>
+        <w:tblLayout w:type="fixed"/>
+      </w:tblPr>
+      <w:tblGrid>
+        <w:gridCol w:w="9356"/>
+      </w:tblGrid>
+      <w:tr>
+        <w:trPr>
+          <w:cantSplit w:val="true"/>
+        </w:trPr>
+        <w:tc>
+          <w:tcPr>
+            <w:tcW w:type="dxa" w:w="9354"/>
+            <w:shd w:val="clear" w:fill="EAF1F8"/>
+            <w:tcBorders>
+              <w:left w:val="single" w:sz="24" w:color="2C6FA6"/>
+              <w:top w:val="single" w:sz="4" w:color="EAF1F8"/>
+              <w:bottom w:val="single" w:sz="4" w:color="EAF1F8"/>
+              <w:right w:val="single" w:sz="4" w:color="EAF1F8"/>
+            </w:tcBorders>
+          </w:tcPr>
+          <w:p>
+            <w:pPr>
+              <w:spacing w:line="288" w:lineRule="auto" w:after="0"/>
+              <w:ind w:firstLine="0"/>
+            </w:pPr>
+            <w:r>
+              <w:rPr>
+                <w:rFonts w:ascii="Times New Roman" w:hAnsi="Times New Roman" w:cs="Times New Roman" w:eastAsia="Times New Roman"/>
+                <w:b/>
+                <w:i w:val="0"/>
+                <w:color w:val="2C6FA6"/>
+                <w:sz w:val="26"/>
+              </w:rPr>
+              <w:t xml:space="preserve">ПРИМЕЧАНИЕ. </w:t>
+            </w:r>
+            <w:r>
+              <w:rPr>
+                <w:rFonts w:ascii="Times New Roman" w:hAnsi="Times New Roman" w:cs="Times New Roman" w:eastAsia="Times New Roman"/>
+                <w:b w:val="0"/>
+                <w:i w:val="0"/>
+                <w:color w:val="000000"/>
+                <w:sz w:val="26"/>
+              </w:rPr>
+              <w:t>Назначение согласующим само по себе не открывает раздел с заявками. Доступ к «Центру заявок» и право голоса выдаёт администратор системы. Если раздела нет или в карточке заявки нет кнопок решения, обратитесь в бюро пропусков.</w:t>
+            </w:r>
+          </w:p>
+        </w:tc>
+      </w:tr>
+    </w:tbl>
+    <w:p>
+      <w:pPr>
+        <w:spacing w:after="0" w:line="240" w:lineRule="auto"/>
+        <w:ind w:firstLine="0"/>
+      </w:pPr>
+      <w:r>
+        <w:rPr>
+          <w:rFonts w:ascii="Times New Roman" w:hAnsi="Times New Roman" w:cs="Times New Roman" w:eastAsia="Times New Roman"/>
+          <w:b w:val="0"/>
+          <w:i w:val="0"/>
+          <w:color w:val="000000"/>
+          <w:sz w:val="12"/>
+        </w:rPr>
+      </w:r>
+    </w:p>
+    <w:p>
+      <w:pPr>
+        <w:pStyle w:val="Heading1"/>
+        <w:ind w:firstLine="0"/>
+      </w:pPr>
+      <w:r>
+        <w:rPr>
+          <w:rFonts w:ascii="Times New Roman" w:hAnsi="Times New Roman" w:cs="Times New Roman" w:eastAsia="Times New Roman"/>
+          <w:b/>
+          <w:i w:val="0"/>
+          <w:color w:val="000000"/>
+          <w:sz w:val="32"/>
+        </w:rPr>
+        <w:t>5. Центр заявок</w:t>
+      </w:r>
+    </w:p>
+    <w:p>
+      <w:pPr>
+        <w:pStyle w:val="Heading2"/>
+        <w:ind w:firstLine="0"/>
+      </w:pPr>
+      <w:r>
+        <w:rPr>
+          <w:rFonts w:ascii="Times New Roman" w:hAnsi="Times New Roman" w:cs="Times New Roman" w:eastAsia="Times New Roman"/>
+          <w:b/>
+          <w:i w:val="0"/>
+          <w:color w:val="000000"/>
+          <w:sz w:val="28"/>
+        </w:rPr>
+        <w:t>5.1. Устройство раздела</w:t>
+      </w:r>
+    </w:p>
+    <w:p>
+      <w:r>
+        <w:rPr>
+          <w:rFonts w:ascii="Times New Roman" w:hAnsi="Times New Roman" w:cs="Times New Roman" w:eastAsia="Times New Roman"/>
+          <w:b w:val="0"/>
+          <w:i w:val="0"/>
+          <w:color w:val="000000"/>
+          <w:sz w:val="28"/>
+        </w:rPr>
+        <w:t xml:space="preserve">Раздел </w:t>
+      </w:r>
+      <w:r>
+        <w:rPr>
+          <w:rFonts w:ascii="Times New Roman" w:hAnsi="Times New Roman" w:cs="Times New Roman" w:eastAsia="Times New Roman"/>
+          <w:b/>
+          <w:i w:val="0"/>
+          <w:color w:val="000000"/>
+          <w:sz w:val="28"/>
+        </w:rPr>
+        <w:t>«Центр заявок»</w:t>
+      </w:r>
+      <w:r>
+        <w:rPr>
+          <w:rFonts w:ascii="Times New Roman" w:hAnsi="Times New Roman" w:cs="Times New Roman" w:eastAsia="Times New Roman"/>
+          <w:b w:val="0"/>
+          <w:i w:val="0"/>
+          <w:color w:val="000000"/>
+          <w:sz w:val="28"/>
+        </w:rPr>
+        <w:t xml:space="preserve"> собирает заявки, которые вам доступны: те, где вы согласующий, те, что вам переслали, и ваши собственные.</w:t>
+      </w:r>
+    </w:p>
+    <w:p>
+      <w:pPr>
+        <w:keepNext/>
+        <w:spacing w:before="120" w:after="40"/>
+        <w:ind w:firstLine="0"/>
+        <w:jc w:val="center"/>
+      </w:pPr>
+      <w:r>
+        <w:drawing>
+          <wp:inline xmlns:a="http://schemas.openxmlformats.org/drawingml/2006/main" xmlns:pic="http://schemas.openxmlformats.org/drawingml/2006/picture">
+            <wp:extent cx="5940000" cy="3883846"/>
+            <wp:docPr id="1" name="Picture 1"/>
+            <wp:cNvGraphicFramePr>
+              <a:graphicFrameLocks noChangeAspect="1"/>
+            </wp:cNvGraphicFramePr>
+            <a:graphic>
+              <a:graphicData uri="http://schemas.openxmlformats.org/drawingml/2006/picture">
+                <pic:pic>
+                  <pic:nvPicPr>
+                    <pic:cNvPr id="0" name="approver-center.png"/>
+                    <pic:cNvPicPr/>
+                  </pic:nvPicPr>
+                  <pic:blipFill>
+                    <a:blip r:embed="rId11"/>
+                    <a:stretch>
+                      <a:fillRect/>
+                    </a:stretch>
+                  </pic:blipFill>
+                  <pic:spPr>
+                    <a:xfrm>
+                      <a:off x="0" y="0"/>
+                      <a:ext cx="5940000" cy="3883846"/>
+                    </a:xfrm>
+                    <a:prstGeom prst="rect"/>
+                  </pic:spPr>
+                </pic:pic>
+              </a:graphicData>
+            </a:graphic>
+          </wp:inline>
+        </w:drawing>
+      </w:r>
+    </w:p>
+    <w:p>
+      <w:pPr>
+        <w:keepNext w:val="0"/>
+        <w:spacing w:line="240" w:lineRule="auto" w:before="40" w:after="200"/>
+        <w:ind w:firstLine="0"/>
+        <w:jc w:val="center"/>
+      </w:pPr>
+      <w:r>
+        <w:rPr>
+          <w:rFonts w:ascii="Times New Roman" w:hAnsi="Times New Roman" w:cs="Times New Roman" w:eastAsia="Times New Roman"/>
+          <w:b w:val="0"/>
+          <w:i/>
+          <w:color w:val="000000"/>
+          <w:sz w:val="24"/>
+        </w:rPr>
+        <w:t>Рисунок 5.1 — Центр заявок</w:t>
+      </w:r>
+    </w:p>
+    <w:p>
+      <w:r>
+        <w:rPr>
+          <w:rFonts w:ascii="Times New Roman" w:hAnsi="Times New Roman" w:cs="Times New Roman" w:eastAsia="Times New Roman"/>
+          <w:b w:val="0"/>
+          <w:i w:val="0"/>
+          <w:color w:val="000000"/>
+          <w:sz w:val="28"/>
+        </w:rPr>
+        <w:t xml:space="preserve">Бейдж </w:t>
+      </w:r>
+      <w:r>
+        <w:rPr>
+          <w:rFonts w:ascii="Times New Roman" w:hAnsi="Times New Roman" w:cs="Times New Roman" w:eastAsia="Times New Roman"/>
+          <w:b/>
+          <w:i w:val="0"/>
+          <w:color w:val="000000"/>
+          <w:sz w:val="28"/>
+        </w:rPr>
+        <w:t>«Новые»</w:t>
+      </w:r>
+      <w:r>
+        <w:rPr>
+          <w:rFonts w:ascii="Times New Roman" w:hAnsi="Times New Roman" w:cs="Times New Roman" w:eastAsia="Times New Roman"/>
+          <w:b w:val="0"/>
+          <w:i w:val="0"/>
+          <w:color w:val="000000"/>
+          <w:sz w:val="28"/>
+        </w:rPr>
+        <w:t xml:space="preserve"> (1) показывает, сколько заявок вы ещё не открывали; такие строки выделены цветом. Отбор по состоянию согласования (2) и метки в строке (3) разбираются ниже.</w:t>
+      </w:r>
+    </w:p>
+    <w:p>
+      <w:r>
+        <w:rPr>
+          <w:rFonts w:ascii="Times New Roman" w:hAnsi="Times New Roman" w:cs="Times New Roman" w:eastAsia="Times New Roman"/>
+          <w:b w:val="0"/>
+          <w:i w:val="0"/>
+          <w:color w:val="000000"/>
+          <w:sz w:val="28"/>
+        </w:rPr>
+        <w:t xml:space="preserve">Список подгружается по мере прокрутки, отдельной кнопки для этого нет. Под таблицей выведено, сколько строк показано и сколько их всего. Кнопка </w:t>
+      </w:r>
+      <w:r>
+        <w:rPr>
+          <w:rFonts w:ascii="Times New Roman" w:hAnsi="Times New Roman" w:cs="Times New Roman" w:eastAsia="Times New Roman"/>
+          <w:b/>
+          <w:i w:val="0"/>
+          <w:color w:val="000000"/>
+          <w:sz w:val="28"/>
+        </w:rPr>
+        <w:t>«Обновить»</w:t>
+      </w:r>
+      <w:r>
+        <w:rPr>
+          <w:rFonts w:ascii="Times New Roman" w:hAnsi="Times New Roman" w:cs="Times New Roman" w:eastAsia="Times New Roman"/>
+          <w:b w:val="0"/>
+          <w:i w:val="0"/>
+          <w:color w:val="000000"/>
+          <w:sz w:val="28"/>
+        </w:rPr>
+        <w:t xml:space="preserve"> перечитывает список.</w:t>
+      </w:r>
+    </w:p>
+    <w:p>
+      <w:pPr>
+        <w:pStyle w:val="Heading2"/>
+        <w:ind w:firstLine="0"/>
+      </w:pPr>
+      <w:r>
+        <w:rPr>
+          <w:rFonts w:ascii="Times New Roman" w:hAnsi="Times New Roman" w:cs="Times New Roman" w:eastAsia="Times New Roman"/>
+          <w:b/>
+          <w:i w:val="0"/>
+          <w:color w:val="000000"/>
+          <w:sz w:val="28"/>
+        </w:rPr>
+        <w:t>5.2. Столбцы</w:t>
+      </w:r>
+    </w:p>
+    <w:p>
+      <w:r>
+        <w:rPr>
+          <w:rFonts w:ascii="Times New Roman" w:hAnsi="Times New Roman" w:cs="Times New Roman" w:eastAsia="Times New Roman"/>
+          <w:b/>
+          <w:i w:val="0"/>
+          <w:color w:val="000000"/>
+          <w:sz w:val="28"/>
+        </w:rPr>
+        <w:t>«Подтверждение»</w:t>
+      </w:r>
+      <w:r>
+        <w:rPr>
+          <w:rFonts w:ascii="Times New Roman" w:hAnsi="Times New Roman" w:cs="Times New Roman" w:eastAsia="Times New Roman"/>
+          <w:b w:val="0"/>
+          <w:i w:val="0"/>
+          <w:color w:val="000000"/>
+          <w:sz w:val="28"/>
+        </w:rPr>
+        <w:t xml:space="preserve"> - состояние круга согласования. </w:t>
+      </w:r>
+      <w:r>
+        <w:rPr>
+          <w:rFonts w:ascii="Times New Roman" w:hAnsi="Times New Roman" w:cs="Times New Roman" w:eastAsia="Times New Roman"/>
+          <w:b/>
+          <w:i w:val="0"/>
+          <w:color w:val="000000"/>
+          <w:sz w:val="28"/>
+        </w:rPr>
+        <w:t>«Номер заявки»</w:t>
+      </w:r>
+      <w:r>
+        <w:rPr>
+          <w:rFonts w:ascii="Times New Roman" w:hAnsi="Times New Roman" w:cs="Times New Roman" w:eastAsia="Times New Roman"/>
+          <w:b w:val="0"/>
+          <w:i w:val="0"/>
+          <w:color w:val="000000"/>
+          <w:sz w:val="28"/>
+        </w:rPr>
+        <w:t xml:space="preserve"> - нажатие копирует номер в буфер обмена. Дальше дата подачи, организация, отправитель, </w:t>
+      </w:r>
+      <w:r>
+        <w:rPr>
+          <w:rFonts w:ascii="Times New Roman" w:hAnsi="Times New Roman" w:cs="Times New Roman" w:eastAsia="Times New Roman"/>
+          <w:b/>
+          <w:i w:val="0"/>
+          <w:color w:val="000000"/>
+          <w:sz w:val="28"/>
+        </w:rPr>
+        <w:t>«Статус заявки»</w:t>
+      </w:r>
+      <w:r>
+        <w:rPr>
+          <w:rFonts w:ascii="Times New Roman" w:hAnsi="Times New Roman" w:cs="Times New Roman" w:eastAsia="Times New Roman"/>
+          <w:b w:val="0"/>
+          <w:i w:val="0"/>
+          <w:color w:val="000000"/>
+          <w:sz w:val="28"/>
+        </w:rPr>
+        <w:t xml:space="preserve"> и </w:t>
+      </w:r>
+      <w:r>
+        <w:rPr>
+          <w:rFonts w:ascii="Times New Roman" w:hAnsi="Times New Roman" w:cs="Times New Roman" w:eastAsia="Times New Roman"/>
+          <w:b/>
+          <w:i w:val="0"/>
+          <w:color w:val="000000"/>
+          <w:sz w:val="28"/>
+        </w:rPr>
+        <w:t>«Теги»</w:t>
+      </w:r>
+      <w:r>
+        <w:rPr>
+          <w:rFonts w:ascii="Times New Roman" w:hAnsi="Times New Roman" w:cs="Times New Roman" w:eastAsia="Times New Roman"/>
+          <w:b w:val="0"/>
+          <w:i w:val="0"/>
+          <w:color w:val="000000"/>
+          <w:sz w:val="28"/>
+        </w:rPr>
+        <w:t>.</w:t>
+      </w:r>
+    </w:p>
+    <w:p>
+      <w:r>
+        <w:rPr>
+          <w:rFonts w:ascii="Times New Roman" w:hAnsi="Times New Roman" w:cs="Times New Roman" w:eastAsia="Times New Roman"/>
+          <w:b w:val="0"/>
+          <w:i w:val="0"/>
+          <w:color w:val="000000"/>
+          <w:sz w:val="28"/>
+        </w:rPr>
+        <w:t>Нажатие на заголовок столбца сортирует список, повторное меняет порядок.</w:t>
+      </w:r>
+    </w:p>
+    <w:p>
+      <w:pPr>
+        <w:pStyle w:val="Heading2"/>
+        <w:ind w:firstLine="0"/>
+      </w:pPr>
+      <w:r>
+        <w:rPr>
+          <w:rFonts w:ascii="Times New Roman" w:hAnsi="Times New Roman" w:cs="Times New Roman" w:eastAsia="Times New Roman"/>
+          <w:b/>
+          <w:i w:val="0"/>
+          <w:color w:val="000000"/>
+          <w:sz w:val="28"/>
+        </w:rPr>
+        <w:t>5.3. Состояние согласования и статус заявки</w:t>
+      </w:r>
+    </w:p>
+    <w:p>
+      <w:r>
+        <w:rPr>
+          <w:rFonts w:ascii="Times New Roman" w:hAnsi="Times New Roman" w:cs="Times New Roman" w:eastAsia="Times New Roman"/>
+          <w:b w:val="0"/>
+          <w:i w:val="0"/>
+          <w:color w:val="000000"/>
+          <w:sz w:val="28"/>
+        </w:rPr>
+        <w:t xml:space="preserve">Не путайте два столбца. </w:t>
+      </w:r>
+      <w:r>
+        <w:rPr>
+          <w:rFonts w:ascii="Times New Roman" w:hAnsi="Times New Roman" w:cs="Times New Roman" w:eastAsia="Times New Roman"/>
+          <w:b/>
+          <w:i w:val="0"/>
+          <w:color w:val="000000"/>
+          <w:sz w:val="28"/>
+        </w:rPr>
+        <w:t>«Подтверждение»</w:t>
+      </w:r>
+      <w:r>
+        <w:rPr>
+          <w:rFonts w:ascii="Times New Roman" w:hAnsi="Times New Roman" w:cs="Times New Roman" w:eastAsia="Times New Roman"/>
+          <w:b w:val="0"/>
+          <w:i w:val="0"/>
+          <w:color w:val="000000"/>
+          <w:sz w:val="28"/>
+        </w:rPr>
+        <w:t xml:space="preserve"> говорит о круге согласования, </w:t>
+      </w:r>
+      <w:r>
+        <w:rPr>
+          <w:rFonts w:ascii="Times New Roman" w:hAnsi="Times New Roman" w:cs="Times New Roman" w:eastAsia="Times New Roman"/>
+          <w:b/>
+          <w:i w:val="0"/>
+          <w:color w:val="000000"/>
+          <w:sz w:val="28"/>
+        </w:rPr>
+        <w:t>«Статус заявки»</w:t>
+      </w:r>
+      <w:r>
+        <w:rPr>
+          <w:rFonts w:ascii="Times New Roman" w:hAnsi="Times New Roman" w:cs="Times New Roman" w:eastAsia="Times New Roman"/>
+          <w:b w:val="0"/>
+          <w:i w:val="0"/>
+          <w:color w:val="000000"/>
+          <w:sz w:val="28"/>
+        </w:rPr>
+        <w:t xml:space="preserve"> - о том, что с ней делает бюро пропусков.</w:t>
+      </w:r>
+    </w:p>
+    <w:p>
+      <w:pPr>
+        <w:keepNext/>
+        <w:spacing w:line="240" w:lineRule="auto" w:before="160" w:after="80"/>
+        <w:ind w:firstLine="0"/>
+        <w:jc w:val="left"/>
+      </w:pPr>
+      <w:r>
+        <w:rPr>
+          <w:rFonts w:ascii="Times New Roman" w:hAnsi="Times New Roman" w:cs="Times New Roman" w:eastAsia="Times New Roman"/>
+          <w:b w:val="0"/>
+          <w:i/>
+          <w:color w:val="000000"/>
+          <w:sz w:val="24"/>
+        </w:rPr>
+        <w:t>Таблица 5.1 — Состояния согласования</w:t>
+      </w:r>
+    </w:p>
+    <w:tbl>
+      <w:tblPr>
+        <w:tblStyle w:val="TableGrid"/>
+        <w:tblW w:type="auto" w:w="0"/>
+        <w:jc w:val="center"/>
+        <w:tblLayout w:type="fixed"/>
+        <w:tblLook w:firstColumn="1" w:firstRow="1" w:lastColumn="0" w:lastRow="0" w:noHBand="0" w:noVBand="1" w:val="04A0"/>
+        <w:tblLayout w:type="fixed"/>
+      </w:tblPr>
+      <w:tblGrid>
+        <w:gridCol w:w="1984"/>
+        <w:gridCol w:w="7371"/>
+      </w:tblGrid>
+      <w:tr>
+        <w:trPr>
+          <w:tblHeader w:val="true"/>
+          <w:cantSplit w:val="true"/>
+        </w:trPr>
+        <w:tc>
+          <w:tcPr>
+            <w:tcW w:type="dxa" w:w="1984"/>
+            <w:shd w:val="clear" w:fill="E8E8E8"/>
+          </w:tcPr>
+          <w:p>
+            <w:pPr>
+              <w:keepNext/>
+              <w:spacing w:line="240" w:lineRule="auto" w:after="0"/>
+              <w:ind w:firstLine="0"/>
+              <w:jc w:val="left"/>
+            </w:pPr>
+            <w:r>
+              <w:rPr>
+                <w:rFonts w:ascii="Times New Roman" w:hAnsi="Times New Roman" w:cs="Times New Roman" w:eastAsia="Times New Roman"/>
+                <w:b/>
+                <w:i w:val="0"/>
+                <w:color w:val="000000"/>
+                <w:sz w:val="24"/>
+              </w:rPr>
+              <w:t>Значение</w:t>
+            </w:r>
+          </w:p>
+        </w:tc>
+        <w:tc>
+          <w:tcPr>
+            <w:tcW w:type="dxa" w:w="7370"/>
+            <w:shd w:val="clear" w:fill="E8E8E8"/>
+          </w:tcPr>
+          <w:p>
+            <w:pPr>
+              <w:keepNext/>
+              <w:spacing w:line="240" w:lineRule="auto" w:after="0"/>
+              <w:ind w:firstLine="0"/>
+              <w:jc w:val="left"/>
+            </w:pPr>
+            <w:r>
+              <w:rPr>
+                <w:rFonts w:ascii="Times New Roman" w:hAnsi="Times New Roman" w:cs="Times New Roman" w:eastAsia="Times New Roman"/>
+                <w:b/>
+                <w:i w:val="0"/>
+                <w:color w:val="000000"/>
+                <w:sz w:val="24"/>
+              </w:rPr>
+              <w:t>Что означает</w:t>
+            </w:r>
+          </w:p>
+        </w:tc>
+      </w:tr>
+      <w:tr>
+        <w:trPr>
+          <w:cantSplit w:val="true"/>
+        </w:trPr>
+        <w:tc>
+          <w:tcPr>
+            <w:tcW w:type="dxa" w:w="1984"/>
+          </w:tcPr>
+          <w:p>
+            <w:pPr>
+              <w:spacing w:line="240" w:lineRule="auto" w:after="0"/>
+              <w:ind w:firstLine="0"/>
+              <w:jc w:val="left"/>
+            </w:pPr>
+            <w:r>
+              <w:rPr>
+                <w:rFonts w:ascii="Times New Roman" w:hAnsi="Times New Roman" w:cs="Times New Roman" w:eastAsia="Times New Roman"/>
+                <w:b w:val="0"/>
+                <w:i w:val="0"/>
+                <w:color w:val="000000"/>
+                <w:sz w:val="24"/>
+              </w:rPr>
+              <w:t>Согласование</w:t>
+            </w:r>
+          </w:p>
+        </w:tc>
+        <w:tc>
+          <w:tcPr>
+            <w:tcW w:type="dxa" w:w="7370"/>
+          </w:tcPr>
+          <w:p>
+            <w:pPr>
+              <w:spacing w:line="240" w:lineRule="auto" w:after="0"/>
+              <w:ind w:firstLine="0"/>
+              <w:jc w:val="left"/>
+            </w:pPr>
+            <w:r>
+              <w:rPr>
+                <w:rFonts w:ascii="Times New Roman" w:hAnsi="Times New Roman" w:cs="Times New Roman" w:eastAsia="Times New Roman"/>
+                <w:b w:val="0"/>
+                <w:i w:val="0"/>
+                <w:color w:val="000000"/>
+                <w:sz w:val="24"/>
+              </w:rPr>
+              <w:t>Круг идёт, решения собраны не все. В отборе называется «На согласовании»</w:t>
+            </w:r>
+          </w:p>
+        </w:tc>
+      </w:tr>
+      <w:tr>
+        <w:trPr>
+          <w:cantSplit w:val="true"/>
+        </w:trPr>
+        <w:tc>
+          <w:tcPr>
+            <w:tcW w:type="dxa" w:w="1984"/>
+          </w:tcPr>
+          <w:p>
+            <w:pPr>
+              <w:spacing w:line="240" w:lineRule="auto" w:after="0"/>
+              <w:ind w:firstLine="0"/>
+              <w:jc w:val="left"/>
+            </w:pPr>
+            <w:r>
+              <w:rPr>
+                <w:rFonts w:ascii="Times New Roman" w:hAnsi="Times New Roman" w:cs="Times New Roman" w:eastAsia="Times New Roman"/>
+                <w:b w:val="0"/>
+                <w:i w:val="0"/>
+                <w:color w:val="000000"/>
+                <w:sz w:val="24"/>
+              </w:rPr>
+              <w:t>Согласовано</w:t>
+            </w:r>
+          </w:p>
+        </w:tc>
+        <w:tc>
+          <w:tcPr>
+            <w:tcW w:type="dxa" w:w="7370"/>
+          </w:tcPr>
+          <w:p>
+            <w:pPr>
+              <w:spacing w:line="240" w:lineRule="auto" w:after="0"/>
+              <w:ind w:firstLine="0"/>
+              <w:jc w:val="left"/>
+            </w:pPr>
+            <w:r>
+              <w:rPr>
+                <w:rFonts w:ascii="Times New Roman" w:hAnsi="Times New Roman" w:cs="Times New Roman" w:eastAsia="Times New Roman"/>
+                <w:b w:val="0"/>
+                <w:i w:val="0"/>
+                <w:color w:val="000000"/>
+                <w:sz w:val="24"/>
+              </w:rPr>
+              <w:t>Согласны все, чьё решение обязательно. Заявку можно брать в работу</w:t>
+            </w:r>
+          </w:p>
+        </w:tc>
+      </w:tr>
+      <w:tr>
+        <w:trPr>
+          <w:cantSplit w:val="true"/>
+        </w:trPr>
+        <w:tc>
+          <w:tcPr>
+            <w:tcW w:type="dxa" w:w="1984"/>
+          </w:tcPr>
+          <w:p>
+            <w:pPr>
+              <w:spacing w:line="240" w:lineRule="auto" w:after="0"/>
+              <w:ind w:firstLine="0"/>
+              <w:jc w:val="left"/>
+            </w:pPr>
+            <w:r>
+              <w:rPr>
+                <w:rFonts w:ascii="Times New Roman" w:hAnsi="Times New Roman" w:cs="Times New Roman" w:eastAsia="Times New Roman"/>
+                <w:b w:val="0"/>
+                <w:i w:val="0"/>
+                <w:color w:val="000000"/>
+                <w:sz w:val="24"/>
+              </w:rPr>
+              <w:t>Не согласовано</w:t>
+            </w:r>
+          </w:p>
+        </w:tc>
+        <w:tc>
+          <w:tcPr>
+            <w:tcW w:type="dxa" w:w="7370"/>
+          </w:tcPr>
+          <w:p>
+            <w:pPr>
+              <w:spacing w:line="240" w:lineRule="auto" w:after="0"/>
+              <w:ind w:firstLine="0"/>
+              <w:jc w:val="left"/>
+            </w:pPr>
+            <w:r>
+              <w:rPr>
+                <w:rFonts w:ascii="Times New Roman" w:hAnsi="Times New Roman" w:cs="Times New Roman" w:eastAsia="Times New Roman"/>
+                <w:b w:val="0"/>
+                <w:i w:val="0"/>
+                <w:color w:val="000000"/>
+                <w:sz w:val="24"/>
+              </w:rPr>
+              <w:t>Кто-то из обязательных согласующих отказал. Круг закрыт</w:t>
+            </w:r>
+          </w:p>
+        </w:tc>
+      </w:tr>
+    </w:tbl>
+    <w:p>
+      <w:pPr>
+        <w:spacing w:after="0" w:line="240" w:lineRule="auto"/>
+        <w:ind w:firstLine="0"/>
+      </w:pPr>
+      <w:r>
+        <w:rPr>
+          <w:rFonts w:ascii="Times New Roman" w:hAnsi="Times New Roman" w:cs="Times New Roman" w:eastAsia="Times New Roman"/>
+          <w:b w:val="0"/>
+          <w:i w:val="0"/>
+          <w:color w:val="000000"/>
+          <w:sz w:val="12"/>
+        </w:rPr>
+      </w:r>
+    </w:p>
+    <w:p>
+      <w:pPr>
+        <w:keepNext/>
+        <w:spacing w:line="240" w:lineRule="auto" w:before="160" w:after="80"/>
+        <w:ind w:firstLine="0"/>
+        <w:jc w:val="left"/>
+      </w:pPr>
+      <w:r>
+        <w:rPr>
+          <w:rFonts w:ascii="Times New Roman" w:hAnsi="Times New Roman" w:cs="Times New Roman" w:eastAsia="Times New Roman"/>
+          <w:b w:val="0"/>
+          <w:i/>
+          <w:color w:val="000000"/>
+          <w:sz w:val="24"/>
+        </w:rPr>
+        <w:t>Таблица 5.2 — Статусы заявки</w:t>
+      </w:r>
+    </w:p>
+    <w:tbl>
+      <w:tblPr>
+        <w:tblStyle w:val="TableGrid"/>
+        <w:tblW w:type="auto" w:w="0"/>
+        <w:jc w:val="center"/>
+        <w:tblLayout w:type="fixed"/>
+        <w:tblLook w:firstColumn="1" w:firstRow="1" w:lastColumn="0" w:lastRow="0" w:noHBand="0" w:noVBand="1" w:val="04A0"/>
+        <w:tblLayout w:type="fixed"/>
+      </w:tblPr>
+      <w:tblGrid>
+        <w:gridCol w:w="1843"/>
+        <w:gridCol w:w="7513"/>
+      </w:tblGrid>
+      <w:tr>
+        <w:trPr>
+          <w:tblHeader w:val="true"/>
+          <w:cantSplit w:val="true"/>
+        </w:trPr>
+        <w:tc>
+          <w:tcPr>
+            <w:tcW w:type="dxa" w:w="1843"/>
+            <w:shd w:val="clear" w:fill="E8E8E8"/>
+          </w:tcPr>
+          <w:p>
+            <w:pPr>
+              <w:keepNext/>
+              <w:spacing w:line="240" w:lineRule="auto" w:after="0"/>
+              <w:ind w:firstLine="0"/>
+              <w:jc w:val="left"/>
+            </w:pPr>
+            <w:r>
+              <w:rPr>
+                <w:rFonts w:ascii="Times New Roman" w:hAnsi="Times New Roman" w:cs="Times New Roman" w:eastAsia="Times New Roman"/>
+                <w:b/>
+                <w:i w:val="0"/>
+                <w:color w:val="000000"/>
+                <w:sz w:val="24"/>
+              </w:rPr>
+              <w:t>Статус</w:t>
+            </w:r>
+          </w:p>
+        </w:tc>
+        <w:tc>
+          <w:tcPr>
+            <w:tcW w:type="dxa" w:w="7512"/>
+            <w:shd w:val="clear" w:fill="E8E8E8"/>
+          </w:tcPr>
+          <w:p>
+            <w:pPr>
+              <w:keepNext/>
+              <w:spacing w:line="240" w:lineRule="auto" w:after="0"/>
+              <w:ind w:firstLine="0"/>
+              <w:jc w:val="left"/>
+            </w:pPr>
+            <w:r>
+              <w:rPr>
+                <w:rFonts w:ascii="Times New Roman" w:hAnsi="Times New Roman" w:cs="Times New Roman" w:eastAsia="Times New Roman"/>
+                <w:b/>
+                <w:i w:val="0"/>
+                <w:color w:val="000000"/>
+                <w:sz w:val="24"/>
+              </w:rPr>
+              <w:t>Что означает</w:t>
+            </w:r>
+          </w:p>
+        </w:tc>
+      </w:tr>
+      <w:tr>
+        <w:trPr>
+          <w:cantSplit w:val="true"/>
+        </w:trPr>
+        <w:tc>
+          <w:tcPr>
+            <w:tcW w:type="dxa" w:w="1843"/>
+          </w:tcPr>
+          <w:p>
+            <w:pPr>
+              <w:spacing w:line="240" w:lineRule="auto" w:after="0"/>
+              <w:ind w:firstLine="0"/>
+              <w:jc w:val="left"/>
+            </w:pPr>
+            <w:r>
+              <w:rPr>
+                <w:rFonts w:ascii="Times New Roman" w:hAnsi="Times New Roman" w:cs="Times New Roman" w:eastAsia="Times New Roman"/>
+                <w:b w:val="0"/>
+                <w:i w:val="0"/>
+                <w:color w:val="000000"/>
+                <w:sz w:val="24"/>
+              </w:rPr>
+              <w:t>Непрочитано</w:t>
+            </w:r>
+          </w:p>
+        </w:tc>
+        <w:tc>
+          <w:tcPr>
+            <w:tcW w:type="dxa" w:w="7512"/>
+          </w:tcPr>
+          <w:p>
+            <w:pPr>
+              <w:spacing w:line="240" w:lineRule="auto" w:after="0"/>
+              <w:ind w:firstLine="0"/>
+              <w:jc w:val="left"/>
+            </w:pPr>
+            <w:r>
+              <w:rPr>
+                <w:rFonts w:ascii="Times New Roman" w:hAnsi="Times New Roman" w:cs="Times New Roman" w:eastAsia="Times New Roman"/>
+                <w:b w:val="0"/>
+                <w:i w:val="0"/>
+                <w:color w:val="000000"/>
+                <w:sz w:val="24"/>
+              </w:rPr>
+              <w:t>Заявка подана, её ещё никто не открывал</w:t>
+            </w:r>
+          </w:p>
+        </w:tc>
+      </w:tr>
+      <w:tr>
+        <w:trPr>
+          <w:cantSplit w:val="true"/>
+        </w:trPr>
+        <w:tc>
+          <w:tcPr>
+            <w:tcW w:type="dxa" w:w="1843"/>
+          </w:tcPr>
+          <w:p>
+            <w:pPr>
+              <w:spacing w:line="240" w:lineRule="auto" w:after="0"/>
+              <w:ind w:firstLine="0"/>
+              <w:jc w:val="left"/>
+            </w:pPr>
+            <w:r>
+              <w:rPr>
+                <w:rFonts w:ascii="Times New Roman" w:hAnsi="Times New Roman" w:cs="Times New Roman" w:eastAsia="Times New Roman"/>
+                <w:b w:val="0"/>
+                <w:i w:val="0"/>
+                <w:color w:val="000000"/>
+                <w:sz w:val="24"/>
+              </w:rPr>
+              <w:t>В обработке</w:t>
+            </w:r>
+          </w:p>
+        </w:tc>
+        <w:tc>
+          <w:tcPr>
+            <w:tcW w:type="dxa" w:w="7512"/>
+          </w:tcPr>
+          <w:p>
+            <w:pPr>
+              <w:spacing w:line="240" w:lineRule="auto" w:after="0"/>
+              <w:ind w:firstLine="0"/>
+              <w:jc w:val="left"/>
+            </w:pPr>
+            <w:r>
+              <w:rPr>
+                <w:rFonts w:ascii="Times New Roman" w:hAnsi="Times New Roman" w:cs="Times New Roman" w:eastAsia="Times New Roman"/>
+                <w:b w:val="0"/>
+                <w:i w:val="0"/>
+                <w:color w:val="000000"/>
+                <w:sz w:val="24"/>
+              </w:rPr>
+              <w:t>Заявку открыли. Она переходит в это состояние, когда карточку впервые открывает не автор - в том числе вы</w:t>
+            </w:r>
+          </w:p>
+        </w:tc>
+      </w:tr>
+      <w:tr>
+        <w:trPr>
+          <w:cantSplit w:val="true"/>
+        </w:trPr>
+        <w:tc>
+          <w:tcPr>
+            <w:tcW w:type="dxa" w:w="1843"/>
+          </w:tcPr>
+          <w:p>
+            <w:pPr>
+              <w:spacing w:line="240" w:lineRule="auto" w:after="0"/>
+              <w:ind w:firstLine="0"/>
+              <w:jc w:val="left"/>
+            </w:pPr>
+            <w:r>
+              <w:rPr>
+                <w:rFonts w:ascii="Times New Roman" w:hAnsi="Times New Roman" w:cs="Times New Roman" w:eastAsia="Times New Roman"/>
+                <w:b w:val="0"/>
+                <w:i w:val="0"/>
+                <w:color w:val="000000"/>
+                <w:sz w:val="24"/>
+              </w:rPr>
+              <w:t>В работе</w:t>
+            </w:r>
+          </w:p>
+        </w:tc>
+        <w:tc>
+          <w:tcPr>
+            <w:tcW w:type="dxa" w:w="7512"/>
+          </w:tcPr>
+          <w:p>
+            <w:pPr>
+              <w:spacing w:line="240" w:lineRule="auto" w:after="0"/>
+              <w:ind w:firstLine="0"/>
+              <w:jc w:val="left"/>
+            </w:pPr>
+            <w:r>
+              <w:rPr>
+                <w:rFonts w:ascii="Times New Roman" w:hAnsi="Times New Roman" w:cs="Times New Roman" w:eastAsia="Times New Roman"/>
+                <w:b w:val="0"/>
+                <w:i w:val="0"/>
+                <w:color w:val="000000"/>
+                <w:sz w:val="24"/>
+              </w:rPr>
+              <w:t>Принимающий взял заявку в работу</w:t>
+            </w:r>
+          </w:p>
+        </w:tc>
+      </w:tr>
+      <w:tr>
+        <w:trPr>
+          <w:cantSplit w:val="true"/>
+        </w:trPr>
+        <w:tc>
+          <w:tcPr>
+            <w:tcW w:type="dxa" w:w="1843"/>
+          </w:tcPr>
+          <w:p>
+            <w:pPr>
+              <w:spacing w:line="240" w:lineRule="auto" w:after="0"/>
+              <w:ind w:firstLine="0"/>
+              <w:jc w:val="left"/>
+            </w:pPr>
+            <w:r>
+              <w:rPr>
+                <w:rFonts w:ascii="Times New Roman" w:hAnsi="Times New Roman" w:cs="Times New Roman" w:eastAsia="Times New Roman"/>
+                <w:b w:val="0"/>
+                <w:i w:val="0"/>
+                <w:color w:val="000000"/>
+                <w:sz w:val="24"/>
+              </w:rPr>
+              <w:t>Завершено</w:t>
+            </w:r>
+          </w:p>
+        </w:tc>
+        <w:tc>
+          <w:tcPr>
+            <w:tcW w:type="dxa" w:w="7512"/>
+          </w:tcPr>
+          <w:p>
+            <w:pPr>
+              <w:spacing w:line="240" w:lineRule="auto" w:after="0"/>
+              <w:ind w:firstLine="0"/>
+              <w:jc w:val="left"/>
+            </w:pPr>
+            <w:r>
+              <w:rPr>
+                <w:rFonts w:ascii="Times New Roman" w:hAnsi="Times New Roman" w:cs="Times New Roman" w:eastAsia="Times New Roman"/>
+                <w:b w:val="0"/>
+                <w:i w:val="0"/>
+                <w:color w:val="000000"/>
+                <w:sz w:val="24"/>
+              </w:rPr>
+              <w:t>Работа по заявке закончена</w:t>
+            </w:r>
+          </w:p>
+        </w:tc>
+      </w:tr>
+      <w:tr>
+        <w:trPr>
+          <w:cantSplit w:val="true"/>
+        </w:trPr>
+        <w:tc>
+          <w:tcPr>
+            <w:tcW w:type="dxa" w:w="1843"/>
+          </w:tcPr>
+          <w:p>
+            <w:pPr>
+              <w:spacing w:line="240" w:lineRule="auto" w:after="0"/>
+              <w:ind w:firstLine="0"/>
+              <w:jc w:val="left"/>
+            </w:pPr>
+            <w:r>
+              <w:rPr>
+                <w:rFonts w:ascii="Times New Roman" w:hAnsi="Times New Roman" w:cs="Times New Roman" w:eastAsia="Times New Roman"/>
+                <w:b w:val="0"/>
+                <w:i w:val="0"/>
+                <w:color w:val="000000"/>
+                <w:sz w:val="24"/>
+              </w:rPr>
+              <w:t>Отказано</w:t>
+            </w:r>
+          </w:p>
+        </w:tc>
+        <w:tc>
+          <w:tcPr>
+            <w:tcW w:type="dxa" w:w="7512"/>
+          </w:tcPr>
+          <w:p>
+            <w:pPr>
+              <w:spacing w:line="240" w:lineRule="auto" w:after="0"/>
+              <w:ind w:firstLine="0"/>
+              <w:jc w:val="left"/>
+            </w:pPr>
+            <w:r>
+              <w:rPr>
+                <w:rFonts w:ascii="Times New Roman" w:hAnsi="Times New Roman" w:cs="Times New Roman" w:eastAsia="Times New Roman"/>
+                <w:b w:val="0"/>
+                <w:i w:val="0"/>
+                <w:color w:val="000000"/>
+                <w:sz w:val="24"/>
+              </w:rPr>
+              <w:t>Принимающий отказал</w:t>
+            </w:r>
+          </w:p>
+        </w:tc>
+      </w:tr>
+      <w:tr>
+        <w:trPr>
+          <w:cantSplit w:val="true"/>
+        </w:trPr>
+        <w:tc>
+          <w:tcPr>
+            <w:tcW w:type="dxa" w:w="1843"/>
+          </w:tcPr>
+          <w:p>
+            <w:pPr>
+              <w:spacing w:line="240" w:lineRule="auto" w:after="0"/>
+              <w:ind w:firstLine="0"/>
+              <w:jc w:val="left"/>
+            </w:pPr>
+            <w:r>
+              <w:rPr>
+                <w:rFonts w:ascii="Times New Roman" w:hAnsi="Times New Roman" w:cs="Times New Roman" w:eastAsia="Times New Roman"/>
+                <w:b w:val="0"/>
+                <w:i w:val="0"/>
+                <w:color w:val="000000"/>
+                <w:sz w:val="24"/>
+              </w:rPr>
+              <w:t>Отозвана</w:t>
+            </w:r>
+          </w:p>
+        </w:tc>
+        <w:tc>
+          <w:tcPr>
+            <w:tcW w:type="dxa" w:w="7512"/>
+          </w:tcPr>
+          <w:p>
+            <w:pPr>
+              <w:spacing w:line="240" w:lineRule="auto" w:after="0"/>
+              <w:ind w:firstLine="0"/>
+              <w:jc w:val="left"/>
+            </w:pPr>
+            <w:r>
+              <w:rPr>
+                <w:rFonts w:ascii="Times New Roman" w:hAnsi="Times New Roman" w:cs="Times New Roman" w:eastAsia="Times New Roman"/>
+                <w:b w:val="0"/>
+                <w:i w:val="0"/>
+                <w:color w:val="000000"/>
+                <w:sz w:val="24"/>
+              </w:rPr>
+              <w:t>Заявку отозвал сам заявитель</w:t>
+            </w:r>
+          </w:p>
+        </w:tc>
+      </w:tr>
+    </w:tbl>
+    <w:p>
+      <w:pPr>
+        <w:spacing w:after="0" w:line="240" w:lineRule="auto"/>
+        <w:ind w:firstLine="0"/>
+      </w:pPr>
+      <w:r>
+        <w:rPr>
+          <w:rFonts w:ascii="Times New Roman" w:hAnsi="Times New Roman" w:cs="Times New Roman" w:eastAsia="Times New Roman"/>
+          <w:b w:val="0"/>
+          <w:i w:val="0"/>
+          <w:color w:val="000000"/>
+          <w:sz w:val="12"/>
+        </w:rPr>
+      </w:r>
+    </w:p>
+    <w:p>
+      <w:pPr>
+        <w:pStyle w:val="Heading2"/>
+        <w:ind w:firstLine="0"/>
+      </w:pPr>
+      <w:r>
+        <w:rPr>
+          <w:rFonts w:ascii="Times New Roman" w:hAnsi="Times New Roman" w:cs="Times New Roman" w:eastAsia="Times New Roman"/>
+          <w:b/>
+          <w:i w:val="0"/>
+          <w:color w:val="000000"/>
+          <w:sz w:val="28"/>
+        </w:rPr>
+        <w:t>5.4. Метки в строке</w:t>
+      </w:r>
+    </w:p>
+    <w:p>
+      <w:r>
+        <w:rPr>
+          <w:rFonts w:ascii="Times New Roman" w:hAnsi="Times New Roman" w:cs="Times New Roman" w:eastAsia="Times New Roman"/>
+          <w:b w:val="0"/>
+          <w:i w:val="0"/>
+          <w:color w:val="000000"/>
+          <w:sz w:val="28"/>
+        </w:rPr>
+        <w:t xml:space="preserve">Метка </w:t>
+      </w:r>
+      <w:r>
+        <w:rPr>
+          <w:rFonts w:ascii="Times New Roman" w:hAnsi="Times New Roman" w:cs="Times New Roman" w:eastAsia="Times New Roman"/>
+          <w:b/>
+          <w:i w:val="0"/>
+          <w:color w:val="000000"/>
+          <w:sz w:val="28"/>
+        </w:rPr>
+        <w:t>«N дн.»</w:t>
+      </w:r>
+      <w:r>
+        <w:rPr>
+          <w:rFonts w:ascii="Times New Roman" w:hAnsi="Times New Roman" w:cs="Times New Roman" w:eastAsia="Times New Roman"/>
+          <w:b w:val="0"/>
+          <w:i w:val="0"/>
+          <w:color w:val="000000"/>
+          <w:sz w:val="28"/>
+        </w:rPr>
+        <w:t xml:space="preserve"> показывает, сколько дней заявка ждёт согласования; подсказка при наведении расшифровывает срок. Метка появляется, пока идёт круг и заявку ещё не взяли в работу.</w:t>
+      </w:r>
+    </w:p>
+    <w:p>
+      <w:r>
+        <w:rPr>
+          <w:rFonts w:ascii="Times New Roman" w:hAnsi="Times New Roman" w:cs="Times New Roman" w:eastAsia="Times New Roman"/>
+          <w:b w:val="0"/>
+          <w:i w:val="0"/>
+          <w:color w:val="000000"/>
+          <w:sz w:val="28"/>
+        </w:rPr>
+        <w:t>Метка о сходстве с чёрным списком (в ней указано, сколько элементов помечено) означает, что в заявке есть люди или транспорт, близкие к записям чёрного списка; такую заявку нельзя согласовать, не разобравшись, см. раздел 9.</w:t>
+      </w:r>
+    </w:p>
+    <w:p>
+      <w:r>
+        <w:rPr>
+          <w:rFonts w:ascii="Times New Roman" w:hAnsi="Times New Roman" w:cs="Times New Roman" w:eastAsia="Times New Roman"/>
+          <w:b w:val="0"/>
+          <w:i w:val="0"/>
+          <w:color w:val="000000"/>
+          <w:sz w:val="28"/>
+        </w:rPr>
+        <w:t xml:space="preserve">Прочие метки: </w:t>
+      </w:r>
+      <w:r>
+        <w:rPr>
+          <w:rFonts w:ascii="Times New Roman" w:hAnsi="Times New Roman" w:cs="Times New Roman" w:eastAsia="Times New Roman"/>
+          <w:b/>
+          <w:i w:val="0"/>
+          <w:color w:val="000000"/>
+          <w:sz w:val="28"/>
+        </w:rPr>
+        <w:t>«Важный»</w:t>
+      </w:r>
+      <w:r>
+        <w:rPr>
+          <w:rFonts w:ascii="Times New Roman" w:hAnsi="Times New Roman" w:cs="Times New Roman" w:eastAsia="Times New Roman"/>
+          <w:b w:val="0"/>
+          <w:i w:val="0"/>
+          <w:color w:val="000000"/>
+          <w:sz w:val="28"/>
+        </w:rPr>
+        <w:t xml:space="preserve">, </w:t>
+      </w:r>
+      <w:r>
+        <w:rPr>
+          <w:rFonts w:ascii="Times New Roman" w:hAnsi="Times New Roman" w:cs="Times New Roman" w:eastAsia="Times New Roman"/>
+          <w:b/>
+          <w:i w:val="0"/>
+          <w:color w:val="000000"/>
+          <w:sz w:val="28"/>
+        </w:rPr>
+        <w:t>«Крыша»</w:t>
+      </w:r>
+      <w:r>
+        <w:rPr>
+          <w:rFonts w:ascii="Times New Roman" w:hAnsi="Times New Roman" w:cs="Times New Roman" w:eastAsia="Times New Roman"/>
+          <w:b w:val="0"/>
+          <w:i w:val="0"/>
+          <w:color w:val="000000"/>
+          <w:sz w:val="28"/>
+        </w:rPr>
+        <w:t xml:space="preserve">, </w:t>
+      </w:r>
+      <w:r>
+        <w:rPr>
+          <w:rFonts w:ascii="Times New Roman" w:hAnsi="Times New Roman" w:cs="Times New Roman" w:eastAsia="Times New Roman"/>
+          <w:b/>
+          <w:i w:val="0"/>
+          <w:color w:val="000000"/>
+          <w:sz w:val="28"/>
+        </w:rPr>
+        <w:t>«Парковка»</w:t>
+      </w:r>
+      <w:r>
+        <w:rPr>
+          <w:rFonts w:ascii="Times New Roman" w:hAnsi="Times New Roman" w:cs="Times New Roman" w:eastAsia="Times New Roman"/>
+          <w:b w:val="0"/>
+          <w:i w:val="0"/>
+          <w:color w:val="000000"/>
+          <w:sz w:val="28"/>
+        </w:rPr>
+        <w:t xml:space="preserve">, </w:t>
+      </w:r>
+      <w:r>
+        <w:rPr>
+          <w:rFonts w:ascii="Times New Roman" w:hAnsi="Times New Roman" w:cs="Times New Roman" w:eastAsia="Times New Roman"/>
+          <w:b/>
+          <w:i w:val="0"/>
+          <w:color w:val="000000"/>
+          <w:sz w:val="28"/>
+        </w:rPr>
+        <w:t>«Вопросы»</w:t>
+      </w:r>
+      <w:r>
+        <w:rPr>
+          <w:rFonts w:ascii="Times New Roman" w:hAnsi="Times New Roman" w:cs="Times New Roman" w:eastAsia="Times New Roman"/>
+          <w:b w:val="0"/>
+          <w:i w:val="0"/>
+          <w:color w:val="000000"/>
+          <w:sz w:val="28"/>
+        </w:rPr>
+        <w:t xml:space="preserve"> (есть новые вопросы или ответы), скрепка (к заявке приложены файлы) и </w:t>
+      </w:r>
+      <w:r>
+        <w:rPr>
+          <w:rFonts w:ascii="Times New Roman" w:hAnsi="Times New Roman" w:cs="Times New Roman" w:eastAsia="Times New Roman"/>
+          <w:b/>
+          <w:i w:val="0"/>
+          <w:color w:val="000000"/>
+          <w:sz w:val="28"/>
+        </w:rPr>
+        <w:t>«Дополнение»</w:t>
+      </w:r>
+      <w:r>
+        <w:rPr>
+          <w:rFonts w:ascii="Times New Roman" w:hAnsi="Times New Roman" w:cs="Times New Roman" w:eastAsia="Times New Roman"/>
+          <w:b w:val="0"/>
+          <w:i w:val="0"/>
+          <w:color w:val="000000"/>
+          <w:sz w:val="28"/>
+        </w:rPr>
+        <w:t xml:space="preserve"> (идёт согласование дополнения).</w:t>
+      </w:r>
+    </w:p>
+    <w:p>
+      <w:pPr>
+        <w:pStyle w:val="Heading2"/>
+        <w:ind w:firstLine="0"/>
+      </w:pPr>
+      <w:r>
+        <w:rPr>
+          <w:rFonts w:ascii="Times New Roman" w:hAnsi="Times New Roman" w:cs="Times New Roman" w:eastAsia="Times New Roman"/>
+          <w:b/>
+          <w:i w:val="0"/>
+          <w:color w:val="000000"/>
+          <w:sz w:val="28"/>
+        </w:rPr>
+        <w:t>5.5. Поиск и отбор</w:t>
+      </w:r>
+    </w:p>
+    <w:p>
+      <w:r>
+        <w:rPr>
+          <w:rFonts w:ascii="Times New Roman" w:hAnsi="Times New Roman" w:cs="Times New Roman" w:eastAsia="Times New Roman"/>
+          <w:b w:val="0"/>
+          <w:i w:val="0"/>
+          <w:color w:val="000000"/>
+          <w:sz w:val="28"/>
+        </w:rPr>
+        <w:t xml:space="preserve">Поле </w:t>
+      </w:r>
+      <w:r>
+        <w:rPr>
+          <w:rFonts w:ascii="Times New Roman" w:hAnsi="Times New Roman" w:cs="Times New Roman" w:eastAsia="Times New Roman"/>
+          <w:b/>
+          <w:i w:val="0"/>
+          <w:color w:val="000000"/>
+          <w:sz w:val="28"/>
+        </w:rPr>
+        <w:t>«Поиск заявок...»</w:t>
+      </w:r>
+      <w:r>
+        <w:rPr>
+          <w:rFonts w:ascii="Times New Roman" w:hAnsi="Times New Roman" w:cs="Times New Roman" w:eastAsia="Times New Roman"/>
+          <w:b w:val="0"/>
+          <w:i w:val="0"/>
+          <w:color w:val="000000"/>
+          <w:sz w:val="28"/>
+        </w:rPr>
+        <w:t xml:space="preserve"> ищет на сервере по номеру, организации, отправителю и содержимому заявки. Списки над таблицей отбирают по организации, компании, местам разгрузки и проходам, по дате, по состоянию согласования, по статусу и по меткам. Кнопка </w:t>
+      </w:r>
+      <w:r>
+        <w:rPr>
+          <w:rFonts w:ascii="Times New Roman" w:hAnsi="Times New Roman" w:cs="Times New Roman" w:eastAsia="Times New Roman"/>
+          <w:b/>
+          <w:i w:val="0"/>
+          <w:color w:val="000000"/>
+          <w:sz w:val="28"/>
+        </w:rPr>
+        <w:t>«Заявки на сегодня»</w:t>
+      </w:r>
+      <w:r>
+        <w:rPr>
+          <w:rFonts w:ascii="Times New Roman" w:hAnsi="Times New Roman" w:cs="Times New Roman" w:eastAsia="Times New Roman"/>
+          <w:b w:val="0"/>
+          <w:i w:val="0"/>
+          <w:color w:val="000000"/>
+          <w:sz w:val="28"/>
+        </w:rPr>
+        <w:t xml:space="preserve"> оставляет те, чей срок действия захватывает сегодняшний день, </w:t>
+      </w:r>
+      <w:r>
+        <w:rPr>
+          <w:rFonts w:ascii="Times New Roman" w:hAnsi="Times New Roman" w:cs="Times New Roman" w:eastAsia="Times New Roman"/>
+          <w:b/>
+          <w:i w:val="0"/>
+          <w:color w:val="000000"/>
+          <w:sz w:val="28"/>
+        </w:rPr>
+        <w:t>«Обновления»</w:t>
+      </w:r>
+      <w:r>
+        <w:rPr>
+          <w:rFonts w:ascii="Times New Roman" w:hAnsi="Times New Roman" w:cs="Times New Roman" w:eastAsia="Times New Roman"/>
+          <w:b w:val="0"/>
+          <w:i w:val="0"/>
+          <w:color w:val="000000"/>
+          <w:sz w:val="28"/>
+        </w:rPr>
+        <w:t xml:space="preserve"> - те, где что-то изменилось с вашего последнего просмотра. </w:t>
+      </w:r>
+      <w:r>
+        <w:rPr>
+          <w:rFonts w:ascii="Times New Roman" w:hAnsi="Times New Roman" w:cs="Times New Roman" w:eastAsia="Times New Roman"/>
+          <w:b/>
+          <w:i w:val="0"/>
+          <w:color w:val="000000"/>
+          <w:sz w:val="28"/>
+        </w:rPr>
+        <w:t>«Сбросить фильтры»</w:t>
+      </w:r>
+      <w:r>
+        <w:rPr>
+          <w:rFonts w:ascii="Times New Roman" w:hAnsi="Times New Roman" w:cs="Times New Roman" w:eastAsia="Times New Roman"/>
+          <w:b w:val="0"/>
+          <w:i w:val="0"/>
+          <w:color w:val="000000"/>
+          <w:sz w:val="28"/>
+        </w:rPr>
+        <w:t xml:space="preserve"> возвращает список в исходный вид.</w:t>
+      </w:r>
+    </w:p>
+    <w:p>
+      <w:pPr>
+        <w:pStyle w:val="Heading1"/>
+        <w:ind w:firstLine="0"/>
+      </w:pPr>
+      <w:r>
+        <w:rPr>
+          <w:rFonts w:ascii="Times New Roman" w:hAnsi="Times New Roman" w:cs="Times New Roman" w:eastAsia="Times New Roman"/>
+          <w:b/>
+          <w:i w:val="0"/>
+          <w:color w:val="000000"/>
+          <w:sz w:val="32"/>
+        </w:rPr>
+        <w:t>6. Карточка заявки</w:t>
+      </w:r>
+    </w:p>
+    <w:p>
+      <w:r>
+        <w:rPr>
+          <w:rFonts w:ascii="Times New Roman" w:hAnsi="Times New Roman" w:cs="Times New Roman" w:eastAsia="Times New Roman"/>
+          <w:b w:val="0"/>
+          <w:i w:val="0"/>
+          <w:color w:val="000000"/>
+          <w:sz w:val="28"/>
+        </w:rPr>
+        <w:t>Нажатие на строку открывает карточку заявки.</w:t>
+      </w:r>
+    </w:p>
+    <w:p>
+      <w:pPr>
+        <w:keepNext/>
+        <w:spacing w:before="120" w:after="40"/>
+        <w:ind w:firstLine="0"/>
+        <w:jc w:val="center"/>
+      </w:pPr>
+      <w:r>
+        <w:drawing>
+          <wp:inline xmlns:a="http://schemas.openxmlformats.org/drawingml/2006/main" xmlns:pic="http://schemas.openxmlformats.org/drawingml/2006/picture">
+            <wp:extent cx="5940000" cy="3883846"/>
+            <wp:docPr id="2" name="Picture 2"/>
+            <wp:cNvGraphicFramePr>
+              <a:graphicFrameLocks noChangeAspect="1"/>
+            </wp:cNvGraphicFramePr>
+            <a:graphic>
+              <a:graphicData uri="http://schemas.openxmlformats.org/drawingml/2006/picture">
+                <pic:pic>
+                  <pic:nvPicPr>
+                    <pic:cNvPr id="0" name="approver-detail.png"/>
+                    <pic:cNvPicPr/>
+                  </pic:nvPicPr>
+                  <pic:blipFill>
+                    <a:blip r:embed="rId12"/>
+                    <a:stretch>
+                      <a:fillRect/>
+                    </a:stretch>
+                  </pic:blipFill>
+                  <pic:spPr>
+                    <a:xfrm>
+                      <a:off x="0" y="0"/>
+                      <a:ext cx="5940000" cy="3883846"/>
+                    </a:xfrm>
+                    <a:prstGeom prst="rect"/>
+                  </pic:spPr>
+                </pic:pic>
+              </a:graphicData>
+            </a:graphic>
+          </wp:inline>
+        </w:drawing>
+      </w:r>
+    </w:p>
+    <w:p>
+      <w:pPr>
+        <w:keepNext w:val="0"/>
+        <w:spacing w:line="240" w:lineRule="auto" w:before="40" w:after="200"/>
+        <w:ind w:firstLine="0"/>
+        <w:jc w:val="center"/>
+      </w:pPr>
+      <w:r>
+        <w:rPr>
+          <w:rFonts w:ascii="Times New Roman" w:hAnsi="Times New Roman" w:cs="Times New Roman" w:eastAsia="Times New Roman"/>
+          <w:b w:val="0"/>
+          <w:i/>
+          <w:color w:val="000000"/>
+          <w:sz w:val="24"/>
+        </w:rPr>
+        <w:t>Рисунок 6.1 — Карточка заявки</w:t>
+      </w:r>
+    </w:p>
+    <w:p>
+      <w:r>
+        <w:rPr>
+          <w:rFonts w:ascii="Times New Roman" w:hAnsi="Times New Roman" w:cs="Times New Roman" w:eastAsia="Times New Roman"/>
+          <w:b w:val="0"/>
+          <w:i w:val="0"/>
+          <w:color w:val="000000"/>
+          <w:sz w:val="28"/>
+        </w:rPr>
+        <w:t>Вверху - номер заявки, дата подачи и кнопки решения (1). Слева перечислены вложения заявки: люди, транспорт, ценности; нажатие на вложение показывает его состав в середине окна. Там же - сообщение к заявке от заявителя и блок вопросов (2).</w:t>
+      </w:r>
+    </w:p>
+    <w:p>
+      <w:r>
+        <w:rPr>
+          <w:rFonts w:ascii="Times New Roman" w:hAnsi="Times New Roman" w:cs="Times New Roman" w:eastAsia="Times New Roman"/>
+          <w:b w:val="0"/>
+          <w:i w:val="0"/>
+          <w:color w:val="000000"/>
+          <w:sz w:val="28"/>
+        </w:rPr>
+        <w:t xml:space="preserve">Справа: </w:t>
+      </w:r>
+      <w:r>
+        <w:rPr>
+          <w:rFonts w:ascii="Times New Roman" w:hAnsi="Times New Roman" w:cs="Times New Roman" w:eastAsia="Times New Roman"/>
+          <w:b/>
+          <w:i w:val="0"/>
+          <w:color w:val="000000"/>
+          <w:sz w:val="28"/>
+        </w:rPr>
+        <w:t>«Основная информация»</w:t>
+      </w:r>
+      <w:r>
+        <w:rPr>
+          <w:rFonts w:ascii="Times New Roman" w:hAnsi="Times New Roman" w:cs="Times New Roman" w:eastAsia="Times New Roman"/>
+          <w:b w:val="0"/>
+          <w:i w:val="0"/>
+          <w:color w:val="000000"/>
+          <w:sz w:val="28"/>
+        </w:rPr>
+        <w:t xml:space="preserve"> (организация, компания, отправитель), поле </w:t>
+      </w:r>
+      <w:r>
+        <w:rPr>
+          <w:rFonts w:ascii="Times New Roman" w:hAnsi="Times New Roman" w:cs="Times New Roman" w:eastAsia="Times New Roman"/>
+          <w:b/>
+          <w:i w:val="0"/>
+          <w:color w:val="000000"/>
+          <w:sz w:val="28"/>
+        </w:rPr>
+        <w:t>«Комментарий»</w:t>
+      </w:r>
+      <w:r>
+        <w:rPr>
+          <w:rFonts w:ascii="Times New Roman" w:hAnsi="Times New Roman" w:cs="Times New Roman" w:eastAsia="Times New Roman"/>
+          <w:b w:val="0"/>
+          <w:i w:val="0"/>
+          <w:color w:val="000000"/>
+          <w:sz w:val="28"/>
+        </w:rPr>
+        <w:t xml:space="preserve"> для вашего решения и блок </w:t>
+      </w:r>
+      <w:r>
+        <w:rPr>
+          <w:rFonts w:ascii="Times New Roman" w:hAnsi="Times New Roman" w:cs="Times New Roman" w:eastAsia="Times New Roman"/>
+          <w:b/>
+          <w:i w:val="0"/>
+          <w:color w:val="000000"/>
+          <w:sz w:val="28"/>
+        </w:rPr>
+        <w:t>«Согласование заявки»</w:t>
+      </w:r>
+      <w:r>
+        <w:rPr>
+          <w:rFonts w:ascii="Times New Roman" w:hAnsi="Times New Roman" w:cs="Times New Roman" w:eastAsia="Times New Roman"/>
+          <w:b w:val="0"/>
+          <w:i w:val="0"/>
+          <w:color w:val="000000"/>
+          <w:sz w:val="28"/>
+        </w:rPr>
+        <w:t xml:space="preserve">. Если заявку уже приняли в работу, отказали, завершили или отозвали, добавляется блок </w:t>
+      </w:r>
+      <w:r>
+        <w:rPr>
+          <w:rFonts w:ascii="Times New Roman" w:hAnsi="Times New Roman" w:cs="Times New Roman" w:eastAsia="Times New Roman"/>
+          <w:b/>
+          <w:i w:val="0"/>
+          <w:color w:val="000000"/>
+          <w:sz w:val="28"/>
+        </w:rPr>
+        <w:t>«Статус заявки»</w:t>
+      </w:r>
+      <w:r>
+        <w:rPr>
+          <w:rFonts w:ascii="Times New Roman" w:hAnsi="Times New Roman" w:cs="Times New Roman" w:eastAsia="Times New Roman"/>
+          <w:b w:val="0"/>
+          <w:i w:val="0"/>
+          <w:color w:val="000000"/>
+          <w:sz w:val="28"/>
+        </w:rPr>
+        <w:t xml:space="preserve"> с тем, кто и когда это сделал.</w:t>
+      </w:r>
+    </w:p>
+    <w:p>
+      <w:r>
+        <w:rPr>
+          <w:rFonts w:ascii="Times New Roman" w:hAnsi="Times New Roman" w:cs="Times New Roman" w:eastAsia="Times New Roman"/>
+          <w:b w:val="0"/>
+          <w:i w:val="0"/>
+          <w:color w:val="000000"/>
+          <w:sz w:val="28"/>
+        </w:rPr>
+        <w:t xml:space="preserve">Кнопка </w:t>
+      </w:r>
+      <w:r>
+        <w:rPr>
+          <w:rFonts w:ascii="Times New Roman" w:hAnsi="Times New Roman" w:cs="Times New Roman" w:eastAsia="Times New Roman"/>
+          <w:b/>
+          <w:i w:val="0"/>
+          <w:color w:val="000000"/>
+          <w:sz w:val="28"/>
+        </w:rPr>
+        <w:t>«История заявки»</w:t>
+      </w:r>
+      <w:r>
+        <w:rPr>
+          <w:rFonts w:ascii="Times New Roman" w:hAnsi="Times New Roman" w:cs="Times New Roman" w:eastAsia="Times New Roman"/>
+          <w:b w:val="0"/>
+          <w:i w:val="0"/>
+          <w:color w:val="000000"/>
+          <w:sz w:val="28"/>
+        </w:rPr>
+        <w:t xml:space="preserve"> открывает список всех действий по заявке, если бюро пропусков выдало вам такое право. Кнопка </w:t>
+      </w:r>
+      <w:r>
+        <w:rPr>
+          <w:rFonts w:ascii="Times New Roman" w:hAnsi="Times New Roman" w:cs="Times New Roman" w:eastAsia="Times New Roman"/>
+          <w:b/>
+          <w:i w:val="0"/>
+          <w:color w:val="000000"/>
+          <w:sz w:val="28"/>
+        </w:rPr>
+        <w:t>«Скачать»</w:t>
+      </w:r>
+      <w:r>
+        <w:rPr>
+          <w:rFonts w:ascii="Times New Roman" w:hAnsi="Times New Roman" w:cs="Times New Roman" w:eastAsia="Times New Roman"/>
+          <w:b w:val="0"/>
+          <w:i w:val="0"/>
+          <w:color w:val="000000"/>
+          <w:sz w:val="28"/>
+        </w:rPr>
+        <w:t xml:space="preserve"> сохраняет бланк заявки.</w:t>
+      </w:r>
+    </w:p>
+    <w:tbl>
+      <w:tblPr>
+        <w:tblW w:type="auto" w:w="0"/>
+        <w:tblLayout w:type="fixed"/>
+        <w:tblLook w:firstColumn="1" w:firstRow="1" w:lastColumn="0" w:lastRow="0" w:noHBand="0" w:noVBand="1" w:val="04A0"/>
+        <w:tblLayout w:type="fixed"/>
+      </w:tblPr>
+      <w:tblGrid>
+        <w:gridCol w:w="9356"/>
+      </w:tblGrid>
+      <w:tr>
+        <w:trPr>
+          <w:cantSplit w:val="true"/>
+        </w:trPr>
+        <w:tc>
+          <w:tcPr>
+            <w:tcW w:type="dxa" w:w="9354"/>
+            <w:shd w:val="clear" w:fill="EAF1F8"/>
+            <w:tcBorders>
+              <w:left w:val="single" w:sz="24" w:color="2C6FA6"/>
+              <w:top w:val="single" w:sz="4" w:color="EAF1F8"/>
+              <w:bottom w:val="single" w:sz="4" w:color="EAF1F8"/>
+              <w:right w:val="single" w:sz="4" w:color="EAF1F8"/>
+            </w:tcBorders>
+          </w:tcPr>
+          <w:p>
+            <w:pPr>
+              <w:spacing w:line="288" w:lineRule="auto" w:after="0"/>
+              <w:ind w:firstLine="0"/>
+            </w:pPr>
+            <w:r>
+              <w:rPr>
+                <w:rFonts w:ascii="Times New Roman" w:hAnsi="Times New Roman" w:cs="Times New Roman" w:eastAsia="Times New Roman"/>
+                <w:b/>
+                <w:i w:val="0"/>
+                <w:color w:val="2C6FA6"/>
+                <w:sz w:val="26"/>
+              </w:rPr>
+              <w:t xml:space="preserve">ПРИМЕЧАНИЕ. </w:t>
+            </w:r>
+            <w:r>
+              <w:rPr>
+                <w:rFonts w:ascii="Times New Roman" w:hAnsi="Times New Roman" w:cs="Times New Roman" w:eastAsia="Times New Roman"/>
+                <w:b w:val="0"/>
+                <w:i w:val="0"/>
+                <w:color w:val="000000"/>
+                <w:sz w:val="26"/>
+              </w:rPr>
+              <w:t>Открытие карточки переводит заявку из состояния «Непрочитано» в «В обработке». Это не решение и ни к чему вас не обязывает - система лишь отмечает, что заявку увидели.</w:t>
+            </w:r>
+          </w:p>
+        </w:tc>
+      </w:tr>
+    </w:tbl>
+    <w:p>
+      <w:pPr>
+        <w:spacing w:after="0" w:line="240" w:lineRule="auto"/>
+        <w:ind w:firstLine="0"/>
+      </w:pPr>
+      <w:r>
+        <w:rPr>
+          <w:rFonts w:ascii="Times New Roman" w:hAnsi="Times New Roman" w:cs="Times New Roman" w:eastAsia="Times New Roman"/>
+          <w:b w:val="0"/>
+          <w:i w:val="0"/>
+          <w:color w:val="000000"/>
+          <w:sz w:val="12"/>
+        </w:rPr>
+      </w:r>
+    </w:p>
+    <w:p>
+      <w:pPr>
+        <w:pStyle w:val="Heading1"/>
+        <w:ind w:firstLine="0"/>
+      </w:pPr>
+      <w:r>
+        <w:rPr>
+          <w:rFonts w:ascii="Times New Roman" w:hAnsi="Times New Roman" w:cs="Times New Roman" w:eastAsia="Times New Roman"/>
+          <w:b/>
+          <w:i w:val="0"/>
+          <w:color w:val="000000"/>
+          <w:sz w:val="32"/>
+        </w:rPr>
+        <w:t>7. Решение по заявке</w:t>
+      </w:r>
+    </w:p>
+    <w:p>
+      <w:pPr>
+        <w:pStyle w:val="Heading2"/>
+        <w:ind w:firstLine="0"/>
+      </w:pPr>
+      <w:r>
+        <w:rPr>
+          <w:rFonts w:ascii="Times New Roman" w:hAnsi="Times New Roman" w:cs="Times New Roman" w:eastAsia="Times New Roman"/>
+          <w:b/>
+          <w:i w:val="0"/>
+          <w:color w:val="000000"/>
+          <w:sz w:val="28"/>
+        </w:rPr>
+        <w:t>7.1. Согласовать или отказать</w:t>
+      </w:r>
+    </w:p>
+    <w:p>
+      <w:pPr>
+        <w:keepNext/>
+        <w:spacing w:before="120" w:after="40"/>
+        <w:ind w:firstLine="0"/>
+        <w:jc w:val="center"/>
+      </w:pPr>
+      <w:r>
+        <w:drawing>
+          <wp:inline xmlns:a="http://schemas.openxmlformats.org/drawingml/2006/main" xmlns:pic="http://schemas.openxmlformats.org/drawingml/2006/picture">
+            <wp:extent cx="2913888" cy="1121664"/>
+            <wp:docPr id="3" name="Picture 3"/>
+            <wp:cNvGraphicFramePr>
+              <a:graphicFrameLocks noChangeAspect="1"/>
+            </wp:cNvGraphicFramePr>
+            <a:graphic>
+              <a:graphicData uri="http://schemas.openxmlformats.org/drawingml/2006/picture">
+                <pic:pic>
+                  <pic:nvPicPr>
+                    <pic:cNvPr id="0" name="approver-vote.png"/>
+                    <pic:cNvPicPr/>
+                  </pic:nvPicPr>
+                  <pic:blipFill>
+                    <a:blip r:embed="rId13"/>
+                    <a:stretch>
+                      <a:fillRect/>
+                    </a:stretch>
+                  </pic:blipFill>
+                  <pic:spPr>
+                    <a:xfrm>
+                      <a:off x="0" y="0"/>
+                      <a:ext cx="2913888" cy="1121664"/>
+                    </a:xfrm>
+                    <a:prstGeom prst="rect"/>
+                  </pic:spPr>
+                </pic:pic>
+              </a:graphicData>
+            </a:graphic>
+          </wp:inline>
+        </w:drawing>
+      </w:r>
+    </w:p>
+    <w:p>
+      <w:pPr>
+        <w:keepNext w:val="0"/>
+        <w:spacing w:line="240" w:lineRule="auto" w:before="40" w:after="200"/>
+        <w:ind w:firstLine="0"/>
+        <w:jc w:val="center"/>
+      </w:pPr>
+      <w:r>
+        <w:rPr>
+          <w:rFonts w:ascii="Times New Roman" w:hAnsi="Times New Roman" w:cs="Times New Roman" w:eastAsia="Times New Roman"/>
+          <w:b w:val="0"/>
+          <w:i/>
+          <w:color w:val="000000"/>
+          <w:sz w:val="24"/>
+        </w:rPr>
+        <w:t>Рисунок 7.1 — Кнопки решения</w:t>
+      </w:r>
+    </w:p>
+    <w:p>
+      <w:r>
+        <w:rPr>
+          <w:rFonts w:ascii="Times New Roman" w:hAnsi="Times New Roman" w:cs="Times New Roman" w:eastAsia="Times New Roman"/>
+          <w:b w:val="0"/>
+          <w:i w:val="0"/>
+          <w:color w:val="000000"/>
+          <w:sz w:val="28"/>
+        </w:rPr>
+        <w:t xml:space="preserve">Разберите состав заявки и нажмите </w:t>
+      </w:r>
+      <w:r>
+        <w:rPr>
+          <w:rFonts w:ascii="Times New Roman" w:hAnsi="Times New Roman" w:cs="Times New Roman" w:eastAsia="Times New Roman"/>
+          <w:b/>
+          <w:i w:val="0"/>
+          <w:color w:val="000000"/>
+          <w:sz w:val="28"/>
+        </w:rPr>
+        <w:t>«Согласовать»</w:t>
+      </w:r>
+      <w:r>
+        <w:rPr>
+          <w:rFonts w:ascii="Times New Roman" w:hAnsi="Times New Roman" w:cs="Times New Roman" w:eastAsia="Times New Roman"/>
+          <w:b w:val="0"/>
+          <w:i w:val="0"/>
+          <w:color w:val="000000"/>
+          <w:sz w:val="28"/>
+        </w:rPr>
+        <w:t xml:space="preserve"> (1) или </w:t>
+      </w:r>
+      <w:r>
+        <w:rPr>
+          <w:rFonts w:ascii="Times New Roman" w:hAnsi="Times New Roman" w:cs="Times New Roman" w:eastAsia="Times New Roman"/>
+          <w:b/>
+          <w:i w:val="0"/>
+          <w:color w:val="000000"/>
+          <w:sz w:val="28"/>
+        </w:rPr>
+        <w:t>«Отказать»</w:t>
+      </w:r>
+      <w:r>
+        <w:rPr>
+          <w:rFonts w:ascii="Times New Roman" w:hAnsi="Times New Roman" w:cs="Times New Roman" w:eastAsia="Times New Roman"/>
+          <w:b w:val="0"/>
+          <w:i w:val="0"/>
+          <w:color w:val="000000"/>
+          <w:sz w:val="28"/>
+        </w:rPr>
+        <w:t xml:space="preserve">. Перед решением можно написать пояснение в поле </w:t>
+      </w:r>
+      <w:r>
+        <w:rPr>
+          <w:rFonts w:ascii="Times New Roman" w:hAnsi="Times New Roman" w:cs="Times New Roman" w:eastAsia="Times New Roman"/>
+          <w:b/>
+          <w:i w:val="0"/>
+          <w:color w:val="000000"/>
+          <w:sz w:val="28"/>
+        </w:rPr>
+        <w:t>«Комментарий»</w:t>
+      </w:r>
+      <w:r>
+        <w:rPr>
+          <w:rFonts w:ascii="Times New Roman" w:hAnsi="Times New Roman" w:cs="Times New Roman" w:eastAsia="Times New Roman"/>
+          <w:b w:val="0"/>
+          <w:i w:val="0"/>
+          <w:color w:val="000000"/>
+          <w:sz w:val="28"/>
+        </w:rPr>
+        <w:t xml:space="preserve"> справа - оно необязательно, но при отказе объясняет заявителю причину, поэтому его стоит заполнить.</w:t>
+      </w:r>
+    </w:p>
+    <w:p>
+      <w:r>
+        <w:rPr>
+          <w:rFonts w:ascii="Times New Roman" w:hAnsi="Times New Roman" w:cs="Times New Roman" w:eastAsia="Times New Roman"/>
+          <w:b w:val="0"/>
+          <w:i w:val="0"/>
+          <w:color w:val="000000"/>
+          <w:sz w:val="28"/>
+        </w:rPr>
+        <w:t>Ожидаемый результат: система сообщает «Заявка согласована» либо «Заявка отклонена», вместо кнопок появляется отметка вашего решения.</w:t>
+      </w:r>
+    </w:p>
+    <w:p>
+      <w:r>
+        <w:rPr>
+          <w:rFonts w:ascii="Times New Roman" w:hAnsi="Times New Roman" w:cs="Times New Roman" w:eastAsia="Times New Roman"/>
+          <w:b w:val="0"/>
+          <w:i w:val="0"/>
+          <w:color w:val="000000"/>
+          <w:sz w:val="28"/>
+        </w:rPr>
+        <w:t xml:space="preserve">Сообщение одинаково и тогда, когда ваш голос завершил круг, и тогда, когда заявка ещё ждёт остальных. Что стало с кругом, видно в блоке </w:t>
+      </w:r>
+      <w:r>
+        <w:rPr>
+          <w:rFonts w:ascii="Times New Roman" w:hAnsi="Times New Roman" w:cs="Times New Roman" w:eastAsia="Times New Roman"/>
+          <w:b/>
+          <w:i w:val="0"/>
+          <w:color w:val="000000"/>
+          <w:sz w:val="28"/>
+        </w:rPr>
+        <w:t>«Согласование заявки»</w:t>
+      </w:r>
+      <w:r>
+        <w:rPr>
+          <w:rFonts w:ascii="Times New Roman" w:hAnsi="Times New Roman" w:cs="Times New Roman" w:eastAsia="Times New Roman"/>
+          <w:b w:val="0"/>
+          <w:i w:val="0"/>
+          <w:color w:val="000000"/>
+          <w:sz w:val="28"/>
+        </w:rPr>
+        <w:t>: пока согласны не все обязательные, состояние остаётся «Согласование».</w:t>
+      </w:r>
+    </w:p>
+    <w:p>
+      <w:pPr>
+        <w:pStyle w:val="Heading2"/>
+        <w:ind w:firstLine="0"/>
+      </w:pPr>
+      <w:r>
+        <w:rPr>
+          <w:rFonts w:ascii="Times New Roman" w:hAnsi="Times New Roman" w:cs="Times New Roman" w:eastAsia="Times New Roman"/>
+          <w:b/>
+          <w:i w:val="0"/>
+          <w:color w:val="000000"/>
+          <w:sz w:val="28"/>
+        </w:rPr>
+        <w:t>7.2. Кто ещё согласует</w:t>
+      </w:r>
+    </w:p>
+    <w:p>
+      <w:r>
+        <w:rPr>
+          <w:rFonts w:ascii="Times New Roman" w:hAnsi="Times New Roman" w:cs="Times New Roman" w:eastAsia="Times New Roman"/>
+          <w:b w:val="0"/>
+          <w:i w:val="0"/>
+          <w:color w:val="000000"/>
+          <w:sz w:val="28"/>
+        </w:rPr>
+        <w:t xml:space="preserve">Блок </w:t>
+      </w:r>
+      <w:r>
+        <w:rPr>
+          <w:rFonts w:ascii="Times New Roman" w:hAnsi="Times New Roman" w:cs="Times New Roman" w:eastAsia="Times New Roman"/>
+          <w:b/>
+          <w:i w:val="0"/>
+          <w:color w:val="000000"/>
+          <w:sz w:val="28"/>
+        </w:rPr>
+        <w:t>«Согласование заявки»</w:t>
+      </w:r>
+      <w:r>
+        <w:rPr>
+          <w:rFonts w:ascii="Times New Roman" w:hAnsi="Times New Roman" w:cs="Times New Roman" w:eastAsia="Times New Roman"/>
+          <w:b w:val="0"/>
+          <w:i w:val="0"/>
+          <w:color w:val="000000"/>
+          <w:sz w:val="28"/>
+        </w:rPr>
+        <w:t xml:space="preserve"> показывает круг целиком.</w:t>
+      </w:r>
+    </w:p>
+    <w:p>
+      <w:pPr>
+        <w:keepNext/>
+        <w:spacing w:before="120" w:after="40"/>
+        <w:ind w:firstLine="0"/>
+        <w:jc w:val="center"/>
+      </w:pPr>
+      <w:r>
+        <w:drawing>
+          <wp:inline xmlns:a="http://schemas.openxmlformats.org/drawingml/2006/main" xmlns:pic="http://schemas.openxmlformats.org/drawingml/2006/picture">
+            <wp:extent cx="2499360" cy="2218944"/>
+            <wp:docPr id="4" name="Picture 4"/>
+            <wp:cNvGraphicFramePr>
+              <a:graphicFrameLocks noChangeAspect="1"/>
+            </wp:cNvGraphicFramePr>
+            <a:graphic>
+              <a:graphicData uri="http://schemas.openxmlformats.org/drawingml/2006/picture">
+                <pic:pic>
+                  <pic:nvPicPr>
+                    <pic:cNvPr id="0" name="approver-confirmation.png"/>
+                    <pic:cNvPicPr/>
+                  </pic:nvPicPr>
+                  <pic:blipFill>
+                    <a:blip r:embed="rId14"/>
+                    <a:stretch>
+                      <a:fillRect/>
+                    </a:stretch>
+                  </pic:blipFill>
+                  <pic:spPr>
+                    <a:xfrm>
+                      <a:off x="0" y="0"/>
+                      <a:ext cx="2499360" cy="2218944"/>
+                    </a:xfrm>
+                    <a:prstGeom prst="rect"/>
+                  </pic:spPr>
+                </pic:pic>
+              </a:graphicData>
+            </a:graphic>
+          </wp:inline>
+        </w:drawing>
+      </w:r>
+    </w:p>
+    <w:p>
+      <w:pPr>
+        <w:keepNext w:val="0"/>
+        <w:spacing w:line="240" w:lineRule="auto" w:before="40" w:after="200"/>
+        <w:ind w:firstLine="0"/>
+        <w:jc w:val="center"/>
+      </w:pPr>
+      <w:r>
+        <w:rPr>
+          <w:rFonts w:ascii="Times New Roman" w:hAnsi="Times New Roman" w:cs="Times New Roman" w:eastAsia="Times New Roman"/>
+          <w:b w:val="0"/>
+          <w:i/>
+          <w:color w:val="000000"/>
+          <w:sz w:val="24"/>
+        </w:rPr>
+        <w:t>Рисунок 7.2 — Блок «Согласование заявки»</w:t>
+      </w:r>
+    </w:p>
+    <w:p>
+      <w:r>
+        <w:rPr>
+          <w:rFonts w:ascii="Times New Roman" w:hAnsi="Times New Roman" w:cs="Times New Roman" w:eastAsia="Times New Roman"/>
+          <w:b w:val="0"/>
+          <w:i w:val="0"/>
+          <w:color w:val="000000"/>
+          <w:sz w:val="28"/>
+        </w:rPr>
+        <w:t xml:space="preserve">Под заголовком - состояние круга, ниже перечислены </w:t>
+      </w:r>
+      <w:r>
+        <w:rPr>
+          <w:rFonts w:ascii="Times New Roman" w:hAnsi="Times New Roman" w:cs="Times New Roman" w:eastAsia="Times New Roman"/>
+          <w:b/>
+          <w:i w:val="0"/>
+          <w:color w:val="000000"/>
+          <w:sz w:val="28"/>
+        </w:rPr>
+        <w:t>«Ответственные за согласование»</w:t>
+      </w:r>
+      <w:r>
+        <w:rPr>
+          <w:rFonts w:ascii="Times New Roman" w:hAnsi="Times New Roman" w:cs="Times New Roman" w:eastAsia="Times New Roman"/>
+          <w:b w:val="0"/>
+          <w:i w:val="0"/>
+          <w:color w:val="000000"/>
+          <w:sz w:val="28"/>
+        </w:rPr>
+        <w:t xml:space="preserve">: фамилия, должность и решение каждого - </w:t>
+      </w:r>
+      <w:r>
+        <w:rPr>
+          <w:rFonts w:ascii="Times New Roman" w:hAnsi="Times New Roman" w:cs="Times New Roman" w:eastAsia="Times New Roman"/>
+          <w:b/>
+          <w:i w:val="0"/>
+          <w:color w:val="000000"/>
+          <w:sz w:val="28"/>
+        </w:rPr>
+        <w:t>«Согласовано»</w:t>
+      </w:r>
+      <w:r>
+        <w:rPr>
+          <w:rFonts w:ascii="Times New Roman" w:hAnsi="Times New Roman" w:cs="Times New Roman" w:eastAsia="Times New Roman"/>
+          <w:b w:val="0"/>
+          <w:i w:val="0"/>
+          <w:color w:val="000000"/>
+          <w:sz w:val="28"/>
+        </w:rPr>
+        <w:t xml:space="preserve">, </w:t>
+      </w:r>
+      <w:r>
+        <w:rPr>
+          <w:rFonts w:ascii="Times New Roman" w:hAnsi="Times New Roman" w:cs="Times New Roman" w:eastAsia="Times New Roman"/>
+          <w:b/>
+          <w:i w:val="0"/>
+          <w:color w:val="000000"/>
+          <w:sz w:val="28"/>
+        </w:rPr>
+        <w:t>«Отказано»</w:t>
+      </w:r>
+      <w:r>
+        <w:rPr>
+          <w:rFonts w:ascii="Times New Roman" w:hAnsi="Times New Roman" w:cs="Times New Roman" w:eastAsia="Times New Roman"/>
+          <w:b w:val="0"/>
+          <w:i w:val="0"/>
+          <w:color w:val="000000"/>
+          <w:sz w:val="28"/>
+        </w:rPr>
+        <w:t xml:space="preserve"> или </w:t>
+      </w:r>
+      <w:r>
+        <w:rPr>
+          <w:rFonts w:ascii="Times New Roman" w:hAnsi="Times New Roman" w:cs="Times New Roman" w:eastAsia="Times New Roman"/>
+          <w:b/>
+          <w:i w:val="0"/>
+          <w:color w:val="000000"/>
+          <w:sz w:val="28"/>
+        </w:rPr>
+        <w:t>«Ожидание»</w:t>
+      </w:r>
+      <w:r>
+        <w:rPr>
+          <w:rFonts w:ascii="Times New Roman" w:hAnsi="Times New Roman" w:cs="Times New Roman" w:eastAsia="Times New Roman"/>
+          <w:b w:val="0"/>
+          <w:i w:val="0"/>
+          <w:color w:val="000000"/>
+          <w:sz w:val="28"/>
+        </w:rPr>
+        <w:t xml:space="preserve">. Метка </w:t>
+      </w:r>
+      <w:r>
+        <w:rPr>
+          <w:rFonts w:ascii="Times New Roman" w:hAnsi="Times New Roman" w:cs="Times New Roman" w:eastAsia="Times New Roman"/>
+          <w:b/>
+          <w:i w:val="0"/>
+          <w:color w:val="000000"/>
+          <w:sz w:val="28"/>
+        </w:rPr>
+        <w:t>«Обязательно»</w:t>
+      </w:r>
+      <w:r>
+        <w:rPr>
+          <w:rFonts w:ascii="Times New Roman" w:hAnsi="Times New Roman" w:cs="Times New Roman" w:eastAsia="Times New Roman"/>
+          <w:b w:val="0"/>
+          <w:i w:val="0"/>
+          <w:color w:val="000000"/>
+          <w:sz w:val="28"/>
+        </w:rPr>
+        <w:t xml:space="preserve"> означает, что без решения этого работника заявку не примут в работу.</w:t>
+      </w:r>
+    </w:p>
+    <w:p>
+      <w:r>
+        <w:rPr>
+          <w:rFonts w:ascii="Times New Roman" w:hAnsi="Times New Roman" w:cs="Times New Roman" w:eastAsia="Times New Roman"/>
+          <w:b w:val="0"/>
+          <w:i w:val="0"/>
+          <w:color w:val="000000"/>
+          <w:sz w:val="28"/>
+        </w:rPr>
+        <w:t>Тому, чьё решение ещё ждут, система показывает, сколько дней он молчит и сколько раз ему напоминали.</w:t>
+      </w:r>
+    </w:p>
+    <w:p>
+      <w:r>
+        <w:rPr>
+          <w:rFonts w:ascii="Times New Roman" w:hAnsi="Times New Roman" w:cs="Times New Roman" w:eastAsia="Times New Roman"/>
+          <w:b w:val="0"/>
+          <w:i w:val="0"/>
+          <w:color w:val="000000"/>
+          <w:sz w:val="28"/>
+        </w:rPr>
+        <w:t>Правила круга просты: отказ любого обязательного согласующего сразу закрывает круг; согласование считается собранным, когда согласны все обязательные. Если обязательных нет, достаточно одного согласия, но и одного отказа хватит для отклонения.</w:t>
+      </w:r>
+    </w:p>
+    <w:p>
+      <w:pPr>
+        <w:pStyle w:val="Heading2"/>
+        <w:ind w:firstLine="0"/>
+      </w:pPr>
+      <w:r>
+        <w:rPr>
+          <w:rFonts w:ascii="Times New Roman" w:hAnsi="Times New Roman" w:cs="Times New Roman" w:eastAsia="Times New Roman"/>
+          <w:b/>
+          <w:i w:val="0"/>
+          <w:color w:val="000000"/>
+          <w:sz w:val="28"/>
+        </w:rPr>
+        <w:t>7.3. Отзыв решения</w:t>
+      </w:r>
+    </w:p>
+    <w:p>
+      <w:r>
+        <w:rPr>
+          <w:rFonts w:ascii="Times New Roman" w:hAnsi="Times New Roman" w:cs="Times New Roman" w:eastAsia="Times New Roman"/>
+          <w:b w:val="0"/>
+          <w:i w:val="0"/>
+          <w:color w:val="000000"/>
+          <w:sz w:val="28"/>
+        </w:rPr>
+        <w:t xml:space="preserve">Пока заявку не приняли в работу, решение можно отозвать: на месте кнопок появляется </w:t>
+      </w:r>
+      <w:r>
+        <w:rPr>
+          <w:rFonts w:ascii="Times New Roman" w:hAnsi="Times New Roman" w:cs="Times New Roman" w:eastAsia="Times New Roman"/>
+          <w:b/>
+          <w:i w:val="0"/>
+          <w:color w:val="000000"/>
+          <w:sz w:val="28"/>
+        </w:rPr>
+        <w:t>«Отозвать своё решение»</w:t>
+      </w:r>
+      <w:r>
+        <w:rPr>
+          <w:rFonts w:ascii="Times New Roman" w:hAnsi="Times New Roman" w:cs="Times New Roman" w:eastAsia="Times New Roman"/>
+          <w:b w:val="0"/>
+          <w:i w:val="0"/>
+          <w:color w:val="000000"/>
+          <w:sz w:val="28"/>
+        </w:rPr>
+        <w:t>. Система переспросит и, после подтверждения, вернёт ваш голос в ожидание - круг откроется заново.</w:t>
+      </w:r>
+    </w:p>
+    <w:p>
+      <w:r>
+        <w:rPr>
+          <w:rFonts w:ascii="Times New Roman" w:hAnsi="Times New Roman" w:cs="Times New Roman" w:eastAsia="Times New Roman"/>
+          <w:b w:val="0"/>
+          <w:i w:val="0"/>
+          <w:color w:val="000000"/>
+          <w:sz w:val="28"/>
+        </w:rPr>
+        <w:t>После того как заявка принята в работу, отозвать решение нельзя.</w:t>
+      </w:r>
+    </w:p>
+    <w:p>
+      <w:pPr>
+        <w:pStyle w:val="Heading1"/>
+        <w:ind w:firstLine="0"/>
+      </w:pPr>
+      <w:r>
+        <w:rPr>
+          <w:rFonts w:ascii="Times New Roman" w:hAnsi="Times New Roman" w:cs="Times New Roman" w:eastAsia="Times New Roman"/>
+          <w:b/>
+          <w:i w:val="0"/>
+          <w:color w:val="000000"/>
+          <w:sz w:val="32"/>
+        </w:rPr>
+        <w:t>8. Вопросы к заявке</w:t>
+      </w:r>
+    </w:p>
+    <w:p>
+      <w:r>
+        <w:rPr>
+          <w:rFonts w:ascii="Times New Roman" w:hAnsi="Times New Roman" w:cs="Times New Roman" w:eastAsia="Times New Roman"/>
+          <w:b w:val="0"/>
+          <w:i w:val="0"/>
+          <w:color w:val="000000"/>
+          <w:sz w:val="28"/>
+        </w:rPr>
+        <w:t>Если из заявки не ясно, кого и зачем пропускают, не отказывайте сразу - спросите заявителя.</w:t>
+      </w:r>
+    </w:p>
+    <w:p>
+      <w:pPr>
+        <w:keepNext/>
+        <w:spacing w:before="120" w:after="40"/>
+        <w:ind w:firstLine="0"/>
+        <w:jc w:val="center"/>
+      </w:pPr>
+      <w:r>
+        <w:drawing>
+          <wp:inline xmlns:a="http://schemas.openxmlformats.org/drawingml/2006/main" xmlns:pic="http://schemas.openxmlformats.org/drawingml/2006/picture">
+            <wp:extent cx="4145280" cy="3511296"/>
+            <wp:docPr id="5" name="Picture 5"/>
+            <wp:cNvGraphicFramePr>
+              <a:graphicFrameLocks noChangeAspect="1"/>
+            </wp:cNvGraphicFramePr>
+            <a:graphic>
+              <a:graphicData uri="http://schemas.openxmlformats.org/drawingml/2006/picture">
+                <pic:pic>
+                  <pic:nvPicPr>
+                    <pic:cNvPr id="0" name="approver-question.png"/>
+                    <pic:cNvPicPr/>
+                  </pic:nvPicPr>
+                  <pic:blipFill>
+                    <a:blip r:embed="rId15"/>
+                    <a:stretch>
+                      <a:fillRect/>
+                    </a:stretch>
+                  </pic:blipFill>
+                  <pic:spPr>
+                    <a:xfrm>
+                      <a:off x="0" y="0"/>
+                      <a:ext cx="4145280" cy="3511296"/>
+                    </a:xfrm>
+                    <a:prstGeom prst="rect"/>
+                  </pic:spPr>
+                </pic:pic>
+              </a:graphicData>
+            </a:graphic>
+          </wp:inline>
+        </w:drawing>
+      </w:r>
+    </w:p>
+    <w:p>
+      <w:pPr>
+        <w:keepNext w:val="0"/>
+        <w:spacing w:line="240" w:lineRule="auto" w:before="40" w:after="200"/>
+        <w:ind w:firstLine="0"/>
+        <w:jc w:val="center"/>
+      </w:pPr>
+      <w:r>
+        <w:rPr>
+          <w:rFonts w:ascii="Times New Roman" w:hAnsi="Times New Roman" w:cs="Times New Roman" w:eastAsia="Times New Roman"/>
+          <w:b w:val="0"/>
+          <w:i/>
+          <w:color w:val="000000"/>
+          <w:sz w:val="24"/>
+        </w:rPr>
+        <w:t>Рисунок 8.1 — Окно «Задать вопрос»</w:t>
+      </w:r>
+    </w:p>
+    <w:p>
+      <w:r>
+        <w:rPr>
+          <w:rFonts w:ascii="Times New Roman" w:hAnsi="Times New Roman" w:cs="Times New Roman" w:eastAsia="Times New Roman"/>
+          <w:b w:val="0"/>
+          <w:i w:val="0"/>
+          <w:color w:val="000000"/>
+          <w:sz w:val="28"/>
+        </w:rPr>
+        <w:t xml:space="preserve">Нажмите </w:t>
+      </w:r>
+      <w:r>
+        <w:rPr>
+          <w:rFonts w:ascii="Times New Roman" w:hAnsi="Times New Roman" w:cs="Times New Roman" w:eastAsia="Times New Roman"/>
+          <w:b/>
+          <w:i w:val="0"/>
+          <w:color w:val="000000"/>
+          <w:sz w:val="28"/>
+        </w:rPr>
+        <w:t>«Задать вопрос»</w:t>
+      </w:r>
+      <w:r>
+        <w:rPr>
+          <w:rFonts w:ascii="Times New Roman" w:hAnsi="Times New Roman" w:cs="Times New Roman" w:eastAsia="Times New Roman"/>
+          <w:b w:val="0"/>
+          <w:i w:val="0"/>
+          <w:color w:val="000000"/>
+          <w:sz w:val="28"/>
+        </w:rPr>
+        <w:t xml:space="preserve"> в блоке </w:t>
+      </w:r>
+      <w:r>
+        <w:rPr>
+          <w:rFonts w:ascii="Times New Roman" w:hAnsi="Times New Roman" w:cs="Times New Roman" w:eastAsia="Times New Roman"/>
+          <w:b/>
+          <w:i w:val="0"/>
+          <w:color w:val="000000"/>
+          <w:sz w:val="28"/>
+        </w:rPr>
+        <w:t>«Вопросы к заявке»</w:t>
+      </w:r>
+      <w:r>
+        <w:rPr>
+          <w:rFonts w:ascii="Times New Roman" w:hAnsi="Times New Roman" w:cs="Times New Roman" w:eastAsia="Times New Roman"/>
+          <w:b w:val="0"/>
+          <w:i w:val="0"/>
+          <w:color w:val="000000"/>
+          <w:sz w:val="28"/>
+        </w:rPr>
+        <w:t xml:space="preserve">. Заполните </w:t>
+      </w:r>
+      <w:r>
+        <w:rPr>
+          <w:rFonts w:ascii="Times New Roman" w:hAnsi="Times New Roman" w:cs="Times New Roman" w:eastAsia="Times New Roman"/>
+          <w:b/>
+          <w:i w:val="0"/>
+          <w:color w:val="000000"/>
+          <w:sz w:val="28"/>
+        </w:rPr>
+        <w:t>«Тема вопроса»</w:t>
+      </w:r>
+      <w:r>
+        <w:rPr>
+          <w:rFonts w:ascii="Times New Roman" w:hAnsi="Times New Roman" w:cs="Times New Roman" w:eastAsia="Times New Roman"/>
+          <w:b w:val="0"/>
+          <w:i w:val="0"/>
+          <w:color w:val="000000"/>
+          <w:sz w:val="28"/>
+        </w:rPr>
+        <w:t xml:space="preserve"> - коротко, о чём речь, и </w:t>
+      </w:r>
+      <w:r>
+        <w:rPr>
+          <w:rFonts w:ascii="Times New Roman" w:hAnsi="Times New Roman" w:cs="Times New Roman" w:eastAsia="Times New Roman"/>
+          <w:b/>
+          <w:i w:val="0"/>
+          <w:color w:val="000000"/>
+          <w:sz w:val="28"/>
+        </w:rPr>
+        <w:t>«Вопрос»</w:t>
+      </w:r>
+      <w:r>
+        <w:rPr>
+          <w:rFonts w:ascii="Times New Roman" w:hAnsi="Times New Roman" w:cs="Times New Roman" w:eastAsia="Times New Roman"/>
+          <w:b w:val="0"/>
+          <w:i w:val="0"/>
+          <w:color w:val="000000"/>
+          <w:sz w:val="28"/>
+        </w:rPr>
+        <w:t xml:space="preserve"> - сам текст. При необходимости отметьте вложения, которых вопрос касается. Нажмите </w:t>
+      </w:r>
+      <w:r>
+        <w:rPr>
+          <w:rFonts w:ascii="Times New Roman" w:hAnsi="Times New Roman" w:cs="Times New Roman" w:eastAsia="Times New Roman"/>
+          <w:b/>
+          <w:i w:val="0"/>
+          <w:color w:val="000000"/>
+          <w:sz w:val="28"/>
+        </w:rPr>
+        <w:t>«Отправить»</w:t>
+      </w:r>
+      <w:r>
+        <w:rPr>
+          <w:rFonts w:ascii="Times New Roman" w:hAnsi="Times New Roman" w:cs="Times New Roman" w:eastAsia="Times New Roman"/>
+          <w:b w:val="0"/>
+          <w:i w:val="0"/>
+          <w:color w:val="000000"/>
+          <w:sz w:val="28"/>
+        </w:rPr>
+        <w:t>.</w:t>
+      </w:r>
+    </w:p>
+    <w:p>
+      <w:r>
+        <w:rPr>
+          <w:rFonts w:ascii="Times New Roman" w:hAnsi="Times New Roman" w:cs="Times New Roman" w:eastAsia="Times New Roman"/>
+          <w:b w:val="0"/>
+          <w:i w:val="0"/>
+          <w:color w:val="000000"/>
+          <w:sz w:val="28"/>
+        </w:rPr>
+        <w:t xml:space="preserve">Ожидаемый результат: система сообщает «Вопрос отправлен», заявителю уходит уведомление, а в списке заявок у строки появляется метка </w:t>
+      </w:r>
+      <w:r>
+        <w:rPr>
+          <w:rFonts w:ascii="Times New Roman" w:hAnsi="Times New Roman" w:cs="Times New Roman" w:eastAsia="Times New Roman"/>
+          <w:b/>
+          <w:i w:val="0"/>
+          <w:color w:val="000000"/>
+          <w:sz w:val="28"/>
+        </w:rPr>
+        <w:t>«Вопросы»</w:t>
+      </w:r>
+      <w:r>
+        <w:rPr>
+          <w:rFonts w:ascii="Times New Roman" w:hAnsi="Times New Roman" w:cs="Times New Roman" w:eastAsia="Times New Roman"/>
+          <w:b w:val="0"/>
+          <w:i w:val="0"/>
+          <w:color w:val="000000"/>
+          <w:sz w:val="28"/>
+        </w:rPr>
+        <w:t>.</w:t>
+      </w:r>
+    </w:p>
+    <w:p>
+      <w:r>
+        <w:rPr>
+          <w:rFonts w:ascii="Times New Roman" w:hAnsi="Times New Roman" w:cs="Times New Roman" w:eastAsia="Times New Roman"/>
+          <w:b w:val="0"/>
+          <w:i w:val="0"/>
+          <w:color w:val="000000"/>
+          <w:sz w:val="28"/>
+        </w:rPr>
+        <w:t xml:space="preserve">Ответы приходят в тот же блок; чтобы ответить самому, откройте ветку кнопкой </w:t>
+      </w:r>
+      <w:r>
+        <w:rPr>
+          <w:rFonts w:ascii="Times New Roman" w:hAnsi="Times New Roman" w:cs="Times New Roman" w:eastAsia="Times New Roman"/>
+          <w:b/>
+          <w:i w:val="0"/>
+          <w:color w:val="000000"/>
+          <w:sz w:val="28"/>
+        </w:rPr>
+        <w:t>«Показать ответы»</w:t>
+      </w:r>
+      <w:r>
+        <w:rPr>
+          <w:rFonts w:ascii="Times New Roman" w:hAnsi="Times New Roman" w:cs="Times New Roman" w:eastAsia="Times New Roman"/>
+          <w:b w:val="0"/>
+          <w:i w:val="0"/>
+          <w:color w:val="000000"/>
+          <w:sz w:val="28"/>
+        </w:rPr>
+        <w:t xml:space="preserve"> и напишите текст в поле ответа.</w:t>
+      </w:r>
+    </w:p>
+    <w:p>
+      <w:pPr>
+        <w:pStyle w:val="Heading1"/>
+        <w:ind w:firstLine="0"/>
+      </w:pPr>
+      <w:r>
+        <w:rPr>
+          <w:rFonts w:ascii="Times New Roman" w:hAnsi="Times New Roman" w:cs="Times New Roman" w:eastAsia="Times New Roman"/>
+          <w:b/>
+          <w:i w:val="0"/>
+          <w:color w:val="000000"/>
+          <w:sz w:val="32"/>
+        </w:rPr>
+        <w:t>9. Пометки чёрного списка</w:t>
+      </w:r>
+    </w:p>
+    <w:p>
+      <w:r>
+        <w:rPr>
+          <w:rFonts w:ascii="Times New Roman" w:hAnsi="Times New Roman" w:cs="Times New Roman" w:eastAsia="Times New Roman"/>
+          <w:b w:val="0"/>
+          <w:i w:val="0"/>
+          <w:color w:val="000000"/>
+          <w:sz w:val="28"/>
+        </w:rPr>
+        <w:t>Система сверяет людей и транспорт из заявки с чёрными списками и помечает совпадения.</w:t>
+      </w:r>
+    </w:p>
+    <w:p>
+      <w:r>
+        <w:rPr>
+          <w:rFonts w:ascii="Times New Roman" w:hAnsi="Times New Roman" w:cs="Times New Roman" w:eastAsia="Times New Roman"/>
+          <w:b w:val="0"/>
+          <w:i w:val="0"/>
+          <w:color w:val="000000"/>
+          <w:sz w:val="28"/>
+        </w:rPr>
+        <w:t xml:space="preserve">Точное совпадение показывается в карточке человека или машины плашкой </w:t>
+      </w:r>
+      <w:r>
+        <w:rPr>
+          <w:rFonts w:ascii="Times New Roman" w:hAnsi="Times New Roman" w:cs="Times New Roman" w:eastAsia="Times New Roman"/>
+          <w:b/>
+          <w:i w:val="0"/>
+          <w:color w:val="000000"/>
+          <w:sz w:val="28"/>
+        </w:rPr>
+        <w:t>«Человек в чёрном списке»</w:t>
+      </w:r>
+      <w:r>
+        <w:rPr>
+          <w:rFonts w:ascii="Times New Roman" w:hAnsi="Times New Roman" w:cs="Times New Roman" w:eastAsia="Times New Roman"/>
+          <w:b w:val="0"/>
+          <w:i w:val="0"/>
+          <w:color w:val="000000"/>
+          <w:sz w:val="28"/>
+        </w:rPr>
+        <w:t xml:space="preserve"> или </w:t>
+      </w:r>
+      <w:r>
+        <w:rPr>
+          <w:rFonts w:ascii="Times New Roman" w:hAnsi="Times New Roman" w:cs="Times New Roman" w:eastAsia="Times New Roman"/>
+          <w:b/>
+          <w:i w:val="0"/>
+          <w:color w:val="000000"/>
+          <w:sz w:val="28"/>
+        </w:rPr>
+        <w:t>«Машина в чёрном списке»</w:t>
+      </w:r>
+      <w:r>
+        <w:rPr>
+          <w:rFonts w:ascii="Times New Roman" w:hAnsi="Times New Roman" w:cs="Times New Roman" w:eastAsia="Times New Roman"/>
+          <w:b w:val="0"/>
+          <w:i w:val="0"/>
+          <w:color w:val="000000"/>
+          <w:sz w:val="28"/>
+        </w:rPr>
+        <w:t xml:space="preserve"> с причиной запрета. Подтвердить пропуск по такому совпадению система не предлагает: решение о доступе принимается по правилам предприятия, и согласовывать такую заявку не следует.</w:t>
+      </w:r>
+    </w:p>
+    <w:p>
+      <w:r>
+        <w:rPr>
+          <w:rFonts w:ascii="Times New Roman" w:hAnsi="Times New Roman" w:cs="Times New Roman" w:eastAsia="Times New Roman"/>
+          <w:b w:val="0"/>
+          <w:i w:val="0"/>
+          <w:color w:val="000000"/>
+          <w:sz w:val="28"/>
+        </w:rPr>
+        <w:t xml:space="preserve">Близкое, но неточное совпадение - например, та же фамилия при другом отчестве - помечается как </w:t>
+      </w:r>
+      <w:r>
+        <w:rPr>
+          <w:rFonts w:ascii="Times New Roman" w:hAnsi="Times New Roman" w:cs="Times New Roman" w:eastAsia="Times New Roman"/>
+          <w:b/>
+          <w:i w:val="0"/>
+          <w:color w:val="000000"/>
+          <w:sz w:val="28"/>
+        </w:rPr>
+        <w:t>«похоже на ЧС»</w:t>
+      </w:r>
+      <w:r>
+        <w:rPr>
+          <w:rFonts w:ascii="Times New Roman" w:hAnsi="Times New Roman" w:cs="Times New Roman" w:eastAsia="Times New Roman"/>
+          <w:b w:val="0"/>
+          <w:i w:val="0"/>
+          <w:color w:val="000000"/>
+          <w:sz w:val="28"/>
+        </w:rPr>
+        <w:t xml:space="preserve">. Пока такие пометки не разобраны, кнопка </w:t>
+      </w:r>
+      <w:r>
+        <w:rPr>
+          <w:rFonts w:ascii="Times New Roman" w:hAnsi="Times New Roman" w:cs="Times New Roman" w:eastAsia="Times New Roman"/>
+          <w:b/>
+          <w:i w:val="0"/>
+          <w:color w:val="000000"/>
+          <w:sz w:val="28"/>
+        </w:rPr>
+        <w:t>«Согласовать»</w:t>
+      </w:r>
+      <w:r>
+        <w:rPr>
+          <w:rFonts w:ascii="Times New Roman" w:hAnsi="Times New Roman" w:cs="Times New Roman" w:eastAsia="Times New Roman"/>
+          <w:b w:val="0"/>
+          <w:i w:val="0"/>
+          <w:color w:val="000000"/>
+          <w:sz w:val="28"/>
+        </w:rPr>
+        <w:t xml:space="preserve"> недоступна, и система прямо говорит, что нужно подтвердить пропуск по помеченным элементам. Отказать при этом можно всегда.</w:t>
+      </w:r>
+    </w:p>
+    <w:p>
+      <w:pPr>
+        <w:keepNext/>
+        <w:spacing w:before="120" w:after="40"/>
+        <w:ind w:firstLine="0"/>
+        <w:jc w:val="center"/>
+      </w:pPr>
+      <w:r>
+        <w:drawing>
+          <wp:inline xmlns:a="http://schemas.openxmlformats.org/drawingml/2006/main" xmlns:pic="http://schemas.openxmlformats.org/drawingml/2006/picture">
+            <wp:extent cx="3291840" cy="3267456"/>
+            <wp:docPr id="6" name="Picture 6"/>
+            <wp:cNvGraphicFramePr>
+              <a:graphicFrameLocks noChangeAspect="1"/>
+            </wp:cNvGraphicFramePr>
+            <a:graphic>
+              <a:graphicData uri="http://schemas.openxmlformats.org/drawingml/2006/picture">
+                <pic:pic>
+                  <pic:nvPicPr>
+                    <pic:cNvPr id="0" name="approver-blacklist.png"/>
+                    <pic:cNvPicPr/>
+                  </pic:nvPicPr>
+                  <pic:blipFill>
+                    <a:blip r:embed="rId16"/>
+                    <a:stretch>
+                      <a:fillRect/>
+                    </a:stretch>
+                  </pic:blipFill>
+                  <pic:spPr>
+                    <a:xfrm>
+                      <a:off x="0" y="0"/>
+                      <a:ext cx="3291840" cy="3267456"/>
+                    </a:xfrm>
+                    <a:prstGeom prst="rect"/>
+                  </pic:spPr>
+                </pic:pic>
+              </a:graphicData>
+            </a:graphic>
+          </wp:inline>
+        </w:drawing>
+      </w:r>
+    </w:p>
+    <w:p>
+      <w:pPr>
+        <w:keepNext w:val="0"/>
+        <w:spacing w:line="240" w:lineRule="auto" w:before="40" w:after="200"/>
+        <w:ind w:firstLine="0"/>
+        <w:jc w:val="center"/>
+      </w:pPr>
+      <w:r>
+        <w:rPr>
+          <w:rFonts w:ascii="Times New Roman" w:hAnsi="Times New Roman" w:cs="Times New Roman" w:eastAsia="Times New Roman"/>
+          <w:b w:val="0"/>
+          <w:i/>
+          <w:color w:val="000000"/>
+          <w:sz w:val="24"/>
+        </w:rPr>
+        <w:t>Рисунок 9.1 — Окно подтверждения пропуска</w:t>
+      </w:r>
+    </w:p>
+    <w:p>
+      <w:r>
+        <w:rPr>
+          <w:rFonts w:ascii="Times New Roman" w:hAnsi="Times New Roman" w:cs="Times New Roman" w:eastAsia="Times New Roman"/>
+          <w:b w:val="0"/>
+          <w:i w:val="0"/>
+          <w:color w:val="000000"/>
+          <w:sz w:val="28"/>
+        </w:rPr>
+        <w:t xml:space="preserve">Чтобы разобрать пометку, нажмите </w:t>
+      </w:r>
+      <w:r>
+        <w:rPr>
+          <w:rFonts w:ascii="Times New Roman" w:hAnsi="Times New Roman" w:cs="Times New Roman" w:eastAsia="Times New Roman"/>
+          <w:b/>
+          <w:i w:val="0"/>
+          <w:color w:val="000000"/>
+          <w:sz w:val="28"/>
+        </w:rPr>
+        <w:t>«Пропустить»</w:t>
+      </w:r>
+      <w:r>
+        <w:rPr>
+          <w:rFonts w:ascii="Times New Roman" w:hAnsi="Times New Roman" w:cs="Times New Roman" w:eastAsia="Times New Roman"/>
+          <w:b w:val="0"/>
+          <w:i w:val="0"/>
+          <w:color w:val="000000"/>
+          <w:sz w:val="28"/>
+        </w:rPr>
+        <w:t xml:space="preserve"> в строке вложения. Откроется окно </w:t>
+      </w:r>
+      <w:r>
+        <w:rPr>
+          <w:rFonts w:ascii="Times New Roman" w:hAnsi="Times New Roman" w:cs="Times New Roman" w:eastAsia="Times New Roman"/>
+          <w:b/>
+          <w:i w:val="0"/>
+          <w:color w:val="000000"/>
+          <w:sz w:val="28"/>
+        </w:rPr>
+        <w:t>«Всё равно пропустить?»</w:t>
+      </w:r>
+      <w:r>
+        <w:rPr>
+          <w:rFonts w:ascii="Times New Roman" w:hAnsi="Times New Roman" w:cs="Times New Roman" w:eastAsia="Times New Roman"/>
+          <w:b w:val="0"/>
+          <w:i w:val="0"/>
+          <w:color w:val="000000"/>
+          <w:sz w:val="28"/>
+        </w:rPr>
+        <w:t>: в нём указано, на какую запись чёрного списка похож объект и по какой причине она заведена.</w:t>
+      </w:r>
+    </w:p>
+    <w:p>
+      <w:r>
+        <w:rPr>
+          <w:rFonts w:ascii="Times New Roman" w:hAnsi="Times New Roman" w:cs="Times New Roman" w:eastAsia="Times New Roman"/>
+          <w:b w:val="0"/>
+          <w:i w:val="0"/>
+          <w:color w:val="000000"/>
+          <w:sz w:val="28"/>
+        </w:rPr>
+        <w:t xml:space="preserve">Заполните </w:t>
+      </w:r>
+      <w:r>
+        <w:rPr>
+          <w:rFonts w:ascii="Times New Roman" w:hAnsi="Times New Roman" w:cs="Times New Roman" w:eastAsia="Times New Roman"/>
+          <w:b/>
+          <w:i w:val="0"/>
+          <w:color w:val="000000"/>
+          <w:sz w:val="28"/>
+        </w:rPr>
+        <w:t>«Причина пропуска»</w:t>
+      </w:r>
+      <w:r>
+        <w:rPr>
+          <w:rFonts w:ascii="Times New Roman" w:hAnsi="Times New Roman" w:cs="Times New Roman" w:eastAsia="Times New Roman"/>
+          <w:b w:val="0"/>
+          <w:i w:val="0"/>
+          <w:color w:val="000000"/>
+          <w:sz w:val="28"/>
+        </w:rPr>
+        <w:t xml:space="preserve"> - без неё подтвердить нельзя, - и нажмите </w:t>
+      </w:r>
+      <w:r>
+        <w:rPr>
+          <w:rFonts w:ascii="Times New Roman" w:hAnsi="Times New Roman" w:cs="Times New Roman" w:eastAsia="Times New Roman"/>
+          <w:b/>
+          <w:i w:val="0"/>
+          <w:color w:val="000000"/>
+          <w:sz w:val="28"/>
+        </w:rPr>
+        <w:t>«Всё равно пропустить»</w:t>
+      </w:r>
+      <w:r>
+        <w:rPr>
+          <w:rFonts w:ascii="Times New Roman" w:hAnsi="Times New Roman" w:cs="Times New Roman" w:eastAsia="Times New Roman"/>
+          <w:b w:val="0"/>
+          <w:i w:val="0"/>
+          <w:color w:val="000000"/>
+          <w:sz w:val="28"/>
+        </w:rPr>
+        <w:t>.</w:t>
+      </w:r>
+    </w:p>
+    <w:p>
+      <w:r>
+        <w:rPr>
+          <w:rFonts w:ascii="Times New Roman" w:hAnsi="Times New Roman" w:cs="Times New Roman" w:eastAsia="Times New Roman"/>
+          <w:b w:val="0"/>
+          <w:i w:val="0"/>
+          <w:color w:val="000000"/>
+          <w:sz w:val="28"/>
+        </w:rPr>
+        <w:t xml:space="preserve">Ожидаемый результат: пометка меняется на </w:t>
+      </w:r>
+      <w:r>
+        <w:rPr>
+          <w:rFonts w:ascii="Times New Roman" w:hAnsi="Times New Roman" w:cs="Times New Roman" w:eastAsia="Times New Roman"/>
+          <w:b/>
+          <w:i w:val="0"/>
+          <w:color w:val="000000"/>
+          <w:sz w:val="28"/>
+        </w:rPr>
+        <w:t>«ЧС снят»</w:t>
+      </w:r>
+      <w:r>
+        <w:rPr>
+          <w:rFonts w:ascii="Times New Roman" w:hAnsi="Times New Roman" w:cs="Times New Roman" w:eastAsia="Times New Roman"/>
+          <w:b w:val="0"/>
+          <w:i w:val="0"/>
+          <w:color w:val="000000"/>
+          <w:sz w:val="28"/>
+        </w:rPr>
+        <w:t>, кнопка согласования становится доступной. Подтверждение и его причина записываются в историю заявки.</w:t>
+      </w:r>
+    </w:p>
+    <w:tbl>
+      <w:tblPr>
+        <w:tblW w:type="auto" w:w="0"/>
+        <w:tblLayout w:type="fixed"/>
+        <w:tblLook w:firstColumn="1" w:firstRow="1" w:lastColumn="0" w:lastRow="0" w:noHBand="0" w:noVBand="1" w:val="04A0"/>
+        <w:tblLayout w:type="fixed"/>
+      </w:tblPr>
+      <w:tblGrid>
+        <w:gridCol w:w="9356"/>
+      </w:tblGrid>
+      <w:tr>
+        <w:trPr>
+          <w:cantSplit w:val="true"/>
+        </w:trPr>
+        <w:tc>
+          <w:tcPr>
+            <w:tcW w:type="dxa" w:w="9354"/>
+            <w:shd w:val="clear" w:fill="FDF6E3"/>
+            <w:tcBorders>
+              <w:left w:val="single" w:sz="24" w:color="B7791F"/>
+              <w:top w:val="single" w:sz="4" w:color="FDF6E3"/>
+              <w:bottom w:val="single" w:sz="4" w:color="FDF6E3"/>
+              <w:right w:val="single" w:sz="4" w:color="FDF6E3"/>
+            </w:tcBorders>
+          </w:tcPr>
+          <w:p>
+            <w:pPr>
+              <w:spacing w:line="288" w:lineRule="auto" w:after="0"/>
+              <w:ind w:firstLine="0"/>
+            </w:pPr>
+            <w:r>
+              <w:rPr>
+                <w:rFonts w:ascii="Times New Roman" w:hAnsi="Times New Roman" w:cs="Times New Roman" w:eastAsia="Times New Roman"/>
+                <w:b/>
+                <w:i w:val="0"/>
+                <w:color w:val="B7791F"/>
+                <w:sz w:val="26"/>
+              </w:rPr>
+              <w:t xml:space="preserve">ВАЖНО. </w:t>
+            </w:r>
+            <w:r>
+              <w:rPr>
+                <w:rFonts w:ascii="Times New Roman" w:hAnsi="Times New Roman" w:cs="Times New Roman" w:eastAsia="Times New Roman"/>
+                <w:b w:val="0"/>
+                <w:i w:val="0"/>
+                <w:color w:val="000000"/>
+                <w:sz w:val="26"/>
+              </w:rPr>
+              <w:t>Подтверждение пропуска - решение под вашу ответственность, и оно остаётся в истории заявки вместе с указанной причиной. Если сходство вызывает сомнение, надёжнее задать вопрос заявителю или отказать.</w:t>
+            </w:r>
+          </w:p>
+        </w:tc>
+      </w:tr>
+    </w:tbl>
+    <w:p>
+      <w:pPr>
+        <w:spacing w:after="0" w:line="240" w:lineRule="auto"/>
+        <w:ind w:firstLine="0"/>
+      </w:pPr>
+      <w:r>
+        <w:rPr>
+          <w:rFonts w:ascii="Times New Roman" w:hAnsi="Times New Roman" w:cs="Times New Roman" w:eastAsia="Times New Roman"/>
+          <w:b w:val="0"/>
+          <w:i w:val="0"/>
+          <w:color w:val="000000"/>
+          <w:sz w:val="12"/>
+        </w:rPr>
+      </w:r>
+    </w:p>
+    <w:p>
+      <w:pPr>
+        <w:pStyle w:val="Heading1"/>
+        <w:ind w:firstLine="0"/>
+      </w:pPr>
+      <w:r>
+        <w:rPr>
+          <w:rFonts w:ascii="Times New Roman" w:hAnsi="Times New Roman" w:cs="Times New Roman" w:eastAsia="Times New Roman"/>
+          <w:b/>
+          <w:i w:val="0"/>
+          <w:color w:val="000000"/>
+          <w:sz w:val="32"/>
+        </w:rPr>
+        <w:t>10. Пересылка заявки</w:t>
+      </w:r>
+    </w:p>
+    <w:p>
+      <w:r>
+        <w:rPr>
+          <w:rFonts w:ascii="Times New Roman" w:hAnsi="Times New Roman" w:cs="Times New Roman" w:eastAsia="Times New Roman"/>
+          <w:b w:val="0"/>
+          <w:i w:val="0"/>
+          <w:color w:val="000000"/>
+          <w:sz w:val="28"/>
+        </w:rPr>
+        <w:t>Заявку можно передать другому работнику - за согласованием или для сведения.</w:t>
+      </w:r>
+    </w:p>
+    <w:p>
+      <w:r>
+        <w:rPr>
+          <w:rFonts w:ascii="Times New Roman" w:hAnsi="Times New Roman" w:cs="Times New Roman" w:eastAsia="Times New Roman"/>
+          <w:b w:val="0"/>
+          <w:i w:val="0"/>
+          <w:color w:val="000000"/>
+          <w:sz w:val="28"/>
+        </w:rPr>
+        <w:t xml:space="preserve">Нажмите </w:t>
+      </w:r>
+      <w:r>
+        <w:rPr>
+          <w:rFonts w:ascii="Times New Roman" w:hAnsi="Times New Roman" w:cs="Times New Roman" w:eastAsia="Times New Roman"/>
+          <w:b/>
+          <w:i w:val="0"/>
+          <w:color w:val="000000"/>
+          <w:sz w:val="28"/>
+        </w:rPr>
+        <w:t>«Переслать»</w:t>
+      </w:r>
+      <w:r>
+        <w:rPr>
+          <w:rFonts w:ascii="Times New Roman" w:hAnsi="Times New Roman" w:cs="Times New Roman" w:eastAsia="Times New Roman"/>
+          <w:b w:val="0"/>
+          <w:i w:val="0"/>
+          <w:color w:val="000000"/>
+          <w:sz w:val="28"/>
+        </w:rPr>
+        <w:t xml:space="preserve"> в шапке карточки. В окне </w:t>
+      </w:r>
+      <w:r>
+        <w:rPr>
+          <w:rFonts w:ascii="Times New Roman" w:hAnsi="Times New Roman" w:cs="Times New Roman" w:eastAsia="Times New Roman"/>
+          <w:b/>
+          <w:i w:val="0"/>
+          <w:color w:val="000000"/>
+          <w:sz w:val="28"/>
+        </w:rPr>
+        <w:t>«Переслать заявку»</w:t>
+      </w:r>
+      <w:r>
+        <w:rPr>
+          <w:rFonts w:ascii="Times New Roman" w:hAnsi="Times New Roman" w:cs="Times New Roman" w:eastAsia="Times New Roman"/>
+          <w:b w:val="0"/>
+          <w:i w:val="0"/>
+          <w:color w:val="000000"/>
+          <w:sz w:val="28"/>
+        </w:rPr>
+        <w:t xml:space="preserve"> найдите работника через поиск и отметьте его. Для каждого выбранного есть два переключателя: </w:t>
+      </w:r>
+      <w:r>
+        <w:rPr>
+          <w:rFonts w:ascii="Times New Roman" w:hAnsi="Times New Roman" w:cs="Times New Roman" w:eastAsia="Times New Roman"/>
+          <w:b/>
+          <w:i w:val="0"/>
+          <w:color w:val="000000"/>
+          <w:sz w:val="28"/>
+        </w:rPr>
+        <w:t>«Требуется согласование»</w:t>
+      </w:r>
+      <w:r>
+        <w:rPr>
+          <w:rFonts w:ascii="Times New Roman" w:hAnsi="Times New Roman" w:cs="Times New Roman" w:eastAsia="Times New Roman"/>
+          <w:b w:val="0"/>
+          <w:i w:val="0"/>
+          <w:color w:val="000000"/>
+          <w:sz w:val="28"/>
+        </w:rPr>
+        <w:t xml:space="preserve"> делает его согласующим, а </w:t>
+      </w:r>
+      <w:r>
+        <w:rPr>
+          <w:rFonts w:ascii="Times New Roman" w:hAnsi="Times New Roman" w:cs="Times New Roman" w:eastAsia="Times New Roman"/>
+          <w:b/>
+          <w:i w:val="0"/>
+          <w:color w:val="000000"/>
+          <w:sz w:val="28"/>
+        </w:rPr>
+        <w:t>«Согласование обязательно»</w:t>
+      </w:r>
+      <w:r>
+        <w:rPr>
+          <w:rFonts w:ascii="Times New Roman" w:hAnsi="Times New Roman" w:cs="Times New Roman" w:eastAsia="Times New Roman"/>
+          <w:b w:val="0"/>
+          <w:i w:val="0"/>
+          <w:color w:val="000000"/>
+          <w:sz w:val="28"/>
+        </w:rPr>
+        <w:t xml:space="preserve"> - таким, без чьего решения заявку не примут. Если переключатели оставить выключенными, работник получит заявку только для просмотра.</w:t>
+      </w:r>
+    </w:p>
+    <w:p>
+      <w:r>
+        <w:rPr>
+          <w:rFonts w:ascii="Times New Roman" w:hAnsi="Times New Roman" w:cs="Times New Roman" w:eastAsia="Times New Roman"/>
+          <w:b w:val="0"/>
+          <w:i w:val="0"/>
+          <w:color w:val="000000"/>
+          <w:sz w:val="28"/>
+        </w:rPr>
+        <w:t xml:space="preserve">Ниже отметьте вложения, которые пересылаете, и при необходимости напишите сопроводительное сообщение. Система предупреждает, что сообщение увидят все получатели заявки и бюро пропусков, а не только выбранные вами. Нажмите </w:t>
+      </w:r>
+      <w:r>
+        <w:rPr>
+          <w:rFonts w:ascii="Times New Roman" w:hAnsi="Times New Roman" w:cs="Times New Roman" w:eastAsia="Times New Roman"/>
+          <w:b/>
+          <w:i w:val="0"/>
+          <w:color w:val="000000"/>
+          <w:sz w:val="28"/>
+        </w:rPr>
+        <w:t>«Отправить»</w:t>
+      </w:r>
+      <w:r>
+        <w:rPr>
+          <w:rFonts w:ascii="Times New Roman" w:hAnsi="Times New Roman" w:cs="Times New Roman" w:eastAsia="Times New Roman"/>
+          <w:b w:val="0"/>
+          <w:i w:val="0"/>
+          <w:color w:val="000000"/>
+          <w:sz w:val="28"/>
+        </w:rPr>
+        <w:t>.</w:t>
+      </w:r>
+    </w:p>
+    <w:p>
+      <w:r>
+        <w:rPr>
+          <w:rFonts w:ascii="Times New Roman" w:hAnsi="Times New Roman" w:cs="Times New Roman" w:eastAsia="Times New Roman"/>
+          <w:b w:val="0"/>
+          <w:i w:val="0"/>
+          <w:color w:val="000000"/>
+          <w:sz w:val="28"/>
+        </w:rPr>
+        <w:t xml:space="preserve">Ожидаемый результат: система сообщает «Заявка переслана», получателю уходит уведомление, а в карточке появляется запись в блоке </w:t>
+      </w:r>
+      <w:r>
+        <w:rPr>
+          <w:rFonts w:ascii="Times New Roman" w:hAnsi="Times New Roman" w:cs="Times New Roman" w:eastAsia="Times New Roman"/>
+          <w:b/>
+          <w:i w:val="0"/>
+          <w:color w:val="000000"/>
+          <w:sz w:val="28"/>
+        </w:rPr>
+        <w:t>«Ветка заявки»</w:t>
+      </w:r>
+      <w:r>
+        <w:rPr>
+          <w:rFonts w:ascii="Times New Roman" w:hAnsi="Times New Roman" w:cs="Times New Roman" w:eastAsia="Times New Roman"/>
+          <w:b w:val="0"/>
+          <w:i w:val="0"/>
+          <w:color w:val="000000"/>
+          <w:sz w:val="28"/>
+        </w:rPr>
+        <w:t xml:space="preserve"> - кто, кому и что переслал.</w:t>
+      </w:r>
+    </w:p>
+    <w:p>
+      <w:pPr>
+        <w:pStyle w:val="Heading1"/>
+        <w:ind w:firstLine="0"/>
+      </w:pPr>
+      <w:r>
+        <w:rPr>
+          <w:rFonts w:ascii="Times New Roman" w:hAnsi="Times New Roman" w:cs="Times New Roman" w:eastAsia="Times New Roman"/>
+          <w:b/>
+          <w:i w:val="0"/>
+          <w:color w:val="000000"/>
+          <w:sz w:val="32"/>
+        </w:rPr>
+        <w:t>11. Дополнение к заявке</w:t>
+      </w:r>
+    </w:p>
+    <w:p>
+      <w:r>
+        <w:rPr>
+          <w:rFonts w:ascii="Times New Roman" w:hAnsi="Times New Roman" w:cs="Times New Roman" w:eastAsia="Times New Roman"/>
+          <w:b w:val="0"/>
+          <w:i w:val="0"/>
+          <w:color w:val="000000"/>
+          <w:sz w:val="28"/>
+        </w:rPr>
+        <w:t>Заявитель может добавить людей или транспорт в уже поданную заявку. Такое дополнение проходит собственный круг согласования, и голосуете в нём вы же.</w:t>
+      </w:r>
+    </w:p>
+    <w:p>
+      <w:r>
+        <w:rPr>
+          <w:rFonts w:ascii="Times New Roman" w:hAnsi="Times New Roman" w:cs="Times New Roman" w:eastAsia="Times New Roman"/>
+          <w:b w:val="0"/>
+          <w:i w:val="0"/>
+          <w:color w:val="000000"/>
+          <w:sz w:val="28"/>
+        </w:rPr>
+        <w:t xml:space="preserve">Над кнопками заявки появляется ряд с подписью </w:t>
+      </w:r>
+      <w:r>
+        <w:rPr>
+          <w:rFonts w:ascii="Times New Roman" w:hAnsi="Times New Roman" w:cs="Times New Roman" w:eastAsia="Times New Roman"/>
+          <w:b/>
+          <w:i w:val="0"/>
+          <w:color w:val="000000"/>
+          <w:sz w:val="28"/>
+        </w:rPr>
+        <w:t>«Дополнение №N»</w:t>
+      </w:r>
+      <w:r>
+        <w:rPr>
+          <w:rFonts w:ascii="Times New Roman" w:hAnsi="Times New Roman" w:cs="Times New Roman" w:eastAsia="Times New Roman"/>
+          <w:b w:val="0"/>
+          <w:i w:val="0"/>
+          <w:color w:val="000000"/>
+          <w:sz w:val="28"/>
+        </w:rPr>
+        <w:t xml:space="preserve"> и кнопками </w:t>
+      </w:r>
+      <w:r>
+        <w:rPr>
+          <w:rFonts w:ascii="Times New Roman" w:hAnsi="Times New Roman" w:cs="Times New Roman" w:eastAsia="Times New Roman"/>
+          <w:b/>
+          <w:i w:val="0"/>
+          <w:color w:val="000000"/>
+          <w:sz w:val="28"/>
+        </w:rPr>
+        <w:t>«Согласовать»</w:t>
+      </w:r>
+      <w:r>
+        <w:rPr>
+          <w:rFonts w:ascii="Times New Roman" w:hAnsi="Times New Roman" w:cs="Times New Roman" w:eastAsia="Times New Roman"/>
+          <w:b w:val="0"/>
+          <w:i w:val="0"/>
+          <w:color w:val="000000"/>
+          <w:sz w:val="28"/>
+        </w:rPr>
+        <w:t xml:space="preserve"> и </w:t>
+      </w:r>
+      <w:r>
+        <w:rPr>
+          <w:rFonts w:ascii="Times New Roman" w:hAnsi="Times New Roman" w:cs="Times New Roman" w:eastAsia="Times New Roman"/>
+          <w:b/>
+          <w:i w:val="0"/>
+          <w:color w:val="000000"/>
+          <w:sz w:val="28"/>
+        </w:rPr>
+        <w:t>«Отказать»</w:t>
+      </w:r>
+      <w:r>
+        <w:rPr>
+          <w:rFonts w:ascii="Times New Roman" w:hAnsi="Times New Roman" w:cs="Times New Roman" w:eastAsia="Times New Roman"/>
+          <w:b w:val="0"/>
+          <w:i w:val="0"/>
+          <w:color w:val="000000"/>
+          <w:sz w:val="28"/>
+        </w:rPr>
+        <w:t>. Система переспрашивает и поясняет последствия: отказ закрывает круг, и добавленные строки на пост не попадут. В окне подтверждения можно оставить комментарий.</w:t>
+      </w:r>
+    </w:p>
+    <w:p>
+      <w:r>
+        <w:rPr>
+          <w:rFonts w:ascii="Times New Roman" w:hAnsi="Times New Roman" w:cs="Times New Roman" w:eastAsia="Times New Roman"/>
+          <w:b w:val="0"/>
+          <w:i w:val="0"/>
+          <w:color w:val="000000"/>
+          <w:sz w:val="28"/>
+        </w:rPr>
+        <w:t>Свой голос по дополнению тоже можно отозвать - тогда круг по нему откроется заново.</w:t>
+      </w:r>
+    </w:p>
+    <w:p>
+      <w:r>
+        <w:rPr>
+          <w:rFonts w:ascii="Times New Roman" w:hAnsi="Times New Roman" w:cs="Times New Roman" w:eastAsia="Times New Roman"/>
+          <w:b w:val="0"/>
+          <w:i w:val="0"/>
+          <w:color w:val="000000"/>
+          <w:sz w:val="28"/>
+        </w:rPr>
+        <w:t xml:space="preserve">Все раунды дополнений перечислены в блоке </w:t>
+      </w:r>
+      <w:r>
+        <w:rPr>
+          <w:rFonts w:ascii="Times New Roman" w:hAnsi="Times New Roman" w:cs="Times New Roman" w:eastAsia="Times New Roman"/>
+          <w:b/>
+          <w:i w:val="0"/>
+          <w:color w:val="000000"/>
+          <w:sz w:val="28"/>
+        </w:rPr>
+        <w:t>«Дополнения заявки»</w:t>
+      </w:r>
+      <w:r>
+        <w:rPr>
+          <w:rFonts w:ascii="Times New Roman" w:hAnsi="Times New Roman" w:cs="Times New Roman" w:eastAsia="Times New Roman"/>
+          <w:b w:val="0"/>
+          <w:i w:val="0"/>
+          <w:color w:val="000000"/>
+          <w:sz w:val="28"/>
+        </w:rPr>
+        <w:t>: кто подал, что добавлено, кто из согласующих как решил.</w:t>
+      </w:r>
+    </w:p>
+    <w:tbl>
+      <w:tblPr>
+        <w:tblW w:type="auto" w:w="0"/>
+        <w:tblLayout w:type="fixed"/>
+        <w:tblLook w:firstColumn="1" w:firstRow="1" w:lastColumn="0" w:lastRow="0" w:noHBand="0" w:noVBand="1" w:val="04A0"/>
+        <w:tblLayout w:type="fixed"/>
+      </w:tblPr>
+      <w:tblGrid>
+        <w:gridCol w:w="9356"/>
+      </w:tblGrid>
+      <w:tr>
+        <w:trPr>
+          <w:cantSplit w:val="true"/>
+        </w:trPr>
+        <w:tc>
+          <w:tcPr>
+            <w:tcW w:type="dxa" w:w="9354"/>
+            <w:shd w:val="clear" w:fill="EAF1F8"/>
+            <w:tcBorders>
+              <w:left w:val="single" w:sz="24" w:color="2C6FA6"/>
+              <w:top w:val="single" w:sz="4" w:color="EAF1F8"/>
+              <w:bottom w:val="single" w:sz="4" w:color="EAF1F8"/>
+              <w:right w:val="single" w:sz="4" w:color="EAF1F8"/>
+            </w:tcBorders>
+          </w:tcPr>
+          <w:p>
+            <w:pPr>
+              <w:spacing w:line="288" w:lineRule="auto" w:after="0"/>
+              <w:ind w:firstLine="0"/>
+            </w:pPr>
+            <w:r>
+              <w:rPr>
+                <w:rFonts w:ascii="Times New Roman" w:hAnsi="Times New Roman" w:cs="Times New Roman" w:eastAsia="Times New Roman"/>
+                <w:b/>
+                <w:i w:val="0"/>
+                <w:color w:val="2C6FA6"/>
+                <w:sz w:val="26"/>
+              </w:rPr>
+              <w:t xml:space="preserve">ПРИМЕЧАНИЕ. </w:t>
+            </w:r>
+            <w:r>
+              <w:rPr>
+                <w:rFonts w:ascii="Times New Roman" w:hAnsi="Times New Roman" w:cs="Times New Roman" w:eastAsia="Times New Roman"/>
+                <w:b w:val="0"/>
+                <w:i w:val="0"/>
+                <w:color w:val="000000"/>
+                <w:sz w:val="26"/>
+              </w:rPr>
+              <w:t>Решение о том, попадут ли добавленные строки на пост, принимает принимающий - после того, как круг согласования по дополнению собран.</w:t>
+            </w:r>
+          </w:p>
+        </w:tc>
+      </w:tr>
+    </w:tbl>
+    <w:p>
+      <w:pPr>
+        <w:spacing w:after="0" w:line="240" w:lineRule="auto"/>
+        <w:ind w:firstLine="0"/>
+      </w:pPr>
+      <w:r>
+        <w:rPr>
+          <w:rFonts w:ascii="Times New Roman" w:hAnsi="Times New Roman" w:cs="Times New Roman" w:eastAsia="Times New Roman"/>
+          <w:b w:val="0"/>
+          <w:i w:val="0"/>
+          <w:color w:val="000000"/>
+          <w:sz w:val="12"/>
+        </w:rPr>
+      </w:r>
+    </w:p>
+    <w:p>
+      <w:pPr>
+        <w:pStyle w:val="Heading1"/>
+        <w:ind w:firstLine="0"/>
+      </w:pPr>
+      <w:r>
+        <w:rPr>
+          <w:rFonts w:ascii="Times New Roman" w:hAnsi="Times New Roman" w:cs="Times New Roman" w:eastAsia="Times New Roman"/>
+          <w:b/>
+          <w:i w:val="0"/>
+          <w:color w:val="000000"/>
+          <w:sz w:val="32"/>
+        </w:rPr>
+        <w:t>12. Уведомления и напоминания</w:t>
+      </w:r>
+    </w:p>
+    <w:p>
+      <w:r>
+        <w:rPr>
+          <w:rFonts w:ascii="Times New Roman" w:hAnsi="Times New Roman" w:cs="Times New Roman" w:eastAsia="Times New Roman"/>
+          <w:b w:val="0"/>
+          <w:i w:val="0"/>
+          <w:color w:val="000000"/>
+          <w:sz w:val="28"/>
+        </w:rPr>
+        <w:t xml:space="preserve">О заявке, которая ждёт вашего решения, система сообщает уведомлением </w:t>
+      </w:r>
+      <w:r>
+        <w:rPr>
+          <w:rFonts w:ascii="Times New Roman" w:hAnsi="Times New Roman" w:cs="Times New Roman" w:eastAsia="Times New Roman"/>
+          <w:b/>
+          <w:i w:val="0"/>
+          <w:color w:val="000000"/>
+          <w:sz w:val="28"/>
+        </w:rPr>
+        <w:t>«Требуется согласование»</w:t>
+      </w:r>
+      <w:r>
+        <w:rPr>
+          <w:rFonts w:ascii="Times New Roman" w:hAnsi="Times New Roman" w:cs="Times New Roman" w:eastAsia="Times New Roman"/>
+          <w:b w:val="0"/>
+          <w:i w:val="0"/>
+          <w:color w:val="000000"/>
+          <w:sz w:val="28"/>
+        </w:rPr>
+        <w:t>. Отключить его нельзя: это то, ради чего вас назначили согласующим.</w:t>
+      </w:r>
+    </w:p>
+    <w:p>
+      <w:r>
+        <w:rPr>
+          <w:rFonts w:ascii="Times New Roman" w:hAnsi="Times New Roman" w:cs="Times New Roman" w:eastAsia="Times New Roman"/>
+          <w:b w:val="0"/>
+          <w:i w:val="0"/>
+          <w:color w:val="000000"/>
+          <w:sz w:val="28"/>
+        </w:rPr>
+        <w:t xml:space="preserve">Если заявка ждёт долго, приходит </w:t>
+      </w:r>
+      <w:r>
+        <w:rPr>
+          <w:rFonts w:ascii="Times New Roman" w:hAnsi="Times New Roman" w:cs="Times New Roman" w:eastAsia="Times New Roman"/>
+          <w:b/>
+          <w:i w:val="0"/>
+          <w:color w:val="000000"/>
+          <w:sz w:val="28"/>
+        </w:rPr>
+        <w:t>«Напоминание о согласовании»</w:t>
+      </w:r>
+      <w:r>
+        <w:rPr>
+          <w:rFonts w:ascii="Times New Roman" w:hAnsi="Times New Roman" w:cs="Times New Roman" w:eastAsia="Times New Roman"/>
+          <w:b w:val="0"/>
+          <w:i w:val="0"/>
+          <w:color w:val="000000"/>
+          <w:sz w:val="28"/>
+        </w:rPr>
+        <w:t xml:space="preserve"> с указанием, сколько дней она ждёт. Сроки первого и повторных напоминаний задаёт бюро пропусков. Отключить напоминания тоже нельзя, а число отправленных видно в карточке заявки рядом с вашей фамилией.</w:t>
+      </w:r>
+    </w:p>
+    <w:p>
+      <w:r>
+        <w:rPr>
+          <w:rFonts w:ascii="Times New Roman" w:hAnsi="Times New Roman" w:cs="Times New Roman" w:eastAsia="Times New Roman"/>
+          <w:b w:val="0"/>
+          <w:i w:val="0"/>
+          <w:color w:val="000000"/>
+          <w:sz w:val="28"/>
+        </w:rPr>
+        <w:t>Остальные уведомления - о переданных заявках, вопросах и ответах, смене статуса, согласованном дополнении - настраиваются: откройте список уведомлений в верхней строке и нажмите значок настройки. Обязательные уведомления помечены там подписью, что их нельзя отключить.</w:t>
+      </w:r>
+    </w:p>
+    <w:p>
       <w:r>
         <w:br w:type="page"/>
       </w:r>

--- a/Документация/Руководство согласующего/Руководство согласующего.docx
+++ b/Документация/Руководство согласующего/Руководство согласующего.docx
@@ -846,7 +846,7 @@
           <w:sz w:val="26"/>
         </w:rPr>
         <w:tab/>
-        <w:t>7</w:t>
+        <w:t>8</w:t>
       </w:r>
     </w:p>
     <w:p>
@@ -877,7 +877,7 @@
           <w:sz w:val="26"/>
         </w:rPr>
         <w:tab/>
-        <w:t>7</w:t>
+        <w:t>8</w:t>
       </w:r>
     </w:p>
     <w:p>
@@ -939,7 +939,7 @@
           <w:sz w:val="26"/>
         </w:rPr>
         <w:tab/>
-        <w:t>8</w:t>
+        <w:t>9</w:t>
       </w:r>
     </w:p>
     <w:p>
@@ -1001,7 +1001,7 @@
           <w:sz w:val="26"/>
         </w:rPr>
         <w:tab/>
-        <w:t>10</w:t>
+        <w:t>11</w:t>
       </w:r>
     </w:p>
     <w:p>
@@ -1032,7 +1032,7 @@
           <w:sz w:val="26"/>
         </w:rPr>
         <w:tab/>
-        <w:t>10</w:t>
+        <w:t>11</w:t>
       </w:r>
     </w:p>
     <w:p>
@@ -1063,7 +1063,7 @@
           <w:sz w:val="26"/>
         </w:rPr>
         <w:tab/>
-        <w:t>10</w:t>
+        <w:t>11</w:t>
       </w:r>
     </w:p>
     <w:p>
@@ -1094,7 +1094,7 @@
           <w:sz w:val="26"/>
         </w:rPr>
         <w:tab/>
-        <w:t>11</w:t>
+        <w:t>12</w:t>
       </w:r>
     </w:p>
     <w:p>
@@ -1125,7 +1125,7 @@
           <w:sz w:val="26"/>
         </w:rPr>
         <w:tab/>
-        <w:t>11</w:t>
+        <w:t>12</w:t>
       </w:r>
     </w:p>
     <w:p>
@@ -1156,7 +1156,7 @@
           <w:sz w:val="26"/>
         </w:rPr>
         <w:tab/>
-        <w:t>12</w:t>
+        <w:t>13</w:t>
       </w:r>
     </w:p>
     <w:p>
@@ -1187,7 +1187,7 @@
           <w:sz w:val="26"/>
         </w:rPr>
         <w:tab/>
-        <w:t>14</w:t>
+        <w:t>15</w:t>
       </w:r>
     </w:p>
     <w:p>
@@ -1218,7 +1218,100 @@
           <w:sz w:val="26"/>
         </w:rPr>
         <w:tab/>
-        <w:t>14</w:t>
+        <w:t>15</w:t>
+      </w:r>
+    </w:p>
+    <w:p>
+      <w:pPr>
+        <w:tabs>
+          <w:tab w:pos="9354" w:val="right" w:leader="dot"/>
+        </w:tabs>
+        <w:spacing w:after="0" w:line="360" w:lineRule="auto"/>
+        <w:ind w:firstLine="0" w:left="454"/>
+        <w:jc w:val="left"/>
+      </w:pPr>
+      <w:r>
+        <w:rPr>
+          <w:rFonts w:ascii="Times New Roman" w:hAnsi="Times New Roman" w:cs="Times New Roman" w:eastAsia="Times New Roman"/>
+          <w:b w:val="0"/>
+          <w:i w:val="0"/>
+          <w:color w:val="000000"/>
+          <w:sz w:val="26"/>
+        </w:rPr>
+        <w:t>11.1. Что такое дополнение</w:t>
+      </w:r>
+      <w:r>
+        <w:rPr>
+          <w:rFonts w:ascii="Times New Roman" w:hAnsi="Times New Roman" w:cs="Times New Roman" w:eastAsia="Times New Roman"/>
+          <w:b w:val="0"/>
+          <w:i w:val="0"/>
+          <w:color w:val="000000"/>
+          <w:sz w:val="26"/>
+        </w:rPr>
+        <w:tab/>
+        <w:t>15</w:t>
+      </w:r>
+    </w:p>
+    <w:p>
+      <w:pPr>
+        <w:tabs>
+          <w:tab w:pos="9354" w:val="right" w:leader="dot"/>
+        </w:tabs>
+        <w:spacing w:after="0" w:line="360" w:lineRule="auto"/>
+        <w:ind w:firstLine="0" w:left="454"/>
+        <w:jc w:val="left"/>
+      </w:pPr>
+      <w:r>
+        <w:rPr>
+          <w:rFonts w:ascii="Times New Roman" w:hAnsi="Times New Roman" w:cs="Times New Roman" w:eastAsia="Times New Roman"/>
+          <w:b w:val="0"/>
+          <w:i w:val="0"/>
+          <w:color w:val="000000"/>
+          <w:sz w:val="26"/>
+        </w:rPr>
+        <w:t>11.2. Как проголосовать</w:t>
+      </w:r>
+      <w:r>
+        <w:rPr>
+          <w:rFonts w:ascii="Times New Roman" w:hAnsi="Times New Roman" w:cs="Times New Roman" w:eastAsia="Times New Roman"/>
+          <w:b w:val="0"/>
+          <w:i w:val="0"/>
+          <w:color w:val="000000"/>
+          <w:sz w:val="26"/>
+        </w:rPr>
+        <w:tab/>
+        <w:t>16</w:t>
+      </w:r>
+    </w:p>
+    <w:p>
+      <w:pPr>
+        <w:tabs>
+          <w:tab w:pos="9354" w:val="right" w:leader="dot"/>
+        </w:tabs>
+        <w:spacing w:after="0" w:line="360" w:lineRule="auto"/>
+        <w:ind w:firstLine="0" w:left="454"/>
+        <w:jc w:val="left"/>
+      </w:pPr>
+      <w:r>
+        <w:rPr>
+          <w:rFonts w:ascii="Times New Roman" w:hAnsi="Times New Roman" w:cs="Times New Roman" w:eastAsia="Times New Roman"/>
+          <w:b w:val="0"/>
+          <w:i w:val="0"/>
+          <w:color w:val="000000"/>
+          <w:sz w:val="26"/>
+        </w:rPr>
+        <w:t>11.3. Перечень дополнений</w:t>
+      </w:r>
+      <w:r>
+        <w:rPr>
+          <w:rFonts w:ascii="Times New Roman" w:hAnsi="Times New Roman" w:cs="Times New Roman" w:eastAsia="Times New Roman"/>
+          <w:b w:val="0"/>
+          <w:i w:val="0"/>
+          <w:color w:val="000000"/>
+          <w:sz w:val="26"/>
+        </w:rPr>
+        <w:tab/>
+        <w:t>16</w:t>
       </w:r>
     </w:p>
     <w:p>
@@ -1249,7 +1342,7 @@
           <w:sz w:val="26"/>
         </w:rPr>
         <w:tab/>
-        <w:t>15</w:t>
+        <w:t>16</w:t>
       </w:r>
     </w:p>
     <w:p>
@@ -2839,6 +2932,58 @@
       </w:r>
     </w:p>
     <w:p>
+      <w:r>
+        <w:rPr>
+          <w:rFonts w:ascii="Times New Roman" w:hAnsi="Times New Roman" w:cs="Times New Roman" w:eastAsia="Times New Roman"/>
+          <w:b w:val="0"/>
+          <w:i w:val="0"/>
+          <w:color w:val="000000"/>
+          <w:sz w:val="28"/>
+        </w:rPr>
+        <w:t xml:space="preserve">Следить за разделом постоянно не нужно. Как только заявитель подаёт заявку, где ваше решение обязательно, вам приходит уведомление </w:t>
+      </w:r>
+      <w:r>
+        <w:rPr>
+          <w:rFonts w:ascii="Times New Roman" w:hAnsi="Times New Roman" w:cs="Times New Roman" w:eastAsia="Times New Roman"/>
+          <w:b/>
+          <w:i w:val="0"/>
+          <w:color w:val="000000"/>
+          <w:sz w:val="28"/>
+        </w:rPr>
+        <w:t>«Требуется согласование»</w:t>
+      </w:r>
+      <w:r>
+        <w:rPr>
+          <w:rFonts w:ascii="Times New Roman" w:hAnsi="Times New Roman" w:cs="Times New Roman" w:eastAsia="Times New Roman"/>
+          <w:b w:val="0"/>
+          <w:i w:val="0"/>
+          <w:color w:val="000000"/>
+          <w:sz w:val="28"/>
+        </w:rPr>
+        <w:t xml:space="preserve"> с текстом </w:t>
+      </w:r>
+      <w:r>
+        <w:rPr>
+          <w:rFonts w:ascii="Times New Roman" w:hAnsi="Times New Roman" w:cs="Times New Roman" w:eastAsia="Times New Roman"/>
+          <w:b/>
+          <w:i w:val="0"/>
+          <w:color w:val="000000"/>
+          <w:sz w:val="28"/>
+        </w:rPr>
+        <w:t>«Поступила новая заявка &lt;номер&gt; на согласование»</w:t>
+      </w:r>
+      <w:r>
+        <w:rPr>
+          <w:rFonts w:ascii="Times New Roman" w:hAnsi="Times New Roman" w:cs="Times New Roman" w:eastAsia="Times New Roman"/>
+          <w:b w:val="0"/>
+          <w:i w:val="0"/>
+          <w:color w:val="000000"/>
+          <w:sz w:val="28"/>
+        </w:rPr>
+        <w:t>: значок с колокольчиком в верхней строке показывает счётчик, а само уведомление открывает заявку. Такое же уведомление приходит, когда к заявке подают дополнение, см. раздел 11. Отключить его нельзя, а если заявка ждёт долго - придёт напоминание, см. раздел 12.</w:t>
+      </w:r>
+    </w:p>
+    <w:p>
       <w:pPr>
         <w:keepNext/>
         <w:spacing w:before="120" w:after="40"/>
@@ -4160,19 +4305,29 @@
           <w:color w:val="000000"/>
           <w:sz w:val="28"/>
         </w:rPr>
-        <w:t>Вверху - номер заявки, дата подачи и кнопки решения (1). Слева перечислены вложения заявки: люди, транспорт, ценности; нажатие на вложение показывает его состав в середине окна. Там же - сообщение к заявке от заявителя и блок вопросов (2).</w:t>
+        <w:t>Окно разбито на четыре части.</w:t>
       </w:r>
     </w:p>
     <w:p>
       <w:r>
         <w:rPr>
           <w:rFonts w:ascii="Times New Roman" w:hAnsi="Times New Roman" w:cs="Times New Roman" w:eastAsia="Times New Roman"/>
+          <w:b/>
+          <w:i w:val="0"/>
+          <w:color w:val="000000"/>
+          <w:sz w:val="28"/>
+        </w:rPr>
+        <w:t>Шапка (1)</w:t>
+      </w:r>
+      <w:r>
+        <w:rPr>
+          <w:rFonts w:ascii="Times New Roman" w:hAnsi="Times New Roman" w:cs="Times New Roman" w:eastAsia="Times New Roman"/>
           <w:b w:val="0"/>
           <w:i w:val="0"/>
           <w:color w:val="000000"/>
           <w:sz w:val="28"/>
         </w:rPr>
-        <w:t xml:space="preserve">Справа: </w:t>
+        <w:t xml:space="preserve"> - номер заявки, дата и день недели подачи, кнопки </w:t>
       </w:r>
       <w:r>
         <w:rPr>
@@ -4182,6 +4337,192 @@
           <w:color w:val="000000"/>
           <w:sz w:val="28"/>
         </w:rPr>
+        <w:t>«Переслать»</w:t>
+      </w:r>
+      <w:r>
+        <w:rPr>
+          <w:rFonts w:ascii="Times New Roman" w:hAnsi="Times New Roman" w:cs="Times New Roman" w:eastAsia="Times New Roman"/>
+          <w:b w:val="0"/>
+          <w:i w:val="0"/>
+          <w:color w:val="000000"/>
+          <w:sz w:val="28"/>
+        </w:rPr>
+        <w:t xml:space="preserve"> и </w:t>
+      </w:r>
+      <w:r>
+        <w:rPr>
+          <w:rFonts w:ascii="Times New Roman" w:hAnsi="Times New Roman" w:cs="Times New Roman" w:eastAsia="Times New Roman"/>
+          <w:b/>
+          <w:i w:val="0"/>
+          <w:color w:val="000000"/>
+          <w:sz w:val="28"/>
+        </w:rPr>
+        <w:t>«Получатели»</w:t>
+      </w:r>
+      <w:r>
+        <w:rPr>
+          <w:rFonts w:ascii="Times New Roman" w:hAnsi="Times New Roman" w:cs="Times New Roman" w:eastAsia="Times New Roman"/>
+          <w:b w:val="0"/>
+          <w:i w:val="0"/>
+          <w:color w:val="000000"/>
+          <w:sz w:val="28"/>
+        </w:rPr>
+        <w:t xml:space="preserve">, а справа кнопки решения </w:t>
+      </w:r>
+      <w:r>
+        <w:rPr>
+          <w:rFonts w:ascii="Times New Roman" w:hAnsi="Times New Roman" w:cs="Times New Roman" w:eastAsia="Times New Roman"/>
+          <w:b/>
+          <w:i w:val="0"/>
+          <w:color w:val="000000"/>
+          <w:sz w:val="28"/>
+        </w:rPr>
+        <w:t>«Согласовать»</w:t>
+      </w:r>
+      <w:r>
+        <w:rPr>
+          <w:rFonts w:ascii="Times New Roman" w:hAnsi="Times New Roman" w:cs="Times New Roman" w:eastAsia="Times New Roman"/>
+          <w:b w:val="0"/>
+          <w:i w:val="0"/>
+          <w:color w:val="000000"/>
+          <w:sz w:val="28"/>
+        </w:rPr>
+        <w:t xml:space="preserve"> и </w:t>
+      </w:r>
+      <w:r>
+        <w:rPr>
+          <w:rFonts w:ascii="Times New Roman" w:hAnsi="Times New Roman" w:cs="Times New Roman" w:eastAsia="Times New Roman"/>
+          <w:b/>
+          <w:i w:val="0"/>
+          <w:color w:val="000000"/>
+          <w:sz w:val="28"/>
+        </w:rPr>
+        <w:t>«Отказать»</w:t>
+      </w:r>
+      <w:r>
+        <w:rPr>
+          <w:rFonts w:ascii="Times New Roman" w:hAnsi="Times New Roman" w:cs="Times New Roman" w:eastAsia="Times New Roman"/>
+          <w:b w:val="0"/>
+          <w:i w:val="0"/>
+          <w:color w:val="000000"/>
+          <w:sz w:val="28"/>
+        </w:rPr>
+        <w:t>. Когда решение уже принято или заявка закрыта, вместо кнопок стоит плашка с её состоянием.</w:t>
+      </w:r>
+    </w:p>
+    <w:p>
+      <w:r>
+        <w:rPr>
+          <w:rFonts w:ascii="Times New Roman" w:hAnsi="Times New Roman" w:cs="Times New Roman" w:eastAsia="Times New Roman"/>
+          <w:b/>
+          <w:i w:val="0"/>
+          <w:color w:val="000000"/>
+          <w:sz w:val="28"/>
+        </w:rPr>
+        <w:t>Слева (2)</w:t>
+      </w:r>
+      <w:r>
+        <w:rPr>
+          <w:rFonts w:ascii="Times New Roman" w:hAnsi="Times New Roman" w:cs="Times New Roman" w:eastAsia="Times New Roman"/>
+          <w:b w:val="0"/>
+          <w:i w:val="0"/>
+          <w:color w:val="000000"/>
+          <w:sz w:val="28"/>
+        </w:rPr>
+        <w:t xml:space="preserve"> перечислены вложения заявки, сгруппированные по видам: сотрудники, автомобили, ценности. У каждого указан срок действия. Нажатие на вложение показывает его состав в середине окна.</w:t>
+      </w:r>
+    </w:p>
+    <w:p>
+      <w:r>
+        <w:rPr>
+          <w:rFonts w:ascii="Times New Roman" w:hAnsi="Times New Roman" w:cs="Times New Roman" w:eastAsia="Times New Roman"/>
+          <w:b/>
+          <w:i w:val="0"/>
+          <w:color w:val="000000"/>
+          <w:sz w:val="28"/>
+        </w:rPr>
+        <w:t>В середине</w:t>
+      </w:r>
+      <w:r>
+        <w:rPr>
+          <w:rFonts w:ascii="Times New Roman" w:hAnsi="Times New Roman" w:cs="Times New Roman" w:eastAsia="Times New Roman"/>
+          <w:b w:val="0"/>
+          <w:i w:val="0"/>
+          <w:color w:val="000000"/>
+          <w:sz w:val="28"/>
+        </w:rPr>
+        <w:t xml:space="preserve"> - сообщение к заявке от заявителя (3) и раскрывающийся блок </w:t>
+      </w:r>
+      <w:r>
+        <w:rPr>
+          <w:rFonts w:ascii="Times New Roman" w:hAnsi="Times New Roman" w:cs="Times New Roman" w:eastAsia="Times New Roman"/>
+          <w:b/>
+          <w:i w:val="0"/>
+          <w:color w:val="000000"/>
+          <w:sz w:val="28"/>
+        </w:rPr>
+        <w:t>«Вопросы к заявке»</w:t>
+      </w:r>
+      <w:r>
+        <w:rPr>
+          <w:rFonts w:ascii="Times New Roman" w:hAnsi="Times New Roman" w:cs="Times New Roman" w:eastAsia="Times New Roman"/>
+          <w:b w:val="0"/>
+          <w:i w:val="0"/>
+          <w:color w:val="000000"/>
+          <w:sz w:val="28"/>
+        </w:rPr>
+        <w:t xml:space="preserve"> с кнопкой </w:t>
+      </w:r>
+      <w:r>
+        <w:rPr>
+          <w:rFonts w:ascii="Times New Roman" w:hAnsi="Times New Roman" w:cs="Times New Roman" w:eastAsia="Times New Roman"/>
+          <w:b/>
+          <w:i w:val="0"/>
+          <w:color w:val="000000"/>
+          <w:sz w:val="28"/>
+        </w:rPr>
+        <w:t>«Задать вопрос»</w:t>
+      </w:r>
+      <w:r>
+        <w:rPr>
+          <w:rFonts w:ascii="Times New Roman" w:hAnsi="Times New Roman" w:cs="Times New Roman" w:eastAsia="Times New Roman"/>
+          <w:b w:val="0"/>
+          <w:i w:val="0"/>
+          <w:color w:val="000000"/>
+          <w:sz w:val="28"/>
+        </w:rPr>
+        <w:t xml:space="preserve"> (4). Ниже - выбранное вложение: срок действия, время пребывания и таблица строк. У сотрудников это ФИО, должность и места прохода, у машин - номер, марка и места разгрузки, у ценностей - наименование и количество. Длинный список отбирается поиском по строке над таблицей.</w:t>
+      </w:r>
+    </w:p>
+    <w:p>
+      <w:r>
+        <w:rPr>
+          <w:rFonts w:ascii="Times New Roman" w:hAnsi="Times New Roman" w:cs="Times New Roman" w:eastAsia="Times New Roman"/>
+          <w:b/>
+          <w:i w:val="0"/>
+          <w:color w:val="000000"/>
+          <w:sz w:val="28"/>
+        </w:rPr>
+        <w:t>Справа (5)</w:t>
+      </w:r>
+      <w:r>
+        <w:rPr>
+          <w:rFonts w:ascii="Times New Roman" w:hAnsi="Times New Roman" w:cs="Times New Roman" w:eastAsia="Times New Roman"/>
+          <w:b w:val="0"/>
+          <w:i w:val="0"/>
+          <w:color w:val="000000"/>
+          <w:sz w:val="28"/>
+        </w:rPr>
+        <w:t xml:space="preserve"> - </w:t>
+      </w:r>
+      <w:r>
+        <w:rPr>
+          <w:rFonts w:ascii="Times New Roman" w:hAnsi="Times New Roman" w:cs="Times New Roman" w:eastAsia="Times New Roman"/>
+          <w:b/>
+          <w:i w:val="0"/>
+          <w:color w:val="000000"/>
+          <w:sz w:val="28"/>
+        </w:rPr>
         <w:t>«Основная информация»</w:t>
       </w:r>
       <w:r>
@@ -4192,7 +4533,7 @@
           <w:color w:val="000000"/>
           <w:sz w:val="28"/>
         </w:rPr>
-        <w:t xml:space="preserve"> (организация, компания, отправитель), поле </w:t>
+        <w:t xml:space="preserve"> (организация или компания и отправитель), поле </w:t>
       </w:r>
       <w:r>
         <w:rPr>
@@ -4212,7 +4553,7 @@
           <w:color w:val="000000"/>
           <w:sz w:val="28"/>
         </w:rPr>
-        <w:t xml:space="preserve"> для вашего решения и блок </w:t>
+        <w:t xml:space="preserve">, которое пойдёт вместе с вашим решением, и блок </w:t>
       </w:r>
       <w:r>
         <w:rPr>
@@ -4223,6 +4564,46 @@
           <w:sz w:val="28"/>
         </w:rPr>
         <w:t>«Согласование заявки»</w:t>
+      </w:r>
+      <w:r>
+        <w:rPr>
+          <w:rFonts w:ascii="Times New Roman" w:hAnsi="Times New Roman" w:cs="Times New Roman" w:eastAsia="Times New Roman"/>
+          <w:b w:val="0"/>
+          <w:i w:val="0"/>
+          <w:color w:val="000000"/>
+          <w:sz w:val="28"/>
+        </w:rPr>
+        <w:t xml:space="preserve">: состояние круга и перечень ответственных за согласование с пометками </w:t>
+      </w:r>
+      <w:r>
+        <w:rPr>
+          <w:rFonts w:ascii="Times New Roman" w:hAnsi="Times New Roman" w:cs="Times New Roman" w:eastAsia="Times New Roman"/>
+          <w:b/>
+          <w:i w:val="0"/>
+          <w:color w:val="000000"/>
+          <w:sz w:val="28"/>
+        </w:rPr>
+        <w:t>«Обязательно»</w:t>
+      </w:r>
+      <w:r>
+        <w:rPr>
+          <w:rFonts w:ascii="Times New Roman" w:hAnsi="Times New Roman" w:cs="Times New Roman" w:eastAsia="Times New Roman"/>
+          <w:b w:val="0"/>
+          <w:i w:val="0"/>
+          <w:color w:val="000000"/>
+          <w:sz w:val="28"/>
+        </w:rPr>
+        <w:t xml:space="preserve"> и </w:t>
+      </w:r>
+      <w:r>
+        <w:rPr>
+          <w:rFonts w:ascii="Times New Roman" w:hAnsi="Times New Roman" w:cs="Times New Roman" w:eastAsia="Times New Roman"/>
+          <w:b/>
+          <w:i w:val="0"/>
+          <w:color w:val="000000"/>
+          <w:sz w:val="28"/>
+        </w:rPr>
+        <w:t>«Ожидание»</w:t>
       </w:r>
       <w:r>
         <w:rPr>
@@ -4642,7 +5023,7 @@
       <w:r>
         <w:drawing>
           <wp:inline xmlns:a="http://schemas.openxmlformats.org/drawingml/2006/main" xmlns:pic="http://schemas.openxmlformats.org/drawingml/2006/picture">
-            <wp:extent cx="2499360" cy="2218944"/>
+            <wp:extent cx="2499360" cy="2682239"/>
             <wp:docPr id="4" name="Picture 4"/>
             <wp:cNvGraphicFramePr>
               <a:graphicFrameLocks noChangeAspect="1"/>
@@ -4663,7 +5044,7 @@
                   <pic:spPr>
                     <a:xfrm>
                       <a:off x="0" y="0"/>
-                      <a:ext cx="2499360" cy="2218944"/>
+                      <a:ext cx="2499360" cy="2682239"/>
                     </a:xfrm>
                     <a:prstGeom prst="rect"/>
                   </pic:spPr>
@@ -4926,7 +5307,7 @@
       <w:r>
         <w:drawing>
           <wp:inline xmlns:a="http://schemas.openxmlformats.org/drawingml/2006/main" xmlns:pic="http://schemas.openxmlformats.org/drawingml/2006/picture">
-            <wp:extent cx="4145280" cy="3511296"/>
+            <wp:extent cx="4145280" cy="3291840"/>
             <wp:docPr id="5" name="Picture 5"/>
             <wp:cNvGraphicFramePr>
               <a:graphicFrameLocks noChangeAspect="1"/>
@@ -4947,7 +5328,7 @@
                   <pic:spPr>
                     <a:xfrm>
                       <a:off x="0" y="0"/>
-                      <a:ext cx="4145280" cy="3511296"/>
+                      <a:ext cx="4145280" cy="3291840"/>
                     </a:xfrm>
                     <a:prstGeom prst="rect"/>
                   </pic:spPr>
@@ -5750,15 +6131,19 @@
       </w:r>
     </w:p>
     <w:p>
-      <w:r>
-        <w:rPr>
-          <w:rFonts w:ascii="Times New Roman" w:hAnsi="Times New Roman" w:cs="Times New Roman" w:eastAsia="Times New Roman"/>
-          <w:b w:val="0"/>
+      <w:pPr>
+        <w:pStyle w:val="Heading2"/>
+        <w:ind w:firstLine="0"/>
+      </w:pPr>
+      <w:r>
+        <w:rPr>
+          <w:rFonts w:ascii="Times New Roman" w:hAnsi="Times New Roman" w:cs="Times New Roman" w:eastAsia="Times New Roman"/>
+          <w:b/>
           <w:i w:val="0"/>
           <w:color w:val="000000"/>
           <w:sz w:val="28"/>
         </w:rPr>
-        <w:t>Заявитель может добавить людей или транспорт в уже поданную заявку. Такое дополнение проходит собственный круг согласования, и голосуете в нём вы же.</w:t>
+        <w:t>11.1. Что такое дополнение</w:t>
       </w:r>
     </w:p>
     <w:p>
@@ -5770,7 +6155,7 @@
           <w:color w:val="000000"/>
           <w:sz w:val="28"/>
         </w:rPr>
-        <w:t xml:space="preserve">Над кнопками заявки появляется ряд с подписью </w:t>
+        <w:t xml:space="preserve">Заявку, которую уже подали, заявитель не переписывает: если понадобилось добавить человека или машину, он подаёт </w:t>
       </w:r>
       <w:r>
         <w:rPr>
@@ -5780,7 +6165,7 @@
           <w:color w:val="000000"/>
           <w:sz w:val="28"/>
         </w:rPr>
-        <w:t>«Дополнение №N»</w:t>
+        <w:t>дополнение</w:t>
       </w:r>
       <w:r>
         <w:rPr>
@@ -5790,47 +6175,7 @@
           <w:color w:val="000000"/>
           <w:sz w:val="28"/>
         </w:rPr>
-        <w:t xml:space="preserve"> и кнопками </w:t>
-      </w:r>
-      <w:r>
-        <w:rPr>
-          <w:rFonts w:ascii="Times New Roman" w:hAnsi="Times New Roman" w:cs="Times New Roman" w:eastAsia="Times New Roman"/>
-          <w:b/>
-          <w:i w:val="0"/>
-          <w:color w:val="000000"/>
-          <w:sz w:val="28"/>
-        </w:rPr>
-        <w:t>«Согласовать»</w:t>
-      </w:r>
-      <w:r>
-        <w:rPr>
-          <w:rFonts w:ascii="Times New Roman" w:hAnsi="Times New Roman" w:cs="Times New Roman" w:eastAsia="Times New Roman"/>
-          <w:b w:val="0"/>
-          <w:i w:val="0"/>
-          <w:color w:val="000000"/>
-          <w:sz w:val="28"/>
-        </w:rPr>
-        <w:t xml:space="preserve"> и </w:t>
-      </w:r>
-      <w:r>
-        <w:rPr>
-          <w:rFonts w:ascii="Times New Roman" w:hAnsi="Times New Roman" w:cs="Times New Roman" w:eastAsia="Times New Roman"/>
-          <w:b/>
-          <w:i w:val="0"/>
-          <w:color w:val="000000"/>
-          <w:sz w:val="28"/>
-        </w:rPr>
-        <w:t>«Отказать»</w:t>
-      </w:r>
-      <w:r>
-        <w:rPr>
-          <w:rFonts w:ascii="Times New Roman" w:hAnsi="Times New Roman" w:cs="Times New Roman" w:eastAsia="Times New Roman"/>
-          <w:b w:val="0"/>
-          <w:i w:val="0"/>
-          <w:color w:val="000000"/>
-          <w:sz w:val="28"/>
-        </w:rPr>
-        <w:t>. Система переспрашивает и поясняет последствия: отказ закрывает круг, и добавленные строки на пост не попадут. В окне подтверждения можно оставить комментарий.</w:t>
+        <w:t xml:space="preserve"> к ней. Сама заявка при этом продолжает действовать - согласованные раньше строки остаются на посту.</w:t>
       </w:r>
     </w:p>
     <w:p>
@@ -5842,7 +6187,7 @@
           <w:color w:val="000000"/>
           <w:sz w:val="28"/>
         </w:rPr>
-        <w:t>Свой голос по дополнению тоже можно отозвать - тогда круг по нему откроется заново.</w:t>
+        <w:t>Дополнение проходит собственный круг согласования, и голосуют в нём те же согласующие. Пока идёт один раунд, подать следующий нельзя: заявитель дождётся решения по текущему.</w:t>
       </w:r>
     </w:p>
     <w:p>
@@ -5854,7 +6199,7 @@
           <w:color w:val="000000"/>
           <w:sz w:val="28"/>
         </w:rPr>
-        <w:t xml:space="preserve">Все раунды дополнений перечислены в блоке </w:t>
+        <w:t xml:space="preserve">Как узнать, что дополнение подали: приходит то же уведомление </w:t>
       </w:r>
       <w:r>
         <w:rPr>
@@ -5864,6 +6209,226 @@
           <w:color w:val="000000"/>
           <w:sz w:val="28"/>
         </w:rPr>
+        <w:t>«Требуется согласование»</w:t>
+      </w:r>
+      <w:r>
+        <w:rPr>
+          <w:rFonts w:ascii="Times New Roman" w:hAnsi="Times New Roman" w:cs="Times New Roman" w:eastAsia="Times New Roman"/>
+          <w:b w:val="0"/>
+          <w:i w:val="0"/>
+          <w:color w:val="000000"/>
+          <w:sz w:val="28"/>
+        </w:rPr>
+        <w:t>, что и по новой заявке.</w:t>
+      </w:r>
+    </w:p>
+    <w:p>
+      <w:pPr>
+        <w:pStyle w:val="Heading2"/>
+        <w:ind w:firstLine="0"/>
+      </w:pPr>
+      <w:r>
+        <w:rPr>
+          <w:rFonts w:ascii="Times New Roman" w:hAnsi="Times New Roman" w:cs="Times New Roman" w:eastAsia="Times New Roman"/>
+          <w:b/>
+          <w:i w:val="0"/>
+          <w:color w:val="000000"/>
+          <w:sz w:val="28"/>
+        </w:rPr>
+        <w:t>11.2. Как проголосовать</w:t>
+      </w:r>
+    </w:p>
+    <w:p>
+      <w:r>
+        <w:rPr>
+          <w:rFonts w:ascii="Times New Roman" w:hAnsi="Times New Roman" w:cs="Times New Roman" w:eastAsia="Times New Roman"/>
+          <w:b w:val="0"/>
+          <w:i w:val="0"/>
+          <w:color w:val="000000"/>
+          <w:sz w:val="28"/>
+        </w:rPr>
+        <w:t xml:space="preserve">Откройте заявку. Над кнопками решения появляется ряд с подписью </w:t>
+      </w:r>
+      <w:r>
+        <w:rPr>
+          <w:rFonts w:ascii="Times New Roman" w:hAnsi="Times New Roman" w:cs="Times New Roman" w:eastAsia="Times New Roman"/>
+          <w:b/>
+          <w:i w:val="0"/>
+          <w:color w:val="000000"/>
+          <w:sz w:val="28"/>
+        </w:rPr>
+        <w:t>«Дополнение №N»</w:t>
+      </w:r>
+      <w:r>
+        <w:rPr>
+          <w:rFonts w:ascii="Times New Roman" w:hAnsi="Times New Roman" w:cs="Times New Roman" w:eastAsia="Times New Roman"/>
+          <w:b w:val="0"/>
+          <w:i w:val="0"/>
+          <w:color w:val="000000"/>
+          <w:sz w:val="28"/>
+        </w:rPr>
+        <w:t xml:space="preserve"> и кнопками </w:t>
+      </w:r>
+      <w:r>
+        <w:rPr>
+          <w:rFonts w:ascii="Times New Roman" w:hAnsi="Times New Roman" w:cs="Times New Roman" w:eastAsia="Times New Roman"/>
+          <w:b/>
+          <w:i w:val="0"/>
+          <w:color w:val="000000"/>
+          <w:sz w:val="28"/>
+        </w:rPr>
+        <w:t>«Согласовать»</w:t>
+      </w:r>
+      <w:r>
+        <w:rPr>
+          <w:rFonts w:ascii="Times New Roman" w:hAnsi="Times New Roman" w:cs="Times New Roman" w:eastAsia="Times New Roman"/>
+          <w:b w:val="0"/>
+          <w:i w:val="0"/>
+          <w:color w:val="000000"/>
+          <w:sz w:val="28"/>
+        </w:rPr>
+        <w:t xml:space="preserve"> и </w:t>
+      </w:r>
+      <w:r>
+        <w:rPr>
+          <w:rFonts w:ascii="Times New Roman" w:hAnsi="Times New Roman" w:cs="Times New Roman" w:eastAsia="Times New Roman"/>
+          <w:b/>
+          <w:i w:val="0"/>
+          <w:color w:val="000000"/>
+          <w:sz w:val="28"/>
+        </w:rPr>
+        <w:t>«Отказать»</w:t>
+      </w:r>
+      <w:r>
+        <w:rPr>
+          <w:rFonts w:ascii="Times New Roman" w:hAnsi="Times New Roman" w:cs="Times New Roman" w:eastAsia="Times New Roman"/>
+          <w:b w:val="0"/>
+          <w:i w:val="0"/>
+          <w:color w:val="000000"/>
+          <w:sz w:val="28"/>
+        </w:rPr>
+        <w:t xml:space="preserve"> - они относятся именно к дополнению, а не ко всей заявке.</w:t>
+      </w:r>
+    </w:p>
+    <w:p>
+      <w:r>
+        <w:rPr>
+          <w:rFonts w:ascii="Times New Roman" w:hAnsi="Times New Roman" w:cs="Times New Roman" w:eastAsia="Times New Roman"/>
+          <w:b w:val="0"/>
+          <w:i w:val="0"/>
+          <w:color w:val="000000"/>
+          <w:sz w:val="28"/>
+        </w:rPr>
+        <w:t>Система переспрашивает и поясняет последствия: отказ закрывает круг, и добавленные строки на пост не попадут. В окне подтверждения можно оставить комментарий - он будет виден в перечне решений вместе с вашей фамилией.</w:t>
+      </w:r>
+    </w:p>
+    <w:p>
+      <w:r>
+        <w:rPr>
+          <w:rFonts w:ascii="Times New Roman" w:hAnsi="Times New Roman" w:cs="Times New Roman" w:eastAsia="Times New Roman"/>
+          <w:b w:val="0"/>
+          <w:i w:val="0"/>
+          <w:color w:val="000000"/>
+          <w:sz w:val="28"/>
+        </w:rPr>
+        <w:t xml:space="preserve">Ожидаемый результат: подпись меняется на </w:t>
+      </w:r>
+      <w:r>
+        <w:rPr>
+          <w:rFonts w:ascii="Times New Roman" w:hAnsi="Times New Roman" w:cs="Times New Roman" w:eastAsia="Times New Roman"/>
+          <w:b/>
+          <w:i w:val="0"/>
+          <w:color w:val="000000"/>
+          <w:sz w:val="28"/>
+        </w:rPr>
+        <w:t>«Дополнение №N, вы согласовали»</w:t>
+      </w:r>
+      <w:r>
+        <w:rPr>
+          <w:rFonts w:ascii="Times New Roman" w:hAnsi="Times New Roman" w:cs="Times New Roman" w:eastAsia="Times New Roman"/>
+          <w:b w:val="0"/>
+          <w:i w:val="0"/>
+          <w:color w:val="000000"/>
+          <w:sz w:val="28"/>
+        </w:rPr>
+        <w:t xml:space="preserve"> или </w:t>
+      </w:r>
+      <w:r>
+        <w:rPr>
+          <w:rFonts w:ascii="Times New Roman" w:hAnsi="Times New Roman" w:cs="Times New Roman" w:eastAsia="Times New Roman"/>
+          <w:b/>
+          <w:i w:val="0"/>
+          <w:color w:val="000000"/>
+          <w:sz w:val="28"/>
+        </w:rPr>
+        <w:t>«Дополнение №N, вы отказали»</w:t>
+      </w:r>
+      <w:r>
+        <w:rPr>
+          <w:rFonts w:ascii="Times New Roman" w:hAnsi="Times New Roman" w:cs="Times New Roman" w:eastAsia="Times New Roman"/>
+          <w:b w:val="0"/>
+          <w:i w:val="0"/>
+          <w:color w:val="000000"/>
+          <w:sz w:val="28"/>
+        </w:rPr>
+        <w:t xml:space="preserve">, а рядом появляется кнопка </w:t>
+      </w:r>
+      <w:r>
+        <w:rPr>
+          <w:rFonts w:ascii="Times New Roman" w:hAnsi="Times New Roman" w:cs="Times New Roman" w:eastAsia="Times New Roman"/>
+          <w:b/>
+          <w:i w:val="0"/>
+          <w:color w:val="000000"/>
+          <w:sz w:val="28"/>
+        </w:rPr>
+        <w:t>«Отозвать голос»</w:t>
+      </w:r>
+      <w:r>
+        <w:rPr>
+          <w:rFonts w:ascii="Times New Roman" w:hAnsi="Times New Roman" w:cs="Times New Roman" w:eastAsia="Times New Roman"/>
+          <w:b w:val="0"/>
+          <w:i w:val="0"/>
+          <w:color w:val="000000"/>
+          <w:sz w:val="28"/>
+        </w:rPr>
+        <w:t>. Отзыв возвращает раунд в ожидание вашего решения - им пользуются, если проголосовали по ошибке или появились новые сведения.</w:t>
+      </w:r>
+    </w:p>
+    <w:p>
+      <w:pPr>
+        <w:pStyle w:val="Heading2"/>
+        <w:ind w:firstLine="0"/>
+      </w:pPr>
+      <w:r>
+        <w:rPr>
+          <w:rFonts w:ascii="Times New Roman" w:hAnsi="Times New Roman" w:cs="Times New Roman" w:eastAsia="Times New Roman"/>
+          <w:b/>
+          <w:i w:val="0"/>
+          <w:color w:val="000000"/>
+          <w:sz w:val="28"/>
+        </w:rPr>
+        <w:t>11.3. Перечень дополнений</w:t>
+      </w:r>
+    </w:p>
+    <w:p>
+      <w:r>
+        <w:rPr>
+          <w:rFonts w:ascii="Times New Roman" w:hAnsi="Times New Roman" w:cs="Times New Roman" w:eastAsia="Times New Roman"/>
+          <w:b w:val="0"/>
+          <w:i w:val="0"/>
+          <w:color w:val="000000"/>
+          <w:sz w:val="28"/>
+        </w:rPr>
+        <w:t xml:space="preserve">Все раунды собраны в блоке </w:t>
+      </w:r>
+      <w:r>
+        <w:rPr>
+          <w:rFonts w:ascii="Times New Roman" w:hAnsi="Times New Roman" w:cs="Times New Roman" w:eastAsia="Times New Roman"/>
+          <w:b/>
+          <w:i w:val="0"/>
+          <w:color w:val="000000"/>
+          <w:sz w:val="28"/>
+        </w:rPr>
         <w:t>«Дополнения заявки»</w:t>
       </w:r>
       <w:r>
@@ -5874,7 +6439,47 @@
           <w:color w:val="000000"/>
           <w:sz w:val="28"/>
         </w:rPr>
-        <w:t>: кто подал, что добавлено, кто из согласующих как решил.</w:t>
+        <w:t xml:space="preserve">, новые сверху. По каждому видно: номер, кто подал, что именно добавлено, и решения согласующих - фамилия, пометка </w:t>
+      </w:r>
+      <w:r>
+        <w:rPr>
+          <w:rFonts w:ascii="Times New Roman" w:hAnsi="Times New Roman" w:cs="Times New Roman" w:eastAsia="Times New Roman"/>
+          <w:b/>
+          <w:i w:val="0"/>
+          <w:color w:val="000000"/>
+          <w:sz w:val="28"/>
+        </w:rPr>
+        <w:t>«Обязательно»</w:t>
+      </w:r>
+      <w:r>
+        <w:rPr>
+          <w:rFonts w:ascii="Times New Roman" w:hAnsi="Times New Roman" w:cs="Times New Roman" w:eastAsia="Times New Roman"/>
+          <w:b w:val="0"/>
+          <w:i w:val="0"/>
+          <w:color w:val="000000"/>
+          <w:sz w:val="28"/>
+        </w:rPr>
+        <w:t xml:space="preserve">, комментарий и время. Закрытые раунды не прячутся: по ним видно, почему добавленные строки так и не появились на посту. Если дополнений не было, блок пишет </w:t>
+      </w:r>
+      <w:r>
+        <w:rPr>
+          <w:rFonts w:ascii="Times New Roman" w:hAnsi="Times New Roman" w:cs="Times New Roman" w:eastAsia="Times New Roman"/>
+          <w:b/>
+          <w:i w:val="0"/>
+          <w:color w:val="000000"/>
+          <w:sz w:val="28"/>
+        </w:rPr>
+        <w:t>«Дополнений по заявке нет»</w:t>
+      </w:r>
+      <w:r>
+        <w:rPr>
+          <w:rFonts w:ascii="Times New Roman" w:hAnsi="Times New Roman" w:cs="Times New Roman" w:eastAsia="Times New Roman"/>
+          <w:b w:val="0"/>
+          <w:i w:val="0"/>
+          <w:color w:val="000000"/>
+          <w:sz w:val="28"/>
+        </w:rPr>
+        <w:t>.</w:t>
       </w:r>
     </w:p>
     <w:tbl>
@@ -5925,7 +6530,7 @@
                 <w:color w:val="000000"/>
                 <w:sz w:val="26"/>
               </w:rPr>
-              <w:t>Решение о том, попадут ли добавленные строки на пост, принимает принимающий - после того, как круг согласования по дополнению собран.</w:t>
+              <w:t>Согласование дополнения - не последний шаг. Когда круг собран, дополнение уходит к принимающему: решение о том, попадут ли добавленные строки на пост, выносит он.</w:t>
             </w:r>
           </w:p>
         </w:tc>

--- a/Документация/Руководство согласующего/Руководство согласующего.docx
+++ b/Документация/Руководство согласующего/Руководство согласующего.docx
@@ -157,7 +157,7 @@
           <w:color w:val="000000"/>
           <w:sz w:val="26"/>
         </w:rPr>
-        <w:t>Версия документа: 1.0</w:t>
+        <w:t>Версия документа: 1.1</w:t>
       </w:r>
     </w:p>
     <w:p>
@@ -173,7 +173,7 @@
           <w:color w:val="000000"/>
           <w:sz w:val="26"/>
         </w:rPr>
-        <w:t>Дата: 11.08.2026</w:t>
+        <w:t>Дата: 12.08.2026</w:t>
       </w:r>
     </w:p>
     <w:p>
@@ -1196,6 +1196,37 @@
           <w:tab w:pos="9354" w:val="right" w:leader="dot"/>
         </w:tabs>
         <w:spacing w:after="0" w:line="360" w:lineRule="auto"/>
+        <w:ind w:firstLine="0" w:left="454"/>
+        <w:jc w:val="left"/>
+      </w:pPr>
+      <w:r>
+        <w:rPr>
+          <w:rFonts w:ascii="Times New Roman" w:hAnsi="Times New Roman" w:cs="Times New Roman" w:eastAsia="Times New Roman"/>
+          <w:b w:val="0"/>
+          <w:i w:val="0"/>
+          <w:color w:val="000000"/>
+          <w:sz w:val="26"/>
+        </w:rPr>
+        <w:t>10.1. Кто вправе переслать</w:t>
+      </w:r>
+      <w:r>
+        <w:rPr>
+          <w:rFonts w:ascii="Times New Roman" w:hAnsi="Times New Roman" w:cs="Times New Roman" w:eastAsia="Times New Roman"/>
+          <w:b w:val="0"/>
+          <w:i w:val="0"/>
+          <w:color w:val="000000"/>
+          <w:sz w:val="26"/>
+        </w:rPr>
+        <w:tab/>
+        <w:t>15</w:t>
+      </w:r>
+    </w:p>
+    <w:p>
+      <w:pPr>
+        <w:tabs>
+          <w:tab w:pos="9354" w:val="right" w:leader="dot"/>
+        </w:tabs>
+        <w:spacing w:after="0" w:line="360" w:lineRule="auto"/>
         <w:ind w:firstLine="0"/>
         <w:jc w:val="left"/>
       </w:pPr>
@@ -1207,7 +1238,7 @@
           <w:color w:val="000000"/>
           <w:sz w:val="26"/>
         </w:rPr>
-        <w:t>11. Дополнение к заявке</w:t>
+        <w:t>11. Получатели заявки</w:t>
       </w:r>
       <w:r>
         <w:rPr>
@@ -1218,7 +1249,38 @@
           <w:sz w:val="26"/>
         </w:rPr>
         <w:tab/>
-        <w:t>15</w:t>
+        <w:t>16</w:t>
+      </w:r>
+    </w:p>
+    <w:p>
+      <w:pPr>
+        <w:tabs>
+          <w:tab w:pos="9354" w:val="right" w:leader="dot"/>
+        </w:tabs>
+        <w:spacing w:after="0" w:line="360" w:lineRule="auto"/>
+        <w:ind w:firstLine="0"/>
+        <w:jc w:val="left"/>
+      </w:pPr>
+      <w:r>
+        <w:rPr>
+          <w:rFonts w:ascii="Times New Roman" w:hAnsi="Times New Roman" w:cs="Times New Roman" w:eastAsia="Times New Roman"/>
+          <w:b/>
+          <w:i w:val="0"/>
+          <w:color w:val="000000"/>
+          <w:sz w:val="26"/>
+        </w:rPr>
+        <w:t>12. Дополнение к заявке</w:t>
+      </w:r>
+      <w:r>
+        <w:rPr>
+          <w:rFonts w:ascii="Times New Roman" w:hAnsi="Times New Roman" w:cs="Times New Roman" w:eastAsia="Times New Roman"/>
+          <w:b w:val="0"/>
+          <w:i w:val="0"/>
+          <w:color w:val="000000"/>
+          <w:sz w:val="26"/>
+        </w:rPr>
+        <w:tab/>
+        <w:t>16</w:t>
       </w:r>
     </w:p>
     <w:p>
@@ -1238,7 +1300,7 @@
           <w:color w:val="000000"/>
           <w:sz w:val="26"/>
         </w:rPr>
-        <w:t>11.1. Что такое дополнение</w:t>
+        <w:t>12.1. Что такое дополнение</w:t>
       </w:r>
       <w:r>
         <w:rPr>
@@ -1249,7 +1311,7 @@
           <w:sz w:val="26"/>
         </w:rPr>
         <w:tab/>
-        <w:t>15</w:t>
+        <w:t>16</w:t>
       </w:r>
     </w:p>
     <w:p>
@@ -1269,7 +1331,7 @@
           <w:color w:val="000000"/>
           <w:sz w:val="26"/>
         </w:rPr>
-        <w:t>11.2. Как проголосовать</w:t>
+        <w:t>12.2. Как проголосовать</w:t>
       </w:r>
       <w:r>
         <w:rPr>
@@ -1280,7 +1342,7 @@
           <w:sz w:val="26"/>
         </w:rPr>
         <w:tab/>
-        <w:t>16</w:t>
+        <w:t>17</w:t>
       </w:r>
     </w:p>
     <w:p>
@@ -1300,7 +1362,7 @@
           <w:color w:val="000000"/>
           <w:sz w:val="26"/>
         </w:rPr>
-        <w:t>11.3. Перечень дополнений</w:t>
+        <w:t>12.3. Перечень дополнений</w:t>
       </w:r>
       <w:r>
         <w:rPr>
@@ -1311,7 +1373,7 @@
           <w:sz w:val="26"/>
         </w:rPr>
         <w:tab/>
-        <w:t>16</w:t>
+        <w:t>17</w:t>
       </w:r>
     </w:p>
     <w:p>
@@ -1331,7 +1393,7 @@
           <w:color w:val="000000"/>
           <w:sz w:val="26"/>
         </w:rPr>
-        <w:t>12. Уведомления и напоминания</w:t>
+        <w:t>13. Уведомления и напоминания</w:t>
       </w:r>
       <w:r>
         <w:rPr>
@@ -1342,7 +1404,7 @@
           <w:sz w:val="26"/>
         </w:rPr>
         <w:tab/>
-        <w:t>16</w:t>
+        <w:t>18</w:t>
       </w:r>
     </w:p>
     <w:p>
@@ -2980,7 +3042,7 @@
           <w:color w:val="000000"/>
           <w:sz w:val="28"/>
         </w:rPr>
-        <w:t>: значок с колокольчиком в верхней строке показывает счётчик, а само уведомление открывает заявку. Такое же уведомление приходит, когда к заявке подают дополнение, см. раздел 11. Отключить его нельзя, а если заявка ждёт долго - придёт напоминание, см. раздел 12.</w:t>
+        <w:t>: значок с колокольчиком в верхней строке показывает счётчик, а само уведомление открывает заявку. Такое же уведомление приходит, когда к заявке подают дополнение, см. раздел 12. Отключить его нельзя, а если заявка ждёт долго - придёт напоминание, см. раздел 13.</w:t>
       </w:r>
     </w:p>
     <w:p>
@@ -6116,6 +6178,58 @@
     </w:p>
     <w:p>
       <w:pPr>
+        <w:pStyle w:val="Heading2"/>
+        <w:ind w:firstLine="0"/>
+      </w:pPr>
+      <w:r>
+        <w:rPr>
+          <w:rFonts w:ascii="Times New Roman" w:hAnsi="Times New Roman" w:cs="Times New Roman" w:eastAsia="Times New Roman"/>
+          <w:b/>
+          <w:i w:val="0"/>
+          <w:color w:val="000000"/>
+          <w:sz w:val="28"/>
+        </w:rPr>
+        <w:t>10.1. Кто вправе переслать</w:t>
+      </w:r>
+    </w:p>
+    <w:p>
+      <w:r>
+        <w:rPr>
+          <w:rFonts w:ascii="Times New Roman" w:hAnsi="Times New Roman" w:cs="Times New Roman" w:eastAsia="Times New Roman"/>
+          <w:b w:val="0"/>
+          <w:i w:val="0"/>
+          <w:color w:val="000000"/>
+          <w:sz w:val="28"/>
+        </w:rPr>
+        <w:t>Передать заявку дальше может любой, кому она видна по делу: заявитель, работник бюро, принявший её в работу, назначенные согласующие и тот, кому заявку открыли на просмотр.</w:t>
+      </w:r>
+    </w:p>
+    <w:p>
+      <w:r>
+        <w:rPr>
+          <w:rFonts w:ascii="Times New Roman" w:hAnsi="Times New Roman" w:cs="Times New Roman" w:eastAsia="Times New Roman"/>
+          <w:b w:val="0"/>
+          <w:i w:val="0"/>
+          <w:color w:val="000000"/>
+          <w:sz w:val="28"/>
+        </w:rPr>
+        <w:t>Работнику, получившему заявку только для просмотра, переключатели роли в окне пересылки не показываются, а над списком стоит пояснение: передать дальше он может тоже только для просмотра. Назначать согласующих вправе тот, кто за заявку отвечает.</w:t>
+      </w:r>
+    </w:p>
+    <w:p>
+      <w:r>
+        <w:rPr>
+          <w:rFonts w:ascii="Times New Roman" w:hAnsi="Times New Roman" w:cs="Times New Roman" w:eastAsia="Times New Roman"/>
+          <w:b w:val="0"/>
+          <w:i w:val="0"/>
+          <w:color w:val="000000"/>
+          <w:sz w:val="28"/>
+        </w:rPr>
+        <w:t>В списке выбора - ваши коллеги по организации и компании, а также руководители; поиск отбирает по фамилии, должности, логину и названию организации. У работников бюро пропусков круг шире: маршрутизация заявок по чужим организациям и есть их работа.</w:t>
+      </w:r>
+    </w:p>
+    <w:p>
+      <w:pPr>
         <w:pStyle w:val="Heading1"/>
         <w:ind w:firstLine="0"/>
       </w:pPr>
@@ -6127,7 +6241,303 @@
           <w:color w:val="000000"/>
           <w:sz w:val="32"/>
         </w:rPr>
-        <w:t>11. Дополнение к заявке</w:t>
+        <w:t>11. Получатели заявки</w:t>
+      </w:r>
+    </w:p>
+    <w:p>
+      <w:r>
+        <w:rPr>
+          <w:rFonts w:ascii="Times New Roman" w:hAnsi="Times New Roman" w:cs="Times New Roman" w:eastAsia="Times New Roman"/>
+          <w:b w:val="0"/>
+          <w:i w:val="0"/>
+          <w:color w:val="000000"/>
+          <w:sz w:val="28"/>
+        </w:rPr>
+        <w:t xml:space="preserve">Кнопка </w:t>
+      </w:r>
+      <w:r>
+        <w:rPr>
+          <w:rFonts w:ascii="Times New Roman" w:hAnsi="Times New Roman" w:cs="Times New Roman" w:eastAsia="Times New Roman"/>
+          <w:b/>
+          <w:i w:val="0"/>
+          <w:color w:val="000000"/>
+          <w:sz w:val="28"/>
+        </w:rPr>
+        <w:t>«Получатели»</w:t>
+      </w:r>
+      <w:r>
+        <w:rPr>
+          <w:rFonts w:ascii="Times New Roman" w:hAnsi="Times New Roman" w:cs="Times New Roman" w:eastAsia="Times New Roman"/>
+          <w:b w:val="0"/>
+          <w:i w:val="0"/>
+          <w:color w:val="000000"/>
+          <w:sz w:val="28"/>
+        </w:rPr>
+        <w:t xml:space="preserve"> в шапке карточки показывает всех, кто эту заявку видит.</w:t>
+      </w:r>
+    </w:p>
+    <w:p>
+      <w:r>
+        <w:rPr>
+          <w:rFonts w:ascii="Times New Roman" w:hAnsi="Times New Roman" w:cs="Times New Roman" w:eastAsia="Times New Roman"/>
+          <w:b w:val="0"/>
+          <w:i w:val="0"/>
+          <w:color w:val="000000"/>
+          <w:sz w:val="28"/>
+        </w:rPr>
+        <w:t>Каждая строка - один человек: фамилия, подпись роли (</w:t>
+      </w:r>
+      <w:r>
+        <w:rPr>
+          <w:rFonts w:ascii="Times New Roman" w:hAnsi="Times New Roman" w:cs="Times New Roman" w:eastAsia="Times New Roman"/>
+          <w:b/>
+          <w:i w:val="0"/>
+          <w:color w:val="000000"/>
+          <w:sz w:val="28"/>
+        </w:rPr>
+        <w:t>«Отправитель»</w:t>
+      </w:r>
+      <w:r>
+        <w:rPr>
+          <w:rFonts w:ascii="Times New Roman" w:hAnsi="Times New Roman" w:cs="Times New Roman" w:eastAsia="Times New Roman"/>
+          <w:b w:val="0"/>
+          <w:i w:val="0"/>
+          <w:color w:val="000000"/>
+          <w:sz w:val="28"/>
+        </w:rPr>
+        <w:t xml:space="preserve">, </w:t>
+      </w:r>
+      <w:r>
+        <w:rPr>
+          <w:rFonts w:ascii="Times New Roman" w:hAnsi="Times New Roman" w:cs="Times New Roman" w:eastAsia="Times New Roman"/>
+          <w:b/>
+          <w:i w:val="0"/>
+          <w:color w:val="000000"/>
+          <w:sz w:val="28"/>
+        </w:rPr>
+        <w:t>«Принимающий»</w:t>
+      </w:r>
+      <w:r>
+        <w:rPr>
+          <w:rFonts w:ascii="Times New Roman" w:hAnsi="Times New Roman" w:cs="Times New Roman" w:eastAsia="Times New Roman"/>
+          <w:b w:val="0"/>
+          <w:i w:val="0"/>
+          <w:color w:val="000000"/>
+          <w:sz w:val="28"/>
+        </w:rPr>
+        <w:t xml:space="preserve">, </w:t>
+      </w:r>
+      <w:r>
+        <w:rPr>
+          <w:rFonts w:ascii="Times New Roman" w:hAnsi="Times New Roman" w:cs="Times New Roman" w:eastAsia="Times New Roman"/>
+          <w:b/>
+          <w:i w:val="0"/>
+          <w:color w:val="000000"/>
+          <w:sz w:val="28"/>
+        </w:rPr>
+        <w:t>«Согласующий»</w:t>
+      </w:r>
+      <w:r>
+        <w:rPr>
+          <w:rFonts w:ascii="Times New Roman" w:hAnsi="Times New Roman" w:cs="Times New Roman" w:eastAsia="Times New Roman"/>
+          <w:b w:val="0"/>
+          <w:i w:val="0"/>
+          <w:color w:val="000000"/>
+          <w:sz w:val="28"/>
+        </w:rPr>
+        <w:t xml:space="preserve"> или </w:t>
+      </w:r>
+      <w:r>
+        <w:rPr>
+          <w:rFonts w:ascii="Times New Roman" w:hAnsi="Times New Roman" w:cs="Times New Roman" w:eastAsia="Times New Roman"/>
+          <w:b/>
+          <w:i w:val="0"/>
+          <w:color w:val="000000"/>
+          <w:sz w:val="28"/>
+        </w:rPr>
+        <w:t>«Читатель»</w:t>
+      </w:r>
+      <w:r>
+        <w:rPr>
+          <w:rFonts w:ascii="Times New Roman" w:hAnsi="Times New Roman" w:cs="Times New Roman" w:eastAsia="Times New Roman"/>
+          <w:b w:val="0"/>
+          <w:i w:val="0"/>
+          <w:color w:val="000000"/>
+          <w:sz w:val="28"/>
+        </w:rPr>
+        <w:t xml:space="preserve">), должность, организация и компания. У согласующего рядом стоит его решение - </w:t>
+      </w:r>
+      <w:r>
+        <w:rPr>
+          <w:rFonts w:ascii="Times New Roman" w:hAnsi="Times New Roman" w:cs="Times New Roman" w:eastAsia="Times New Roman"/>
+          <w:b/>
+          <w:i w:val="0"/>
+          <w:color w:val="000000"/>
+          <w:sz w:val="28"/>
+        </w:rPr>
+        <w:t>«Согласовано»</w:t>
+      </w:r>
+      <w:r>
+        <w:rPr>
+          <w:rFonts w:ascii="Times New Roman" w:hAnsi="Times New Roman" w:cs="Times New Roman" w:eastAsia="Times New Roman"/>
+          <w:b w:val="0"/>
+          <w:i w:val="0"/>
+          <w:color w:val="000000"/>
+          <w:sz w:val="28"/>
+        </w:rPr>
+        <w:t xml:space="preserve">, </w:t>
+      </w:r>
+      <w:r>
+        <w:rPr>
+          <w:rFonts w:ascii="Times New Roman" w:hAnsi="Times New Roman" w:cs="Times New Roman" w:eastAsia="Times New Roman"/>
+          <w:b/>
+          <w:i w:val="0"/>
+          <w:color w:val="000000"/>
+          <w:sz w:val="28"/>
+        </w:rPr>
+        <w:t>«Отказано»</w:t>
+      </w:r>
+      <w:r>
+        <w:rPr>
+          <w:rFonts w:ascii="Times New Roman" w:hAnsi="Times New Roman" w:cs="Times New Roman" w:eastAsia="Times New Roman"/>
+          <w:b w:val="0"/>
+          <w:i w:val="0"/>
+          <w:color w:val="000000"/>
+          <w:sz w:val="28"/>
+        </w:rPr>
+        <w:t xml:space="preserve"> или </w:t>
+      </w:r>
+      <w:r>
+        <w:rPr>
+          <w:rFonts w:ascii="Times New Roman" w:hAnsi="Times New Roman" w:cs="Times New Roman" w:eastAsia="Times New Roman"/>
+          <w:b/>
+          <w:i w:val="0"/>
+          <w:color w:val="000000"/>
+          <w:sz w:val="28"/>
+        </w:rPr>
+        <w:t>«Ожидание»</w:t>
+      </w:r>
+      <w:r>
+        <w:rPr>
+          <w:rFonts w:ascii="Times New Roman" w:hAnsi="Times New Roman" w:cs="Times New Roman" w:eastAsia="Times New Roman"/>
+          <w:b w:val="0"/>
+          <w:i w:val="0"/>
+          <w:color w:val="000000"/>
+          <w:sz w:val="28"/>
+        </w:rPr>
+        <w:t xml:space="preserve">, - а у того, без чьего голоса заявку не примут, ещё и подпись </w:t>
+      </w:r>
+      <w:r>
+        <w:rPr>
+          <w:rFonts w:ascii="Times New Roman" w:hAnsi="Times New Roman" w:cs="Times New Roman" w:eastAsia="Times New Roman"/>
+          <w:b/>
+          <w:i w:val="0"/>
+          <w:color w:val="000000"/>
+          <w:sz w:val="28"/>
+        </w:rPr>
+        <w:t>«Обязательно»</w:t>
+      </w:r>
+      <w:r>
+        <w:rPr>
+          <w:rFonts w:ascii="Times New Roman" w:hAnsi="Times New Roman" w:cs="Times New Roman" w:eastAsia="Times New Roman"/>
+          <w:b w:val="0"/>
+          <w:i w:val="0"/>
+          <w:color w:val="000000"/>
+          <w:sz w:val="28"/>
+        </w:rPr>
+        <w:t>. Если человек занят в заявке не одной ролью, под строкой перечислены остальные.</w:t>
+      </w:r>
+    </w:p>
+    <w:p>
+      <w:r>
+        <w:rPr>
+          <w:rFonts w:ascii="Times New Roman" w:hAnsi="Times New Roman" w:cs="Times New Roman" w:eastAsia="Times New Roman"/>
+          <w:b w:val="0"/>
+          <w:i w:val="0"/>
+          <w:color w:val="000000"/>
+          <w:sz w:val="28"/>
+        </w:rPr>
+        <w:t>Нажатие на строку открывает карточку участника: должность, организация, компания, роли и решение, а также рабочие контакты - почта и телефон. Почта и телефон кликабельны: нажатие открывает почтовый клиент или набор номера. Незаполненный контакт показан прочерком.</w:t>
+      </w:r>
+    </w:p>
+    <w:p>
+      <w:r>
+        <w:rPr>
+          <w:rFonts w:ascii="Times New Roman" w:hAnsi="Times New Roman" w:cs="Times New Roman" w:eastAsia="Times New Roman"/>
+          <w:b w:val="0"/>
+          <w:i w:val="0"/>
+          <w:color w:val="000000"/>
+          <w:sz w:val="28"/>
+        </w:rPr>
+        <w:t>Работник, не подтвердивший согласие на обработку персональных данных, показан в списке скрытым, без фамилии и без контактов, - об этом прямо написано в его строке.</w:t>
+      </w:r>
+    </w:p>
+    <w:p>
+      <w:r>
+        <w:rPr>
+          <w:rFonts w:ascii="Times New Roman" w:hAnsi="Times New Roman" w:cs="Times New Roman" w:eastAsia="Times New Roman"/>
+          <w:b w:val="0"/>
+          <w:i w:val="0"/>
+          <w:color w:val="000000"/>
+          <w:sz w:val="28"/>
+        </w:rPr>
+        <w:t xml:space="preserve">Окна закрываются клавишей </w:t>
+      </w:r>
+      <w:r>
+        <w:rPr>
+          <w:rFonts w:ascii="Times New Roman" w:hAnsi="Times New Roman" w:cs="Times New Roman" w:eastAsia="Times New Roman"/>
+          <w:b/>
+          <w:i w:val="0"/>
+          <w:color w:val="000000"/>
+          <w:sz w:val="28"/>
+        </w:rPr>
+        <w:t>Esc</w:t>
+      </w:r>
+      <w:r>
+        <w:rPr>
+          <w:rFonts w:ascii="Times New Roman" w:hAnsi="Times New Roman" w:cs="Times New Roman" w:eastAsia="Times New Roman"/>
+          <w:b w:val="0"/>
+          <w:i w:val="0"/>
+          <w:color w:val="000000"/>
+          <w:sz w:val="28"/>
+        </w:rPr>
+        <w:t xml:space="preserve">, крестиком или нажатием на затемнение вокруг: одно нажатие </w:t>
+      </w:r>
+      <w:r>
+        <w:rPr>
+          <w:rFonts w:ascii="Times New Roman" w:hAnsi="Times New Roman" w:cs="Times New Roman" w:eastAsia="Times New Roman"/>
+          <w:b/>
+          <w:i w:val="0"/>
+          <w:color w:val="000000"/>
+          <w:sz w:val="28"/>
+        </w:rPr>
+        <w:t>Esc</w:t>
+      </w:r>
+      <w:r>
+        <w:rPr>
+          <w:rFonts w:ascii="Times New Roman" w:hAnsi="Times New Roman" w:cs="Times New Roman" w:eastAsia="Times New Roman"/>
+          <w:b w:val="0"/>
+          <w:i w:val="0"/>
+          <w:color w:val="000000"/>
+          <w:sz w:val="28"/>
+        </w:rPr>
+        <w:t xml:space="preserve"> закрывает то окно, что открыто последним, а не всё разом.</w:t>
+      </w:r>
+    </w:p>
+    <w:p>
+      <w:pPr>
+        <w:pStyle w:val="Heading1"/>
+        <w:ind w:firstLine="0"/>
+      </w:pPr>
+      <w:r>
+        <w:rPr>
+          <w:rFonts w:ascii="Times New Roman" w:hAnsi="Times New Roman" w:cs="Times New Roman" w:eastAsia="Times New Roman"/>
+          <w:b/>
+          <w:i w:val="0"/>
+          <w:color w:val="000000"/>
+          <w:sz w:val="32"/>
+        </w:rPr>
+        <w:t>12. Дополнение к заявке</w:t>
       </w:r>
     </w:p>
     <w:p>
@@ -6143,7 +6553,7 @@
           <w:color w:val="000000"/>
           <w:sz w:val="28"/>
         </w:rPr>
-        <w:t>11.1. Что такое дополнение</w:t>
+        <w:t>12.1. Что такое дополнение</w:t>
       </w:r>
     </w:p>
     <w:p>
@@ -6235,7 +6645,7 @@
           <w:color w:val="000000"/>
           <w:sz w:val="28"/>
         </w:rPr>
-        <w:t>11.2. Как проголосовать</w:t>
+        <w:t>12.2. Как проголосовать</w:t>
       </w:r>
     </w:p>
     <w:p>
@@ -6407,7 +6817,7 @@
           <w:color w:val="000000"/>
           <w:sz w:val="28"/>
         </w:rPr>
-        <w:t>11.3. Перечень дополнений</w:t>
+        <w:t>12.3. Перечень дополнений</w:t>
       </w:r>
     </w:p>
     <w:p>
@@ -6564,7 +6974,7 @@
           <w:color w:val="000000"/>
           <w:sz w:val="32"/>
         </w:rPr>
-        <w:t>12. Уведомления и напоминания</w:t>
+        <w:t>13. Уведомления и напоминания</w:t>
       </w:r>
     </w:p>
     <w:p>
@@ -6706,8 +7116,8 @@
       <w:tblGrid>
         <w:gridCol w:w="1134"/>
         <w:gridCol w:w="1701"/>
-        <w:gridCol w:w="2584"/>
-        <w:gridCol w:w="3937"/>
+        <w:gridCol w:w="5216"/>
+        <w:gridCol w:w="1305"/>
       </w:tblGrid>
       <w:tr>
         <w:trPr>
@@ -6764,7 +7174,7 @@
         </w:tc>
         <w:tc>
           <w:tcPr>
-            <w:tcW w:type="dxa" w:w="2583"/>
+            <w:tcW w:type="dxa" w:w="5215"/>
             <w:shd w:val="clear" w:fill="E8E8E8"/>
           </w:tcPr>
           <w:p>
@@ -6788,7 +7198,7 @@
         </w:tc>
         <w:tc>
           <w:tcPr>
-            <w:tcW w:type="dxa" w:w="3936"/>
+            <w:tcW w:type="dxa" w:w="1305"/>
             <w:shd w:val="clear" w:fill="E8E8E8"/>
           </w:tcPr>
           <w:p>
@@ -6863,7 +7273,7 @@
         </w:tc>
         <w:tc>
           <w:tcPr>
-            <w:tcW w:type="dxa" w:w="2583"/>
+            <w:tcW w:type="dxa" w:w="5215"/>
           </w:tcPr>
           <w:p>
             <w:pPr>
@@ -6886,7 +7296,94 @@
         </w:tc>
         <w:tc>
           <w:tcPr>
-            <w:tcW w:type="dxa" w:w="3936"/>
+            <w:tcW w:type="dxa" w:w="1305"/>
+          </w:tcPr>
+          <w:p>
+            <w:pPr>
+              <w:keepNext/>
+              <w:spacing w:line="240" w:lineRule="auto" w:after="0"/>
+              <w:ind w:firstLine="0"/>
+              <w:jc w:val="left"/>
+            </w:pPr>
+          </w:p>
+        </w:tc>
+      </w:tr>
+      <w:tr>
+        <w:trPr>
+          <w:cantSplit w:val="true"/>
+        </w:trPr>
+        <w:tc>
+          <w:tcPr>
+            <w:tcW w:type="dxa" w:w="1134"/>
+          </w:tcPr>
+          <w:p>
+            <w:pPr>
+              <w:keepNext/>
+              <w:spacing w:line="240" w:lineRule="auto" w:after="0"/>
+              <w:ind w:firstLine="0"/>
+              <w:jc w:val="left"/>
+            </w:pPr>
+            <w:r>
+              <w:rPr>
+                <w:rFonts w:ascii="Times New Roman" w:hAnsi="Times New Roman" w:cs="Times New Roman" w:eastAsia="Times New Roman"/>
+                <w:b w:val="0"/>
+                <w:i w:val="0"/>
+                <w:color w:val="000000"/>
+                <w:sz w:val="24"/>
+              </w:rPr>
+              <w:t>1.1</w:t>
+            </w:r>
+          </w:p>
+        </w:tc>
+        <w:tc>
+          <w:tcPr>
+            <w:tcW w:type="dxa" w:w="1701"/>
+          </w:tcPr>
+          <w:p>
+            <w:pPr>
+              <w:keepNext/>
+              <w:spacing w:line="240" w:lineRule="auto" w:after="0"/>
+              <w:ind w:firstLine="0"/>
+              <w:jc w:val="left"/>
+            </w:pPr>
+            <w:r>
+              <w:rPr>
+                <w:rFonts w:ascii="Times New Roman" w:hAnsi="Times New Roman" w:cs="Times New Roman" w:eastAsia="Times New Roman"/>
+                <w:b w:val="0"/>
+                <w:i w:val="0"/>
+                <w:color w:val="000000"/>
+                <w:sz w:val="24"/>
+              </w:rPr>
+              <w:t>12.08.2026</w:t>
+            </w:r>
+          </w:p>
+        </w:tc>
+        <w:tc>
+          <w:tcPr>
+            <w:tcW w:type="dxa" w:w="5215"/>
+          </w:tcPr>
+          <w:p>
+            <w:pPr>
+              <w:keepNext/>
+              <w:spacing w:line="240" w:lineRule="auto" w:after="0"/>
+              <w:ind w:firstLine="0"/>
+              <w:jc w:val="left"/>
+            </w:pPr>
+            <w:r>
+              <w:rPr>
+                <w:rFonts w:ascii="Times New Roman" w:hAnsi="Times New Roman" w:cs="Times New Roman" w:eastAsia="Times New Roman"/>
+                <w:b w:val="0"/>
+                <w:i w:val="0"/>
+                <w:color w:val="000000"/>
+                <w:sz w:val="24"/>
+              </w:rPr>
+              <w:t>Описано, кто вправе переслать заявку и с какими ограничениями, и добавлен раздел о списке участников с их ролями, решениями и контактами</w:t>
+            </w:r>
+          </w:p>
+        </w:tc>
+        <w:tc>
+          <w:tcPr>
+            <w:tcW w:type="dxa" w:w="1305"/>
           </w:tcPr>
           <w:p>
             <w:pPr>
@@ -6931,7 +7428,7 @@
         </w:tc>
         <w:tc>
           <w:tcPr>
-            <w:tcW w:type="dxa" w:w="2583"/>
+            <w:tcW w:type="dxa" w:w="5215"/>
           </w:tcPr>
           <w:p>
             <w:pPr>
@@ -6944,7 +7441,7 @@
         </w:tc>
         <w:tc>
           <w:tcPr>
-            <w:tcW w:type="dxa" w:w="3936"/>
+            <w:tcW w:type="dxa" w:w="1305"/>
           </w:tcPr>
           <w:p>
             <w:pPr>
@@ -6989,7 +7486,7 @@
         </w:tc>
         <w:tc>
           <w:tcPr>
-            <w:tcW w:type="dxa" w:w="2583"/>
+            <w:tcW w:type="dxa" w:w="5215"/>
           </w:tcPr>
           <w:p>
             <w:pPr>
@@ -7002,7 +7499,7 @@
         </w:tc>
         <w:tc>
           <w:tcPr>
-            <w:tcW w:type="dxa" w:w="3936"/>
+            <w:tcW w:type="dxa" w:w="1305"/>
           </w:tcPr>
           <w:p>
             <w:pPr>
@@ -7047,7 +7544,7 @@
         </w:tc>
         <w:tc>
           <w:tcPr>
-            <w:tcW w:type="dxa" w:w="2583"/>
+            <w:tcW w:type="dxa" w:w="5215"/>
           </w:tcPr>
           <w:p>
             <w:pPr>
@@ -7060,7 +7557,7 @@
         </w:tc>
         <w:tc>
           <w:tcPr>
-            <w:tcW w:type="dxa" w:w="3936"/>
+            <w:tcW w:type="dxa" w:w="1305"/>
           </w:tcPr>
           <w:p>
             <w:pPr>
@@ -7105,7 +7602,7 @@
         </w:tc>
         <w:tc>
           <w:tcPr>
-            <w:tcW w:type="dxa" w:w="2583"/>
+            <w:tcW w:type="dxa" w:w="5215"/>
           </w:tcPr>
           <w:p>
             <w:pPr>
@@ -7118,7 +7615,7 @@
         </w:tc>
         <w:tc>
           <w:tcPr>
-            <w:tcW w:type="dxa" w:w="3936"/>
+            <w:tcW w:type="dxa" w:w="1305"/>
           </w:tcPr>
           <w:p>
             <w:pPr>
@@ -7163,7 +7660,7 @@
         </w:tc>
         <w:tc>
           <w:tcPr>
-            <w:tcW w:type="dxa" w:w="2583"/>
+            <w:tcW w:type="dxa" w:w="5215"/>
           </w:tcPr>
           <w:p>
             <w:pPr>
@@ -7176,7 +7673,7 @@
         </w:tc>
         <w:tc>
           <w:tcPr>
-            <w:tcW w:type="dxa" w:w="3936"/>
+            <w:tcW w:type="dxa" w:w="1305"/>
           </w:tcPr>
           <w:p>
             <w:pPr>
@@ -7219,7 +7716,7 @@
         </w:tc>
         <w:tc>
           <w:tcPr>
-            <w:tcW w:type="dxa" w:w="2583"/>
+            <w:tcW w:type="dxa" w:w="5215"/>
           </w:tcPr>
           <w:p>
             <w:pPr>
@@ -7231,7 +7728,7 @@
         </w:tc>
         <w:tc>
           <w:tcPr>
-            <w:tcW w:type="dxa" w:w="3936"/>
+            <w:tcW w:type="dxa" w:w="1305"/>
           </w:tcPr>
           <w:p>
             <w:pPr>

--- a/Документация/Руководство согласующего/Руководство согласующего.docx
+++ b/Документация/Руководство согласующего/Руководство согласующего.docx
@@ -157,7 +157,7 @@
           <w:color w:val="000000"/>
           <w:sz w:val="26"/>
         </w:rPr>
-        <w:t>Версия документа: 1.0</w:t>
+        <w:t>Версия документа: 1.1</w:t>
       </w:r>
     </w:p>
     <w:p>
@@ -173,7 +173,7 @@
           <w:color w:val="000000"/>
           <w:sz w:val="26"/>
         </w:rPr>
-        <w:t>Дата: 11.08.2026</w:t>
+        <w:t>Дата: 13.08.2026</w:t>
       </w:r>
     </w:p>
     <w:p>
@@ -846,7 +846,7 @@
           <w:sz w:val="26"/>
         </w:rPr>
         <w:tab/>
-        <w:t>8</w:t>
+        <w:t>7</w:t>
       </w:r>
     </w:p>
     <w:p>
@@ -877,7 +877,7 @@
           <w:sz w:val="26"/>
         </w:rPr>
         <w:tab/>
-        <w:t>8</w:t>
+        <w:t>7</w:t>
       </w:r>
     </w:p>
     <w:p>
@@ -939,7 +939,7 @@
           <w:sz w:val="26"/>
         </w:rPr>
         <w:tab/>
-        <w:t>9</w:t>
+        <w:t>8</w:t>
       </w:r>
     </w:p>
     <w:p>
@@ -1001,7 +1001,7 @@
           <w:sz w:val="26"/>
         </w:rPr>
         <w:tab/>
-        <w:t>11</w:t>
+        <w:t>10</w:t>
       </w:r>
     </w:p>
     <w:p>
@@ -1032,7 +1032,7 @@
           <w:sz w:val="26"/>
         </w:rPr>
         <w:tab/>
-        <w:t>11</w:t>
+        <w:t>10</w:t>
       </w:r>
     </w:p>
     <w:p>
@@ -1187,7 +1187,7 @@
           <w:sz w:val="26"/>
         </w:rPr>
         <w:tab/>
-        <w:t>15</w:t>
+        <w:t>14</w:t>
       </w:r>
     </w:p>
     <w:p>
@@ -1218,7 +1218,7 @@
           <w:sz w:val="26"/>
         </w:rPr>
         <w:tab/>
-        <w:t>15</w:t>
+        <w:t>16</w:t>
       </w:r>
     </w:p>
     <w:p>
@@ -1249,7 +1249,7 @@
           <w:sz w:val="26"/>
         </w:rPr>
         <w:tab/>
-        <w:t>15</w:t>
+        <w:t>16</w:t>
       </w:r>
     </w:p>
     <w:p>
@@ -1311,7 +1311,7 @@
           <w:sz w:val="26"/>
         </w:rPr>
         <w:tab/>
-        <w:t>16</w:t>
+        <w:t>17</w:t>
       </w:r>
     </w:p>
     <w:p>
@@ -1342,7 +1342,7 @@
           <w:sz w:val="26"/>
         </w:rPr>
         <w:tab/>
-        <w:t>16</w:t>
+        <w:t>17</w:t>
       </w:r>
     </w:p>
     <w:p>
@@ -1407,18 +1407,6 @@
       </w:r>
     </w:p>
     <w:p>
-      <w:r>
-        <w:rPr>
-          <w:rFonts w:ascii="Times New Roman" w:hAnsi="Times New Roman" w:cs="Times New Roman" w:eastAsia="Times New Roman"/>
-          <w:b w:val="0"/>
-          <w:i w:val="0"/>
-          <w:color w:val="000000"/>
-          <w:sz w:val="28"/>
-        </w:rPr>
-        <w:t>Назначение системы в целом и её устройство описаны в отдельном документе, «Техническое описание системы».</w:t>
-      </w:r>
-    </w:p>
-    <w:p>
       <w:pPr>
         <w:pStyle w:val="Heading2"/>
         <w:ind w:firstLine="0"/>
@@ -1443,7 +1431,7 @@
           <w:color w:val="000000"/>
           <w:sz w:val="28"/>
         </w:rPr>
-        <w:t>Документ рассчитан на работника, чьё решение требуется для одобрения заявок его организации или компании. Специальной подготовки не требуется; для работы достаточно компьютера с современным браузером и доступом в сеть предприятия.</w:t>
+        <w:t>Документ рассчитан на работника, чьё решение требуется для одобрения заявок, ответственным за согласование которых он является. Специальной подготовки не требуется; для работы достаточно компьютера с современным браузером и доступом в сеть предприятия.</w:t>
       </w:r>
     </w:p>
     <w:p>
@@ -1455,7 +1443,7 @@
           <w:color w:val="000000"/>
           <w:sz w:val="28"/>
         </w:rPr>
-        <w:t>Согласующий и принимающий - разные роли, и путать их не следует. Согласующий голосует за или против по заявкам своей организации, но не берёт заявку в работу и не распределяет её по постам. Этим занят принимающий, и его работа описана в отдельном документе, «Руководство принимающего». Один и тот же работник может выступать в обеих ролях; тогда ему адресованы оба документа.</w:t>
+        <w:t>Согласующий голосует за или против по заявкам, ответственным за согласование которых он является. Один и тот же работник может быть и согласующим, и принимающим; тогда ему адресованы оба документа: это руководство и «Руководство принимающего».</w:t>
       </w:r>
     </w:p>
     <w:tbl>
@@ -2066,7 +2054,7 @@
                 <w:color w:val="000000"/>
                 <w:sz w:val="24"/>
               </w:rPr>
-              <w:t>Работник, чьё решение требуется для одобрения заявки. Голосует за или против</w:t>
+              <w:t>Работник, чьё решение требуется для одобрения заявки, ответственным за согласование которой он является. Голосует за или против</w:t>
             </w:r>
           </w:p>
         </w:tc>
@@ -2142,56 +2130,7 @@
                 <w:color w:val="000000"/>
                 <w:sz w:val="24"/>
               </w:rPr>
-              <w:t>Принимающий</w:t>
-            </w:r>
-          </w:p>
-        </w:tc>
-        <w:tc>
-          <w:tcPr>
-            <w:tcW w:type="dxa" w:w="7370"/>
-          </w:tcPr>
-          <w:p>
-            <w:pPr>
-              <w:spacing w:line="240" w:lineRule="auto" w:after="0"/>
-              <w:ind w:firstLine="0"/>
-              <w:jc w:val="left"/>
-            </w:pPr>
-            <w:r>
-              <w:rPr>
-                <w:rFonts w:ascii="Times New Roman" w:hAnsi="Times New Roman" w:cs="Times New Roman" w:eastAsia="Times New Roman"/>
-                <w:b w:val="0"/>
-                <w:i w:val="0"/>
-                <w:color w:val="000000"/>
-                <w:sz w:val="24"/>
-              </w:rPr>
-              <w:t>Работник бюро пропусков, принимающий заявку в работу и отвечающий за её обработку</w:t>
-            </w:r>
-          </w:p>
-        </w:tc>
-      </w:tr>
-      <w:tr>
-        <w:trPr>
-          <w:cantSplit w:val="true"/>
-        </w:trPr>
-        <w:tc>
-          <w:tcPr>
-            <w:tcW w:type="dxa" w:w="1984"/>
-          </w:tcPr>
-          <w:p>
-            <w:pPr>
-              <w:spacing w:line="240" w:lineRule="auto" w:after="0"/>
-              <w:ind w:firstLine="0"/>
-              <w:jc w:val="left"/>
-            </w:pPr>
-            <w:r>
-              <w:rPr>
-                <w:rFonts w:ascii="Times New Roman" w:hAnsi="Times New Roman" w:cs="Times New Roman" w:eastAsia="Times New Roman"/>
-                <w:b w:val="0"/>
-                <w:i w:val="0"/>
-                <w:color w:val="000000"/>
-                <w:sz w:val="24"/>
-              </w:rPr>
-              <w:t>Наблюдатель</w:t>
+              <w:t>Читатель</w:t>
             </w:r>
           </w:p>
         </w:tc>
@@ -2498,7 +2437,7 @@
           <w:color w:val="000000"/>
           <w:sz w:val="28"/>
         </w:rPr>
-        <w:t>Заявка попадает к согласующему, когда его назначили ответственным: либо потому, что он отмечен согласующим в своей организации или компании, либо потому, что заявку ему переслали.</w:t>
+        <w:t>Заявка попадает к согласующему, когда его назначили ответственным за её согласование: либо он отвечает за согласование заявок этой организации или компании, либо заявку переслали лично ему.</w:t>
       </w:r>
     </w:p>
     <w:p>
@@ -2706,55 +2645,6 @@
                 <w:color w:val="000000"/>
                 <w:sz w:val="24"/>
               </w:rPr>
-              <w:t>Принимающий</w:t>
-            </w:r>
-          </w:p>
-        </w:tc>
-        <w:tc>
-          <w:tcPr>
-            <w:tcW w:type="dxa" w:w="7512"/>
-          </w:tcPr>
-          <w:p>
-            <w:pPr>
-              <w:spacing w:line="240" w:lineRule="auto" w:after="0"/>
-              <w:ind w:firstLine="0"/>
-              <w:jc w:val="left"/>
-            </w:pPr>
-            <w:r>
-              <w:rPr>
-                <w:rFonts w:ascii="Times New Roman" w:hAnsi="Times New Roman" w:cs="Times New Roman" w:eastAsia="Times New Roman"/>
-                <w:b w:val="0"/>
-                <w:i w:val="0"/>
-                <w:color w:val="000000"/>
-                <w:sz w:val="24"/>
-              </w:rPr>
-              <w:t>Принимает заявку в работу, отказывает, назначает посты и места разгрузки</w:t>
-            </w:r>
-          </w:p>
-        </w:tc>
-      </w:tr>
-      <w:tr>
-        <w:trPr>
-          <w:cantSplit w:val="true"/>
-        </w:trPr>
-        <w:tc>
-          <w:tcPr>
-            <w:tcW w:type="dxa" w:w="1843"/>
-          </w:tcPr>
-          <w:p>
-            <w:pPr>
-              <w:spacing w:line="240" w:lineRule="auto" w:after="0"/>
-              <w:ind w:firstLine="0"/>
-              <w:jc w:val="left"/>
-            </w:pPr>
-            <w:r>
-              <w:rPr>
-                <w:rFonts w:ascii="Times New Roman" w:hAnsi="Times New Roman" w:cs="Times New Roman" w:eastAsia="Times New Roman"/>
-                <w:b w:val="0"/>
-                <w:i w:val="0"/>
-                <w:color w:val="000000"/>
-                <w:sz w:val="24"/>
-              </w:rPr>
               <w:t>Работник поста</w:t>
             </w:r>
           </w:p>
@@ -3282,7 +3172,7 @@
           <w:color w:val="000000"/>
           <w:sz w:val="28"/>
         </w:rPr>
-        <w:t xml:space="preserve"> - о том, что с ней делает бюро пропусков.</w:t>
+        <w:t xml:space="preserve"> - о том, в каком состоянии заявка сейчас.</w:t>
       </w:r>
     </w:p>
     <w:p>
@@ -3760,7 +3650,7 @@
                 <w:color w:val="000000"/>
                 <w:sz w:val="24"/>
               </w:rPr>
-              <w:t>Принимающий взял заявку в работу</w:t>
+              <w:t>Бюро пропусков приняло заявку в работу</w:t>
             </w:r>
           </w:p>
         </w:tc>
@@ -3858,7 +3748,7 @@
                 <w:color w:val="000000"/>
                 <w:sz w:val="24"/>
               </w:rPr>
-              <w:t>Принимающий отказал</w:t>
+              <w:t>Бюро пропусков отказало в заявке</w:t>
             </w:r>
           </w:p>
         </w:tc>
@@ -4007,7 +3897,7 @@
           <w:color w:val="000000"/>
           <w:sz w:val="28"/>
         </w:rPr>
-        <w:t>«Важный»</w:t>
+        <w:t>«Крыша»</w:t>
       </w:r>
       <w:r>
         <w:rPr>
@@ -4027,7 +3917,7 @@
           <w:color w:val="000000"/>
           <w:sz w:val="28"/>
         </w:rPr>
-        <w:t>«Крыша»</w:t>
+        <w:t>«Парковка»</w:t>
       </w:r>
       <w:r>
         <w:rPr>
@@ -4047,7 +3937,7 @@
           <w:color w:val="000000"/>
           <w:sz w:val="28"/>
         </w:rPr>
-        <w:t>«Парковка»</w:t>
+        <w:t>«Вопросы»</w:t>
       </w:r>
       <w:r>
         <w:rPr>
@@ -4057,7 +3947,7 @@
           <w:color w:val="000000"/>
           <w:sz w:val="28"/>
         </w:rPr>
-        <w:t xml:space="preserve">, </w:t>
+        <w:t xml:space="preserve"> (есть новые вопросы или ответы), скрепка (к заявке приложены файлы) и </w:t>
       </w:r>
       <w:r>
         <w:rPr>
@@ -4067,7 +3957,7 @@
           <w:color w:val="000000"/>
           <w:sz w:val="28"/>
         </w:rPr>
-        <w:t>«Вопросы»</w:t>
+        <w:t>«Дополнение»</w:t>
       </w:r>
       <w:r>
         <w:rPr>
@@ -4077,163 +3967,7 @@
           <w:color w:val="000000"/>
           <w:sz w:val="28"/>
         </w:rPr>
-        <w:t xml:space="preserve"> (есть новые вопросы или ответы), скрепка (к заявке приложены файлы) и </w:t>
-      </w:r>
-      <w:r>
-        <w:rPr>
-          <w:rFonts w:ascii="Times New Roman" w:hAnsi="Times New Roman" w:cs="Times New Roman" w:eastAsia="Times New Roman"/>
-          <w:b/>
-          <w:i w:val="0"/>
-          <w:color w:val="000000"/>
-          <w:sz w:val="28"/>
-        </w:rPr>
-        <w:t>«Дополнение»</w:t>
-      </w:r>
-      <w:r>
-        <w:rPr>
-          <w:rFonts w:ascii="Times New Roman" w:hAnsi="Times New Roman" w:cs="Times New Roman" w:eastAsia="Times New Roman"/>
-          <w:b w:val="0"/>
-          <w:i w:val="0"/>
-          <w:color w:val="000000"/>
-          <w:sz w:val="28"/>
-        </w:rPr>
         <w:t xml:space="preserve"> (идёт согласование дополнения).</w:t>
-      </w:r>
-    </w:p>
-    <w:p>
-      <w:pPr>
-        <w:pStyle w:val="Heading2"/>
-        <w:ind w:firstLine="0"/>
-      </w:pPr>
-      <w:r>
-        <w:rPr>
-          <w:rFonts w:ascii="Times New Roman" w:hAnsi="Times New Roman" w:cs="Times New Roman" w:eastAsia="Times New Roman"/>
-          <w:b/>
-          <w:i w:val="0"/>
-          <w:color w:val="000000"/>
-          <w:sz w:val="28"/>
-        </w:rPr>
-        <w:t>5.5. Поиск и отбор</w:t>
-      </w:r>
-    </w:p>
-    <w:p>
-      <w:r>
-        <w:rPr>
-          <w:rFonts w:ascii="Times New Roman" w:hAnsi="Times New Roman" w:cs="Times New Roman" w:eastAsia="Times New Roman"/>
-          <w:b w:val="0"/>
-          <w:i w:val="0"/>
-          <w:color w:val="000000"/>
-          <w:sz w:val="28"/>
-        </w:rPr>
-        <w:t xml:space="preserve">Поле </w:t>
-      </w:r>
-      <w:r>
-        <w:rPr>
-          <w:rFonts w:ascii="Times New Roman" w:hAnsi="Times New Roman" w:cs="Times New Roman" w:eastAsia="Times New Roman"/>
-          <w:b/>
-          <w:i w:val="0"/>
-          <w:color w:val="000000"/>
-          <w:sz w:val="28"/>
-        </w:rPr>
-        <w:t>«Поиск заявок...»</w:t>
-      </w:r>
-      <w:r>
-        <w:rPr>
-          <w:rFonts w:ascii="Times New Roman" w:hAnsi="Times New Roman" w:cs="Times New Roman" w:eastAsia="Times New Roman"/>
-          <w:b w:val="0"/>
-          <w:i w:val="0"/>
-          <w:color w:val="000000"/>
-          <w:sz w:val="28"/>
-        </w:rPr>
-        <w:t xml:space="preserve"> ищет на сервере по номеру, организации, отправителю и содержимому заявки. Списки над таблицей отбирают по организации, компании, местам разгрузки и проходам, по дате, по состоянию согласования, по статусу и по меткам. Кнопка </w:t>
-      </w:r>
-      <w:r>
-        <w:rPr>
-          <w:rFonts w:ascii="Times New Roman" w:hAnsi="Times New Roman" w:cs="Times New Roman" w:eastAsia="Times New Roman"/>
-          <w:b/>
-          <w:i w:val="0"/>
-          <w:color w:val="000000"/>
-          <w:sz w:val="28"/>
-        </w:rPr>
-        <w:t>«Заявки на сегодня»</w:t>
-      </w:r>
-      <w:r>
-        <w:rPr>
-          <w:rFonts w:ascii="Times New Roman" w:hAnsi="Times New Roman" w:cs="Times New Roman" w:eastAsia="Times New Roman"/>
-          <w:b w:val="0"/>
-          <w:i w:val="0"/>
-          <w:color w:val="000000"/>
-          <w:sz w:val="28"/>
-        </w:rPr>
-        <w:t xml:space="preserve"> оставляет те, чей срок действия захватывает сегодняшний день, </w:t>
-      </w:r>
-      <w:r>
-        <w:rPr>
-          <w:rFonts w:ascii="Times New Roman" w:hAnsi="Times New Roman" w:cs="Times New Roman" w:eastAsia="Times New Roman"/>
-          <w:b/>
-          <w:i w:val="0"/>
-          <w:color w:val="000000"/>
-          <w:sz w:val="28"/>
-        </w:rPr>
-        <w:t>«Обновления»</w:t>
-      </w:r>
-      <w:r>
-        <w:rPr>
-          <w:rFonts w:ascii="Times New Roman" w:hAnsi="Times New Roman" w:cs="Times New Roman" w:eastAsia="Times New Roman"/>
-          <w:b w:val="0"/>
-          <w:i w:val="0"/>
-          <w:color w:val="000000"/>
-          <w:sz w:val="28"/>
-        </w:rPr>
-        <w:t xml:space="preserve"> - те, где что-то изменилось с вашего последнего просмотра. </w:t>
-      </w:r>
-      <w:r>
-        <w:rPr>
-          <w:rFonts w:ascii="Times New Roman" w:hAnsi="Times New Roman" w:cs="Times New Roman" w:eastAsia="Times New Roman"/>
-          <w:b/>
-          <w:i w:val="0"/>
-          <w:color w:val="000000"/>
-          <w:sz w:val="28"/>
-        </w:rPr>
-        <w:t>«Сбросить фильтры»</w:t>
-      </w:r>
-      <w:r>
-        <w:rPr>
-          <w:rFonts w:ascii="Times New Roman" w:hAnsi="Times New Roman" w:cs="Times New Roman" w:eastAsia="Times New Roman"/>
-          <w:b w:val="0"/>
-          <w:i w:val="0"/>
-          <w:color w:val="000000"/>
-          <w:sz w:val="28"/>
-        </w:rPr>
-        <w:t xml:space="preserve"> возвращает список в исходный вид.</w:t>
-      </w:r>
-    </w:p>
-    <w:p>
-      <w:pPr>
-        <w:pStyle w:val="Heading1"/>
-        <w:ind w:firstLine="0"/>
-      </w:pPr>
-      <w:r>
-        <w:rPr>
-          <w:rFonts w:ascii="Times New Roman" w:hAnsi="Times New Roman" w:cs="Times New Roman" w:eastAsia="Times New Roman"/>
-          <w:b/>
-          <w:i w:val="0"/>
-          <w:color w:val="000000"/>
-          <w:sz w:val="32"/>
-        </w:rPr>
-        <w:t>6. Карточка заявки</w:t>
-      </w:r>
-    </w:p>
-    <w:p>
-      <w:r>
-        <w:rPr>
-          <w:rFonts w:ascii="Times New Roman" w:hAnsi="Times New Roman" w:cs="Times New Roman" w:eastAsia="Times New Roman"/>
-          <w:b w:val="0"/>
-          <w:i w:val="0"/>
-          <w:color w:val="000000"/>
-          <w:sz w:val="28"/>
-        </w:rPr>
-        <w:t>Нажатие на строку открывает карточку заявки.</w:t>
       </w:r>
     </w:p>
     <w:p>
@@ -4246,8 +3980,204 @@
       <w:r>
         <w:drawing>
           <wp:inline xmlns:a="http://schemas.openxmlformats.org/drawingml/2006/main" xmlns:pic="http://schemas.openxmlformats.org/drawingml/2006/picture">
+            <wp:extent cx="1286256" cy="384048"/>
+            <wp:docPr id="2" name="Picture 2"/>
+            <wp:cNvGraphicFramePr>
+              <a:graphicFrameLocks noChangeAspect="1"/>
+            </wp:cNvGraphicFramePr>
+            <a:graphic>
+              <a:graphicData uri="http://schemas.openxmlformats.org/drawingml/2006/picture">
+                <pic:pic>
+                  <pic:nvPicPr>
+                    <pic:cNvPr id="0" name="approver-tags.png"/>
+                    <pic:cNvPicPr/>
+                  </pic:nvPicPr>
+                  <pic:blipFill>
+                    <a:blip r:embed="rId12"/>
+                    <a:stretch>
+                      <a:fillRect/>
+                    </a:stretch>
+                  </pic:blipFill>
+                  <pic:spPr>
+                    <a:xfrm>
+                      <a:off x="0" y="0"/>
+                      <a:ext cx="1286256" cy="384048"/>
+                    </a:xfrm>
+                    <a:prstGeom prst="rect"/>
+                  </pic:spPr>
+                </pic:pic>
+              </a:graphicData>
+            </a:graphic>
+          </wp:inline>
+        </w:drawing>
+      </w:r>
+    </w:p>
+    <w:p>
+      <w:pPr>
+        <w:keepNext w:val="0"/>
+        <w:spacing w:line="240" w:lineRule="auto" w:before="40" w:after="200"/>
+        <w:ind w:firstLine="0"/>
+        <w:jc w:val="center"/>
+      </w:pPr>
+      <w:r>
+        <w:rPr>
+          <w:rFonts w:ascii="Times New Roman" w:hAnsi="Times New Roman" w:cs="Times New Roman" w:eastAsia="Times New Roman"/>
+          <w:b w:val="0"/>
+          <w:i/>
+          <w:color w:val="000000"/>
+          <w:sz w:val="24"/>
+        </w:rPr>
+        <w:t>Рисунок 5.2 — Метки в строке списка заявок</w:t>
+      </w:r>
+    </w:p>
+    <w:p>
+      <w:pPr>
+        <w:pStyle w:val="Heading2"/>
+        <w:ind w:firstLine="0"/>
+      </w:pPr>
+      <w:r>
+        <w:rPr>
+          <w:rFonts w:ascii="Times New Roman" w:hAnsi="Times New Roman" w:cs="Times New Roman" w:eastAsia="Times New Roman"/>
+          <w:b/>
+          <w:i w:val="0"/>
+          <w:color w:val="000000"/>
+          <w:sz w:val="28"/>
+        </w:rPr>
+        <w:t>5.5. Поиск и отбор</w:t>
+      </w:r>
+    </w:p>
+    <w:p>
+      <w:r>
+        <w:rPr>
+          <w:rFonts w:ascii="Times New Roman" w:hAnsi="Times New Roman" w:cs="Times New Roman" w:eastAsia="Times New Roman"/>
+          <w:b w:val="0"/>
+          <w:i w:val="0"/>
+          <w:color w:val="000000"/>
+          <w:sz w:val="28"/>
+        </w:rPr>
+        <w:t xml:space="preserve">Поле </w:t>
+      </w:r>
+      <w:r>
+        <w:rPr>
+          <w:rFonts w:ascii="Times New Roman" w:hAnsi="Times New Roman" w:cs="Times New Roman" w:eastAsia="Times New Roman"/>
+          <w:b/>
+          <w:i w:val="0"/>
+          <w:color w:val="000000"/>
+          <w:sz w:val="28"/>
+        </w:rPr>
+        <w:t>«Поиск заявок...»</w:t>
+      </w:r>
+      <w:r>
+        <w:rPr>
+          <w:rFonts w:ascii="Times New Roman" w:hAnsi="Times New Roman" w:cs="Times New Roman" w:eastAsia="Times New Roman"/>
+          <w:b w:val="0"/>
+          <w:i w:val="0"/>
+          <w:color w:val="000000"/>
+          <w:sz w:val="28"/>
+        </w:rPr>
+        <w:t xml:space="preserve"> ищет на сервере по номеру, организации, отправителю и содержимому заявки. Списки над таблицей отбирают по организации, компании, местам разгрузки и проходам, по дате, по состоянию согласования, по статусу и по меткам. Кнопка </w:t>
+      </w:r>
+      <w:r>
+        <w:rPr>
+          <w:rFonts w:ascii="Times New Roman" w:hAnsi="Times New Roman" w:cs="Times New Roman" w:eastAsia="Times New Roman"/>
+          <w:b/>
+          <w:i w:val="0"/>
+          <w:color w:val="000000"/>
+          <w:sz w:val="28"/>
+        </w:rPr>
+        <w:t>«Заявки на сегодня»</w:t>
+      </w:r>
+      <w:r>
+        <w:rPr>
+          <w:rFonts w:ascii="Times New Roman" w:hAnsi="Times New Roman" w:cs="Times New Roman" w:eastAsia="Times New Roman"/>
+          <w:b w:val="0"/>
+          <w:i w:val="0"/>
+          <w:color w:val="000000"/>
+          <w:sz w:val="28"/>
+        </w:rPr>
+        <w:t xml:space="preserve"> оставляет те, чей срок действия захватывает сегодняшний день, </w:t>
+      </w:r>
+      <w:r>
+        <w:rPr>
+          <w:rFonts w:ascii="Times New Roman" w:hAnsi="Times New Roman" w:cs="Times New Roman" w:eastAsia="Times New Roman"/>
+          <w:b/>
+          <w:i w:val="0"/>
+          <w:color w:val="000000"/>
+          <w:sz w:val="28"/>
+        </w:rPr>
+        <w:t>«Обновления»</w:t>
+      </w:r>
+      <w:r>
+        <w:rPr>
+          <w:rFonts w:ascii="Times New Roman" w:hAnsi="Times New Roman" w:cs="Times New Roman" w:eastAsia="Times New Roman"/>
+          <w:b w:val="0"/>
+          <w:i w:val="0"/>
+          <w:color w:val="000000"/>
+          <w:sz w:val="28"/>
+        </w:rPr>
+        <w:t xml:space="preserve"> - те, где что-то изменилось с вашего последнего просмотра. </w:t>
+      </w:r>
+      <w:r>
+        <w:rPr>
+          <w:rFonts w:ascii="Times New Roman" w:hAnsi="Times New Roman" w:cs="Times New Roman" w:eastAsia="Times New Roman"/>
+          <w:b/>
+          <w:i w:val="0"/>
+          <w:color w:val="000000"/>
+          <w:sz w:val="28"/>
+        </w:rPr>
+        <w:t>«Сбросить фильтры»</w:t>
+      </w:r>
+      <w:r>
+        <w:rPr>
+          <w:rFonts w:ascii="Times New Roman" w:hAnsi="Times New Roman" w:cs="Times New Roman" w:eastAsia="Times New Roman"/>
+          <w:b w:val="0"/>
+          <w:i w:val="0"/>
+          <w:color w:val="000000"/>
+          <w:sz w:val="28"/>
+        </w:rPr>
+        <w:t xml:space="preserve"> возвращает список в исходный вид.</w:t>
+      </w:r>
+    </w:p>
+    <w:p>
+      <w:pPr>
+        <w:pStyle w:val="Heading1"/>
+        <w:ind w:firstLine="0"/>
+      </w:pPr>
+      <w:r>
+        <w:rPr>
+          <w:rFonts w:ascii="Times New Roman" w:hAnsi="Times New Roman" w:cs="Times New Roman" w:eastAsia="Times New Roman"/>
+          <w:b/>
+          <w:i w:val="0"/>
+          <w:color w:val="000000"/>
+          <w:sz w:val="32"/>
+        </w:rPr>
+        <w:t>6. Карточка заявки</w:t>
+      </w:r>
+    </w:p>
+    <w:p>
+      <w:r>
+        <w:rPr>
+          <w:rFonts w:ascii="Times New Roman" w:hAnsi="Times New Roman" w:cs="Times New Roman" w:eastAsia="Times New Roman"/>
+          <w:b w:val="0"/>
+          <w:i w:val="0"/>
+          <w:color w:val="000000"/>
+          <w:sz w:val="28"/>
+        </w:rPr>
+        <w:t>Нажатие на строку открывает карточку заявки.</w:t>
+      </w:r>
+    </w:p>
+    <w:p>
+      <w:pPr>
+        <w:keepNext/>
+        <w:spacing w:before="120" w:after="40"/>
+        <w:ind w:firstLine="0"/>
+        <w:jc w:val="center"/>
+      </w:pPr>
+      <w:r>
+        <w:drawing>
+          <wp:inline xmlns:a="http://schemas.openxmlformats.org/drawingml/2006/main" xmlns:pic="http://schemas.openxmlformats.org/drawingml/2006/picture">
             <wp:extent cx="5940000" cy="3883846"/>
-            <wp:docPr id="2" name="Picture 2"/>
+            <wp:docPr id="3" name="Picture 3"/>
             <wp:cNvGraphicFramePr>
               <a:graphicFrameLocks noChangeAspect="1"/>
             </wp:cNvGraphicFramePr>
@@ -4259,7 +4189,7 @@
                     <pic:cNvPicPr/>
                   </pic:nvPicPr>
                   <pic:blipFill>
-                    <a:blip r:embed="rId12"/>
+                    <a:blip r:embed="rId13"/>
                     <a:stretch>
                       <a:fillRect/>
                     </a:stretch>
@@ -4533,7 +4463,7 @@
           <w:color w:val="000000"/>
           <w:sz w:val="28"/>
         </w:rPr>
-        <w:t xml:space="preserve"> (организация или компания и отправитель), поле </w:t>
+        <w:t xml:space="preserve"> (организация или компания и отправитель), ниже неё поле </w:t>
       </w:r>
       <w:r>
         <w:rPr>
@@ -4800,7 +4730,7 @@
         <w:drawing>
           <wp:inline xmlns:a="http://schemas.openxmlformats.org/drawingml/2006/main" xmlns:pic="http://schemas.openxmlformats.org/drawingml/2006/picture">
             <wp:extent cx="2913888" cy="1121664"/>
-            <wp:docPr id="3" name="Picture 3"/>
+            <wp:docPr id="4" name="Picture 4"/>
             <wp:cNvGraphicFramePr>
               <a:graphicFrameLocks noChangeAspect="1"/>
             </wp:cNvGraphicFramePr>
@@ -4812,7 +4742,7 @@
                     <pic:cNvPicPr/>
                   </pic:nvPicPr>
                   <pic:blipFill>
-                    <a:blip r:embed="rId13"/>
+                    <a:blip r:embed="rId14"/>
                     <a:stretch>
                       <a:fillRect/>
                     </a:stretch>
@@ -4918,7 +4848,7 @@
           <w:color w:val="000000"/>
           <w:sz w:val="28"/>
         </w:rPr>
-        <w:t xml:space="preserve"> справа - оно необязательно, но при отказе объясняет заявителю причину, поэтому его стоит заполнить.</w:t>
+        <w:t>: на компьютере оно в правой колонке карточки, ниже «Основной информации», на телефоне - сразу под шапкой, над остальным содержимым. Поле необязательное, но при отказе объясняет заявителю причину, поэтому его стоит заполнить.</w:t>
       </w:r>
     </w:p>
     <w:p>
@@ -5024,7 +4954,7 @@
         <w:drawing>
           <wp:inline xmlns:a="http://schemas.openxmlformats.org/drawingml/2006/main" xmlns:pic="http://schemas.openxmlformats.org/drawingml/2006/picture">
             <wp:extent cx="2499360" cy="2682239"/>
-            <wp:docPr id="4" name="Picture 4"/>
+            <wp:docPr id="5" name="Picture 5"/>
             <wp:cNvGraphicFramePr>
               <a:graphicFrameLocks noChangeAspect="1"/>
             </wp:cNvGraphicFramePr>
@@ -5036,7 +4966,7 @@
                     <pic:cNvPicPr/>
                   </pic:nvPicPr>
                   <pic:blipFill>
-                    <a:blip r:embed="rId14"/>
+                    <a:blip r:embed="rId15"/>
                     <a:stretch>
                       <a:fillRect/>
                     </a:stretch>
@@ -5308,7 +5238,7 @@
         <w:drawing>
           <wp:inline xmlns:a="http://schemas.openxmlformats.org/drawingml/2006/main" xmlns:pic="http://schemas.openxmlformats.org/drawingml/2006/picture">
             <wp:extent cx="4145280" cy="3291840"/>
-            <wp:docPr id="5" name="Picture 5"/>
+            <wp:docPr id="6" name="Picture 6"/>
             <wp:cNvGraphicFramePr>
               <a:graphicFrameLocks noChangeAspect="1"/>
             </wp:cNvGraphicFramePr>
@@ -5320,7 +5250,7 @@
                     <pic:cNvPicPr/>
                   </pic:nvPicPr>
                   <pic:blipFill>
-                    <a:blip r:embed="rId15"/>
+                    <a:blip r:embed="rId16"/>
                     <a:stretch>
                       <a:fillRect/>
                     </a:stretch>
@@ -5676,7 +5606,7 @@
         <w:drawing>
           <wp:inline xmlns:a="http://schemas.openxmlformats.org/drawingml/2006/main" xmlns:pic="http://schemas.openxmlformats.org/drawingml/2006/picture">
             <wp:extent cx="3291840" cy="3267456"/>
-            <wp:docPr id="6" name="Picture 6"/>
+            <wp:docPr id="7" name="Picture 7"/>
             <wp:cNvGraphicFramePr>
               <a:graphicFrameLocks noChangeAspect="1"/>
             </wp:cNvGraphicFramePr>
@@ -5688,7 +5618,7 @@
                     <pic:cNvPicPr/>
                   </pic:nvPicPr>
                   <pic:blipFill>
-                    <a:blip r:embed="rId16"/>
+                    <a:blip r:embed="rId17"/>
                     <a:stretch>
                       <a:fillRect/>
                     </a:stretch>
@@ -6051,6 +5981,66 @@
       </w:r>
     </w:p>
     <w:p>
+      <w:pPr>
+        <w:keepNext/>
+        <w:spacing w:before="120" w:after="40"/>
+        <w:ind w:firstLine="0"/>
+        <w:jc w:val="center"/>
+      </w:pPr>
+      <w:r>
+        <w:drawing>
+          <wp:inline xmlns:a="http://schemas.openxmlformats.org/drawingml/2006/main" xmlns:pic="http://schemas.openxmlformats.org/drawingml/2006/picture">
+            <wp:extent cx="4023360" cy="4730496"/>
+            <wp:docPr id="8" name="Picture 8"/>
+            <wp:cNvGraphicFramePr>
+              <a:graphicFrameLocks noChangeAspect="1"/>
+            </wp:cNvGraphicFramePr>
+            <a:graphic>
+              <a:graphicData uri="http://schemas.openxmlformats.org/drawingml/2006/picture">
+                <pic:pic>
+                  <pic:nvPicPr>
+                    <pic:cNvPr id="0" name="approver-forward.png"/>
+                    <pic:cNvPicPr/>
+                  </pic:nvPicPr>
+                  <pic:blipFill>
+                    <a:blip r:embed="rId18"/>
+                    <a:stretch>
+                      <a:fillRect/>
+                    </a:stretch>
+                  </pic:blipFill>
+                  <pic:spPr>
+                    <a:xfrm>
+                      <a:off x="0" y="0"/>
+                      <a:ext cx="4023360" cy="4730496"/>
+                    </a:xfrm>
+                    <a:prstGeom prst="rect"/>
+                  </pic:spPr>
+                </pic:pic>
+              </a:graphicData>
+            </a:graphic>
+          </wp:inline>
+        </w:drawing>
+      </w:r>
+    </w:p>
+    <w:p>
+      <w:pPr>
+        <w:keepNext w:val="0"/>
+        <w:spacing w:line="240" w:lineRule="auto" w:before="40" w:after="200"/>
+        <w:ind w:firstLine="0"/>
+        <w:jc w:val="center"/>
+      </w:pPr>
+      <w:r>
+        <w:rPr>
+          <w:rFonts w:ascii="Times New Roman" w:hAnsi="Times New Roman" w:cs="Times New Roman" w:eastAsia="Times New Roman"/>
+          <w:b w:val="0"/>
+          <w:i/>
+          <w:color w:val="000000"/>
+          <w:sz w:val="24"/>
+        </w:rPr>
+        <w:t>Рисунок 10.1 — Окно «Переслать заявку»</w:t>
+      </w:r>
+    </w:p>
+    <w:p>
       <w:r>
         <w:rPr>
           <w:rFonts w:ascii="Times New Roman" w:hAnsi="Times New Roman" w:cs="Times New Roman" w:eastAsia="Times New Roman"/>
@@ -6308,6 +6298,66 @@
           <w:sz w:val="28"/>
         </w:rPr>
         <w:t xml:space="preserve"> - они относятся именно к дополнению, а не ко всей заявке.</w:t>
+      </w:r>
+    </w:p>
+    <w:p>
+      <w:pPr>
+        <w:keepNext/>
+        <w:spacing w:before="120" w:after="40"/>
+        <w:ind w:firstLine="0"/>
+        <w:jc w:val="center"/>
+      </w:pPr>
+      <w:r>
+        <w:drawing>
+          <wp:inline xmlns:a="http://schemas.openxmlformats.org/drawingml/2006/main" xmlns:pic="http://schemas.openxmlformats.org/drawingml/2006/picture">
+            <wp:extent cx="2639568" cy="932688"/>
+            <wp:docPr id="9" name="Picture 9"/>
+            <wp:cNvGraphicFramePr>
+              <a:graphicFrameLocks noChangeAspect="1"/>
+            </wp:cNvGraphicFramePr>
+            <a:graphic>
+              <a:graphicData uri="http://schemas.openxmlformats.org/drawingml/2006/picture">
+                <pic:pic>
+                  <pic:nvPicPr>
+                    <pic:cNvPr id="0" name="approver-supplement.png"/>
+                    <pic:cNvPicPr/>
+                  </pic:nvPicPr>
+                  <pic:blipFill>
+                    <a:blip r:embed="rId19"/>
+                    <a:stretch>
+                      <a:fillRect/>
+                    </a:stretch>
+                  </pic:blipFill>
+                  <pic:spPr>
+                    <a:xfrm>
+                      <a:off x="0" y="0"/>
+                      <a:ext cx="2639568" cy="932688"/>
+                    </a:xfrm>
+                    <a:prstGeom prst="rect"/>
+                  </pic:spPr>
+                </pic:pic>
+              </a:graphicData>
+            </a:graphic>
+          </wp:inline>
+        </w:drawing>
+      </w:r>
+    </w:p>
+    <w:p>
+      <w:pPr>
+        <w:keepNext w:val="0"/>
+        <w:spacing w:line="240" w:lineRule="auto" w:before="40" w:after="200"/>
+        <w:ind w:firstLine="0"/>
+        <w:jc w:val="center"/>
+      </w:pPr>
+      <w:r>
+        <w:rPr>
+          <w:rFonts w:ascii="Times New Roman" w:hAnsi="Times New Roman" w:cs="Times New Roman" w:eastAsia="Times New Roman"/>
+          <w:b w:val="0"/>
+          <w:i/>
+          <w:color w:val="000000"/>
+          <w:sz w:val="24"/>
+        </w:rPr>
+        <w:t>Рисунок 11.1 — Решение по дополнению к заявке</w:t>
       </w:r>
     </w:p>
     <w:p>
@@ -6530,7 +6580,7 @@
                 <w:color w:val="000000"/>
                 <w:sz w:val="26"/>
               </w:rPr>
-              <w:t>Согласование дополнения - не последний шаг. Когда круг собран, дополнение уходит к принимающему: решение о том, попадут ли добавленные строки на пост, выносит он.</w:t>
+              <w:t>Согласование дополнения - не последний шаг. Когда круг собран, решение о том, попадут ли добавленные строки на пост, выносит бюро пропусков.</w:t>
             </w:r>
           </w:p>
         </w:tc>
@@ -6641,6 +6691,66 @@
           <w:sz w:val="28"/>
         </w:rPr>
         <w:t>Остальные уведомления - о переданных заявках, вопросах и ответах, смене статуса, согласованном дополнении - настраиваются: откройте список уведомлений в верхней строке и нажмите значок настройки. Обязательные уведомления помечены там подписью, что их нельзя отключить.</w:t>
+      </w:r>
+    </w:p>
+    <w:p>
+      <w:pPr>
+        <w:keepNext/>
+        <w:spacing w:before="120" w:after="40"/>
+        <w:ind w:firstLine="0"/>
+        <w:jc w:val="center"/>
+      </w:pPr>
+      <w:r>
+        <w:drawing>
+          <wp:inline xmlns:a="http://schemas.openxmlformats.org/drawingml/2006/main" xmlns:pic="http://schemas.openxmlformats.org/drawingml/2006/picture">
+            <wp:extent cx="5940000" cy="2744584"/>
+            <wp:docPr id="10" name="Picture 10"/>
+            <wp:cNvGraphicFramePr>
+              <a:graphicFrameLocks noChangeAspect="1"/>
+            </wp:cNvGraphicFramePr>
+            <a:graphic>
+              <a:graphicData uri="http://schemas.openxmlformats.org/drawingml/2006/picture">
+                <pic:pic>
+                  <pic:nvPicPr>
+                    <pic:cNvPr id="0" name="approver-notifications.png"/>
+                    <pic:cNvPicPr/>
+                  </pic:nvPicPr>
+                  <pic:blipFill>
+                    <a:blip r:embed="rId20"/>
+                    <a:stretch>
+                      <a:fillRect/>
+                    </a:stretch>
+                  </pic:blipFill>
+                  <pic:spPr>
+                    <a:xfrm>
+                      <a:off x="0" y="0"/>
+                      <a:ext cx="5940000" cy="2744584"/>
+                    </a:xfrm>
+                    <a:prstGeom prst="rect"/>
+                  </pic:spPr>
+                </pic:pic>
+              </a:graphicData>
+            </a:graphic>
+          </wp:inline>
+        </w:drawing>
+      </w:r>
+    </w:p>
+    <w:p>
+      <w:pPr>
+        <w:keepNext w:val="0"/>
+        <w:spacing w:line="240" w:lineRule="auto" w:before="40" w:after="200"/>
+        <w:ind w:firstLine="0"/>
+        <w:jc w:val="center"/>
+      </w:pPr>
+      <w:r>
+        <w:rPr>
+          <w:rFonts w:ascii="Times New Roman" w:hAnsi="Times New Roman" w:cs="Times New Roman" w:eastAsia="Times New Roman"/>
+          <w:b w:val="0"/>
+          <w:i/>
+          <w:color w:val="000000"/>
+          <w:sz w:val="24"/>
+        </w:rPr>
+        <w:t>Рисунок 12.1 — Настройка уведомлений</w:t>
       </w:r>
     </w:p>
     <w:p>
@@ -6706,8 +6816,8 @@
       <w:tblGrid>
         <w:gridCol w:w="1134"/>
         <w:gridCol w:w="1701"/>
-        <w:gridCol w:w="2584"/>
-        <w:gridCol w:w="3937"/>
+        <w:gridCol w:w="5670"/>
+        <w:gridCol w:w="850"/>
       </w:tblGrid>
       <w:tr>
         <w:trPr>
@@ -6764,7 +6874,7 @@
         </w:tc>
         <w:tc>
           <w:tcPr>
-            <w:tcW w:type="dxa" w:w="2583"/>
+            <w:tcW w:type="dxa" w:w="5669"/>
             <w:shd w:val="clear" w:fill="E8E8E8"/>
           </w:tcPr>
           <w:p>
@@ -6788,7 +6898,7 @@
         </w:tc>
         <w:tc>
           <w:tcPr>
-            <w:tcW w:type="dxa" w:w="3936"/>
+            <w:tcW w:type="dxa" w:w="850"/>
             <w:shd w:val="clear" w:fill="E8E8E8"/>
           </w:tcPr>
           <w:p>
@@ -6863,7 +6973,7 @@
         </w:tc>
         <w:tc>
           <w:tcPr>
-            <w:tcW w:type="dxa" w:w="2583"/>
+            <w:tcW w:type="dxa" w:w="5669"/>
           </w:tcPr>
           <w:p>
             <w:pPr>
@@ -6886,7 +6996,94 @@
         </w:tc>
         <w:tc>
           <w:tcPr>
-            <w:tcW w:type="dxa" w:w="3936"/>
+            <w:tcW w:type="dxa" w:w="850"/>
+          </w:tcPr>
+          <w:p>
+            <w:pPr>
+              <w:keepNext/>
+              <w:spacing w:line="240" w:lineRule="auto" w:after="0"/>
+              <w:ind w:firstLine="0"/>
+              <w:jc w:val="left"/>
+            </w:pPr>
+          </w:p>
+        </w:tc>
+      </w:tr>
+      <w:tr>
+        <w:trPr>
+          <w:cantSplit w:val="true"/>
+        </w:trPr>
+        <w:tc>
+          <w:tcPr>
+            <w:tcW w:type="dxa" w:w="1134"/>
+          </w:tcPr>
+          <w:p>
+            <w:pPr>
+              <w:keepNext/>
+              <w:spacing w:line="240" w:lineRule="auto" w:after="0"/>
+              <w:ind w:firstLine="0"/>
+              <w:jc w:val="left"/>
+            </w:pPr>
+            <w:r>
+              <w:rPr>
+                <w:rFonts w:ascii="Times New Roman" w:hAnsi="Times New Roman" w:cs="Times New Roman" w:eastAsia="Times New Roman"/>
+                <w:b w:val="0"/>
+                <w:i w:val="0"/>
+                <w:color w:val="000000"/>
+                <w:sz w:val="24"/>
+              </w:rPr>
+              <w:t>1.1</w:t>
+            </w:r>
+          </w:p>
+        </w:tc>
+        <w:tc>
+          <w:tcPr>
+            <w:tcW w:type="dxa" w:w="1701"/>
+          </w:tcPr>
+          <w:p>
+            <w:pPr>
+              <w:keepNext/>
+              <w:spacing w:line="240" w:lineRule="auto" w:after="0"/>
+              <w:ind w:firstLine="0"/>
+              <w:jc w:val="left"/>
+            </w:pPr>
+            <w:r>
+              <w:rPr>
+                <w:rFonts w:ascii="Times New Roman" w:hAnsi="Times New Roman" w:cs="Times New Roman" w:eastAsia="Times New Roman"/>
+                <w:b w:val="0"/>
+                <w:i w:val="0"/>
+                <w:color w:val="000000"/>
+                <w:sz w:val="24"/>
+              </w:rPr>
+              <w:t>13.08.2026</w:t>
+            </w:r>
+          </w:p>
+        </w:tc>
+        <w:tc>
+          <w:tcPr>
+            <w:tcW w:type="dxa" w:w="5669"/>
+          </w:tcPr>
+          <w:p>
+            <w:pPr>
+              <w:keepNext/>
+              <w:spacing w:line="240" w:lineRule="auto" w:after="0"/>
+              <w:ind w:firstLine="0"/>
+              <w:jc w:val="left"/>
+            </w:pPr>
+            <w:r>
+              <w:rPr>
+                <w:rFonts w:ascii="Times New Roman" w:hAnsi="Times New Roman" w:cs="Times New Roman" w:eastAsia="Times New Roman"/>
+                <w:b w:val="0"/>
+                <w:i w:val="0"/>
+                <w:color w:val="000000"/>
+                <w:sz w:val="24"/>
+              </w:rPr>
+              <w:t>Документ ограничен ролью согласующего: убраны описания работы принимающего, остался только факт, что после согласования бюро пропусков принимает заявку в работу. Уточнено, к кому заявка попадает на согласование - к работнику, ответственному за согласование заявок этой организации или компании, а не «своей организации». Термин «Наблюдатель» приведён к названию роли на экране - «Читатель»; из перечня меток убрана метка «Важный», которой согласующий не видит. Уточнено положение поля «Комментарий» в карточке заявки на компьютере и на телефоне</w:t>
+            </w:r>
+          </w:p>
+        </w:tc>
+        <w:tc>
+          <w:tcPr>
+            <w:tcW w:type="dxa" w:w="850"/>
           </w:tcPr>
           <w:p>
             <w:pPr>
@@ -6931,7 +7128,7 @@
         </w:tc>
         <w:tc>
           <w:tcPr>
-            <w:tcW w:type="dxa" w:w="2583"/>
+            <w:tcW w:type="dxa" w:w="5669"/>
           </w:tcPr>
           <w:p>
             <w:pPr>
@@ -6944,7 +7141,7 @@
         </w:tc>
         <w:tc>
           <w:tcPr>
-            <w:tcW w:type="dxa" w:w="3936"/>
+            <w:tcW w:type="dxa" w:w="850"/>
           </w:tcPr>
           <w:p>
             <w:pPr>
@@ -6989,7 +7186,7 @@
         </w:tc>
         <w:tc>
           <w:tcPr>
-            <w:tcW w:type="dxa" w:w="2583"/>
+            <w:tcW w:type="dxa" w:w="5669"/>
           </w:tcPr>
           <w:p>
             <w:pPr>
@@ -7002,7 +7199,7 @@
         </w:tc>
         <w:tc>
           <w:tcPr>
-            <w:tcW w:type="dxa" w:w="3936"/>
+            <w:tcW w:type="dxa" w:w="850"/>
           </w:tcPr>
           <w:p>
             <w:pPr>
@@ -7047,7 +7244,7 @@
         </w:tc>
         <w:tc>
           <w:tcPr>
-            <w:tcW w:type="dxa" w:w="2583"/>
+            <w:tcW w:type="dxa" w:w="5669"/>
           </w:tcPr>
           <w:p>
             <w:pPr>
@@ -7060,7 +7257,7 @@
         </w:tc>
         <w:tc>
           <w:tcPr>
-            <w:tcW w:type="dxa" w:w="3936"/>
+            <w:tcW w:type="dxa" w:w="850"/>
           </w:tcPr>
           <w:p>
             <w:pPr>
@@ -7105,7 +7302,7 @@
         </w:tc>
         <w:tc>
           <w:tcPr>
-            <w:tcW w:type="dxa" w:w="2583"/>
+            <w:tcW w:type="dxa" w:w="5669"/>
           </w:tcPr>
           <w:p>
             <w:pPr>
@@ -7118,7 +7315,7 @@
         </w:tc>
         <w:tc>
           <w:tcPr>
-            <w:tcW w:type="dxa" w:w="3936"/>
+            <w:tcW w:type="dxa" w:w="850"/>
           </w:tcPr>
           <w:p>
             <w:pPr>
@@ -7163,7 +7360,7 @@
         </w:tc>
         <w:tc>
           <w:tcPr>
-            <w:tcW w:type="dxa" w:w="2583"/>
+            <w:tcW w:type="dxa" w:w="5669"/>
           </w:tcPr>
           <w:p>
             <w:pPr>
@@ -7176,7 +7373,7 @@
         </w:tc>
         <w:tc>
           <w:tcPr>
-            <w:tcW w:type="dxa" w:w="3936"/>
+            <w:tcW w:type="dxa" w:w="850"/>
           </w:tcPr>
           <w:p>
             <w:pPr>
@@ -7219,7 +7416,7 @@
         </w:tc>
         <w:tc>
           <w:tcPr>
-            <w:tcW w:type="dxa" w:w="2583"/>
+            <w:tcW w:type="dxa" w:w="5669"/>
           </w:tcPr>
           <w:p>
             <w:pPr>
@@ -7231,7 +7428,7 @@
         </w:tc>
         <w:tc>
           <w:tcPr>
-            <w:tcW w:type="dxa" w:w="3936"/>
+            <w:tcW w:type="dxa" w:w="850"/>
           </w:tcPr>
           <w:p>
             <w:pPr>

--- a/Документация/Руководство согласующего/Руководство согласующего.docx
+++ b/Документация/Руководство согласующего/Руководство согласующего.docx
@@ -157,7 +157,7 @@
           <w:color w:val="000000"/>
           <w:sz w:val="26"/>
         </w:rPr>
-        <w:t>Версия документа: 1.1</w:t>
+        <w:t>Версия документа: 1.2</w:t>
       </w:r>
     </w:p>
     <w:p>
@@ -173,7 +173,7 @@
           <w:color w:val="000000"/>
           <w:sz w:val="26"/>
         </w:rPr>
-        <w:t>Дата: 12.08.2026</w:t>
+        <w:t>Дата: 13.08.2026</w:t>
       </w:r>
     </w:p>
     <w:p>
@@ -846,7 +846,7 @@
           <w:sz w:val="26"/>
         </w:rPr>
         <w:tab/>
-        <w:t>8</w:t>
+        <w:t>7</w:t>
       </w:r>
     </w:p>
     <w:p>
@@ -877,7 +877,7 @@
           <w:sz w:val="26"/>
         </w:rPr>
         <w:tab/>
-        <w:t>8</w:t>
+        <w:t>7</w:t>
       </w:r>
     </w:p>
     <w:p>
@@ -939,7 +939,7 @@
           <w:sz w:val="26"/>
         </w:rPr>
         <w:tab/>
-        <w:t>9</w:t>
+        <w:t>8</w:t>
       </w:r>
     </w:p>
     <w:p>
@@ -1001,7 +1001,7 @@
           <w:sz w:val="26"/>
         </w:rPr>
         <w:tab/>
-        <w:t>11</w:t>
+        <w:t>10</w:t>
       </w:r>
     </w:p>
     <w:p>
@@ -1032,7 +1032,7 @@
           <w:sz w:val="26"/>
         </w:rPr>
         <w:tab/>
-        <w:t>11</w:t>
+        <w:t>10</w:t>
       </w:r>
     </w:p>
     <w:p>
@@ -1187,7 +1187,7 @@
           <w:sz w:val="26"/>
         </w:rPr>
         <w:tab/>
-        <w:t>15</w:t>
+        <w:t>14</w:t>
       </w:r>
     </w:p>
     <w:p>
@@ -1218,7 +1218,7 @@
           <w:sz w:val="26"/>
         </w:rPr>
         <w:tab/>
-        <w:t>15</w:t>
+        <w:t>16</w:t>
       </w:r>
     </w:p>
     <w:p>
@@ -1280,7 +1280,7 @@
           <w:sz w:val="26"/>
         </w:rPr>
         <w:tab/>
-        <w:t>16</w:t>
+        <w:t>17</w:t>
       </w:r>
     </w:p>
     <w:p>
@@ -1311,7 +1311,7 @@
           <w:sz w:val="26"/>
         </w:rPr>
         <w:tab/>
-        <w:t>16</w:t>
+        <w:t>17</w:t>
       </w:r>
     </w:p>
     <w:p>
@@ -1373,7 +1373,7 @@
           <w:sz w:val="26"/>
         </w:rPr>
         <w:tab/>
-        <w:t>17</w:t>
+        <w:t>18</w:t>
       </w:r>
     </w:p>
     <w:p>
@@ -1469,18 +1469,6 @@
       </w:r>
     </w:p>
     <w:p>
-      <w:r>
-        <w:rPr>
-          <w:rFonts w:ascii="Times New Roman" w:hAnsi="Times New Roman" w:cs="Times New Roman" w:eastAsia="Times New Roman"/>
-          <w:b w:val="0"/>
-          <w:i w:val="0"/>
-          <w:color w:val="000000"/>
-          <w:sz w:val="28"/>
-        </w:rPr>
-        <w:t>Назначение системы в целом и её устройство описаны в отдельном документе, «Техническое описание системы».</w:t>
-      </w:r>
-    </w:p>
-    <w:p>
       <w:pPr>
         <w:pStyle w:val="Heading2"/>
         <w:ind w:firstLine="0"/>
@@ -1505,7 +1493,7 @@
           <w:color w:val="000000"/>
           <w:sz w:val="28"/>
         </w:rPr>
-        <w:t>Документ рассчитан на работника, чьё решение требуется для одобрения заявок его организации или компании. Специальной подготовки не требуется; для работы достаточно компьютера с современным браузером и доступом в сеть предприятия.</w:t>
+        <w:t>Документ рассчитан на работника, чьё решение требуется для одобрения заявок, ответственным за согласование которых он является. Специальной подготовки не требуется; для работы достаточно компьютера с современным браузером и доступом в сеть предприятия.</w:t>
       </w:r>
     </w:p>
     <w:p>
@@ -1517,7 +1505,7 @@
           <w:color w:val="000000"/>
           <w:sz w:val="28"/>
         </w:rPr>
-        <w:t>Согласующий и принимающий - разные роли, и путать их не следует. Согласующий голосует за или против по заявкам своей организации, но не берёт заявку в работу и не распределяет её по постам. Этим занят принимающий, и его работа описана в отдельном документе, «Руководство принимающего». Один и тот же работник может выступать в обеих ролях; тогда ему адресованы оба документа.</w:t>
+        <w:t>Согласующий голосует за или против по заявкам, ответственным за согласование которых он является. Один и тот же работник может быть и согласующим, и принимающим; тогда ему адресованы оба документа: это руководство и «Руководство принимающего».</w:t>
       </w:r>
     </w:p>
     <w:tbl>
@@ -2128,7 +2116,7 @@
                 <w:color w:val="000000"/>
                 <w:sz w:val="24"/>
               </w:rPr>
-              <w:t>Работник, чьё решение требуется для одобрения заявки. Голосует за или против</w:t>
+              <w:t>Работник, чьё решение требуется для одобрения заявки, ответственным за согласование которой он является. Голосует за или против</w:t>
             </w:r>
           </w:p>
         </w:tc>
@@ -2204,56 +2192,7 @@
                 <w:color w:val="000000"/>
                 <w:sz w:val="24"/>
               </w:rPr>
-              <w:t>Принимающий</w:t>
-            </w:r>
-          </w:p>
-        </w:tc>
-        <w:tc>
-          <w:tcPr>
-            <w:tcW w:type="dxa" w:w="7370"/>
-          </w:tcPr>
-          <w:p>
-            <w:pPr>
-              <w:spacing w:line="240" w:lineRule="auto" w:after="0"/>
-              <w:ind w:firstLine="0"/>
-              <w:jc w:val="left"/>
-            </w:pPr>
-            <w:r>
-              <w:rPr>
-                <w:rFonts w:ascii="Times New Roman" w:hAnsi="Times New Roman" w:cs="Times New Roman" w:eastAsia="Times New Roman"/>
-                <w:b w:val="0"/>
-                <w:i w:val="0"/>
-                <w:color w:val="000000"/>
-                <w:sz w:val="24"/>
-              </w:rPr>
-              <w:t>Работник бюро пропусков, принимающий заявку в работу и отвечающий за её обработку</w:t>
-            </w:r>
-          </w:p>
-        </w:tc>
-      </w:tr>
-      <w:tr>
-        <w:trPr>
-          <w:cantSplit w:val="true"/>
-        </w:trPr>
-        <w:tc>
-          <w:tcPr>
-            <w:tcW w:type="dxa" w:w="1984"/>
-          </w:tcPr>
-          <w:p>
-            <w:pPr>
-              <w:spacing w:line="240" w:lineRule="auto" w:after="0"/>
-              <w:ind w:firstLine="0"/>
-              <w:jc w:val="left"/>
-            </w:pPr>
-            <w:r>
-              <w:rPr>
-                <w:rFonts w:ascii="Times New Roman" w:hAnsi="Times New Roman" w:cs="Times New Roman" w:eastAsia="Times New Roman"/>
-                <w:b w:val="0"/>
-                <w:i w:val="0"/>
-                <w:color w:val="000000"/>
-                <w:sz w:val="24"/>
-              </w:rPr>
-              <w:t>Наблюдатель</w:t>
+              <w:t>Читатель</w:t>
             </w:r>
           </w:p>
         </w:tc>
@@ -2560,7 +2499,7 @@
           <w:color w:val="000000"/>
           <w:sz w:val="28"/>
         </w:rPr>
-        <w:t>Заявка попадает к согласующему, когда его назначили ответственным: либо потому, что он отмечен согласующим в своей организации или компании, либо потому, что заявку ему переслали.</w:t>
+        <w:t>Заявка попадает к согласующему, когда его назначили ответственным за её согласование: либо он отвечает за согласование заявок этой организации или компании, либо заявку переслали лично ему.</w:t>
       </w:r>
     </w:p>
     <w:p>
@@ -2768,55 +2707,6 @@
                 <w:color w:val="000000"/>
                 <w:sz w:val="24"/>
               </w:rPr>
-              <w:t>Принимающий</w:t>
-            </w:r>
-          </w:p>
-        </w:tc>
-        <w:tc>
-          <w:tcPr>
-            <w:tcW w:type="dxa" w:w="7512"/>
-          </w:tcPr>
-          <w:p>
-            <w:pPr>
-              <w:spacing w:line="240" w:lineRule="auto" w:after="0"/>
-              <w:ind w:firstLine="0"/>
-              <w:jc w:val="left"/>
-            </w:pPr>
-            <w:r>
-              <w:rPr>
-                <w:rFonts w:ascii="Times New Roman" w:hAnsi="Times New Roman" w:cs="Times New Roman" w:eastAsia="Times New Roman"/>
-                <w:b w:val="0"/>
-                <w:i w:val="0"/>
-                <w:color w:val="000000"/>
-                <w:sz w:val="24"/>
-              </w:rPr>
-              <w:t>Принимает заявку в работу, отказывает, назначает посты и места разгрузки</w:t>
-            </w:r>
-          </w:p>
-        </w:tc>
-      </w:tr>
-      <w:tr>
-        <w:trPr>
-          <w:cantSplit w:val="true"/>
-        </w:trPr>
-        <w:tc>
-          <w:tcPr>
-            <w:tcW w:type="dxa" w:w="1843"/>
-          </w:tcPr>
-          <w:p>
-            <w:pPr>
-              <w:spacing w:line="240" w:lineRule="auto" w:after="0"/>
-              <w:ind w:firstLine="0"/>
-              <w:jc w:val="left"/>
-            </w:pPr>
-            <w:r>
-              <w:rPr>
-                <w:rFonts w:ascii="Times New Roman" w:hAnsi="Times New Roman" w:cs="Times New Roman" w:eastAsia="Times New Roman"/>
-                <w:b w:val="0"/>
-                <w:i w:val="0"/>
-                <w:color w:val="000000"/>
-                <w:sz w:val="24"/>
-              </w:rPr>
               <w:t>Работник поста</w:t>
             </w:r>
           </w:p>
@@ -3344,7 +3234,7 @@
           <w:color w:val="000000"/>
           <w:sz w:val="28"/>
         </w:rPr>
-        <w:t xml:space="preserve"> - о том, что с ней делает бюро пропусков.</w:t>
+        <w:t xml:space="preserve"> - о том, в каком состоянии заявка сейчас.</w:t>
       </w:r>
     </w:p>
     <w:p>
@@ -3822,7 +3712,7 @@
                 <w:color w:val="000000"/>
                 <w:sz w:val="24"/>
               </w:rPr>
-              <w:t>Принимающий взял заявку в работу</w:t>
+              <w:t>Бюро пропусков приняло заявку в работу</w:t>
             </w:r>
           </w:p>
         </w:tc>
@@ -3920,7 +3810,7 @@
                 <w:color w:val="000000"/>
                 <w:sz w:val="24"/>
               </w:rPr>
-              <w:t>Принимающий отказал</w:t>
+              <w:t>Бюро пропусков отказало в заявке</w:t>
             </w:r>
           </w:p>
         </w:tc>
@@ -4069,7 +3959,7 @@
           <w:color w:val="000000"/>
           <w:sz w:val="28"/>
         </w:rPr>
-        <w:t>«Важный»</w:t>
+        <w:t>«Крыша»</w:t>
       </w:r>
       <w:r>
         <w:rPr>
@@ -4089,7 +3979,7 @@
           <w:color w:val="000000"/>
           <w:sz w:val="28"/>
         </w:rPr>
-        <w:t>«Крыша»</w:t>
+        <w:t>«Парковка»</w:t>
       </w:r>
       <w:r>
         <w:rPr>
@@ -4109,7 +3999,7 @@
           <w:color w:val="000000"/>
           <w:sz w:val="28"/>
         </w:rPr>
-        <w:t>«Парковка»</w:t>
+        <w:t>«Вопросы»</w:t>
       </w:r>
       <w:r>
         <w:rPr>
@@ -4119,7 +4009,7 @@
           <w:color w:val="000000"/>
           <w:sz w:val="28"/>
         </w:rPr>
-        <w:t xml:space="preserve">, </w:t>
+        <w:t xml:space="preserve"> (есть новые вопросы или ответы), скрепка (к заявке приложены файлы) и </w:t>
       </w:r>
       <w:r>
         <w:rPr>
@@ -4129,7 +4019,7 @@
           <w:color w:val="000000"/>
           <w:sz w:val="28"/>
         </w:rPr>
-        <w:t>«Вопросы»</w:t>
+        <w:t>«Дополнение»</w:t>
       </w:r>
       <w:r>
         <w:rPr>
@@ -4139,163 +4029,7 @@
           <w:color w:val="000000"/>
           <w:sz w:val="28"/>
         </w:rPr>
-        <w:t xml:space="preserve"> (есть новые вопросы или ответы), скрепка (к заявке приложены файлы) и </w:t>
-      </w:r>
-      <w:r>
-        <w:rPr>
-          <w:rFonts w:ascii="Times New Roman" w:hAnsi="Times New Roman" w:cs="Times New Roman" w:eastAsia="Times New Roman"/>
-          <w:b/>
-          <w:i w:val="0"/>
-          <w:color w:val="000000"/>
-          <w:sz w:val="28"/>
-        </w:rPr>
-        <w:t>«Дополнение»</w:t>
-      </w:r>
-      <w:r>
-        <w:rPr>
-          <w:rFonts w:ascii="Times New Roman" w:hAnsi="Times New Roman" w:cs="Times New Roman" w:eastAsia="Times New Roman"/>
-          <w:b w:val="0"/>
-          <w:i w:val="0"/>
-          <w:color w:val="000000"/>
-          <w:sz w:val="28"/>
-        </w:rPr>
         <w:t xml:space="preserve"> (идёт согласование дополнения).</w:t>
-      </w:r>
-    </w:p>
-    <w:p>
-      <w:pPr>
-        <w:pStyle w:val="Heading2"/>
-        <w:ind w:firstLine="0"/>
-      </w:pPr>
-      <w:r>
-        <w:rPr>
-          <w:rFonts w:ascii="Times New Roman" w:hAnsi="Times New Roman" w:cs="Times New Roman" w:eastAsia="Times New Roman"/>
-          <w:b/>
-          <w:i w:val="0"/>
-          <w:color w:val="000000"/>
-          <w:sz w:val="28"/>
-        </w:rPr>
-        <w:t>5.5. Поиск и отбор</w:t>
-      </w:r>
-    </w:p>
-    <w:p>
-      <w:r>
-        <w:rPr>
-          <w:rFonts w:ascii="Times New Roman" w:hAnsi="Times New Roman" w:cs="Times New Roman" w:eastAsia="Times New Roman"/>
-          <w:b w:val="0"/>
-          <w:i w:val="0"/>
-          <w:color w:val="000000"/>
-          <w:sz w:val="28"/>
-        </w:rPr>
-        <w:t xml:space="preserve">Поле </w:t>
-      </w:r>
-      <w:r>
-        <w:rPr>
-          <w:rFonts w:ascii="Times New Roman" w:hAnsi="Times New Roman" w:cs="Times New Roman" w:eastAsia="Times New Roman"/>
-          <w:b/>
-          <w:i w:val="0"/>
-          <w:color w:val="000000"/>
-          <w:sz w:val="28"/>
-        </w:rPr>
-        <w:t>«Поиск заявок...»</w:t>
-      </w:r>
-      <w:r>
-        <w:rPr>
-          <w:rFonts w:ascii="Times New Roman" w:hAnsi="Times New Roman" w:cs="Times New Roman" w:eastAsia="Times New Roman"/>
-          <w:b w:val="0"/>
-          <w:i w:val="0"/>
-          <w:color w:val="000000"/>
-          <w:sz w:val="28"/>
-        </w:rPr>
-        <w:t xml:space="preserve"> ищет на сервере по номеру, организации, отправителю и содержимому заявки. Списки над таблицей отбирают по организации, компании, местам разгрузки и проходам, по дате, по состоянию согласования, по статусу и по меткам. Кнопка </w:t>
-      </w:r>
-      <w:r>
-        <w:rPr>
-          <w:rFonts w:ascii="Times New Roman" w:hAnsi="Times New Roman" w:cs="Times New Roman" w:eastAsia="Times New Roman"/>
-          <w:b/>
-          <w:i w:val="0"/>
-          <w:color w:val="000000"/>
-          <w:sz w:val="28"/>
-        </w:rPr>
-        <w:t>«Заявки на сегодня»</w:t>
-      </w:r>
-      <w:r>
-        <w:rPr>
-          <w:rFonts w:ascii="Times New Roman" w:hAnsi="Times New Roman" w:cs="Times New Roman" w:eastAsia="Times New Roman"/>
-          <w:b w:val="0"/>
-          <w:i w:val="0"/>
-          <w:color w:val="000000"/>
-          <w:sz w:val="28"/>
-        </w:rPr>
-        <w:t xml:space="preserve"> оставляет те, чей срок действия захватывает сегодняшний день, </w:t>
-      </w:r>
-      <w:r>
-        <w:rPr>
-          <w:rFonts w:ascii="Times New Roman" w:hAnsi="Times New Roman" w:cs="Times New Roman" w:eastAsia="Times New Roman"/>
-          <w:b/>
-          <w:i w:val="0"/>
-          <w:color w:val="000000"/>
-          <w:sz w:val="28"/>
-        </w:rPr>
-        <w:t>«Обновления»</w:t>
-      </w:r>
-      <w:r>
-        <w:rPr>
-          <w:rFonts w:ascii="Times New Roman" w:hAnsi="Times New Roman" w:cs="Times New Roman" w:eastAsia="Times New Roman"/>
-          <w:b w:val="0"/>
-          <w:i w:val="0"/>
-          <w:color w:val="000000"/>
-          <w:sz w:val="28"/>
-        </w:rPr>
-        <w:t xml:space="preserve"> - те, где что-то изменилось с вашего последнего просмотра. </w:t>
-      </w:r>
-      <w:r>
-        <w:rPr>
-          <w:rFonts w:ascii="Times New Roman" w:hAnsi="Times New Roman" w:cs="Times New Roman" w:eastAsia="Times New Roman"/>
-          <w:b/>
-          <w:i w:val="0"/>
-          <w:color w:val="000000"/>
-          <w:sz w:val="28"/>
-        </w:rPr>
-        <w:t>«Сбросить фильтры»</w:t>
-      </w:r>
-      <w:r>
-        <w:rPr>
-          <w:rFonts w:ascii="Times New Roman" w:hAnsi="Times New Roman" w:cs="Times New Roman" w:eastAsia="Times New Roman"/>
-          <w:b w:val="0"/>
-          <w:i w:val="0"/>
-          <w:color w:val="000000"/>
-          <w:sz w:val="28"/>
-        </w:rPr>
-        <w:t xml:space="preserve"> возвращает список в исходный вид.</w:t>
-      </w:r>
-    </w:p>
-    <w:p>
-      <w:pPr>
-        <w:pStyle w:val="Heading1"/>
-        <w:ind w:firstLine="0"/>
-      </w:pPr>
-      <w:r>
-        <w:rPr>
-          <w:rFonts w:ascii="Times New Roman" w:hAnsi="Times New Roman" w:cs="Times New Roman" w:eastAsia="Times New Roman"/>
-          <w:b/>
-          <w:i w:val="0"/>
-          <w:color w:val="000000"/>
-          <w:sz w:val="32"/>
-        </w:rPr>
-        <w:t>6. Карточка заявки</w:t>
-      </w:r>
-    </w:p>
-    <w:p>
-      <w:r>
-        <w:rPr>
-          <w:rFonts w:ascii="Times New Roman" w:hAnsi="Times New Roman" w:cs="Times New Roman" w:eastAsia="Times New Roman"/>
-          <w:b w:val="0"/>
-          <w:i w:val="0"/>
-          <w:color w:val="000000"/>
-          <w:sz w:val="28"/>
-        </w:rPr>
-        <w:t>Нажатие на строку открывает карточку заявки.</w:t>
       </w:r>
     </w:p>
     <w:p>
@@ -4308,8 +4042,204 @@
       <w:r>
         <w:drawing>
           <wp:inline xmlns:a="http://schemas.openxmlformats.org/drawingml/2006/main" xmlns:pic="http://schemas.openxmlformats.org/drawingml/2006/picture">
+            <wp:extent cx="1286256" cy="384048"/>
+            <wp:docPr id="2" name="Picture 2"/>
+            <wp:cNvGraphicFramePr>
+              <a:graphicFrameLocks noChangeAspect="1"/>
+            </wp:cNvGraphicFramePr>
+            <a:graphic>
+              <a:graphicData uri="http://schemas.openxmlformats.org/drawingml/2006/picture">
+                <pic:pic>
+                  <pic:nvPicPr>
+                    <pic:cNvPr id="0" name="approver-tags.png"/>
+                    <pic:cNvPicPr/>
+                  </pic:nvPicPr>
+                  <pic:blipFill>
+                    <a:blip r:embed="rId12"/>
+                    <a:stretch>
+                      <a:fillRect/>
+                    </a:stretch>
+                  </pic:blipFill>
+                  <pic:spPr>
+                    <a:xfrm>
+                      <a:off x="0" y="0"/>
+                      <a:ext cx="1286256" cy="384048"/>
+                    </a:xfrm>
+                    <a:prstGeom prst="rect"/>
+                  </pic:spPr>
+                </pic:pic>
+              </a:graphicData>
+            </a:graphic>
+          </wp:inline>
+        </w:drawing>
+      </w:r>
+    </w:p>
+    <w:p>
+      <w:pPr>
+        <w:keepNext w:val="0"/>
+        <w:spacing w:line="240" w:lineRule="auto" w:before="40" w:after="200"/>
+        <w:ind w:firstLine="0"/>
+        <w:jc w:val="center"/>
+      </w:pPr>
+      <w:r>
+        <w:rPr>
+          <w:rFonts w:ascii="Times New Roman" w:hAnsi="Times New Roman" w:cs="Times New Roman" w:eastAsia="Times New Roman"/>
+          <w:b w:val="0"/>
+          <w:i/>
+          <w:color w:val="000000"/>
+          <w:sz w:val="24"/>
+        </w:rPr>
+        <w:t>Рисунок 5.2 — Метки в строке списка заявок</w:t>
+      </w:r>
+    </w:p>
+    <w:p>
+      <w:pPr>
+        <w:pStyle w:val="Heading2"/>
+        <w:ind w:firstLine="0"/>
+      </w:pPr>
+      <w:r>
+        <w:rPr>
+          <w:rFonts w:ascii="Times New Roman" w:hAnsi="Times New Roman" w:cs="Times New Roman" w:eastAsia="Times New Roman"/>
+          <w:b/>
+          <w:i w:val="0"/>
+          <w:color w:val="000000"/>
+          <w:sz w:val="28"/>
+        </w:rPr>
+        <w:t>5.5. Поиск и отбор</w:t>
+      </w:r>
+    </w:p>
+    <w:p>
+      <w:r>
+        <w:rPr>
+          <w:rFonts w:ascii="Times New Roman" w:hAnsi="Times New Roman" w:cs="Times New Roman" w:eastAsia="Times New Roman"/>
+          <w:b w:val="0"/>
+          <w:i w:val="0"/>
+          <w:color w:val="000000"/>
+          <w:sz w:val="28"/>
+        </w:rPr>
+        <w:t xml:space="preserve">Поле </w:t>
+      </w:r>
+      <w:r>
+        <w:rPr>
+          <w:rFonts w:ascii="Times New Roman" w:hAnsi="Times New Roman" w:cs="Times New Roman" w:eastAsia="Times New Roman"/>
+          <w:b/>
+          <w:i w:val="0"/>
+          <w:color w:val="000000"/>
+          <w:sz w:val="28"/>
+        </w:rPr>
+        <w:t>«Поиск заявок...»</w:t>
+      </w:r>
+      <w:r>
+        <w:rPr>
+          <w:rFonts w:ascii="Times New Roman" w:hAnsi="Times New Roman" w:cs="Times New Roman" w:eastAsia="Times New Roman"/>
+          <w:b w:val="0"/>
+          <w:i w:val="0"/>
+          <w:color w:val="000000"/>
+          <w:sz w:val="28"/>
+        </w:rPr>
+        <w:t xml:space="preserve"> ищет на сервере по номеру, организации, отправителю и содержимому заявки. Списки над таблицей отбирают по организации, компании, местам разгрузки и проходам, по дате, по состоянию согласования, по статусу и по меткам. Кнопка </w:t>
+      </w:r>
+      <w:r>
+        <w:rPr>
+          <w:rFonts w:ascii="Times New Roman" w:hAnsi="Times New Roman" w:cs="Times New Roman" w:eastAsia="Times New Roman"/>
+          <w:b/>
+          <w:i w:val="0"/>
+          <w:color w:val="000000"/>
+          <w:sz w:val="28"/>
+        </w:rPr>
+        <w:t>«Заявки на сегодня»</w:t>
+      </w:r>
+      <w:r>
+        <w:rPr>
+          <w:rFonts w:ascii="Times New Roman" w:hAnsi="Times New Roman" w:cs="Times New Roman" w:eastAsia="Times New Roman"/>
+          <w:b w:val="0"/>
+          <w:i w:val="0"/>
+          <w:color w:val="000000"/>
+          <w:sz w:val="28"/>
+        </w:rPr>
+        <w:t xml:space="preserve"> оставляет те, чей срок действия захватывает сегодняшний день, </w:t>
+      </w:r>
+      <w:r>
+        <w:rPr>
+          <w:rFonts w:ascii="Times New Roman" w:hAnsi="Times New Roman" w:cs="Times New Roman" w:eastAsia="Times New Roman"/>
+          <w:b/>
+          <w:i w:val="0"/>
+          <w:color w:val="000000"/>
+          <w:sz w:val="28"/>
+        </w:rPr>
+        <w:t>«Обновления»</w:t>
+      </w:r>
+      <w:r>
+        <w:rPr>
+          <w:rFonts w:ascii="Times New Roman" w:hAnsi="Times New Roman" w:cs="Times New Roman" w:eastAsia="Times New Roman"/>
+          <w:b w:val="0"/>
+          <w:i w:val="0"/>
+          <w:color w:val="000000"/>
+          <w:sz w:val="28"/>
+        </w:rPr>
+        <w:t xml:space="preserve"> - те, где что-то изменилось с вашего последнего просмотра. </w:t>
+      </w:r>
+      <w:r>
+        <w:rPr>
+          <w:rFonts w:ascii="Times New Roman" w:hAnsi="Times New Roman" w:cs="Times New Roman" w:eastAsia="Times New Roman"/>
+          <w:b/>
+          <w:i w:val="0"/>
+          <w:color w:val="000000"/>
+          <w:sz w:val="28"/>
+        </w:rPr>
+        <w:t>«Сбросить фильтры»</w:t>
+      </w:r>
+      <w:r>
+        <w:rPr>
+          <w:rFonts w:ascii="Times New Roman" w:hAnsi="Times New Roman" w:cs="Times New Roman" w:eastAsia="Times New Roman"/>
+          <w:b w:val="0"/>
+          <w:i w:val="0"/>
+          <w:color w:val="000000"/>
+          <w:sz w:val="28"/>
+        </w:rPr>
+        <w:t xml:space="preserve"> возвращает список в исходный вид.</w:t>
+      </w:r>
+    </w:p>
+    <w:p>
+      <w:pPr>
+        <w:pStyle w:val="Heading1"/>
+        <w:ind w:firstLine="0"/>
+      </w:pPr>
+      <w:r>
+        <w:rPr>
+          <w:rFonts w:ascii="Times New Roman" w:hAnsi="Times New Roman" w:cs="Times New Roman" w:eastAsia="Times New Roman"/>
+          <w:b/>
+          <w:i w:val="0"/>
+          <w:color w:val="000000"/>
+          <w:sz w:val="32"/>
+        </w:rPr>
+        <w:t>6. Карточка заявки</w:t>
+      </w:r>
+    </w:p>
+    <w:p>
+      <w:r>
+        <w:rPr>
+          <w:rFonts w:ascii="Times New Roman" w:hAnsi="Times New Roman" w:cs="Times New Roman" w:eastAsia="Times New Roman"/>
+          <w:b w:val="0"/>
+          <w:i w:val="0"/>
+          <w:color w:val="000000"/>
+          <w:sz w:val="28"/>
+        </w:rPr>
+        <w:t>Нажатие на строку открывает карточку заявки.</w:t>
+      </w:r>
+    </w:p>
+    <w:p>
+      <w:pPr>
+        <w:keepNext/>
+        <w:spacing w:before="120" w:after="40"/>
+        <w:ind w:firstLine="0"/>
+        <w:jc w:val="center"/>
+      </w:pPr>
+      <w:r>
+        <w:drawing>
+          <wp:inline xmlns:a="http://schemas.openxmlformats.org/drawingml/2006/main" xmlns:pic="http://schemas.openxmlformats.org/drawingml/2006/picture">
             <wp:extent cx="5940000" cy="3883846"/>
-            <wp:docPr id="2" name="Picture 2"/>
+            <wp:docPr id="3" name="Picture 3"/>
             <wp:cNvGraphicFramePr>
               <a:graphicFrameLocks noChangeAspect="1"/>
             </wp:cNvGraphicFramePr>
@@ -4321,7 +4251,7 @@
                     <pic:cNvPicPr/>
                   </pic:nvPicPr>
                   <pic:blipFill>
-                    <a:blip r:embed="rId12"/>
+                    <a:blip r:embed="rId13"/>
                     <a:stretch>
                       <a:fillRect/>
                     </a:stretch>
@@ -4595,7 +4525,7 @@
           <w:color w:val="000000"/>
           <w:sz w:val="28"/>
         </w:rPr>
-        <w:t xml:space="preserve"> (организация или компания и отправитель), поле </w:t>
+        <w:t xml:space="preserve"> (организация или компания и отправитель), ниже неё поле </w:t>
       </w:r>
       <w:r>
         <w:rPr>
@@ -4862,7 +4792,7 @@
         <w:drawing>
           <wp:inline xmlns:a="http://schemas.openxmlformats.org/drawingml/2006/main" xmlns:pic="http://schemas.openxmlformats.org/drawingml/2006/picture">
             <wp:extent cx="2913888" cy="1121664"/>
-            <wp:docPr id="3" name="Picture 3"/>
+            <wp:docPr id="4" name="Picture 4"/>
             <wp:cNvGraphicFramePr>
               <a:graphicFrameLocks noChangeAspect="1"/>
             </wp:cNvGraphicFramePr>
@@ -4874,7 +4804,7 @@
                     <pic:cNvPicPr/>
                   </pic:nvPicPr>
                   <pic:blipFill>
-                    <a:blip r:embed="rId13"/>
+                    <a:blip r:embed="rId14"/>
                     <a:stretch>
                       <a:fillRect/>
                     </a:stretch>
@@ -4980,7 +4910,7 @@
           <w:color w:val="000000"/>
           <w:sz w:val="28"/>
         </w:rPr>
-        <w:t xml:space="preserve"> справа - оно необязательно, но при отказе объясняет заявителю причину, поэтому его стоит заполнить.</w:t>
+        <w:t>: на компьютере оно в правой колонке карточки, ниже «Основной информации», на телефоне - сразу под шапкой, над остальным содержимым. Поле необязательное, но при отказе объясняет заявителю причину, поэтому его стоит заполнить.</w:t>
       </w:r>
     </w:p>
     <w:p>
@@ -5086,7 +5016,7 @@
         <w:drawing>
           <wp:inline xmlns:a="http://schemas.openxmlformats.org/drawingml/2006/main" xmlns:pic="http://schemas.openxmlformats.org/drawingml/2006/picture">
             <wp:extent cx="2499360" cy="2682239"/>
-            <wp:docPr id="4" name="Picture 4"/>
+            <wp:docPr id="5" name="Picture 5"/>
             <wp:cNvGraphicFramePr>
               <a:graphicFrameLocks noChangeAspect="1"/>
             </wp:cNvGraphicFramePr>
@@ -5098,7 +5028,7 @@
                     <pic:cNvPicPr/>
                   </pic:nvPicPr>
                   <pic:blipFill>
-                    <a:blip r:embed="rId14"/>
+                    <a:blip r:embed="rId15"/>
                     <a:stretch>
                       <a:fillRect/>
                     </a:stretch>
@@ -5370,7 +5300,7 @@
         <w:drawing>
           <wp:inline xmlns:a="http://schemas.openxmlformats.org/drawingml/2006/main" xmlns:pic="http://schemas.openxmlformats.org/drawingml/2006/picture">
             <wp:extent cx="4145280" cy="3291840"/>
-            <wp:docPr id="5" name="Picture 5"/>
+            <wp:docPr id="6" name="Picture 6"/>
             <wp:cNvGraphicFramePr>
               <a:graphicFrameLocks noChangeAspect="1"/>
             </wp:cNvGraphicFramePr>
@@ -5382,7 +5312,7 @@
                     <pic:cNvPicPr/>
                   </pic:nvPicPr>
                   <pic:blipFill>
-                    <a:blip r:embed="rId15"/>
+                    <a:blip r:embed="rId16"/>
                     <a:stretch>
                       <a:fillRect/>
                     </a:stretch>
@@ -5738,7 +5668,7 @@
         <w:drawing>
           <wp:inline xmlns:a="http://schemas.openxmlformats.org/drawingml/2006/main" xmlns:pic="http://schemas.openxmlformats.org/drawingml/2006/picture">
             <wp:extent cx="3291840" cy="3267456"/>
-            <wp:docPr id="6" name="Picture 6"/>
+            <wp:docPr id="7" name="Picture 7"/>
             <wp:cNvGraphicFramePr>
               <a:graphicFrameLocks noChangeAspect="1"/>
             </wp:cNvGraphicFramePr>
@@ -5750,7 +5680,7 @@
                     <pic:cNvPicPr/>
                   </pic:nvPicPr>
                   <pic:blipFill>
-                    <a:blip r:embed="rId16"/>
+                    <a:blip r:embed="rId17"/>
                     <a:stretch>
                       <a:fillRect/>
                     </a:stretch>
@@ -6113,6 +6043,66 @@
       </w:r>
     </w:p>
     <w:p>
+      <w:pPr>
+        <w:keepNext/>
+        <w:spacing w:before="120" w:after="40"/>
+        <w:ind w:firstLine="0"/>
+        <w:jc w:val="center"/>
+      </w:pPr>
+      <w:r>
+        <w:drawing>
+          <wp:inline xmlns:a="http://schemas.openxmlformats.org/drawingml/2006/main" xmlns:pic="http://schemas.openxmlformats.org/drawingml/2006/picture">
+            <wp:extent cx="4023360" cy="4730496"/>
+            <wp:docPr id="8" name="Picture 8"/>
+            <wp:cNvGraphicFramePr>
+              <a:graphicFrameLocks noChangeAspect="1"/>
+            </wp:cNvGraphicFramePr>
+            <a:graphic>
+              <a:graphicData uri="http://schemas.openxmlformats.org/drawingml/2006/picture">
+                <pic:pic>
+                  <pic:nvPicPr>
+                    <pic:cNvPr id="0" name="approver-forward.png"/>
+                    <pic:cNvPicPr/>
+                  </pic:nvPicPr>
+                  <pic:blipFill>
+                    <a:blip r:embed="rId18"/>
+                    <a:stretch>
+                      <a:fillRect/>
+                    </a:stretch>
+                  </pic:blipFill>
+                  <pic:spPr>
+                    <a:xfrm>
+                      <a:off x="0" y="0"/>
+                      <a:ext cx="4023360" cy="4730496"/>
+                    </a:xfrm>
+                    <a:prstGeom prst="rect"/>
+                  </pic:spPr>
+                </pic:pic>
+              </a:graphicData>
+            </a:graphic>
+          </wp:inline>
+        </w:drawing>
+      </w:r>
+    </w:p>
+    <w:p>
+      <w:pPr>
+        <w:keepNext w:val="0"/>
+        <w:spacing w:line="240" w:lineRule="auto" w:before="40" w:after="200"/>
+        <w:ind w:firstLine="0"/>
+        <w:jc w:val="center"/>
+      </w:pPr>
+      <w:r>
+        <w:rPr>
+          <w:rFonts w:ascii="Times New Roman" w:hAnsi="Times New Roman" w:cs="Times New Roman" w:eastAsia="Times New Roman"/>
+          <w:b w:val="0"/>
+          <w:i/>
+          <w:color w:val="000000"/>
+          <w:sz w:val="24"/>
+        </w:rPr>
+        <w:t>Рисунок 10.1 — Окно «Переслать заявку»</w:t>
+      </w:r>
+    </w:p>
+    <w:p>
       <w:r>
         <w:rPr>
           <w:rFonts w:ascii="Times New Roman" w:hAnsi="Times New Roman" w:cs="Times New Roman" w:eastAsia="Times New Roman"/>
@@ -6718,6 +6708,66 @@
           <w:sz w:val="28"/>
         </w:rPr>
         <w:t xml:space="preserve"> - они относятся именно к дополнению, а не ко всей заявке.</w:t>
+      </w:r>
+    </w:p>
+    <w:p>
+      <w:pPr>
+        <w:keepNext/>
+        <w:spacing w:before="120" w:after="40"/>
+        <w:ind w:firstLine="0"/>
+        <w:jc w:val="center"/>
+      </w:pPr>
+      <w:r>
+        <w:drawing>
+          <wp:inline xmlns:a="http://schemas.openxmlformats.org/drawingml/2006/main" xmlns:pic="http://schemas.openxmlformats.org/drawingml/2006/picture">
+            <wp:extent cx="2639568" cy="932688"/>
+            <wp:docPr id="9" name="Picture 9"/>
+            <wp:cNvGraphicFramePr>
+              <a:graphicFrameLocks noChangeAspect="1"/>
+            </wp:cNvGraphicFramePr>
+            <a:graphic>
+              <a:graphicData uri="http://schemas.openxmlformats.org/drawingml/2006/picture">
+                <pic:pic>
+                  <pic:nvPicPr>
+                    <pic:cNvPr id="0" name="approver-supplement.png"/>
+                    <pic:cNvPicPr/>
+                  </pic:nvPicPr>
+                  <pic:blipFill>
+                    <a:blip r:embed="rId19"/>
+                    <a:stretch>
+                      <a:fillRect/>
+                    </a:stretch>
+                  </pic:blipFill>
+                  <pic:spPr>
+                    <a:xfrm>
+                      <a:off x="0" y="0"/>
+                      <a:ext cx="2639568" cy="932688"/>
+                    </a:xfrm>
+                    <a:prstGeom prst="rect"/>
+                  </pic:spPr>
+                </pic:pic>
+              </a:graphicData>
+            </a:graphic>
+          </wp:inline>
+        </w:drawing>
+      </w:r>
+    </w:p>
+    <w:p>
+      <w:pPr>
+        <w:keepNext w:val="0"/>
+        <w:spacing w:line="240" w:lineRule="auto" w:before="40" w:after="200"/>
+        <w:ind w:firstLine="0"/>
+        <w:jc w:val="center"/>
+      </w:pPr>
+      <w:r>
+        <w:rPr>
+          <w:rFonts w:ascii="Times New Roman" w:hAnsi="Times New Roman" w:cs="Times New Roman" w:eastAsia="Times New Roman"/>
+          <w:b w:val="0"/>
+          <w:i/>
+          <w:color w:val="000000"/>
+          <w:sz w:val="24"/>
+        </w:rPr>
+        <w:t>Рисунок 12.1 — Решение по дополнению к заявке</w:t>
       </w:r>
     </w:p>
     <w:p>
@@ -6940,7 +6990,7 @@
                 <w:color w:val="000000"/>
                 <w:sz w:val="26"/>
               </w:rPr>
-              <w:t>Согласование дополнения - не последний шаг. Когда круг собран, дополнение уходит к принимающему: решение о том, попадут ли добавленные строки на пост, выносит он.</w:t>
+              <w:t>Согласование дополнения - не последний шаг. Когда круг собран, решение о том, попадут ли добавленные строки на пост, выносит бюро пропусков.</w:t>
             </w:r>
           </w:p>
         </w:tc>
@@ -7051,6 +7101,66 @@
           <w:sz w:val="28"/>
         </w:rPr>
         <w:t>Остальные уведомления - о переданных заявках, вопросах и ответах, смене статуса, согласованном дополнении - настраиваются: откройте список уведомлений в верхней строке и нажмите значок настройки. Обязательные уведомления помечены там подписью, что их нельзя отключить.</w:t>
+      </w:r>
+    </w:p>
+    <w:p>
+      <w:pPr>
+        <w:keepNext/>
+        <w:spacing w:before="120" w:after="40"/>
+        <w:ind w:firstLine="0"/>
+        <w:jc w:val="center"/>
+      </w:pPr>
+      <w:r>
+        <w:drawing>
+          <wp:inline xmlns:a="http://schemas.openxmlformats.org/drawingml/2006/main" xmlns:pic="http://schemas.openxmlformats.org/drawingml/2006/picture">
+            <wp:extent cx="5940000" cy="2744584"/>
+            <wp:docPr id="10" name="Picture 10"/>
+            <wp:cNvGraphicFramePr>
+              <a:graphicFrameLocks noChangeAspect="1"/>
+            </wp:cNvGraphicFramePr>
+            <a:graphic>
+              <a:graphicData uri="http://schemas.openxmlformats.org/drawingml/2006/picture">
+                <pic:pic>
+                  <pic:nvPicPr>
+                    <pic:cNvPr id="0" name="approver-notifications.png"/>
+                    <pic:cNvPicPr/>
+                  </pic:nvPicPr>
+                  <pic:blipFill>
+                    <a:blip r:embed="rId20"/>
+                    <a:stretch>
+                      <a:fillRect/>
+                    </a:stretch>
+                  </pic:blipFill>
+                  <pic:spPr>
+                    <a:xfrm>
+                      <a:off x="0" y="0"/>
+                      <a:ext cx="5940000" cy="2744584"/>
+                    </a:xfrm>
+                    <a:prstGeom prst="rect"/>
+                  </pic:spPr>
+                </pic:pic>
+              </a:graphicData>
+            </a:graphic>
+          </wp:inline>
+        </w:drawing>
+      </w:r>
+    </w:p>
+    <w:p>
+      <w:pPr>
+        <w:keepNext w:val="0"/>
+        <w:spacing w:line="240" w:lineRule="auto" w:before="40" w:after="200"/>
+        <w:ind w:firstLine="0"/>
+        <w:jc w:val="center"/>
+      </w:pPr>
+      <w:r>
+        <w:rPr>
+          <w:rFonts w:ascii="Times New Roman" w:hAnsi="Times New Roman" w:cs="Times New Roman" w:eastAsia="Times New Roman"/>
+          <w:b w:val="0"/>
+          <w:i/>
+          <w:color w:val="000000"/>
+          <w:sz w:val="24"/>
+        </w:rPr>
+        <w:t>Рисунок 13.1 — Настройка уведомлений</w:t>
       </w:r>
     </w:p>
     <w:p>
@@ -7116,8 +7226,8 @@
       <w:tblGrid>
         <w:gridCol w:w="1134"/>
         <w:gridCol w:w="1701"/>
-        <w:gridCol w:w="5216"/>
-        <w:gridCol w:w="1305"/>
+        <w:gridCol w:w="5670"/>
+        <w:gridCol w:w="850"/>
       </w:tblGrid>
       <w:tr>
         <w:trPr>
@@ -7174,7 +7284,7 @@
         </w:tc>
         <w:tc>
           <w:tcPr>
-            <w:tcW w:type="dxa" w:w="5215"/>
+            <w:tcW w:type="dxa" w:w="5669"/>
             <w:shd w:val="clear" w:fill="E8E8E8"/>
           </w:tcPr>
           <w:p>
@@ -7198,7 +7308,7 @@
         </w:tc>
         <w:tc>
           <w:tcPr>
-            <w:tcW w:type="dxa" w:w="1305"/>
+            <w:tcW w:type="dxa" w:w="850"/>
             <w:shd w:val="clear" w:fill="E8E8E8"/>
           </w:tcPr>
           <w:p>
@@ -7273,7 +7383,7 @@
         </w:tc>
         <w:tc>
           <w:tcPr>
-            <w:tcW w:type="dxa" w:w="5215"/>
+            <w:tcW w:type="dxa" w:w="5669"/>
           </w:tcPr>
           <w:p>
             <w:pPr>
@@ -7296,7 +7406,7 @@
         </w:tc>
         <w:tc>
           <w:tcPr>
-            <w:tcW w:type="dxa" w:w="1305"/>
+            <w:tcW w:type="dxa" w:w="850"/>
           </w:tcPr>
           <w:p>
             <w:pPr>
@@ -7360,7 +7470,7 @@
         </w:tc>
         <w:tc>
           <w:tcPr>
-            <w:tcW w:type="dxa" w:w="5215"/>
+            <w:tcW w:type="dxa" w:w="5669"/>
           </w:tcPr>
           <w:p>
             <w:pPr>
@@ -7383,7 +7493,94 @@
         </w:tc>
         <w:tc>
           <w:tcPr>
-            <w:tcW w:type="dxa" w:w="1305"/>
+            <w:tcW w:type="dxa" w:w="850"/>
+          </w:tcPr>
+          <w:p>
+            <w:pPr>
+              <w:keepNext/>
+              <w:spacing w:line="240" w:lineRule="auto" w:after="0"/>
+              <w:ind w:firstLine="0"/>
+              <w:jc w:val="left"/>
+            </w:pPr>
+          </w:p>
+        </w:tc>
+      </w:tr>
+      <w:tr>
+        <w:trPr>
+          <w:cantSplit w:val="true"/>
+        </w:trPr>
+        <w:tc>
+          <w:tcPr>
+            <w:tcW w:type="dxa" w:w="1134"/>
+          </w:tcPr>
+          <w:p>
+            <w:pPr>
+              <w:keepNext/>
+              <w:spacing w:line="240" w:lineRule="auto" w:after="0"/>
+              <w:ind w:firstLine="0"/>
+              <w:jc w:val="left"/>
+            </w:pPr>
+            <w:r>
+              <w:rPr>
+                <w:rFonts w:ascii="Times New Roman" w:hAnsi="Times New Roman" w:cs="Times New Roman" w:eastAsia="Times New Roman"/>
+                <w:b w:val="0"/>
+                <w:i w:val="0"/>
+                <w:color w:val="000000"/>
+                <w:sz w:val="24"/>
+              </w:rPr>
+              <w:t>1.2</w:t>
+            </w:r>
+          </w:p>
+        </w:tc>
+        <w:tc>
+          <w:tcPr>
+            <w:tcW w:type="dxa" w:w="1701"/>
+          </w:tcPr>
+          <w:p>
+            <w:pPr>
+              <w:keepNext/>
+              <w:spacing w:line="240" w:lineRule="auto" w:after="0"/>
+              <w:ind w:firstLine="0"/>
+              <w:jc w:val="left"/>
+            </w:pPr>
+            <w:r>
+              <w:rPr>
+                <w:rFonts w:ascii="Times New Roman" w:hAnsi="Times New Roman" w:cs="Times New Roman" w:eastAsia="Times New Roman"/>
+                <w:b w:val="0"/>
+                <w:i w:val="0"/>
+                <w:color w:val="000000"/>
+                <w:sz w:val="24"/>
+              </w:rPr>
+              <w:t>13.08.2026</w:t>
+            </w:r>
+          </w:p>
+        </w:tc>
+        <w:tc>
+          <w:tcPr>
+            <w:tcW w:type="dxa" w:w="5669"/>
+          </w:tcPr>
+          <w:p>
+            <w:pPr>
+              <w:keepNext/>
+              <w:spacing w:line="240" w:lineRule="auto" w:after="0"/>
+              <w:ind w:firstLine="0"/>
+              <w:jc w:val="left"/>
+            </w:pPr>
+            <w:r>
+              <w:rPr>
+                <w:rFonts w:ascii="Times New Roman" w:hAnsi="Times New Roman" w:cs="Times New Roman" w:eastAsia="Times New Roman"/>
+                <w:b w:val="0"/>
+                <w:i w:val="0"/>
+                <w:color w:val="000000"/>
+                <w:sz w:val="24"/>
+              </w:rPr>
+              <w:t>Документ ограничен ролью согласующего: убраны описания работы принимающего, остался только факт, что после согласования бюро пропусков принимает заявку в работу. Уточнено, к кому заявка попадает на согласование - к работнику, ответственному за согласование заявок этой организации или компании, а не «своей организации». Термин «Наблюдатель» приведён к названию роли на экране - «Читатель»; из перечня меток убрана метка «Важный», которой согласующий не видит. Уточнено положение поля «Комментарий» в карточке заявки на компьютере и на телефоне</w:t>
+            </w:r>
+          </w:p>
+        </w:tc>
+        <w:tc>
+          <w:tcPr>
+            <w:tcW w:type="dxa" w:w="850"/>
           </w:tcPr>
           <w:p>
             <w:pPr>
@@ -7428,7 +7625,7 @@
         </w:tc>
         <w:tc>
           <w:tcPr>
-            <w:tcW w:type="dxa" w:w="5215"/>
+            <w:tcW w:type="dxa" w:w="5669"/>
           </w:tcPr>
           <w:p>
             <w:pPr>
@@ -7441,7 +7638,7 @@
         </w:tc>
         <w:tc>
           <w:tcPr>
-            <w:tcW w:type="dxa" w:w="1305"/>
+            <w:tcW w:type="dxa" w:w="850"/>
           </w:tcPr>
           <w:p>
             <w:pPr>
@@ -7486,7 +7683,7 @@
         </w:tc>
         <w:tc>
           <w:tcPr>
-            <w:tcW w:type="dxa" w:w="5215"/>
+            <w:tcW w:type="dxa" w:w="5669"/>
           </w:tcPr>
           <w:p>
             <w:pPr>
@@ -7499,7 +7696,7 @@
         </w:tc>
         <w:tc>
           <w:tcPr>
-            <w:tcW w:type="dxa" w:w="1305"/>
+            <w:tcW w:type="dxa" w:w="850"/>
           </w:tcPr>
           <w:p>
             <w:pPr>
@@ -7544,7 +7741,7 @@
         </w:tc>
         <w:tc>
           <w:tcPr>
-            <w:tcW w:type="dxa" w:w="5215"/>
+            <w:tcW w:type="dxa" w:w="5669"/>
           </w:tcPr>
           <w:p>
             <w:pPr>
@@ -7557,7 +7754,7 @@
         </w:tc>
         <w:tc>
           <w:tcPr>
-            <w:tcW w:type="dxa" w:w="1305"/>
+            <w:tcW w:type="dxa" w:w="850"/>
           </w:tcPr>
           <w:p>
             <w:pPr>
@@ -7602,7 +7799,7 @@
         </w:tc>
         <w:tc>
           <w:tcPr>
-            <w:tcW w:type="dxa" w:w="5215"/>
+            <w:tcW w:type="dxa" w:w="5669"/>
           </w:tcPr>
           <w:p>
             <w:pPr>
@@ -7615,7 +7812,7 @@
         </w:tc>
         <w:tc>
           <w:tcPr>
-            <w:tcW w:type="dxa" w:w="1305"/>
+            <w:tcW w:type="dxa" w:w="850"/>
           </w:tcPr>
           <w:p>
             <w:pPr>
@@ -7660,7 +7857,7 @@
         </w:tc>
         <w:tc>
           <w:tcPr>
-            <w:tcW w:type="dxa" w:w="5215"/>
+            <w:tcW w:type="dxa" w:w="5669"/>
           </w:tcPr>
           <w:p>
             <w:pPr>
@@ -7673,7 +7870,7 @@
         </w:tc>
         <w:tc>
           <w:tcPr>
-            <w:tcW w:type="dxa" w:w="1305"/>
+            <w:tcW w:type="dxa" w:w="850"/>
           </w:tcPr>
           <w:p>
             <w:pPr>
@@ -7716,7 +7913,7 @@
         </w:tc>
         <w:tc>
           <w:tcPr>
-            <w:tcW w:type="dxa" w:w="5215"/>
+            <w:tcW w:type="dxa" w:w="5669"/>
           </w:tcPr>
           <w:p>
             <w:pPr>
@@ -7728,7 +7925,7 @@
         </w:tc>
         <w:tc>
           <w:tcPr>
-            <w:tcW w:type="dxa" w:w="1305"/>
+            <w:tcW w:type="dxa" w:w="850"/>
           </w:tcPr>
           <w:p>
             <w:pPr>

--- a/Документация/Руководство согласующего/Руководство согласующего.docx
+++ b/Документация/Руководство согласующего/Руководство согласующего.docx
@@ -157,7 +157,7 @@
           <w:color w:val="000000"/>
           <w:sz w:val="26"/>
         </w:rPr>
-        <w:t>Версия документа: 1.2</w:t>
+        <w:t>Версия документа: 1.3</w:t>
       </w:r>
     </w:p>
     <w:p>
@@ -173,7 +173,7 @@
           <w:color w:val="000000"/>
           <w:sz w:val="26"/>
         </w:rPr>
-        <w:t>Дата: 13.08.2026</w:t>
+        <w:t>Дата: 14.08.2026</w:t>
       </w:r>
     </w:p>
     <w:p>
@@ -228,7 +228,7 @@
           <w:color w:val="000000"/>
           <w:sz w:val="32"/>
         </w:rPr>
-        <w:t>ОГРАНИЧЕНИЯ НА ИСПОЛЬЗОВАНИЕ ДОКУМЕНТА</w:t>
+        <w:t>УСЛОВИЯ ИСПОЛЬЗОВАНИЯ ДОКУМЕНТА</w:t>
       </w:r>
     </w:p>
     <w:p>
@@ -287,7 +287,7 @@
           <w:color w:val="000000"/>
           <w:sz w:val="24"/>
         </w:rPr>
-        <w:t>Исключительное право на настоящий документ и на описанную в нём систему, включая её исходный код, интерфейсы и принятые в ней решения, принадлежит правообладателю. Передача документа не влечёт перехода к Получателю каких-либо прав на систему или на её составные части.</w:t>
+        <w:t>Исключительное право на настоящий документ и на описанную в нём систему, включая её исходный код и интерфейсы, принадлежит правообладателю. Передача документа не влечёт перехода к Получателю прав на систему или её составные части.</w:t>
       </w:r>
     </w:p>
     <w:p>
@@ -304,7 +304,7 @@
           <w:color w:val="000000"/>
           <w:sz w:val="24"/>
         </w:rPr>
-        <w:t xml:space="preserve">2. Назначение передачи. </w:t>
+        <w:t xml:space="preserve">2. Передача третьим лицам. </w:t>
       </w:r>
       <w:r>
         <w:rPr>
@@ -314,7 +314,7 @@
           <w:color w:val="000000"/>
           <w:sz w:val="24"/>
         </w:rPr>
-        <w:t>Документ передан Получателю исключительно для ознакомления с системой и принятия решения о её приобретении и внедрении. Использование документа в иных целях не разрешается.</w:t>
+        <w:t>Документ, его части и производные материалы - копии, выдержки, переводы, презентации, снимки экрана - не передаются третьим лицам без согласия правообладателя. Внутри организации Получателя документ доводится до работников, которым он необходим для работы с системой.</w:t>
       </w:r>
     </w:p>
     <w:p>
@@ -331,7 +331,7 @@
           <w:color w:val="000000"/>
           <w:sz w:val="24"/>
         </w:rPr>
-        <w:t xml:space="preserve">3. Запрет передачи третьим лицам. </w:t>
+        <w:t xml:space="preserve">3. Отсутствие лицензии. </w:t>
       </w:r>
       <w:r>
         <w:rPr>
@@ -341,169 +341,7 @@
           <w:color w:val="000000"/>
           <w:sz w:val="24"/>
         </w:rPr>
-        <w:t>Документ, его части и любые производные материалы - копии, выдержки, переводы, изложения, презентации, снимки экрана - не подлежат передаче, пересылке, публикации и показу третьим лицам, включая подрядчиков и консультантов Получателя, без предварительного письменного согласия правообладателя. Внутри организации Получателя документ доводится только до работников, которым он необходим для оценки системы.</w:t>
-      </w:r>
-    </w:p>
-    <w:p>
-      <w:pPr>
-        <w:spacing w:after="60" w:line="276" w:lineRule="auto"/>
-        <w:ind w:firstLine="0"/>
-        <w:jc w:val="both"/>
-      </w:pPr>
-      <w:r>
-        <w:rPr>
-          <w:rFonts w:ascii="Times New Roman" w:hAnsi="Times New Roman" w:cs="Times New Roman" w:eastAsia="Times New Roman"/>
-          <w:b/>
-          <w:i w:val="0"/>
-          <w:color w:val="000000"/>
-          <w:sz w:val="24"/>
-        </w:rPr>
-        <w:t xml:space="preserve">4. Запрет иного использования. </w:t>
-      </w:r>
-      <w:r>
-        <w:rPr>
-          <w:rFonts w:ascii="Times New Roman" w:hAnsi="Times New Roman" w:cs="Times New Roman" w:eastAsia="Times New Roman"/>
-          <w:b w:val="0"/>
-          <w:i w:val="0"/>
-          <w:color w:val="000000"/>
-          <w:sz w:val="24"/>
-        </w:rPr>
-        <w:t>Содержащиеся в документе сведения не подлежат использованию и передаче в целях, не предусмотренных пунктом 2 настоящего листа.</w:t>
-      </w:r>
-    </w:p>
-    <w:p>
-      <w:pPr>
-        <w:spacing w:after="60" w:line="276" w:lineRule="auto"/>
-        <w:ind w:firstLine="0"/>
-        <w:jc w:val="both"/>
-      </w:pPr>
-      <w:r>
-        <w:rPr>
-          <w:rFonts w:ascii="Times New Roman" w:hAnsi="Times New Roman" w:cs="Times New Roman" w:eastAsia="Times New Roman"/>
-          <w:b/>
-          <w:i w:val="0"/>
-          <w:color w:val="000000"/>
-          <w:sz w:val="24"/>
-        </w:rPr>
-        <w:t xml:space="preserve">5. Отсутствие лицензии. </w:t>
-      </w:r>
-      <w:r>
-        <w:rPr>
-          <w:rFonts w:ascii="Times New Roman" w:hAnsi="Times New Roman" w:cs="Times New Roman" w:eastAsia="Times New Roman"/>
-          <w:b w:val="0"/>
-          <w:i w:val="0"/>
-          <w:color w:val="000000"/>
-          <w:sz w:val="24"/>
-        </w:rPr>
-        <w:t>Документ не является офертой, лицензией или разрешением на использование системы. Право использования системы возникает только на основании отдельного письменного договора с правообладателем.</w:t>
-      </w:r>
-    </w:p>
-    <w:p>
-      <w:pPr>
-        <w:spacing w:after="60" w:line="276" w:lineRule="auto"/>
-        <w:ind w:firstLine="0"/>
-        <w:jc w:val="both"/>
-      </w:pPr>
-      <w:r>
-        <w:rPr>
-          <w:rFonts w:ascii="Times New Roman" w:hAnsi="Times New Roman" w:cs="Times New Roman" w:eastAsia="Times New Roman"/>
-          <w:b/>
-          <w:i w:val="0"/>
-          <w:color w:val="000000"/>
-          <w:sz w:val="24"/>
-        </w:rPr>
-        <w:t xml:space="preserve">6. Срок действия ограничений. </w:t>
-      </w:r>
-      <w:r>
-        <w:rPr>
-          <w:rFonts w:ascii="Times New Roman" w:hAnsi="Times New Roman" w:cs="Times New Roman" w:eastAsia="Times New Roman"/>
-          <w:b w:val="0"/>
-          <w:i w:val="0"/>
-          <w:color w:val="000000"/>
-          <w:sz w:val="24"/>
-        </w:rPr>
-        <w:t>Ограничения действуют бессрочно. Они не прекращаются отказом Получателя от приобретения системы, истечением пилотного периода, прекращением переговоров или возвратом документа.</w:t>
-      </w:r>
-    </w:p>
-    <w:p>
-      <w:pPr>
-        <w:spacing w:after="60" w:line="276" w:lineRule="auto"/>
-        <w:ind w:firstLine="0"/>
-        <w:jc w:val="both"/>
-      </w:pPr>
-      <w:r>
-        <w:rPr>
-          <w:rFonts w:ascii="Times New Roman" w:hAnsi="Times New Roman" w:cs="Times New Roman" w:eastAsia="Times New Roman"/>
-          <w:b/>
-          <w:i w:val="0"/>
-          <w:color w:val="000000"/>
-          <w:sz w:val="24"/>
-        </w:rPr>
-        <w:t xml:space="preserve">7. Возврат и уничтожение. </w:t>
-      </w:r>
-      <w:r>
-        <w:rPr>
-          <w:rFonts w:ascii="Times New Roman" w:hAnsi="Times New Roman" w:cs="Times New Roman" w:eastAsia="Times New Roman"/>
-          <w:b w:val="0"/>
-          <w:i w:val="0"/>
-          <w:color w:val="000000"/>
-          <w:sz w:val="24"/>
-        </w:rPr>
-        <w:t>Если решение о приобретении не принято, а также по письменному требованию правообладателя, Получатель прекращает использование документа, удаляет его электронные копии и уничтожает бумажные экземпляры, подтверждая это письменно по запросу правообладателя.</w:t>
-      </w:r>
-    </w:p>
-    <w:p>
-      <w:pPr>
-        <w:spacing w:after="60" w:line="276" w:lineRule="auto"/>
-        <w:ind w:firstLine="0"/>
-        <w:jc w:val="both"/>
-      </w:pPr>
-      <w:r>
-        <w:rPr>
-          <w:rFonts w:ascii="Times New Roman" w:hAnsi="Times New Roman" w:cs="Times New Roman" w:eastAsia="Times New Roman"/>
-          <w:b/>
-          <w:i w:val="0"/>
-          <w:color w:val="000000"/>
-          <w:sz w:val="24"/>
-        </w:rPr>
-        <w:t xml:space="preserve">8. Ответственность. </w:t>
-      </w:r>
-      <w:r>
-        <w:rPr>
-          <w:rFonts w:ascii="Times New Roman" w:hAnsi="Times New Roman" w:cs="Times New Roman" w:eastAsia="Times New Roman"/>
-          <w:b w:val="0"/>
-          <w:i w:val="0"/>
-          <w:color w:val="000000"/>
-          <w:sz w:val="24"/>
-        </w:rPr>
-        <w:t>Нарушение исключительного права влечёт ответственность, установленную законодательством Российской Федерации, включая возмещение убытков либо выплату компенсации, и не лишает правообладателя права требовать пресечения действий, нарушающих право.</w:t>
-      </w:r>
-    </w:p>
-    <w:p>
-      <w:pPr>
-        <w:spacing w:after="60" w:line="276" w:lineRule="auto"/>
-        <w:ind w:firstLine="0"/>
-        <w:jc w:val="both"/>
-      </w:pPr>
-      <w:r>
-        <w:rPr>
-          <w:rFonts w:ascii="Times New Roman" w:hAnsi="Times New Roman" w:cs="Times New Roman" w:eastAsia="Times New Roman"/>
-          <w:b/>
-          <w:i w:val="0"/>
-          <w:color w:val="000000"/>
-          <w:sz w:val="24"/>
-        </w:rPr>
-        <w:t xml:space="preserve">9. Принятие условий. </w:t>
-      </w:r>
-      <w:r>
-        <w:rPr>
-          <w:rFonts w:ascii="Times New Roman" w:hAnsi="Times New Roman" w:cs="Times New Roman" w:eastAsia="Times New Roman"/>
-          <w:b w:val="0"/>
-          <w:i w:val="0"/>
-          <w:color w:val="000000"/>
-          <w:sz w:val="24"/>
-        </w:rPr>
-        <w:t>Получение и использование документа означает согласие с изложенными ограничениями. Получатель, не согласный с ними, обязан не использовать документ и уведомить правообладателя о его возврате или уничтожении.</w:t>
+        <w:t>Документ описывает систему и не является офертой или лицензией на её использование. Право использования системы возникает на основании отдельного договора с правообладателем.</w:t>
       </w:r>
     </w:p>
     <w:p>
@@ -7595,6 +7433,93 @@
       <w:tr>
         <w:trPr>
           <w:cantSplit w:val="true"/>
+        </w:trPr>
+        <w:tc>
+          <w:tcPr>
+            <w:tcW w:type="dxa" w:w="1134"/>
+          </w:tcPr>
+          <w:p>
+            <w:pPr>
+              <w:keepNext/>
+              <w:spacing w:line="240" w:lineRule="auto" w:after="0"/>
+              <w:ind w:firstLine="0"/>
+              <w:jc w:val="left"/>
+            </w:pPr>
+            <w:r>
+              <w:rPr>
+                <w:rFonts w:ascii="Times New Roman" w:hAnsi="Times New Roman" w:cs="Times New Roman" w:eastAsia="Times New Roman"/>
+                <w:b w:val="0"/>
+                <w:i w:val="0"/>
+                <w:color w:val="000000"/>
+                <w:sz w:val="24"/>
+              </w:rPr>
+              <w:t>1.3</w:t>
+            </w:r>
+          </w:p>
+        </w:tc>
+        <w:tc>
+          <w:tcPr>
+            <w:tcW w:type="dxa" w:w="1701"/>
+          </w:tcPr>
+          <w:p>
+            <w:pPr>
+              <w:keepNext/>
+              <w:spacing w:line="240" w:lineRule="auto" w:after="0"/>
+              <w:ind w:firstLine="0"/>
+              <w:jc w:val="left"/>
+            </w:pPr>
+            <w:r>
+              <w:rPr>
+                <w:rFonts w:ascii="Times New Roman" w:hAnsi="Times New Roman" w:cs="Times New Roman" w:eastAsia="Times New Roman"/>
+                <w:b w:val="0"/>
+                <w:i w:val="0"/>
+                <w:color w:val="000000"/>
+                <w:sz w:val="24"/>
+              </w:rPr>
+              <w:t>14.08.2026</w:t>
+            </w:r>
+          </w:p>
+        </w:tc>
+        <w:tc>
+          <w:tcPr>
+            <w:tcW w:type="dxa" w:w="5669"/>
+          </w:tcPr>
+          <w:p>
+            <w:pPr>
+              <w:keepNext/>
+              <w:spacing w:line="240" w:lineRule="auto" w:after="0"/>
+              <w:ind w:firstLine="0"/>
+              <w:jc w:val="left"/>
+            </w:pPr>
+            <w:r>
+              <w:rPr>
+                <w:rFonts w:ascii="Times New Roman" w:hAnsi="Times New Roman" w:cs="Times New Roman" w:eastAsia="Times New Roman"/>
+                <w:b w:val="0"/>
+                <w:i w:val="0"/>
+                <w:color w:val="000000"/>
+                <w:sz w:val="24"/>
+              </w:rPr>
+              <w:t>Лист условий использования сокращён и смягчён: оставлены принадлежность прав, запрет передачи третьим лицам и отсутствие лицензии; убраны срок действия ограничений, требования письменного согласия и подтверждения уничтожения копий</w:t>
+            </w:r>
+          </w:p>
+        </w:tc>
+        <w:tc>
+          <w:tcPr>
+            <w:tcW w:type="dxa" w:w="850"/>
+          </w:tcPr>
+          <w:p>
+            <w:pPr>
+              <w:keepNext/>
+              <w:spacing w:line="240" w:lineRule="auto" w:after="0"/>
+              <w:ind w:firstLine="0"/>
+              <w:jc w:val="left"/>
+            </w:pPr>
+          </w:p>
+        </w:tc>
+      </w:tr>
+      <w:tr>
+        <w:trPr>
+          <w:cantSplit w:val="true"/>
           <w:trHeight w:val="680" w:hRule="atLeast"/>
         </w:trPr>
         <w:tc>

--- a/Документация/Руководство согласующего/Руководство согласующего.docx
+++ b/Документация/Руководство согласующего/Руководство согласующего.docx
@@ -157,7 +157,7 @@
           <w:color w:val="000000"/>
           <w:sz w:val="26"/>
         </w:rPr>
-        <w:t>Версия документа: 1.3</w:t>
+        <w:t>Версия документа: 1.4</w:t>
       </w:r>
     </w:p>
     <w:p>
@@ -7520,6 +7520,93 @@
       <w:tr>
         <w:trPr>
           <w:cantSplit w:val="true"/>
+        </w:trPr>
+        <w:tc>
+          <w:tcPr>
+            <w:tcW w:type="dxa" w:w="1134"/>
+          </w:tcPr>
+          <w:p>
+            <w:pPr>
+              <w:keepNext/>
+              <w:spacing w:line="240" w:lineRule="auto" w:after="0"/>
+              <w:ind w:firstLine="0"/>
+              <w:jc w:val="left"/>
+            </w:pPr>
+            <w:r>
+              <w:rPr>
+                <w:rFonts w:ascii="Times New Roman" w:hAnsi="Times New Roman" w:cs="Times New Roman" w:eastAsia="Times New Roman"/>
+                <w:b w:val="0"/>
+                <w:i w:val="0"/>
+                <w:color w:val="000000"/>
+                <w:sz w:val="24"/>
+              </w:rPr>
+              <w:t>1.4</w:t>
+            </w:r>
+          </w:p>
+        </w:tc>
+        <w:tc>
+          <w:tcPr>
+            <w:tcW w:type="dxa" w:w="1701"/>
+          </w:tcPr>
+          <w:p>
+            <w:pPr>
+              <w:keepNext/>
+              <w:spacing w:line="240" w:lineRule="auto" w:after="0"/>
+              <w:ind w:firstLine="0"/>
+              <w:jc w:val="left"/>
+            </w:pPr>
+            <w:r>
+              <w:rPr>
+                <w:rFonts w:ascii="Times New Roman" w:hAnsi="Times New Roman" w:cs="Times New Roman" w:eastAsia="Times New Roman"/>
+                <w:b w:val="0"/>
+                <w:i w:val="0"/>
+                <w:color w:val="000000"/>
+                <w:sz w:val="24"/>
+              </w:rPr>
+              <w:t>14.08.2026</w:t>
+            </w:r>
+          </w:p>
+        </w:tc>
+        <w:tc>
+          <w:tcPr>
+            <w:tcW w:type="dxa" w:w="5669"/>
+          </w:tcPr>
+          <w:p>
+            <w:pPr>
+              <w:keepNext/>
+              <w:spacing w:line="240" w:lineRule="auto" w:after="0"/>
+              <w:ind w:firstLine="0"/>
+              <w:jc w:val="left"/>
+            </w:pPr>
+            <w:r>
+              <w:rPr>
+                <w:rFonts w:ascii="Times New Roman" w:hAnsi="Times New Roman" w:cs="Times New Roman" w:eastAsia="Times New Roman"/>
+                <w:b w:val="0"/>
+                <w:i w:val="0"/>
+                <w:color w:val="000000"/>
+                <w:sz w:val="24"/>
+              </w:rPr>
+              <w:t>Свойства файла заполнены выходными данными документа: прежде в них стояли служебные значения средства сборки</w:t>
+            </w:r>
+          </w:p>
+        </w:tc>
+        <w:tc>
+          <w:tcPr>
+            <w:tcW w:type="dxa" w:w="850"/>
+          </w:tcPr>
+          <w:p>
+            <w:pPr>
+              <w:keepNext/>
+              <w:spacing w:line="240" w:lineRule="auto" w:after="0"/>
+              <w:ind w:firstLine="0"/>
+              <w:jc w:val="left"/>
+            </w:pPr>
+          </w:p>
+        </w:tc>
+      </w:tr>
+      <w:tr>
+        <w:trPr>
+          <w:cantSplit w:val="true"/>
           <w:trHeight w:val="680" w:hRule="atLeast"/>
         </w:trPr>
         <w:tc>

--- a/Документация/Руководство согласующего/Руководство согласующего.docx
+++ b/Документация/Руководство согласующего/Руководство согласующего.docx
@@ -157,7 +157,7 @@
           <w:color w:val="000000"/>
           <w:sz w:val="26"/>
         </w:rPr>
-        <w:t>Версия документа: 1.3</w:t>
+        <w:t>Версия документа: 1.4</w:t>
       </w:r>
     </w:p>
     <w:p>

--- a/Документация/Руководство согласующего/Руководство согласующего.docx
+++ b/Документация/Руководство согласующего/Руководство согласующего.docx
@@ -157,7 +157,7 @@
           <w:color w:val="000000"/>
           <w:sz w:val="26"/>
         </w:rPr>
-        <w:t>Версия документа: 1.4</w:t>
+        <w:t>Версия документа: 1.5</w:t>
       </w:r>
     </w:p>
     <w:p>
@@ -1025,7 +1025,7 @@
           <w:sz w:val="26"/>
         </w:rPr>
         <w:tab/>
-        <w:t>14</w:t>
+        <w:t>15</w:t>
       </w:r>
     </w:p>
     <w:p>
@@ -5740,6 +5740,75 @@
                 <w:sz w:val="26"/>
               </w:rPr>
               <w:t>Подтверждение пропуска - решение под вашу ответственность, и оно остаётся в истории заявки вместе с указанной причиной. Если сходство вызывает сомнение, надёжнее задать вопрос заявителю или отказать.</w:t>
+            </w:r>
+          </w:p>
+        </w:tc>
+      </w:tr>
+    </w:tbl>
+    <w:p>
+      <w:pPr>
+        <w:spacing w:after="0" w:line="240" w:lineRule="auto"/>
+        <w:ind w:firstLine="0"/>
+      </w:pPr>
+      <w:r>
+        <w:rPr>
+          <w:rFonts w:ascii="Times New Roman" w:hAnsi="Times New Roman" w:cs="Times New Roman" w:eastAsia="Times New Roman"/>
+          <w:b w:val="0"/>
+          <w:i w:val="0"/>
+          <w:color w:val="000000"/>
+          <w:sz w:val="12"/>
+        </w:rPr>
+      </w:r>
+    </w:p>
+    <w:tbl>
+      <w:tblPr>
+        <w:tblW w:type="auto" w:w="0"/>
+        <w:tblLayout w:type="fixed"/>
+        <w:tblLook w:firstColumn="1" w:firstRow="1" w:lastColumn="0" w:lastRow="0" w:noHBand="0" w:noVBand="1" w:val="04A0"/>
+        <w:tblLayout w:type="fixed"/>
+      </w:tblPr>
+      <w:tblGrid>
+        <w:gridCol w:w="9356"/>
+      </w:tblGrid>
+      <w:tr>
+        <w:trPr>
+          <w:cantSplit w:val="true"/>
+        </w:trPr>
+        <w:tc>
+          <w:tcPr>
+            <w:tcW w:type="dxa" w:w="9354"/>
+            <w:shd w:val="clear" w:fill="EAF1F8"/>
+            <w:tcBorders>
+              <w:left w:val="single" w:sz="24" w:color="2C6FA6"/>
+              <w:top w:val="single" w:sz="4" w:color="EAF1F8"/>
+              <w:bottom w:val="single" w:sz="4" w:color="EAF1F8"/>
+              <w:right w:val="single" w:sz="4" w:color="EAF1F8"/>
+            </w:tcBorders>
+          </w:tcPr>
+          <w:p>
+            <w:pPr>
+              <w:spacing w:line="288" w:lineRule="auto" w:after="0"/>
+              <w:ind w:firstLine="0"/>
+            </w:pPr>
+            <w:r>
+              <w:rPr>
+                <w:rFonts w:ascii="Times New Roman" w:hAnsi="Times New Roman" w:cs="Times New Roman" w:eastAsia="Times New Roman"/>
+                <w:b/>
+                <w:i w:val="0"/>
+                <w:color w:val="2C6FA6"/>
+                <w:sz w:val="26"/>
+              </w:rPr>
+              <w:t xml:space="preserve">ПРИМЕЧАНИЕ. </w:t>
+            </w:r>
+            <w:r>
+              <w:rPr>
+                <w:rFonts w:ascii="Times New Roman" w:hAnsi="Times New Roman" w:cs="Times New Roman" w:eastAsia="Times New Roman"/>
+                <w:b w:val="0"/>
+                <w:i w:val="0"/>
+                <w:color w:val="000000"/>
+                <w:sz w:val="26"/>
+              </w:rPr>
+              <w:t>Подтвердить пропуск может не только согласующий, но и принимающий - кто первым дошёл до заявки. Отменить подтверждение тоже вправе оба. Если пропускать нельзя, а заявка нужна без этой строки, принимающий убирает строку из заявки; тогда пометка исчезает вместе с ней, и заявку можно согласовать. Порядок описан в руководстве принимающего.</w:t>
             </w:r>
           </w:p>
         </w:tc>
@@ -7587,6 +7656,93 @@
                 <w:sz w:val="24"/>
               </w:rPr>
               <w:t>Свойства файла заполнены выходными данными документа: прежде в них стояли служебные значения средства сборки</w:t>
+            </w:r>
+          </w:p>
+        </w:tc>
+        <w:tc>
+          <w:tcPr>
+            <w:tcW w:type="dxa" w:w="850"/>
+          </w:tcPr>
+          <w:p>
+            <w:pPr>
+              <w:keepNext/>
+              <w:spacing w:line="240" w:lineRule="auto" w:after="0"/>
+              <w:ind w:firstLine="0"/>
+              <w:jc w:val="left"/>
+            </w:pPr>
+          </w:p>
+        </w:tc>
+      </w:tr>
+      <w:tr>
+        <w:trPr>
+          <w:cantSplit w:val="true"/>
+        </w:trPr>
+        <w:tc>
+          <w:tcPr>
+            <w:tcW w:type="dxa" w:w="1134"/>
+          </w:tcPr>
+          <w:p>
+            <w:pPr>
+              <w:keepNext/>
+              <w:spacing w:line="240" w:lineRule="auto" w:after="0"/>
+              <w:ind w:firstLine="0"/>
+              <w:jc w:val="left"/>
+            </w:pPr>
+            <w:r>
+              <w:rPr>
+                <w:rFonts w:ascii="Times New Roman" w:hAnsi="Times New Roman" w:cs="Times New Roman" w:eastAsia="Times New Roman"/>
+                <w:b w:val="0"/>
+                <w:i w:val="0"/>
+                <w:color w:val="000000"/>
+                <w:sz w:val="24"/>
+              </w:rPr>
+              <w:t>1.5</w:t>
+            </w:r>
+          </w:p>
+        </w:tc>
+        <w:tc>
+          <w:tcPr>
+            <w:tcW w:type="dxa" w:w="1701"/>
+          </w:tcPr>
+          <w:p>
+            <w:pPr>
+              <w:keepNext/>
+              <w:spacing w:line="240" w:lineRule="auto" w:after="0"/>
+              <w:ind w:firstLine="0"/>
+              <w:jc w:val="left"/>
+            </w:pPr>
+            <w:r>
+              <w:rPr>
+                <w:rFonts w:ascii="Times New Roman" w:hAnsi="Times New Roman" w:cs="Times New Roman" w:eastAsia="Times New Roman"/>
+                <w:b w:val="0"/>
+                <w:i w:val="0"/>
+                <w:color w:val="000000"/>
+                <w:sz w:val="24"/>
+              </w:rPr>
+              <w:t>14.08.2026</w:t>
+            </w:r>
+          </w:p>
+        </w:tc>
+        <w:tc>
+          <w:tcPr>
+            <w:tcW w:type="dxa" w:w="5669"/>
+          </w:tcPr>
+          <w:p>
+            <w:pPr>
+              <w:keepNext/>
+              <w:spacing w:line="240" w:lineRule="auto" w:after="0"/>
+              <w:ind w:firstLine="0"/>
+              <w:jc w:val="left"/>
+            </w:pPr>
+            <w:r>
+              <w:rPr>
+                <w:rFonts w:ascii="Times New Roman" w:hAnsi="Times New Roman" w:cs="Times New Roman" w:eastAsia="Times New Roman"/>
+                <w:b w:val="0"/>
+                <w:i w:val="0"/>
+                <w:color w:val="000000"/>
+                <w:sz w:val="24"/>
+              </w:rPr>
+              <w:t>Уточнено, что пропуск помеченного элемента подтверждает согласующий либо принимающий, и что принимающий может убрать строку из заявки</w:t>
             </w:r>
           </w:p>
         </w:tc>

--- a/Документация/Руководство согласующего/Руководство согласующего.docx
+++ b/Документация/Руководство согласующего/Руководство согласующего.docx
@@ -157,7 +157,7 @@
           <w:color w:val="000000"/>
           <w:sz w:val="26"/>
         </w:rPr>
-        <w:t>Версия документа: 1.4</w:t>
+        <w:t>Версия документа: 1.5</w:t>
       </w:r>
     </w:p>
     <w:p>
@@ -1025,7 +1025,7 @@
           <w:sz w:val="26"/>
         </w:rPr>
         <w:tab/>
-        <w:t>14</w:t>
+        <w:t>15</w:t>
       </w:r>
     </w:p>
     <w:p>
@@ -5760,6 +5760,75 @@
         </w:rPr>
       </w:r>
     </w:p>
+    <w:tbl>
+      <w:tblPr>
+        <w:tblW w:type="auto" w:w="0"/>
+        <w:tblLayout w:type="fixed"/>
+        <w:tblLook w:firstColumn="1" w:firstRow="1" w:lastColumn="0" w:lastRow="0" w:noHBand="0" w:noVBand="1" w:val="04A0"/>
+        <w:tblLayout w:type="fixed"/>
+      </w:tblPr>
+      <w:tblGrid>
+        <w:gridCol w:w="9356"/>
+      </w:tblGrid>
+      <w:tr>
+        <w:trPr>
+          <w:cantSplit w:val="true"/>
+        </w:trPr>
+        <w:tc>
+          <w:tcPr>
+            <w:tcW w:type="dxa" w:w="9354"/>
+            <w:shd w:val="clear" w:fill="EAF1F8"/>
+            <w:tcBorders>
+              <w:left w:val="single" w:sz="24" w:color="2C6FA6"/>
+              <w:top w:val="single" w:sz="4" w:color="EAF1F8"/>
+              <w:bottom w:val="single" w:sz="4" w:color="EAF1F8"/>
+              <w:right w:val="single" w:sz="4" w:color="EAF1F8"/>
+            </w:tcBorders>
+          </w:tcPr>
+          <w:p>
+            <w:pPr>
+              <w:spacing w:line="288" w:lineRule="auto" w:after="0"/>
+              <w:ind w:firstLine="0"/>
+            </w:pPr>
+            <w:r>
+              <w:rPr>
+                <w:rFonts w:ascii="Times New Roman" w:hAnsi="Times New Roman" w:cs="Times New Roman" w:eastAsia="Times New Roman"/>
+                <w:b/>
+                <w:i w:val="0"/>
+                <w:color w:val="2C6FA6"/>
+                <w:sz w:val="26"/>
+              </w:rPr>
+              <w:t xml:space="preserve">ПРИМЕЧАНИЕ. </w:t>
+            </w:r>
+            <w:r>
+              <w:rPr>
+                <w:rFonts w:ascii="Times New Roman" w:hAnsi="Times New Roman" w:cs="Times New Roman" w:eastAsia="Times New Roman"/>
+                <w:b w:val="0"/>
+                <w:i w:val="0"/>
+                <w:color w:val="000000"/>
+                <w:sz w:val="26"/>
+              </w:rPr>
+              <w:t>Подтвердить пропуск может не только согласующий, но и принимающий - кто первым дошёл до заявки. Отменить подтверждение тоже вправе оба. Если пропускать нельзя, а заявка нужна без этой строки, принимающий убирает строку из заявки; тогда пометка исчезает вместе с ней, и заявку можно согласовать. Порядок описан в руководстве принимающего.</w:t>
+            </w:r>
+          </w:p>
+        </w:tc>
+      </w:tr>
+    </w:tbl>
+    <w:p>
+      <w:pPr>
+        <w:spacing w:after="0" w:line="240" w:lineRule="auto"/>
+        <w:ind w:firstLine="0"/>
+      </w:pPr>
+      <w:r>
+        <w:rPr>
+          <w:rFonts w:ascii="Times New Roman" w:hAnsi="Times New Roman" w:cs="Times New Roman" w:eastAsia="Times New Roman"/>
+          <w:b w:val="0"/>
+          <w:i w:val="0"/>
+          <w:color w:val="000000"/>
+          <w:sz w:val="12"/>
+        </w:rPr>
+      </w:r>
+    </w:p>
     <w:p>
       <w:pPr>
         <w:pStyle w:val="Heading1"/>

--- a/Документация/Руководство согласующего/Руководство согласующего.docx
+++ b/Документация/Руководство согласующего/Руководство согласующего.docx
@@ -157,7 +157,7 @@
           <w:color w:val="000000"/>
           <w:sz w:val="26"/>
         </w:rPr>
-        <w:t>Версия документа: 1.5</w:t>
+        <w:t>Версия документа: 1.6</w:t>
       </w:r>
     </w:p>
     <w:p>
@@ -173,7 +173,7 @@
           <w:color w:val="000000"/>
           <w:sz w:val="26"/>
         </w:rPr>
-        <w:t>Дата: 14.08.2026</w:t>
+        <w:t>Дата: 15.08.2026</w:t>
       </w:r>
     </w:p>
     <w:p>
@@ -1087,7 +1087,7 @@
           <w:sz w:val="26"/>
         </w:rPr>
         <w:tab/>
-        <w:t>16</w:t>
+        <w:t>17</w:t>
       </w:r>
     </w:p>
     <w:p>
@@ -1118,7 +1118,7 @@
           <w:sz w:val="26"/>
         </w:rPr>
         <w:tab/>
-        <w:t>17</w:t>
+        <w:t>18</w:t>
       </w:r>
     </w:p>
     <w:p>
@@ -1149,7 +1149,7 @@
           <w:sz w:val="26"/>
         </w:rPr>
         <w:tab/>
-        <w:t>17</w:t>
+        <w:t>18</w:t>
       </w:r>
     </w:p>
     <w:p>
@@ -1180,7 +1180,7 @@
           <w:sz w:val="26"/>
         </w:rPr>
         <w:tab/>
-        <w:t>17</w:t>
+        <w:t>18</w:t>
       </w:r>
     </w:p>
     <w:p>
@@ -1211,7 +1211,7 @@
           <w:sz w:val="26"/>
         </w:rPr>
         <w:tab/>
-        <w:t>18</w:t>
+        <w:t>19</w:t>
       </w:r>
     </w:p>
     <w:p>
@@ -1242,7 +1242,7 @@
           <w:sz w:val="26"/>
         </w:rPr>
         <w:tab/>
-        <w:t>18</w:t>
+        <w:t>19</w:t>
       </w:r>
     </w:p>
     <w:p>
@@ -5574,7 +5574,7 @@
           <w:color w:val="000000"/>
           <w:sz w:val="28"/>
         </w:rPr>
-        <w:t>«Пропустить»</w:t>
+        <w:t>«Принять»</w:t>
       </w:r>
       <w:r>
         <w:rPr>
@@ -5584,7 +5584,7 @@
           <w:color w:val="000000"/>
           <w:sz w:val="28"/>
         </w:rPr>
-        <w:t xml:space="preserve"> в строке вложения. Откроется окно </w:t>
+        <w:t xml:space="preserve"> в строке вложения (у кнопки есть стрелка - под ней лежат другие действия, доступные принимающему). Откроется окно </w:t>
       </w:r>
       <w:r>
         <w:rPr>
@@ -5740,6 +5740,75 @@
                 <w:sz w:val="26"/>
               </w:rPr>
               <w:t>Подтверждение пропуска - решение под вашу ответственность, и оно остаётся в истории заявки вместе с указанной причиной. Если сходство вызывает сомнение, надёжнее задать вопрос заявителю или отказать.</w:t>
+            </w:r>
+          </w:p>
+        </w:tc>
+      </w:tr>
+    </w:tbl>
+    <w:p>
+      <w:pPr>
+        <w:spacing w:after="0" w:line="240" w:lineRule="auto"/>
+        <w:ind w:firstLine="0"/>
+      </w:pPr>
+      <w:r>
+        <w:rPr>
+          <w:rFonts w:ascii="Times New Roman" w:hAnsi="Times New Roman" w:cs="Times New Roman" w:eastAsia="Times New Roman"/>
+          <w:b w:val="0"/>
+          <w:i w:val="0"/>
+          <w:color w:val="000000"/>
+          <w:sz w:val="12"/>
+        </w:rPr>
+      </w:r>
+    </w:p>
+    <w:tbl>
+      <w:tblPr>
+        <w:tblW w:type="auto" w:w="0"/>
+        <w:tblLayout w:type="fixed"/>
+        <w:tblLook w:firstColumn="1" w:firstRow="1" w:lastColumn="0" w:lastRow="0" w:noHBand="0" w:noVBand="1" w:val="04A0"/>
+        <w:tblLayout w:type="fixed"/>
+      </w:tblPr>
+      <w:tblGrid>
+        <w:gridCol w:w="9356"/>
+      </w:tblGrid>
+      <w:tr>
+        <w:trPr>
+          <w:cantSplit w:val="true"/>
+        </w:trPr>
+        <w:tc>
+          <w:tcPr>
+            <w:tcW w:type="dxa" w:w="9354"/>
+            <w:shd w:val="clear" w:fill="EAF1F8"/>
+            <w:tcBorders>
+              <w:left w:val="single" w:sz="24" w:color="2C6FA6"/>
+              <w:top w:val="single" w:sz="4" w:color="EAF1F8"/>
+              <w:bottom w:val="single" w:sz="4" w:color="EAF1F8"/>
+              <w:right w:val="single" w:sz="4" w:color="EAF1F8"/>
+            </w:tcBorders>
+          </w:tcPr>
+          <w:p>
+            <w:pPr>
+              <w:spacing w:line="288" w:lineRule="auto" w:after="0"/>
+              <w:ind w:firstLine="0"/>
+            </w:pPr>
+            <w:r>
+              <w:rPr>
+                <w:rFonts w:ascii="Times New Roman" w:hAnsi="Times New Roman" w:cs="Times New Roman" w:eastAsia="Times New Roman"/>
+                <w:b/>
+                <w:i w:val="0"/>
+                <w:color w:val="2C6FA6"/>
+                <w:sz w:val="26"/>
+              </w:rPr>
+              <w:t xml:space="preserve">ПРИМЕЧАНИЕ. </w:t>
+            </w:r>
+            <w:r>
+              <w:rPr>
+                <w:rFonts w:ascii="Times New Roman" w:hAnsi="Times New Roman" w:cs="Times New Roman" w:eastAsia="Times New Roman"/>
+                <w:b w:val="0"/>
+                <w:i w:val="0"/>
+                <w:color w:val="000000"/>
+                <w:sz w:val="26"/>
+              </w:rPr>
+              <w:t>Пометка держится ровно пока действует запрет, на который она ссылается: если администратор убрал запись из чёрного списка, пометка гаснет сама и заявку можно согласовать без подтверждения пропуска.</w:t>
             </w:r>
           </w:p>
         </w:tc>
@@ -7743,6 +7812,93 @@
                 <w:sz w:val="24"/>
               </w:rPr>
               <w:t>Уточнено, что пропуск помеченного элемента подтверждает согласующий либо принимающий, и что принимающий может убрать строку из заявки</w:t>
+            </w:r>
+          </w:p>
+        </w:tc>
+        <w:tc>
+          <w:tcPr>
+            <w:tcW w:type="dxa" w:w="850"/>
+          </w:tcPr>
+          <w:p>
+            <w:pPr>
+              <w:keepNext/>
+              <w:spacing w:line="240" w:lineRule="auto" w:after="0"/>
+              <w:ind w:firstLine="0"/>
+              <w:jc w:val="left"/>
+            </w:pPr>
+          </w:p>
+        </w:tc>
+      </w:tr>
+      <w:tr>
+        <w:trPr>
+          <w:cantSplit w:val="true"/>
+        </w:trPr>
+        <w:tc>
+          <w:tcPr>
+            <w:tcW w:type="dxa" w:w="1134"/>
+          </w:tcPr>
+          <w:p>
+            <w:pPr>
+              <w:keepNext/>
+              <w:spacing w:line="240" w:lineRule="auto" w:after="0"/>
+              <w:ind w:firstLine="0"/>
+              <w:jc w:val="left"/>
+            </w:pPr>
+            <w:r>
+              <w:rPr>
+                <w:rFonts w:ascii="Times New Roman" w:hAnsi="Times New Roman" w:cs="Times New Roman" w:eastAsia="Times New Roman"/>
+                <w:b w:val="0"/>
+                <w:i w:val="0"/>
+                <w:color w:val="000000"/>
+                <w:sz w:val="24"/>
+              </w:rPr>
+              <w:t>1.6</w:t>
+            </w:r>
+          </w:p>
+        </w:tc>
+        <w:tc>
+          <w:tcPr>
+            <w:tcW w:type="dxa" w:w="1701"/>
+          </w:tcPr>
+          <w:p>
+            <w:pPr>
+              <w:keepNext/>
+              <w:spacing w:line="240" w:lineRule="auto" w:after="0"/>
+              <w:ind w:firstLine="0"/>
+              <w:jc w:val="left"/>
+            </w:pPr>
+            <w:r>
+              <w:rPr>
+                <w:rFonts w:ascii="Times New Roman" w:hAnsi="Times New Roman" w:cs="Times New Roman" w:eastAsia="Times New Roman"/>
+                <w:b w:val="0"/>
+                <w:i w:val="0"/>
+                <w:color w:val="000000"/>
+                <w:sz w:val="24"/>
+              </w:rPr>
+              <w:t>15.08.2026</w:t>
+            </w:r>
+          </w:p>
+        </w:tc>
+        <w:tc>
+          <w:tcPr>
+            <w:tcW w:type="dxa" w:w="5669"/>
+          </w:tcPr>
+          <w:p>
+            <w:pPr>
+              <w:keepNext/>
+              <w:spacing w:line="240" w:lineRule="auto" w:after="0"/>
+              <w:ind w:firstLine="0"/>
+              <w:jc w:val="left"/>
+            </w:pPr>
+            <w:r>
+              <w:rPr>
+                <w:rFonts w:ascii="Times New Roman" w:hAnsi="Times New Roman" w:cs="Times New Roman" w:eastAsia="Times New Roman"/>
+                <w:b w:val="0"/>
+                <w:i w:val="0"/>
+                <w:color w:val="000000"/>
+                <w:sz w:val="24"/>
+              </w:rPr>
+              <w:t>Кнопка разбора пометки названа по экрану - «Принять» со стрелкой; добавлено, что снятая запись гасит пометку сама</w:t>
             </w:r>
           </w:p>
         </w:tc>

--- a/Документация/Руководство согласующего/Руководство согласующего.docx
+++ b/Документация/Руководство согласующего/Руководство согласующего.docx
@@ -157,7 +157,7 @@
           <w:color w:val="000000"/>
           <w:sz w:val="26"/>
         </w:rPr>
-        <w:t>Версия документа: 1.5</w:t>
+        <w:t>Версия документа: 1.6</w:t>
       </w:r>
     </w:p>
     <w:p>
@@ -173,7 +173,7 @@
           <w:color w:val="000000"/>
           <w:sz w:val="26"/>
         </w:rPr>
-        <w:t>Дата: 14.08.2026</w:t>
+        <w:t>Дата: 15.08.2026</w:t>
       </w:r>
     </w:p>
     <w:p>
@@ -1087,7 +1087,7 @@
           <w:sz w:val="26"/>
         </w:rPr>
         <w:tab/>
-        <w:t>16</w:t>
+        <w:t>17</w:t>
       </w:r>
     </w:p>
     <w:p>
@@ -1118,7 +1118,7 @@
           <w:sz w:val="26"/>
         </w:rPr>
         <w:tab/>
-        <w:t>17</w:t>
+        <w:t>18</w:t>
       </w:r>
     </w:p>
     <w:p>
@@ -1149,7 +1149,7 @@
           <w:sz w:val="26"/>
         </w:rPr>
         <w:tab/>
-        <w:t>17</w:t>
+        <w:t>18</w:t>
       </w:r>
     </w:p>
     <w:p>
@@ -1180,7 +1180,7 @@
           <w:sz w:val="26"/>
         </w:rPr>
         <w:tab/>
-        <w:t>17</w:t>
+        <w:t>18</w:t>
       </w:r>
     </w:p>
     <w:p>
@@ -1211,7 +1211,7 @@
           <w:sz w:val="26"/>
         </w:rPr>
         <w:tab/>
-        <w:t>18</w:t>
+        <w:t>19</w:t>
       </w:r>
     </w:p>
     <w:p>
@@ -1242,7 +1242,7 @@
           <w:sz w:val="26"/>
         </w:rPr>
         <w:tab/>
-        <w:t>18</w:t>
+        <w:t>19</w:t>
       </w:r>
     </w:p>
     <w:p>
@@ -5574,7 +5574,7 @@
           <w:color w:val="000000"/>
           <w:sz w:val="28"/>
         </w:rPr>
-        <w:t>«Пропустить»</w:t>
+        <w:t>«Принять»</w:t>
       </w:r>
       <w:r>
         <w:rPr>
@@ -5584,7 +5584,7 @@
           <w:color w:val="000000"/>
           <w:sz w:val="28"/>
         </w:rPr>
-        <w:t xml:space="preserve"> в строке вложения. Откроется окно </w:t>
+        <w:t xml:space="preserve"> в строке вложения (у кнопки есть стрелка - под ней лежат другие действия, доступные принимающему). Откроется окно </w:t>
       </w:r>
       <w:r>
         <w:rPr>
@@ -5740,6 +5740,75 @@
                 <w:sz w:val="26"/>
               </w:rPr>
               <w:t>Подтверждение пропуска - решение под вашу ответственность, и оно остаётся в истории заявки вместе с указанной причиной. Если сходство вызывает сомнение, надёжнее задать вопрос заявителю или отказать.</w:t>
+            </w:r>
+          </w:p>
+        </w:tc>
+      </w:tr>
+    </w:tbl>
+    <w:p>
+      <w:pPr>
+        <w:spacing w:after="0" w:line="240" w:lineRule="auto"/>
+        <w:ind w:firstLine="0"/>
+      </w:pPr>
+      <w:r>
+        <w:rPr>
+          <w:rFonts w:ascii="Times New Roman" w:hAnsi="Times New Roman" w:cs="Times New Roman" w:eastAsia="Times New Roman"/>
+          <w:b w:val="0"/>
+          <w:i w:val="0"/>
+          <w:color w:val="000000"/>
+          <w:sz w:val="12"/>
+        </w:rPr>
+      </w:r>
+    </w:p>
+    <w:tbl>
+      <w:tblPr>
+        <w:tblW w:type="auto" w:w="0"/>
+        <w:tblLayout w:type="fixed"/>
+        <w:tblLook w:firstColumn="1" w:firstRow="1" w:lastColumn="0" w:lastRow="0" w:noHBand="0" w:noVBand="1" w:val="04A0"/>
+        <w:tblLayout w:type="fixed"/>
+      </w:tblPr>
+      <w:tblGrid>
+        <w:gridCol w:w="9356"/>
+      </w:tblGrid>
+      <w:tr>
+        <w:trPr>
+          <w:cantSplit w:val="true"/>
+        </w:trPr>
+        <w:tc>
+          <w:tcPr>
+            <w:tcW w:type="dxa" w:w="9354"/>
+            <w:shd w:val="clear" w:fill="EAF1F8"/>
+            <w:tcBorders>
+              <w:left w:val="single" w:sz="24" w:color="2C6FA6"/>
+              <w:top w:val="single" w:sz="4" w:color="EAF1F8"/>
+              <w:bottom w:val="single" w:sz="4" w:color="EAF1F8"/>
+              <w:right w:val="single" w:sz="4" w:color="EAF1F8"/>
+            </w:tcBorders>
+          </w:tcPr>
+          <w:p>
+            <w:pPr>
+              <w:spacing w:line="288" w:lineRule="auto" w:after="0"/>
+              <w:ind w:firstLine="0"/>
+            </w:pPr>
+            <w:r>
+              <w:rPr>
+                <w:rFonts w:ascii="Times New Roman" w:hAnsi="Times New Roman" w:cs="Times New Roman" w:eastAsia="Times New Roman"/>
+                <w:b/>
+                <w:i w:val="0"/>
+                <w:color w:val="2C6FA6"/>
+                <w:sz w:val="26"/>
+              </w:rPr>
+              <w:t xml:space="preserve">ПРИМЕЧАНИЕ. </w:t>
+            </w:r>
+            <w:r>
+              <w:rPr>
+                <w:rFonts w:ascii="Times New Roman" w:hAnsi="Times New Roman" w:cs="Times New Roman" w:eastAsia="Times New Roman"/>
+                <w:b w:val="0"/>
+                <w:i w:val="0"/>
+                <w:color w:val="000000"/>
+                <w:sz w:val="26"/>
+              </w:rPr>
+              <w:t>Пометка держится ровно пока действует запрет, на который она ссылается: если администратор убрал запись из чёрного списка, пометка гаснет сама и заявку можно согласовать без подтверждения пропуска.</w:t>
             </w:r>
           </w:p>
         </w:tc>

--- a/Документация/Руководство согласующего/Руководство согласующего.docx
+++ b/Документация/Руководство согласующего/Руководство согласующего.docx
@@ -157,7 +157,7 @@
           <w:color w:val="000000"/>
           <w:sz w:val="26"/>
         </w:rPr>
-        <w:t>Версия документа: 1.6</w:t>
+        <w:t>Версия документа: 1.7</w:t>
       </w:r>
     </w:p>
     <w:p>
@@ -173,7 +173,7 @@
           <w:color w:val="000000"/>
           <w:sz w:val="26"/>
         </w:rPr>
-        <w:t>Дата: 15.08.2026</w:t>
+        <w:t>Дата: 25.08.2026</w:t>
       </w:r>
     </w:p>
     <w:p>
@@ -4157,7 +4157,7 @@
           <w:color w:val="000000"/>
           <w:sz w:val="28"/>
         </w:rPr>
-        <w:t xml:space="preserve"> - номер заявки, дата и день недели подачи, кнопки </w:t>
+        <w:t xml:space="preserve"> - номер заявки (нажатие копирует его), дата и день недели подачи, кнопки </w:t>
       </w:r>
       <w:r>
         <w:rPr>
@@ -5584,7 +5584,7 @@
           <w:color w:val="000000"/>
           <w:sz w:val="28"/>
         </w:rPr>
-        <w:t xml:space="preserve"> в строке вложения (у кнопки есть стрелка - под ней лежат другие действия, доступные принимающему). Откроется окно </w:t>
+        <w:t xml:space="preserve"> в строке вложения. Откроется окно </w:t>
       </w:r>
       <w:r>
         <w:rPr>
@@ -5604,7 +5604,27 @@
           <w:color w:val="000000"/>
           <w:sz w:val="28"/>
         </w:rPr>
-        <w:t>: в нём указано, на какую запись чёрного списка похож объект и по какой причине она заведена.</w:t>
+        <w:t xml:space="preserve">: в нём указано, на какую запись чёрного списка похож объект и по какой причине она заведена. Рядом с кнопкой бывает стрелка - под ней лежит </w:t>
+      </w:r>
+      <w:r>
+        <w:rPr>
+          <w:rFonts w:ascii="Times New Roman" w:hAnsi="Times New Roman" w:cs="Times New Roman" w:eastAsia="Times New Roman"/>
+          <w:b/>
+          <w:i w:val="0"/>
+          <w:color w:val="000000"/>
+          <w:sz w:val="28"/>
+        </w:rPr>
+        <w:t>«Убрать из заявки»</w:t>
+      </w:r>
+      <w:r>
+        <w:rPr>
+          <w:rFonts w:ascii="Times New Roman" w:hAnsi="Times New Roman" w:cs="Times New Roman" w:eastAsia="Times New Roman"/>
+          <w:b w:val="0"/>
+          <w:i w:val="0"/>
+          <w:color w:val="000000"/>
+          <w:sz w:val="28"/>
+        </w:rPr>
+        <w:t>, действие принимающего; если такого права у вас нет, стрелки не будет.</w:t>
       </w:r>
     </w:p>
     <w:p>
@@ -7899,6 +7919,93 @@
                 <w:sz w:val="24"/>
               </w:rPr>
               <w:t>Кнопка разбора пометки названа по экрану - «Принять» со стрелкой; добавлено, что снятая запись гасит пометку сама</w:t>
+            </w:r>
+          </w:p>
+        </w:tc>
+        <w:tc>
+          <w:tcPr>
+            <w:tcW w:type="dxa" w:w="850"/>
+          </w:tcPr>
+          <w:p>
+            <w:pPr>
+              <w:keepNext/>
+              <w:spacing w:line="240" w:lineRule="auto" w:after="0"/>
+              <w:ind w:firstLine="0"/>
+              <w:jc w:val="left"/>
+            </w:pPr>
+          </w:p>
+        </w:tc>
+      </w:tr>
+      <w:tr>
+        <w:trPr>
+          <w:cantSplit w:val="true"/>
+        </w:trPr>
+        <w:tc>
+          <w:tcPr>
+            <w:tcW w:type="dxa" w:w="1134"/>
+          </w:tcPr>
+          <w:p>
+            <w:pPr>
+              <w:keepNext/>
+              <w:spacing w:line="240" w:lineRule="auto" w:after="0"/>
+              <w:ind w:firstLine="0"/>
+              <w:jc w:val="left"/>
+            </w:pPr>
+            <w:r>
+              <w:rPr>
+                <w:rFonts w:ascii="Times New Roman" w:hAnsi="Times New Roman" w:cs="Times New Roman" w:eastAsia="Times New Roman"/>
+                <w:b w:val="0"/>
+                <w:i w:val="0"/>
+                <w:color w:val="000000"/>
+                <w:sz w:val="24"/>
+              </w:rPr>
+              <w:t>1.7</w:t>
+            </w:r>
+          </w:p>
+        </w:tc>
+        <w:tc>
+          <w:tcPr>
+            <w:tcW w:type="dxa" w:w="1701"/>
+          </w:tcPr>
+          <w:p>
+            <w:pPr>
+              <w:keepNext/>
+              <w:spacing w:line="240" w:lineRule="auto" w:after="0"/>
+              <w:ind w:firstLine="0"/>
+              <w:jc w:val="left"/>
+            </w:pPr>
+            <w:r>
+              <w:rPr>
+                <w:rFonts w:ascii="Times New Roman" w:hAnsi="Times New Roman" w:cs="Times New Roman" w:eastAsia="Times New Roman"/>
+                <w:b w:val="0"/>
+                <w:i w:val="0"/>
+                <w:color w:val="000000"/>
+                <w:sz w:val="24"/>
+              </w:rPr>
+              <w:t>25.08.2026</w:t>
+            </w:r>
+          </w:p>
+        </w:tc>
+        <w:tc>
+          <w:tcPr>
+            <w:tcW w:type="dxa" w:w="5669"/>
+          </w:tcPr>
+          <w:p>
+            <w:pPr>
+              <w:keepNext/>
+              <w:spacing w:line="240" w:lineRule="auto" w:after="0"/>
+              <w:ind w:firstLine="0"/>
+              <w:jc w:val="left"/>
+            </w:pPr>
+            <w:r>
+              <w:rPr>
+                <w:rFonts w:ascii="Times New Roman" w:hAnsi="Times New Roman" w:cs="Times New Roman" w:eastAsia="Times New Roman"/>
+                <w:b w:val="0"/>
+                <w:i w:val="0"/>
+                <w:color w:val="000000"/>
+                <w:sz w:val="24"/>
+              </w:rPr>
+              <w:t>Уточнён состав шапки карточки заявки и условие, при котором у кнопки «Принять» появляется стрелка с действиями принимающего</w:t>
             </w:r>
           </w:p>
         </w:tc>
